--- a/Otchet_po_prodelannoy_rabote.docx
+++ b/Otchet_po_prodelannoy_rabote.docx
@@ -1,10 +1,9 @@
 
 <file path=word/document.xml><?xml version="1.0" encoding="utf-8"?>
-<w:document xmlns:o="urn:schemas-microsoft-com:office:office" xmlns:r="http://schemas.openxmlformats.org/officeDocument/2006/relationships" xmlns:v="urn:schemas-microsoft-com:vml" xmlns:w="http://schemas.openxmlformats.org/wordprocessingml/2006/main" xmlns:w10="urn:schemas-microsoft-com:office:word" xmlns:wp="http://schemas.openxmlformats.org/drawingml/2006/wordprocessingDrawing" xmlns:wps="http://schemas.microsoft.com/office/word/2010/wordprocessingShape" xmlns:wpg="http://schemas.microsoft.com/office/word/2010/wordprocessingGroup" xmlns:mc="http://schemas.openxmlformats.org/markup-compatibility/2006" xmlns:wp14="http://schemas.microsoft.com/office/word/2010/wordprocessingDrawing" xmlns:w14="http://schemas.microsoft.com/office/word/2010/wordml" xmlns:w15="http://schemas.microsoft.com/office/word/2012/wordml" mc:Ignorable="w14 wp14 w15">
+<w:document xmlns:wpc="http://schemas.microsoft.com/office/word/2010/wordprocessingCanvas" xmlns:cx="http://schemas.microsoft.com/office/drawing/2014/chartex" xmlns:cx1="http://schemas.microsoft.com/office/drawing/2015/9/8/chartex" xmlns:cx2="http://schemas.microsoft.com/office/drawing/2015/10/21/chartex" xmlns:cx3="http://schemas.microsoft.com/office/drawing/2016/5/9/chartex" xmlns:cx4="http://schemas.microsoft.com/office/drawing/2016/5/10/chartex" xmlns:cx5="http://schemas.microsoft.com/office/drawing/2016/5/11/chartex" xmlns:cx6="http://schemas.microsoft.com/office/drawing/2016/5/12/chartex" xmlns:cx7="http://schemas.microsoft.com/office/drawing/2016/5/13/chartex" xmlns:cx8="http://schemas.microsoft.com/office/drawing/2016/5/14/chartex" xmlns:mc="http://schemas.openxmlformats.org/markup-compatibility/2006" xmlns:aink="http://schemas.microsoft.com/office/drawing/2016/ink" xmlns:am3d="http://schemas.microsoft.com/office/drawing/2017/model3d" xmlns:o="urn:schemas-microsoft-com:office:office" xmlns:r="http://schemas.openxmlformats.org/officeDocument/2006/relationships" xmlns:m="http://schemas.openxmlformats.org/officeDocument/2006/math" xmlns:v="urn:schemas-microsoft-com:vml" xmlns:wp14="http://schemas.microsoft.com/office/word/2010/wordprocessingDrawing" xmlns:wp="http://schemas.openxmlformats.org/drawingml/2006/wordprocessingDrawing" xmlns:w10="urn:schemas-microsoft-com:office:word" xmlns:w="http://schemas.openxmlformats.org/wordprocessingml/2006/main" xmlns:w14="http://schemas.microsoft.com/office/word/2010/wordml" xmlns:w15="http://schemas.microsoft.com/office/word/2012/wordml" xmlns:w16cex="http://schemas.microsoft.com/office/word/2018/wordml/cex" xmlns:w16cid="http://schemas.microsoft.com/office/word/2016/wordml/cid" xmlns:w16="http://schemas.microsoft.com/office/word/2018/wordml" xmlns:w16sdtdh="http://schemas.microsoft.com/office/word/2020/wordml/sdtdatahash" xmlns:w16se="http://schemas.microsoft.com/office/word/2015/wordml/symex" xmlns:wpg="http://schemas.microsoft.com/office/word/2010/wordprocessingGroup" xmlns:wpi="http://schemas.microsoft.com/office/word/2010/wordprocessingInk" xmlns:wne="http://schemas.microsoft.com/office/word/2006/wordml" xmlns:wps="http://schemas.microsoft.com/office/word/2010/wordprocessingShape" mc:Ignorable="w14 w15 w16se w16cid w16 w16cex w16sdtdh wp14">
   <w:body>
     <w:p>
       <w:pPr>
-        <w:pStyle w:val="Normal"/>
         <w:jc w:val="center"/>
         <w:rPr>
           <w:rFonts w:ascii="Times New Roman" w:hAnsi="Times New Roman" w:cs="Times New Roman"/>
@@ -16,7 +15,7 @@
       </w:pPr>
       <w:r>
         <w:rPr>
-          <w:rFonts w:cs="Times New Roman" w:ascii="Times New Roman" w:hAnsi="Times New Roman"/>
+          <w:rFonts w:ascii="Times New Roman" w:hAnsi="Times New Roman" w:cs="Times New Roman"/>
           <w:b/>
           <w:bCs/>
           <w:sz w:val="32"/>
@@ -26,7 +25,7 @@
       </w:r>
       <w:r>
         <w:rPr>
-          <w:rFonts w:cs="Times New Roman" w:ascii="Times New Roman" w:hAnsi="Times New Roman"/>
+          <w:rFonts w:ascii="Times New Roman" w:hAnsi="Times New Roman" w:cs="Times New Roman"/>
           <w:b/>
           <w:bCs/>
           <w:sz w:val="32"/>
@@ -37,7 +36,7 @@
       </w:r>
       <w:r>
         <w:rPr>
-          <w:rFonts w:cs="Times New Roman" w:ascii="Times New Roman" w:hAnsi="Times New Roman"/>
+          <w:rFonts w:ascii="Times New Roman" w:hAnsi="Times New Roman" w:cs="Times New Roman"/>
           <w:b/>
           <w:bCs/>
           <w:sz w:val="32"/>
@@ -47,7 +46,7 @@
       </w:r>
       <w:r>
         <w:rPr>
-          <w:rFonts w:cs="Times New Roman" w:ascii="Times New Roman" w:hAnsi="Times New Roman"/>
+          <w:rFonts w:ascii="Times New Roman" w:hAnsi="Times New Roman" w:cs="Times New Roman"/>
           <w:b/>
           <w:bCs/>
           <w:sz w:val="32"/>
@@ -58,7 +57,7 @@
       </w:r>
       <w:r>
         <w:rPr>
-          <w:rFonts w:cs="Times New Roman" w:ascii="Times New Roman" w:hAnsi="Times New Roman"/>
+          <w:rFonts w:ascii="Times New Roman" w:hAnsi="Times New Roman" w:cs="Times New Roman"/>
           <w:b/>
           <w:bCs/>
           <w:sz w:val="32"/>
@@ -69,7 +68,7 @@
     </w:p>
     <w:p>
       <w:pPr>
-        <w:pStyle w:val="ListParagraph"/>
+        <w:pStyle w:val="a6"/>
         <w:numPr>
           <w:ilvl w:val="0"/>
           <w:numId w:val="1"/>
@@ -83,7 +82,7 @@
       </w:pPr>
       <w:r>
         <w:rPr>
-          <w:rFonts w:cs="Times New Roman" w:ascii="Times New Roman" w:hAnsi="Times New Roman"/>
+          <w:rFonts w:ascii="Times New Roman" w:hAnsi="Times New Roman" w:cs="Times New Roman"/>
           <w:sz w:val="24"/>
           <w:szCs w:val="24"/>
         </w:rPr>
@@ -92,7 +91,7 @@
     </w:p>
     <w:p>
       <w:pPr>
-        <w:pStyle w:val="ListParagraph"/>
+        <w:pStyle w:val="a6"/>
         <w:rPr>
           <w:rFonts w:ascii="Times New Roman" w:hAnsi="Times New Roman" w:cs="Times New Roman"/>
           <w:sz w:val="32"/>
@@ -100,12 +99,14 @@
         </w:rPr>
       </w:pPr>
       <w:r>
-        <w:rPr/>
+        <w:rPr>
+          <w:noProof/>
+        </w:rPr>
         <w:drawing>
-          <wp:inline distT="0" distB="0" distL="0" distR="0">
+          <wp:inline distT="0" distB="0" distL="0" distR="0" wp14:anchorId="129161E5" wp14:editId="6E654F60">
             <wp:extent cx="4895850" cy="8334375"/>
             <wp:effectExtent l="0" t="0" r="0" b="0"/>
-            <wp:docPr id="1" name="Рисунок 1" descr=""/>
+            <wp:docPr id="1" name="Рисунок 1"/>
             <wp:cNvGraphicFramePr>
               <a:graphicFrameLocks xmlns:a="http://schemas.openxmlformats.org/drawingml/2006/main" noChangeAspect="1"/>
             </wp:cNvGraphicFramePr>
@@ -113,13 +114,13 @@
               <a:graphicData uri="http://schemas.openxmlformats.org/drawingml/2006/picture">
                 <pic:pic xmlns:pic="http://schemas.openxmlformats.org/drawingml/2006/picture">
                   <pic:nvPicPr>
-                    <pic:cNvPr id="1" name="Рисунок 1" descr=""/>
+                    <pic:cNvPr id="1" name="Рисунок 1"/>
                     <pic:cNvPicPr>
                       <a:picLocks noChangeAspect="1" noChangeArrowheads="1"/>
                     </pic:cNvPicPr>
                   </pic:nvPicPr>
                   <pic:blipFill>
-                    <a:blip r:embed="rId2"/>
+                    <a:blip r:embed="rId5"/>
                     <a:stretch>
                       <a:fillRect/>
                     </a:stretch>
@@ -142,45 +143,39 @@
     </w:p>
     <w:p>
       <w:pPr>
-        <w:pStyle w:val="ListParagraph"/>
+        <w:pStyle w:val="a6"/>
         <w:rPr>
           <w:rFonts w:ascii="Times New Roman" w:hAnsi="Times New Roman" w:cs="Times New Roman"/>
           <w:sz w:val="32"/>
           <w:szCs w:val="32"/>
         </w:rPr>
       </w:pPr>
-      <w:r>
-        <w:rPr>
-          <w:rFonts w:cs="Times New Roman" w:ascii="Times New Roman" w:hAnsi="Times New Roman"/>
+    </w:p>
+    <w:p>
+      <w:pPr>
+        <w:rPr>
+          <w:rFonts w:ascii="Times New Roman" w:hAnsi="Times New Roman" w:cs="Times New Roman"/>
           <w:sz w:val="32"/>
           <w:szCs w:val="32"/>
         </w:rPr>
-      </w:r>
-    </w:p>
-    <w:p>
-      <w:pPr>
-        <w:pStyle w:val="Normal"/>
+      </w:pPr>
+      <w:r>
         <w:rPr>
           <w:rFonts w:ascii="Times New Roman" w:hAnsi="Times New Roman" w:cs="Times New Roman"/>
           <w:sz w:val="32"/>
           <w:szCs w:val="32"/>
         </w:rPr>
-      </w:pPr>
-      <w:r>
-        <w:rPr>
-          <w:rFonts w:cs="Times New Roman" w:ascii="Times New Roman" w:hAnsi="Times New Roman"/>
-          <w:sz w:val="32"/>
-          <w:szCs w:val="32"/>
-        </w:rPr>
         <w:t xml:space="preserve">        </w:t>
       </w:r>
       <w:r>
-        <w:rPr/>
+        <w:rPr>
+          <w:noProof/>
+        </w:rPr>
         <w:drawing>
-          <wp:inline distT="0" distB="0" distL="0" distR="0">
+          <wp:inline distT="0" distB="0" distL="0" distR="0" wp14:anchorId="3FA31720" wp14:editId="6EBB0D33">
             <wp:extent cx="5172075" cy="3028950"/>
             <wp:effectExtent l="0" t="0" r="0" b="0"/>
-            <wp:docPr id="2" name="Рисунок 2" descr=""/>
+            <wp:docPr id="2" name="Рисунок 2"/>
             <wp:cNvGraphicFramePr>
               <a:graphicFrameLocks xmlns:a="http://schemas.openxmlformats.org/drawingml/2006/main" noChangeAspect="1"/>
             </wp:cNvGraphicFramePr>
@@ -188,13 +183,13 @@
               <a:graphicData uri="http://schemas.openxmlformats.org/drawingml/2006/picture">
                 <pic:pic xmlns:pic="http://schemas.openxmlformats.org/drawingml/2006/picture">
                   <pic:nvPicPr>
-                    <pic:cNvPr id="2" name="Рисунок 2" descr=""/>
+                    <pic:cNvPr id="2" name="Рисунок 2"/>
                     <pic:cNvPicPr>
                       <a:picLocks noChangeAspect="1" noChangeArrowheads="1"/>
                     </pic:cNvPicPr>
                   </pic:nvPicPr>
                   <pic:blipFill>
-                    <a:blip r:embed="rId3"/>
+                    <a:blip r:embed="rId6"/>
                     <a:stretch>
                       <a:fillRect/>
                     </a:stretch>
@@ -217,7 +212,7 @@
     </w:p>
     <w:p>
       <w:pPr>
-        <w:pStyle w:val="ListParagraph"/>
+        <w:pStyle w:val="a6"/>
         <w:numPr>
           <w:ilvl w:val="0"/>
           <w:numId w:val="1"/>
@@ -231,7 +226,7 @@
       </w:pPr>
       <w:r>
         <w:rPr>
-          <w:rFonts w:cs="Times New Roman" w:ascii="Times New Roman" w:hAnsi="Times New Roman"/>
+          <w:rFonts w:ascii="Times New Roman" w:hAnsi="Times New Roman" w:cs="Times New Roman"/>
           <w:sz w:val="24"/>
           <w:szCs w:val="24"/>
         </w:rPr>
@@ -240,7 +235,7 @@
     </w:p>
     <w:p>
       <w:pPr>
-        <w:pStyle w:val="ListParagraph"/>
+        <w:pStyle w:val="a6"/>
         <w:rPr>
           <w:rFonts w:ascii="Times New Roman" w:hAnsi="Times New Roman" w:cs="Times New Roman"/>
           <w:sz w:val="32"/>
@@ -248,12 +243,14 @@
         </w:rPr>
       </w:pPr>
       <w:r>
-        <w:rPr/>
+        <w:rPr>
+          <w:noProof/>
+        </w:rPr>
         <w:drawing>
-          <wp:inline distT="0" distB="0" distL="0" distR="0">
+          <wp:inline distT="0" distB="0" distL="0" distR="0" wp14:anchorId="18F650EB" wp14:editId="3C8B16B8">
             <wp:extent cx="5267325" cy="1019175"/>
             <wp:effectExtent l="0" t="0" r="0" b="0"/>
-            <wp:docPr id="3" name="Рисунок 3" descr=""/>
+            <wp:docPr id="3" name="Рисунок 3"/>
             <wp:cNvGraphicFramePr>
               <a:graphicFrameLocks xmlns:a="http://schemas.openxmlformats.org/drawingml/2006/main" noChangeAspect="1"/>
             </wp:cNvGraphicFramePr>
@@ -261,13 +258,13 @@
               <a:graphicData uri="http://schemas.openxmlformats.org/drawingml/2006/picture">
                 <pic:pic xmlns:pic="http://schemas.openxmlformats.org/drawingml/2006/picture">
                   <pic:nvPicPr>
-                    <pic:cNvPr id="3" name="Рисунок 3" descr=""/>
+                    <pic:cNvPr id="3" name="Рисунок 3"/>
                     <pic:cNvPicPr>
                       <a:picLocks noChangeAspect="1" noChangeArrowheads="1"/>
                     </pic:cNvPicPr>
                   </pic:nvPicPr>
                   <pic:blipFill>
-                    <a:blip r:embed="rId4"/>
+                    <a:blip r:embed="rId7"/>
                     <a:stretch>
                       <a:fillRect/>
                     </a:stretch>
@@ -290,7 +287,7 @@
     </w:p>
     <w:p>
       <w:pPr>
-        <w:pStyle w:val="ListParagraph"/>
+        <w:pStyle w:val="a6"/>
         <w:numPr>
           <w:ilvl w:val="0"/>
           <w:numId w:val="1"/>
@@ -304,7 +301,7 @@
       </w:pPr>
       <w:r>
         <w:rPr>
-          <w:rFonts w:cs="Times New Roman" w:ascii="Times New Roman" w:hAnsi="Times New Roman"/>
+          <w:rFonts w:ascii="Times New Roman" w:hAnsi="Times New Roman" w:cs="Times New Roman"/>
           <w:sz w:val="24"/>
           <w:szCs w:val="24"/>
         </w:rPr>
@@ -313,7 +310,7 @@
     </w:p>
     <w:p>
       <w:pPr>
-        <w:pStyle w:val="ListParagraph"/>
+        <w:pStyle w:val="a6"/>
         <w:rPr>
           <w:rFonts w:ascii="Times New Roman" w:hAnsi="Times New Roman" w:cs="Times New Roman"/>
           <w:sz w:val="32"/>
@@ -321,12 +318,14 @@
         </w:rPr>
       </w:pPr>
       <w:r>
-        <w:rPr/>
+        <w:rPr>
+          <w:noProof/>
+        </w:rPr>
         <w:drawing>
-          <wp:inline distT="0" distB="0" distL="0" distR="0">
+          <wp:inline distT="0" distB="0" distL="0" distR="0" wp14:anchorId="3EF37865" wp14:editId="1D5E9595">
             <wp:extent cx="5229225" cy="1162050"/>
             <wp:effectExtent l="0" t="0" r="0" b="0"/>
-            <wp:docPr id="4" name="Рисунок 4" descr=""/>
+            <wp:docPr id="4" name="Рисунок 4"/>
             <wp:cNvGraphicFramePr>
               <a:graphicFrameLocks xmlns:a="http://schemas.openxmlformats.org/drawingml/2006/main" noChangeAspect="1"/>
             </wp:cNvGraphicFramePr>
@@ -334,13 +333,13 @@
               <a:graphicData uri="http://schemas.openxmlformats.org/drawingml/2006/picture">
                 <pic:pic xmlns:pic="http://schemas.openxmlformats.org/drawingml/2006/picture">
                   <pic:nvPicPr>
-                    <pic:cNvPr id="4" name="Рисунок 4" descr=""/>
+                    <pic:cNvPr id="4" name="Рисунок 4"/>
                     <pic:cNvPicPr>
                       <a:picLocks noChangeAspect="1" noChangeArrowheads="1"/>
                     </pic:cNvPicPr>
                   </pic:nvPicPr>
                   <pic:blipFill>
-                    <a:blip r:embed="rId5"/>
+                    <a:blip r:embed="rId8"/>
                     <a:stretch>
                       <a:fillRect/>
                     </a:stretch>
@@ -363,7 +362,7 @@
     </w:p>
     <w:p>
       <w:pPr>
-        <w:pStyle w:val="ListParagraph"/>
+        <w:pStyle w:val="a6"/>
         <w:numPr>
           <w:ilvl w:val="0"/>
           <w:numId w:val="1"/>
@@ -377,7 +376,7 @@
       </w:pPr>
       <w:r>
         <w:rPr>
-          <w:rFonts w:cs="Times New Roman" w:ascii="Times New Roman" w:hAnsi="Times New Roman"/>
+          <w:rFonts w:ascii="Times New Roman" w:hAnsi="Times New Roman" w:cs="Times New Roman"/>
           <w:sz w:val="24"/>
           <w:szCs w:val="24"/>
         </w:rPr>
@@ -386,7 +385,7 @@
     </w:p>
     <w:p>
       <w:pPr>
-        <w:pStyle w:val="ListParagraph"/>
+        <w:pStyle w:val="a6"/>
         <w:rPr>
           <w:rFonts w:ascii="Times New Roman" w:hAnsi="Times New Roman" w:cs="Times New Roman"/>
           <w:sz w:val="32"/>
@@ -394,12 +393,14 @@
         </w:rPr>
       </w:pPr>
       <w:r>
-        <w:rPr/>
+        <w:rPr>
+          <w:noProof/>
+        </w:rPr>
         <w:drawing>
-          <wp:inline distT="0" distB="0" distL="0" distR="0">
+          <wp:inline distT="0" distB="0" distL="0" distR="0" wp14:anchorId="509D3544" wp14:editId="3A115E20">
             <wp:extent cx="4371975" cy="1066800"/>
             <wp:effectExtent l="0" t="0" r="0" b="0"/>
-            <wp:docPr id="5" name="Рисунок 5" descr=""/>
+            <wp:docPr id="5" name="Рисунок 5"/>
             <wp:cNvGraphicFramePr>
               <a:graphicFrameLocks xmlns:a="http://schemas.openxmlformats.org/drawingml/2006/main" noChangeAspect="1"/>
             </wp:cNvGraphicFramePr>
@@ -407,13 +408,13 @@
               <a:graphicData uri="http://schemas.openxmlformats.org/drawingml/2006/picture">
                 <pic:pic xmlns:pic="http://schemas.openxmlformats.org/drawingml/2006/picture">
                   <pic:nvPicPr>
-                    <pic:cNvPr id="5" name="Рисунок 5" descr=""/>
+                    <pic:cNvPr id="5" name="Рисунок 5"/>
                     <pic:cNvPicPr>
                       <a:picLocks noChangeAspect="1" noChangeArrowheads="1"/>
                     </pic:cNvPicPr>
                   </pic:nvPicPr>
                   <pic:blipFill>
-                    <a:blip r:embed="rId6"/>
+                    <a:blip r:embed="rId9"/>
                     <a:stretch>
                       <a:fillRect/>
                     </a:stretch>
@@ -436,7 +437,7 @@
     </w:p>
     <w:p>
       <w:pPr>
-        <w:pStyle w:val="ListParagraph"/>
+        <w:pStyle w:val="a6"/>
         <w:numPr>
           <w:ilvl w:val="0"/>
           <w:numId w:val="1"/>
@@ -450,7 +451,7 @@
       </w:pPr>
       <w:r>
         <w:rPr>
-          <w:rFonts w:cs="Times New Roman" w:ascii="Times New Roman" w:hAnsi="Times New Roman"/>
+          <w:rFonts w:ascii="Times New Roman" w:hAnsi="Times New Roman" w:cs="Times New Roman"/>
           <w:sz w:val="24"/>
           <w:szCs w:val="24"/>
         </w:rPr>
@@ -459,7 +460,7 @@
     </w:p>
     <w:p>
       <w:pPr>
-        <w:pStyle w:val="ListParagraph"/>
+        <w:pStyle w:val="a6"/>
         <w:rPr>
           <w:rFonts w:ascii="Times New Roman" w:hAnsi="Times New Roman" w:cs="Times New Roman"/>
           <w:sz w:val="32"/>
@@ -467,12 +468,14 @@
         </w:rPr>
       </w:pPr>
       <w:r>
-        <w:rPr/>
+        <w:rPr>
+          <w:noProof/>
+        </w:rPr>
         <w:drawing>
-          <wp:inline distT="0" distB="0" distL="0" distR="0">
+          <wp:inline distT="0" distB="0" distL="0" distR="0" wp14:anchorId="4754C518" wp14:editId="1A1A10E6">
             <wp:extent cx="5486400" cy="1657350"/>
             <wp:effectExtent l="0" t="0" r="0" b="0"/>
-            <wp:docPr id="6" name="Рисунок 6" descr=""/>
+            <wp:docPr id="6" name="Рисунок 6"/>
             <wp:cNvGraphicFramePr>
               <a:graphicFrameLocks xmlns:a="http://schemas.openxmlformats.org/drawingml/2006/main" noChangeAspect="1"/>
             </wp:cNvGraphicFramePr>
@@ -480,13 +483,13 @@
               <a:graphicData uri="http://schemas.openxmlformats.org/drawingml/2006/picture">
                 <pic:pic xmlns:pic="http://schemas.openxmlformats.org/drawingml/2006/picture">
                   <pic:nvPicPr>
-                    <pic:cNvPr id="6" name="Рисунок 6" descr=""/>
+                    <pic:cNvPr id="6" name="Рисунок 6"/>
                     <pic:cNvPicPr>
                       <a:picLocks noChangeAspect="1" noChangeArrowheads="1"/>
                     </pic:cNvPicPr>
                   </pic:nvPicPr>
                   <pic:blipFill>
-                    <a:blip r:embed="rId7"/>
+                    <a:blip r:embed="rId10"/>
                     <a:stretch>
                       <a:fillRect/>
                     </a:stretch>
@@ -509,7 +512,7 @@
     </w:p>
     <w:p>
       <w:pPr>
-        <w:pStyle w:val="ListParagraph"/>
+        <w:pStyle w:val="a6"/>
         <w:numPr>
           <w:ilvl w:val="0"/>
           <w:numId w:val="1"/>
@@ -523,16 +526,17 @@
       </w:pPr>
       <w:r>
         <w:rPr>
-          <w:rFonts w:cs="Times New Roman" w:ascii="Times New Roman" w:hAnsi="Times New Roman"/>
-          <w:sz w:val="24"/>
-          <w:szCs w:val="24"/>
-        </w:rPr>
+          <w:rFonts w:ascii="Times New Roman" w:hAnsi="Times New Roman" w:cs="Times New Roman"/>
+          <w:sz w:val="24"/>
+          <w:szCs w:val="24"/>
+        </w:rPr>
+        <w:lastRenderedPageBreak/>
         <w:t>Задание 4</w:t>
       </w:r>
     </w:p>
     <w:p>
       <w:pPr>
-        <w:pStyle w:val="ListParagraph"/>
+        <w:pStyle w:val="a6"/>
         <w:rPr>
           <w:rFonts w:ascii="Times New Roman" w:hAnsi="Times New Roman" w:cs="Times New Roman"/>
           <w:sz w:val="32"/>
@@ -540,12 +544,14 @@
         </w:rPr>
       </w:pPr>
       <w:r>
-        <w:rPr/>
+        <w:rPr>
+          <w:noProof/>
+        </w:rPr>
         <w:drawing>
-          <wp:inline distT="0" distB="0" distL="0" distR="0">
+          <wp:inline distT="0" distB="0" distL="0" distR="0" wp14:anchorId="7506FF99" wp14:editId="28888BB1">
             <wp:extent cx="4591050" cy="1419225"/>
             <wp:effectExtent l="0" t="0" r="0" b="0"/>
-            <wp:docPr id="7" name="Рисунок 7" descr=""/>
+            <wp:docPr id="7" name="Рисунок 7"/>
             <wp:cNvGraphicFramePr>
               <a:graphicFrameLocks xmlns:a="http://schemas.openxmlformats.org/drawingml/2006/main" noChangeAspect="1"/>
             </wp:cNvGraphicFramePr>
@@ -553,13 +559,13 @@
               <a:graphicData uri="http://schemas.openxmlformats.org/drawingml/2006/picture">
                 <pic:pic xmlns:pic="http://schemas.openxmlformats.org/drawingml/2006/picture">
                   <pic:nvPicPr>
-                    <pic:cNvPr id="7" name="Рисунок 7" descr=""/>
+                    <pic:cNvPr id="7" name="Рисунок 7"/>
                     <pic:cNvPicPr>
                       <a:picLocks noChangeAspect="1" noChangeArrowheads="1"/>
                     </pic:cNvPicPr>
                   </pic:nvPicPr>
                   <pic:blipFill>
-                    <a:blip r:embed="rId8"/>
+                    <a:blip r:embed="rId11"/>
                     <a:stretch>
                       <a:fillRect/>
                     </a:stretch>
@@ -582,7 +588,7 @@
     </w:p>
     <w:p>
       <w:pPr>
-        <w:pStyle w:val="ListParagraph"/>
+        <w:pStyle w:val="a6"/>
         <w:numPr>
           <w:ilvl w:val="0"/>
           <w:numId w:val="1"/>
@@ -595,7 +601,7 @@
       </w:pPr>
       <w:r>
         <w:rPr>
-          <w:rFonts w:cs="Times New Roman" w:ascii="Times New Roman" w:hAnsi="Times New Roman"/>
+          <w:rFonts w:ascii="Times New Roman" w:hAnsi="Times New Roman" w:cs="Times New Roman"/>
           <w:sz w:val="24"/>
           <w:szCs w:val="24"/>
         </w:rPr>
@@ -604,7 +610,7 @@
     </w:p>
     <w:p>
       <w:pPr>
-        <w:pStyle w:val="ListParagraph"/>
+        <w:pStyle w:val="a6"/>
         <w:rPr>
           <w:rFonts w:ascii="Times New Roman" w:hAnsi="Times New Roman" w:cs="Times New Roman"/>
           <w:sz w:val="32"/>
@@ -612,12 +618,14 @@
         </w:rPr>
       </w:pPr>
       <w:r>
-        <w:rPr/>
+        <w:rPr>
+          <w:noProof/>
+        </w:rPr>
         <w:drawing>
-          <wp:inline distT="0" distB="0" distL="0" distR="0">
+          <wp:inline distT="0" distB="0" distL="0" distR="0" wp14:anchorId="1963C990" wp14:editId="24385EFF">
             <wp:extent cx="5629275" cy="5962650"/>
             <wp:effectExtent l="0" t="0" r="0" b="0"/>
-            <wp:docPr id="8" name="Рисунок 8" descr=""/>
+            <wp:docPr id="8" name="Рисунок 8"/>
             <wp:cNvGraphicFramePr>
               <a:graphicFrameLocks xmlns:a="http://schemas.openxmlformats.org/drawingml/2006/main" noChangeAspect="1"/>
             </wp:cNvGraphicFramePr>
@@ -625,13 +633,13 @@
               <a:graphicData uri="http://schemas.openxmlformats.org/drawingml/2006/picture">
                 <pic:pic xmlns:pic="http://schemas.openxmlformats.org/drawingml/2006/picture">
                   <pic:nvPicPr>
-                    <pic:cNvPr id="8" name="Рисунок 8" descr=""/>
+                    <pic:cNvPr id="8" name="Рисунок 8"/>
                     <pic:cNvPicPr>
                       <a:picLocks noChangeAspect="1" noChangeArrowheads="1"/>
                     </pic:cNvPicPr>
                   </pic:nvPicPr>
                   <pic:blipFill>
-                    <a:blip r:embed="rId9"/>
+                    <a:blip r:embed="rId12"/>
                     <a:stretch>
                       <a:fillRect/>
                     </a:stretch>
@@ -654,7 +662,7 @@
     </w:p>
     <w:p>
       <w:pPr>
-        <w:pStyle w:val="ListParagraph"/>
+        <w:pStyle w:val="a6"/>
         <w:numPr>
           <w:ilvl w:val="0"/>
           <w:numId w:val="1"/>
@@ -667,7 +675,7 @@
       </w:pPr>
       <w:r>
         <w:rPr>
-          <w:rFonts w:cs="Times New Roman" w:ascii="Times New Roman" w:hAnsi="Times New Roman"/>
+          <w:rFonts w:ascii="Times New Roman" w:hAnsi="Times New Roman" w:cs="Times New Roman"/>
           <w:sz w:val="24"/>
           <w:szCs w:val="24"/>
         </w:rPr>
@@ -676,20 +684,23 @@
     </w:p>
     <w:p>
       <w:pPr>
-        <w:pStyle w:val="ListParagraph"/>
-        <w:rPr>
-          <w:rFonts w:ascii="Times New Roman" w:hAnsi="Times New Roman" w:cs="Times New Roman"/>
-          <w:sz w:val="24"/>
-          <w:szCs w:val="24"/>
-        </w:rPr>
-      </w:pPr>
-      <w:r>
-        <w:rPr/>
+        <w:pStyle w:val="a6"/>
+        <w:rPr>
+          <w:rFonts w:ascii="Times New Roman" w:hAnsi="Times New Roman" w:cs="Times New Roman"/>
+          <w:sz w:val="24"/>
+          <w:szCs w:val="24"/>
+        </w:rPr>
+      </w:pPr>
+      <w:r>
+        <w:rPr>
+          <w:noProof/>
+        </w:rPr>
+        <w:lastRenderedPageBreak/>
         <w:drawing>
-          <wp:inline distT="0" distB="0" distL="0" distR="0">
+          <wp:inline distT="0" distB="0" distL="0" distR="0" wp14:anchorId="21A133A1" wp14:editId="40467CE8">
             <wp:extent cx="5940425" cy="4441190"/>
             <wp:effectExtent l="0" t="0" r="0" b="0"/>
-            <wp:docPr id="9" name="Рисунок 9" descr=""/>
+            <wp:docPr id="9" name="Рисунок 9"/>
             <wp:cNvGraphicFramePr>
               <a:graphicFrameLocks xmlns:a="http://schemas.openxmlformats.org/drawingml/2006/main" noChangeAspect="1"/>
             </wp:cNvGraphicFramePr>
@@ -697,13 +708,13 @@
               <a:graphicData uri="http://schemas.openxmlformats.org/drawingml/2006/picture">
                 <pic:pic xmlns:pic="http://schemas.openxmlformats.org/drawingml/2006/picture">
                   <pic:nvPicPr>
-                    <pic:cNvPr id="9" name="Рисунок 9" descr=""/>
+                    <pic:cNvPr id="9" name="Рисунок 9"/>
                     <pic:cNvPicPr>
                       <a:picLocks noChangeAspect="1" noChangeArrowheads="1"/>
                     </pic:cNvPicPr>
                   </pic:nvPicPr>
                   <pic:blipFill>
-                    <a:blip r:embed="rId10"/>
+                    <a:blip r:embed="rId13"/>
                     <a:stretch>
                       <a:fillRect/>
                     </a:stretch>
@@ -726,24 +737,17 @@
     </w:p>
     <w:p>
       <w:pPr>
-        <w:pStyle w:val="ListParagraph"/>
-        <w:rPr>
-          <w:rFonts w:ascii="Times New Roman" w:hAnsi="Times New Roman" w:cs="Times New Roman"/>
-          <w:sz w:val="24"/>
-          <w:szCs w:val="24"/>
-        </w:rPr>
-      </w:pPr>
-      <w:r>
-        <w:rPr>
-          <w:rFonts w:cs="Times New Roman" w:ascii="Times New Roman" w:hAnsi="Times New Roman"/>
-          <w:sz w:val="24"/>
-          <w:szCs w:val="24"/>
-        </w:rPr>
-      </w:r>
-    </w:p>
-    <w:p>
-      <w:pPr>
-        <w:pStyle w:val="ListParagraph"/>
+        <w:pStyle w:val="a6"/>
+        <w:rPr>
+          <w:rFonts w:ascii="Times New Roman" w:hAnsi="Times New Roman" w:cs="Times New Roman"/>
+          <w:sz w:val="24"/>
+          <w:szCs w:val="24"/>
+        </w:rPr>
+      </w:pPr>
+    </w:p>
+    <w:p>
+      <w:pPr>
+        <w:pStyle w:val="a6"/>
         <w:numPr>
           <w:ilvl w:val="0"/>
           <w:numId w:val="1"/>
@@ -756,7 +760,7 @@
       </w:pPr>
       <w:r>
         <w:rPr>
-          <w:rFonts w:cs="Times New Roman" w:ascii="Times New Roman" w:hAnsi="Times New Roman"/>
+          <w:rFonts w:ascii="Times New Roman" w:hAnsi="Times New Roman" w:cs="Times New Roman"/>
           <w:sz w:val="24"/>
           <w:szCs w:val="24"/>
         </w:rPr>
@@ -765,20 +769,22 @@
     </w:p>
     <w:p>
       <w:pPr>
-        <w:pStyle w:val="ListParagraph"/>
-        <w:rPr>
-          <w:rFonts w:ascii="Times New Roman" w:hAnsi="Times New Roman" w:cs="Times New Roman"/>
-          <w:sz w:val="24"/>
-          <w:szCs w:val="24"/>
-        </w:rPr>
-      </w:pPr>
-      <w:r>
-        <w:rPr/>
+        <w:pStyle w:val="a6"/>
+        <w:rPr>
+          <w:rFonts w:ascii="Times New Roman" w:hAnsi="Times New Roman" w:cs="Times New Roman"/>
+          <w:sz w:val="24"/>
+          <w:szCs w:val="24"/>
+        </w:rPr>
+      </w:pPr>
+      <w:r>
+        <w:rPr>
+          <w:noProof/>
+        </w:rPr>
         <w:drawing>
-          <wp:inline distT="0" distB="0" distL="0" distR="0">
+          <wp:inline distT="0" distB="0" distL="0" distR="0" wp14:anchorId="6B32ACD1" wp14:editId="121CB448">
             <wp:extent cx="4695825" cy="1771650"/>
             <wp:effectExtent l="0" t="0" r="0" b="0"/>
-            <wp:docPr id="10" name="Рисунок 10" descr=""/>
+            <wp:docPr id="10" name="Рисунок 10"/>
             <wp:cNvGraphicFramePr>
               <a:graphicFrameLocks xmlns:a="http://schemas.openxmlformats.org/drawingml/2006/main" noChangeAspect="1"/>
             </wp:cNvGraphicFramePr>
@@ -786,13 +792,13 @@
               <a:graphicData uri="http://schemas.openxmlformats.org/drawingml/2006/picture">
                 <pic:pic xmlns:pic="http://schemas.openxmlformats.org/drawingml/2006/picture">
                   <pic:nvPicPr>
-                    <pic:cNvPr id="10" name="Рисунок 10" descr=""/>
+                    <pic:cNvPr id="10" name="Рисунок 10"/>
                     <pic:cNvPicPr>
                       <a:picLocks noChangeAspect="1" noChangeArrowheads="1"/>
                     </pic:cNvPicPr>
                   </pic:nvPicPr>
                   <pic:blipFill>
-                    <a:blip r:embed="rId11"/>
+                    <a:blip r:embed="rId14"/>
                     <a:stretch>
                       <a:fillRect/>
                     </a:stretch>
@@ -815,7 +821,7 @@
     </w:p>
     <w:p>
       <w:pPr>
-        <w:pStyle w:val="ListParagraph"/>
+        <w:pStyle w:val="a6"/>
         <w:numPr>
           <w:ilvl w:val="0"/>
           <w:numId w:val="1"/>
@@ -828,7 +834,7 @@
       </w:pPr>
       <w:r>
         <w:rPr>
-          <w:rFonts w:cs="Times New Roman" w:ascii="Times New Roman" w:hAnsi="Times New Roman"/>
+          <w:rFonts w:ascii="Times New Roman" w:hAnsi="Times New Roman" w:cs="Times New Roman"/>
           <w:sz w:val="24"/>
           <w:szCs w:val="24"/>
         </w:rPr>
@@ -837,20 +843,22 @@
     </w:p>
     <w:p>
       <w:pPr>
-        <w:pStyle w:val="ListParagraph"/>
-        <w:rPr>
-          <w:rFonts w:ascii="Times New Roman" w:hAnsi="Times New Roman" w:cs="Times New Roman"/>
-          <w:sz w:val="24"/>
-          <w:szCs w:val="24"/>
-        </w:rPr>
-      </w:pPr>
-      <w:r>
-        <w:rPr/>
+        <w:pStyle w:val="a6"/>
+        <w:rPr>
+          <w:rFonts w:ascii="Times New Roman" w:hAnsi="Times New Roman" w:cs="Times New Roman"/>
+          <w:sz w:val="24"/>
+          <w:szCs w:val="24"/>
+        </w:rPr>
+      </w:pPr>
+      <w:r>
+        <w:rPr>
+          <w:noProof/>
+        </w:rPr>
         <w:drawing>
-          <wp:inline distT="0" distB="0" distL="0" distR="0">
+          <wp:inline distT="0" distB="0" distL="0" distR="0" wp14:anchorId="723CE66D" wp14:editId="2560CD40">
             <wp:extent cx="5940425" cy="1818005"/>
             <wp:effectExtent l="0" t="0" r="0" b="0"/>
-            <wp:docPr id="11" name="Рисунок 11" descr=""/>
+            <wp:docPr id="11" name="Рисунок 11"/>
             <wp:cNvGraphicFramePr>
               <a:graphicFrameLocks xmlns:a="http://schemas.openxmlformats.org/drawingml/2006/main" noChangeAspect="1"/>
             </wp:cNvGraphicFramePr>
@@ -858,13 +866,13 @@
               <a:graphicData uri="http://schemas.openxmlformats.org/drawingml/2006/picture">
                 <pic:pic xmlns:pic="http://schemas.openxmlformats.org/drawingml/2006/picture">
                   <pic:nvPicPr>
-                    <pic:cNvPr id="11" name="Рисунок 11" descr=""/>
+                    <pic:cNvPr id="11" name="Рисунок 11"/>
                     <pic:cNvPicPr>
                       <a:picLocks noChangeAspect="1" noChangeArrowheads="1"/>
                     </pic:cNvPicPr>
                   </pic:nvPicPr>
                   <pic:blipFill>
-                    <a:blip r:embed="rId12"/>
+                    <a:blip r:embed="rId15"/>
                     <a:stretch>
                       <a:fillRect/>
                     </a:stretch>
@@ -887,7 +895,7 @@
     </w:p>
     <w:p>
       <w:pPr>
-        <w:pStyle w:val="ListParagraph"/>
+        <w:pStyle w:val="a6"/>
         <w:numPr>
           <w:ilvl w:val="0"/>
           <w:numId w:val="1"/>
@@ -900,7 +908,7 @@
       </w:pPr>
       <w:r>
         <w:rPr>
-          <w:rFonts w:cs="Times New Roman" w:ascii="Times New Roman" w:hAnsi="Times New Roman"/>
+          <w:rFonts w:ascii="Times New Roman" w:hAnsi="Times New Roman" w:cs="Times New Roman"/>
           <w:sz w:val="24"/>
           <w:szCs w:val="24"/>
         </w:rPr>
@@ -909,20 +917,23 @@
     </w:p>
     <w:p>
       <w:pPr>
-        <w:pStyle w:val="ListParagraph"/>
-        <w:rPr>
-          <w:rFonts w:ascii="Times New Roman" w:hAnsi="Times New Roman" w:cs="Times New Roman"/>
-          <w:sz w:val="24"/>
-          <w:szCs w:val="24"/>
-        </w:rPr>
-      </w:pPr>
-      <w:r>
-        <w:rPr/>
+        <w:pStyle w:val="a6"/>
+        <w:rPr>
+          <w:rFonts w:ascii="Times New Roman" w:hAnsi="Times New Roman" w:cs="Times New Roman"/>
+          <w:sz w:val="24"/>
+          <w:szCs w:val="24"/>
+        </w:rPr>
+      </w:pPr>
+      <w:r>
+        <w:rPr>
+          <w:noProof/>
+        </w:rPr>
+        <w:lastRenderedPageBreak/>
         <w:drawing>
-          <wp:inline distT="0" distB="0" distL="0" distR="0">
+          <wp:inline distT="0" distB="0" distL="0" distR="0" wp14:anchorId="0DAEC83A" wp14:editId="0544007D">
             <wp:extent cx="4848225" cy="1543050"/>
             <wp:effectExtent l="0" t="0" r="0" b="0"/>
-            <wp:docPr id="12" name="Рисунок 12" descr=""/>
+            <wp:docPr id="12" name="Рисунок 12"/>
             <wp:cNvGraphicFramePr>
               <a:graphicFrameLocks xmlns:a="http://schemas.openxmlformats.org/drawingml/2006/main" noChangeAspect="1"/>
             </wp:cNvGraphicFramePr>
@@ -930,13 +941,13 @@
               <a:graphicData uri="http://schemas.openxmlformats.org/drawingml/2006/picture">
                 <pic:pic xmlns:pic="http://schemas.openxmlformats.org/drawingml/2006/picture">
                   <pic:nvPicPr>
-                    <pic:cNvPr id="12" name="Рисунок 12" descr=""/>
+                    <pic:cNvPr id="12" name="Рисунок 12"/>
                     <pic:cNvPicPr>
                       <a:picLocks noChangeAspect="1" noChangeArrowheads="1"/>
                     </pic:cNvPicPr>
                   </pic:nvPicPr>
                   <pic:blipFill>
-                    <a:blip r:embed="rId13"/>
+                    <a:blip r:embed="rId16"/>
                     <a:stretch>
                       <a:fillRect/>
                     </a:stretch>
@@ -959,7 +970,7 @@
     </w:p>
     <w:p>
       <w:pPr>
-        <w:pStyle w:val="ListParagraph"/>
+        <w:pStyle w:val="a6"/>
         <w:numPr>
           <w:ilvl w:val="0"/>
           <w:numId w:val="1"/>
@@ -972,7 +983,7 @@
       </w:pPr>
       <w:r>
         <w:rPr>
-          <w:rFonts w:cs="Times New Roman" w:ascii="Times New Roman" w:hAnsi="Times New Roman"/>
+          <w:rFonts w:ascii="Times New Roman" w:hAnsi="Times New Roman" w:cs="Times New Roman"/>
           <w:sz w:val="24"/>
           <w:szCs w:val="24"/>
         </w:rPr>
@@ -981,20 +992,22 @@
     </w:p>
     <w:p>
       <w:pPr>
-        <w:pStyle w:val="ListParagraph"/>
-        <w:rPr>
-          <w:rFonts w:ascii="Times New Roman" w:hAnsi="Times New Roman" w:cs="Times New Roman"/>
-          <w:sz w:val="24"/>
-          <w:szCs w:val="24"/>
-        </w:rPr>
-      </w:pPr>
-      <w:r>
-        <w:rPr/>
+        <w:pStyle w:val="a6"/>
+        <w:rPr>
+          <w:rFonts w:ascii="Times New Roman" w:hAnsi="Times New Roman" w:cs="Times New Roman"/>
+          <w:sz w:val="24"/>
+          <w:szCs w:val="24"/>
+        </w:rPr>
+      </w:pPr>
+      <w:r>
+        <w:rPr>
+          <w:noProof/>
+        </w:rPr>
         <w:drawing>
-          <wp:inline distT="0" distB="0" distL="0" distR="0">
+          <wp:inline distT="0" distB="0" distL="0" distR="0" wp14:anchorId="1CD35D5B" wp14:editId="73B12A65">
             <wp:extent cx="4819650" cy="1466850"/>
             <wp:effectExtent l="0" t="0" r="0" b="0"/>
-            <wp:docPr id="13" name="Рисунок 13" descr=""/>
+            <wp:docPr id="13" name="Рисунок 13"/>
             <wp:cNvGraphicFramePr>
               <a:graphicFrameLocks xmlns:a="http://schemas.openxmlformats.org/drawingml/2006/main" noChangeAspect="1"/>
             </wp:cNvGraphicFramePr>
@@ -1002,13 +1015,13 @@
               <a:graphicData uri="http://schemas.openxmlformats.org/drawingml/2006/picture">
                 <pic:pic xmlns:pic="http://schemas.openxmlformats.org/drawingml/2006/picture">
                   <pic:nvPicPr>
-                    <pic:cNvPr id="13" name="Рисунок 13" descr=""/>
+                    <pic:cNvPr id="13" name="Рисунок 13"/>
                     <pic:cNvPicPr>
                       <a:picLocks noChangeAspect="1" noChangeArrowheads="1"/>
                     </pic:cNvPicPr>
                   </pic:nvPicPr>
                   <pic:blipFill>
-                    <a:blip r:embed="rId14"/>
+                    <a:blip r:embed="rId17"/>
                     <a:stretch>
                       <a:fillRect/>
                     </a:stretch>
@@ -1031,7 +1044,7 @@
     </w:p>
     <w:p>
       <w:pPr>
-        <w:pStyle w:val="ListParagraph"/>
+        <w:pStyle w:val="a6"/>
         <w:numPr>
           <w:ilvl w:val="0"/>
           <w:numId w:val="1"/>
@@ -1044,7 +1057,7 @@
       </w:pPr>
       <w:r>
         <w:rPr>
-          <w:rFonts w:cs="Times New Roman" w:ascii="Times New Roman" w:hAnsi="Times New Roman"/>
+          <w:rFonts w:ascii="Times New Roman" w:hAnsi="Times New Roman" w:cs="Times New Roman"/>
           <w:sz w:val="24"/>
           <w:szCs w:val="24"/>
         </w:rPr>
@@ -1053,20 +1066,22 @@
     </w:p>
     <w:p>
       <w:pPr>
-        <w:pStyle w:val="ListParagraph"/>
-        <w:rPr>
-          <w:rFonts w:ascii="Times New Roman" w:hAnsi="Times New Roman" w:cs="Times New Roman"/>
-          <w:sz w:val="24"/>
-          <w:szCs w:val="24"/>
-        </w:rPr>
-      </w:pPr>
-      <w:r>
-        <w:rPr/>
+        <w:pStyle w:val="a6"/>
+        <w:rPr>
+          <w:rFonts w:ascii="Times New Roman" w:hAnsi="Times New Roman" w:cs="Times New Roman"/>
+          <w:sz w:val="24"/>
+          <w:szCs w:val="24"/>
+        </w:rPr>
+      </w:pPr>
+      <w:r>
+        <w:rPr>
+          <w:noProof/>
+        </w:rPr>
         <w:drawing>
-          <wp:inline distT="0" distB="0" distL="0" distR="0">
+          <wp:inline distT="0" distB="0" distL="0" distR="0" wp14:anchorId="6EB469B0" wp14:editId="1A476EAA">
             <wp:extent cx="4752975" cy="1600200"/>
             <wp:effectExtent l="0" t="0" r="0" b="0"/>
-            <wp:docPr id="14" name="Рисунок 14" descr=""/>
+            <wp:docPr id="14" name="Рисунок 14"/>
             <wp:cNvGraphicFramePr>
               <a:graphicFrameLocks xmlns:a="http://schemas.openxmlformats.org/drawingml/2006/main" noChangeAspect="1"/>
             </wp:cNvGraphicFramePr>
@@ -1074,13 +1089,13 @@
               <a:graphicData uri="http://schemas.openxmlformats.org/drawingml/2006/picture">
                 <pic:pic xmlns:pic="http://schemas.openxmlformats.org/drawingml/2006/picture">
                   <pic:nvPicPr>
-                    <pic:cNvPr id="14" name="Рисунок 14" descr=""/>
+                    <pic:cNvPr id="14" name="Рисунок 14"/>
                     <pic:cNvPicPr>
                       <a:picLocks noChangeAspect="1" noChangeArrowheads="1"/>
                     </pic:cNvPicPr>
                   </pic:nvPicPr>
                   <pic:blipFill>
-                    <a:blip r:embed="rId15"/>
+                    <a:blip r:embed="rId18"/>
                     <a:stretch>
                       <a:fillRect/>
                     </a:stretch>
@@ -1103,7 +1118,7 @@
     </w:p>
     <w:p>
       <w:pPr>
-        <w:pStyle w:val="ListParagraph"/>
+        <w:pStyle w:val="a6"/>
         <w:numPr>
           <w:ilvl w:val="0"/>
           <w:numId w:val="1"/>
@@ -1116,7 +1131,7 @@
       </w:pPr>
       <w:r>
         <w:rPr>
-          <w:rFonts w:cs="Times New Roman" w:ascii="Times New Roman" w:hAnsi="Times New Roman"/>
+          <w:rFonts w:ascii="Times New Roman" w:hAnsi="Times New Roman" w:cs="Times New Roman"/>
           <w:sz w:val="24"/>
           <w:szCs w:val="24"/>
         </w:rPr>
@@ -1125,7 +1140,7 @@
     </w:p>
     <w:p>
       <w:pPr>
-        <w:pStyle w:val="ListParagraph"/>
+        <w:pStyle w:val="a6"/>
         <w:rPr>
           <w:rFonts w:ascii="Times New Roman" w:hAnsi="Times New Roman" w:cs="Times New Roman"/>
           <w:sz w:val="24"/>
@@ -1134,12 +1149,14 @@
         </w:rPr>
       </w:pPr>
       <w:r>
-        <w:rPr/>
+        <w:rPr>
+          <w:noProof/>
+        </w:rPr>
         <w:drawing>
-          <wp:inline distT="0" distB="0" distL="0" distR="0">
+          <wp:inline distT="0" distB="0" distL="0" distR="0" wp14:anchorId="416D2E9F" wp14:editId="14A272D0">
             <wp:extent cx="4886325" cy="1504950"/>
             <wp:effectExtent l="0" t="0" r="0" b="0"/>
-            <wp:docPr id="15" name="Рисунок 16" descr=""/>
+            <wp:docPr id="15" name="Рисунок 16"/>
             <wp:cNvGraphicFramePr>
               <a:graphicFrameLocks xmlns:a="http://schemas.openxmlformats.org/drawingml/2006/main" noChangeAspect="1"/>
             </wp:cNvGraphicFramePr>
@@ -1147,13 +1164,13 @@
               <a:graphicData uri="http://schemas.openxmlformats.org/drawingml/2006/picture">
                 <pic:pic xmlns:pic="http://schemas.openxmlformats.org/drawingml/2006/picture">
                   <pic:nvPicPr>
-                    <pic:cNvPr id="15" name="Рисунок 16" descr=""/>
+                    <pic:cNvPr id="15" name="Рисунок 16"/>
                     <pic:cNvPicPr>
                       <a:picLocks noChangeAspect="1" noChangeArrowheads="1"/>
                     </pic:cNvPicPr>
                   </pic:nvPicPr>
                   <pic:blipFill>
-                    <a:blip r:embed="rId16"/>
+                    <a:blip r:embed="rId19"/>
                     <a:stretch>
                       <a:fillRect/>
                     </a:stretch>
@@ -1176,7 +1193,7 @@
     </w:p>
     <w:p>
       <w:pPr>
-        <w:pStyle w:val="ListParagraph"/>
+        <w:pStyle w:val="a6"/>
         <w:numPr>
           <w:ilvl w:val="0"/>
           <w:numId w:val="1"/>
@@ -1190,7 +1207,7 @@
       </w:pPr>
       <w:r>
         <w:rPr>
-          <w:rFonts w:cs="Times New Roman" w:ascii="Times New Roman" w:hAnsi="Times New Roman"/>
+          <w:rFonts w:ascii="Times New Roman" w:hAnsi="Times New Roman" w:cs="Times New Roman"/>
           <w:sz w:val="24"/>
           <w:szCs w:val="24"/>
         </w:rPr>
@@ -1199,7 +1216,7 @@
     </w:p>
     <w:p>
       <w:pPr>
-        <w:pStyle w:val="ListParagraph"/>
+        <w:pStyle w:val="a6"/>
         <w:rPr>
           <w:rFonts w:ascii="Times New Roman" w:hAnsi="Times New Roman" w:cs="Times New Roman"/>
           <w:sz w:val="24"/>
@@ -1208,12 +1225,14 @@
         </w:rPr>
       </w:pPr>
       <w:r>
-        <w:rPr/>
+        <w:rPr>
+          <w:noProof/>
+        </w:rPr>
         <w:drawing>
-          <wp:inline distT="0" distB="0" distL="0" distR="0">
+          <wp:inline distT="0" distB="0" distL="0" distR="0" wp14:anchorId="371B625D" wp14:editId="30996A98">
             <wp:extent cx="5940425" cy="2282190"/>
             <wp:effectExtent l="0" t="0" r="0" b="0"/>
-            <wp:docPr id="16" name="Рисунок 17" descr=""/>
+            <wp:docPr id="16" name="Рисунок 17"/>
             <wp:cNvGraphicFramePr>
               <a:graphicFrameLocks xmlns:a="http://schemas.openxmlformats.org/drawingml/2006/main" noChangeAspect="1"/>
             </wp:cNvGraphicFramePr>
@@ -1221,13 +1240,13 @@
               <a:graphicData uri="http://schemas.openxmlformats.org/drawingml/2006/picture">
                 <pic:pic xmlns:pic="http://schemas.openxmlformats.org/drawingml/2006/picture">
                   <pic:nvPicPr>
-                    <pic:cNvPr id="16" name="Рисунок 17" descr=""/>
+                    <pic:cNvPr id="16" name="Рисунок 17"/>
                     <pic:cNvPicPr>
                       <a:picLocks noChangeAspect="1" noChangeArrowheads="1"/>
                     </pic:cNvPicPr>
                   </pic:nvPicPr>
                   <pic:blipFill>
-                    <a:blip r:embed="rId17"/>
+                    <a:blip r:embed="rId20"/>
                     <a:stretch>
                       <a:fillRect/>
                     </a:stretch>
@@ -1250,7 +1269,7 @@
     </w:p>
     <w:p>
       <w:pPr>
-        <w:pStyle w:val="ListParagraph"/>
+        <w:pStyle w:val="a6"/>
         <w:numPr>
           <w:ilvl w:val="0"/>
           <w:numId w:val="1"/>
@@ -1263,29 +1282,32 @@
       </w:pPr>
       <w:r>
         <w:rPr>
-          <w:rFonts w:cs="Times New Roman" w:ascii="Times New Roman" w:hAnsi="Times New Roman"/>
-          <w:sz w:val="24"/>
-          <w:szCs w:val="24"/>
-        </w:rPr>
+          <w:rFonts w:ascii="Times New Roman" w:hAnsi="Times New Roman" w:cs="Times New Roman"/>
+          <w:sz w:val="24"/>
+          <w:szCs w:val="24"/>
+        </w:rPr>
+        <w:lastRenderedPageBreak/>
         <w:t>Пункт 1.4.</w:t>
       </w:r>
     </w:p>
     <w:p>
       <w:pPr>
-        <w:pStyle w:val="ListParagraph"/>
-        <w:rPr>
-          <w:rFonts w:ascii="Times New Roman" w:hAnsi="Times New Roman" w:cs="Times New Roman"/>
-          <w:sz w:val="24"/>
-          <w:szCs w:val="24"/>
-        </w:rPr>
-      </w:pPr>
-      <w:r>
-        <w:rPr/>
+        <w:pStyle w:val="a6"/>
+        <w:rPr>
+          <w:rFonts w:ascii="Times New Roman" w:hAnsi="Times New Roman" w:cs="Times New Roman"/>
+          <w:sz w:val="24"/>
+          <w:szCs w:val="24"/>
+        </w:rPr>
+      </w:pPr>
+      <w:r>
+        <w:rPr>
+          <w:noProof/>
+        </w:rPr>
         <w:drawing>
-          <wp:inline distT="0" distB="0" distL="0" distR="0">
+          <wp:inline distT="0" distB="0" distL="0" distR="0" wp14:anchorId="089B16C6" wp14:editId="40C55D55">
             <wp:extent cx="5940425" cy="2118360"/>
             <wp:effectExtent l="0" t="0" r="0" b="0"/>
-            <wp:docPr id="17" name="Рисунок 19" descr=""/>
+            <wp:docPr id="17" name="Рисунок 19"/>
             <wp:cNvGraphicFramePr>
               <a:graphicFrameLocks xmlns:a="http://schemas.openxmlformats.org/drawingml/2006/main" noChangeAspect="1"/>
             </wp:cNvGraphicFramePr>
@@ -1293,13 +1315,13 @@
               <a:graphicData uri="http://schemas.openxmlformats.org/drawingml/2006/picture">
                 <pic:pic xmlns:pic="http://schemas.openxmlformats.org/drawingml/2006/picture">
                   <pic:nvPicPr>
-                    <pic:cNvPr id="17" name="Рисунок 19" descr=""/>
+                    <pic:cNvPr id="17" name="Рисунок 19"/>
                     <pic:cNvPicPr>
                       <a:picLocks noChangeAspect="1" noChangeArrowheads="1"/>
                     </pic:cNvPicPr>
                   </pic:nvPicPr>
                   <pic:blipFill>
-                    <a:blip r:embed="rId18"/>
+                    <a:blip r:embed="rId21"/>
                     <a:stretch>
                       <a:fillRect/>
                     </a:stretch>
@@ -1322,7 +1344,7 @@
     </w:p>
     <w:p>
       <w:pPr>
-        <w:pStyle w:val="ListParagraph"/>
+        <w:pStyle w:val="a6"/>
         <w:numPr>
           <w:ilvl w:val="0"/>
           <w:numId w:val="1"/>
@@ -1335,7 +1357,7 @@
       </w:pPr>
       <w:r>
         <w:rPr>
-          <w:rFonts w:cs="Times New Roman" w:ascii="Times New Roman" w:hAnsi="Times New Roman"/>
+          <w:rFonts w:ascii="Times New Roman" w:hAnsi="Times New Roman" w:cs="Times New Roman"/>
           <w:sz w:val="24"/>
           <w:szCs w:val="24"/>
         </w:rPr>
@@ -1344,20 +1366,22 @@
     </w:p>
     <w:p>
       <w:pPr>
-        <w:pStyle w:val="ListParagraph"/>
-        <w:rPr>
-          <w:rFonts w:ascii="Times New Roman" w:hAnsi="Times New Roman" w:cs="Times New Roman"/>
-          <w:sz w:val="24"/>
-          <w:szCs w:val="24"/>
-        </w:rPr>
-      </w:pPr>
-      <w:r>
-        <w:rPr/>
+        <w:pStyle w:val="a6"/>
+        <w:rPr>
+          <w:rFonts w:ascii="Times New Roman" w:hAnsi="Times New Roman" w:cs="Times New Roman"/>
+          <w:sz w:val="24"/>
+          <w:szCs w:val="24"/>
+        </w:rPr>
+      </w:pPr>
+      <w:r>
+        <w:rPr>
+          <w:noProof/>
+        </w:rPr>
         <w:drawing>
-          <wp:inline distT="0" distB="0" distL="0" distR="0">
+          <wp:inline distT="0" distB="0" distL="0" distR="0" wp14:anchorId="6E9A5094" wp14:editId="311241A4">
             <wp:extent cx="5940425" cy="1524000"/>
             <wp:effectExtent l="0" t="0" r="0" b="0"/>
-            <wp:docPr id="18" name="Рисунок 20" descr=""/>
+            <wp:docPr id="18" name="Рисунок 20"/>
             <wp:cNvGraphicFramePr>
               <a:graphicFrameLocks xmlns:a="http://schemas.openxmlformats.org/drawingml/2006/main" noChangeAspect="1"/>
             </wp:cNvGraphicFramePr>
@@ -1365,13 +1389,13 @@
               <a:graphicData uri="http://schemas.openxmlformats.org/drawingml/2006/picture">
                 <pic:pic xmlns:pic="http://schemas.openxmlformats.org/drawingml/2006/picture">
                   <pic:nvPicPr>
-                    <pic:cNvPr id="18" name="Рисунок 20" descr=""/>
+                    <pic:cNvPr id="18" name="Рисунок 20"/>
                     <pic:cNvPicPr>
                       <a:picLocks noChangeAspect="1" noChangeArrowheads="1"/>
                     </pic:cNvPicPr>
                   </pic:nvPicPr>
                   <pic:blipFill>
-                    <a:blip r:embed="rId19"/>
+                    <a:blip r:embed="rId22"/>
                     <a:stretch>
                       <a:fillRect/>
                     </a:stretch>
@@ -1394,7 +1418,7 @@
     </w:p>
     <w:p>
       <w:pPr>
-        <w:pStyle w:val="ListParagraph"/>
+        <w:pStyle w:val="a6"/>
         <w:numPr>
           <w:ilvl w:val="0"/>
           <w:numId w:val="1"/>
@@ -1407,7 +1431,7 @@
       </w:pPr>
       <w:r>
         <w:rPr>
-          <w:rFonts w:cs="Times New Roman" w:ascii="Times New Roman" w:hAnsi="Times New Roman"/>
+          <w:rFonts w:ascii="Times New Roman" w:hAnsi="Times New Roman" w:cs="Times New Roman"/>
           <w:sz w:val="24"/>
           <w:szCs w:val="24"/>
         </w:rPr>
@@ -1416,20 +1440,22 @@
     </w:p>
     <w:p>
       <w:pPr>
-        <w:pStyle w:val="ListParagraph"/>
-        <w:rPr>
-          <w:rFonts w:ascii="Times New Roman" w:hAnsi="Times New Roman" w:cs="Times New Roman"/>
-          <w:sz w:val="24"/>
-          <w:szCs w:val="24"/>
-        </w:rPr>
-      </w:pPr>
-      <w:r>
-        <w:rPr/>
+        <w:pStyle w:val="a6"/>
+        <w:rPr>
+          <w:rFonts w:ascii="Times New Roman" w:hAnsi="Times New Roman" w:cs="Times New Roman"/>
+          <w:sz w:val="24"/>
+          <w:szCs w:val="24"/>
+        </w:rPr>
+      </w:pPr>
+      <w:r>
+        <w:rPr>
+          <w:noProof/>
+        </w:rPr>
         <w:drawing>
-          <wp:inline distT="0" distB="0" distL="0" distR="0">
+          <wp:inline distT="0" distB="0" distL="0" distR="0" wp14:anchorId="246CFE6E" wp14:editId="0469913D">
             <wp:extent cx="5940425" cy="1549400"/>
             <wp:effectExtent l="0" t="0" r="0" b="0"/>
-            <wp:docPr id="19" name="Рисунок 21" descr=""/>
+            <wp:docPr id="19" name="Рисунок 21"/>
             <wp:cNvGraphicFramePr>
               <a:graphicFrameLocks xmlns:a="http://schemas.openxmlformats.org/drawingml/2006/main" noChangeAspect="1"/>
             </wp:cNvGraphicFramePr>
@@ -1437,13 +1463,13 @@
               <a:graphicData uri="http://schemas.openxmlformats.org/drawingml/2006/picture">
                 <pic:pic xmlns:pic="http://schemas.openxmlformats.org/drawingml/2006/picture">
                   <pic:nvPicPr>
-                    <pic:cNvPr id="19" name="Рисунок 21" descr=""/>
+                    <pic:cNvPr id="19" name="Рисунок 21"/>
                     <pic:cNvPicPr>
                       <a:picLocks noChangeAspect="1" noChangeArrowheads="1"/>
                     </pic:cNvPicPr>
                   </pic:nvPicPr>
                   <pic:blipFill>
-                    <a:blip r:embed="rId20"/>
+                    <a:blip r:embed="rId23"/>
                     <a:stretch>
                       <a:fillRect/>
                     </a:stretch>
@@ -1466,7 +1492,7 @@
     </w:p>
     <w:p>
       <w:pPr>
-        <w:pStyle w:val="ListParagraph"/>
+        <w:pStyle w:val="a6"/>
         <w:numPr>
           <w:ilvl w:val="0"/>
           <w:numId w:val="1"/>
@@ -1479,7 +1505,7 @@
       </w:pPr>
       <w:r>
         <w:rPr>
-          <w:rFonts w:cs="Times New Roman" w:ascii="Times New Roman" w:hAnsi="Times New Roman"/>
+          <w:rFonts w:ascii="Times New Roman" w:hAnsi="Times New Roman" w:cs="Times New Roman"/>
           <w:sz w:val="24"/>
           <w:szCs w:val="24"/>
         </w:rPr>
@@ -1488,20 +1514,22 @@
     </w:p>
     <w:p>
       <w:pPr>
-        <w:pStyle w:val="ListParagraph"/>
-        <w:rPr>
-          <w:rFonts w:ascii="Times New Roman" w:hAnsi="Times New Roman" w:cs="Times New Roman"/>
-          <w:sz w:val="24"/>
-          <w:szCs w:val="24"/>
-        </w:rPr>
-      </w:pPr>
-      <w:r>
-        <w:rPr/>
+        <w:pStyle w:val="a6"/>
+        <w:rPr>
+          <w:rFonts w:ascii="Times New Roman" w:hAnsi="Times New Roman" w:cs="Times New Roman"/>
+          <w:sz w:val="24"/>
+          <w:szCs w:val="24"/>
+        </w:rPr>
+      </w:pPr>
+      <w:r>
+        <w:rPr>
+          <w:noProof/>
+        </w:rPr>
         <w:drawing>
-          <wp:inline distT="0" distB="0" distL="0" distR="0">
+          <wp:inline distT="0" distB="0" distL="0" distR="0" wp14:anchorId="60F58B61" wp14:editId="46F0E73F">
             <wp:extent cx="5940425" cy="1525905"/>
             <wp:effectExtent l="0" t="0" r="0" b="0"/>
-            <wp:docPr id="20" name="Рисунок 24" descr=""/>
+            <wp:docPr id="20" name="Рисунок 24"/>
             <wp:cNvGraphicFramePr>
               <a:graphicFrameLocks xmlns:a="http://schemas.openxmlformats.org/drawingml/2006/main" noChangeAspect="1"/>
             </wp:cNvGraphicFramePr>
@@ -1509,13 +1537,13 @@
               <a:graphicData uri="http://schemas.openxmlformats.org/drawingml/2006/picture">
                 <pic:pic xmlns:pic="http://schemas.openxmlformats.org/drawingml/2006/picture">
                   <pic:nvPicPr>
-                    <pic:cNvPr id="20" name="Рисунок 24" descr=""/>
+                    <pic:cNvPr id="20" name="Рисунок 24"/>
                     <pic:cNvPicPr>
                       <a:picLocks noChangeAspect="1" noChangeArrowheads="1"/>
                     </pic:cNvPicPr>
                   </pic:nvPicPr>
                   <pic:blipFill>
-                    <a:blip r:embed="rId21"/>
+                    <a:blip r:embed="rId24"/>
                     <a:stretch>
                       <a:fillRect/>
                     </a:stretch>
@@ -1538,7 +1566,7 @@
     </w:p>
     <w:p>
       <w:pPr>
-        <w:pStyle w:val="ListParagraph"/>
+        <w:pStyle w:val="a6"/>
         <w:numPr>
           <w:ilvl w:val="0"/>
           <w:numId w:val="1"/>
@@ -1551,7 +1579,7 @@
       </w:pPr>
       <w:r>
         <w:rPr>
-          <w:rFonts w:cs="Times New Roman" w:ascii="Times New Roman" w:hAnsi="Times New Roman"/>
+          <w:rFonts w:ascii="Times New Roman" w:hAnsi="Times New Roman" w:cs="Times New Roman"/>
           <w:sz w:val="24"/>
           <w:szCs w:val="24"/>
         </w:rPr>
@@ -1560,20 +1588,22 @@
     </w:p>
     <w:p>
       <w:pPr>
-        <w:pStyle w:val="ListParagraph"/>
-        <w:rPr>
-          <w:rFonts w:ascii="Times New Roman" w:hAnsi="Times New Roman" w:cs="Times New Roman"/>
-          <w:sz w:val="24"/>
-          <w:szCs w:val="24"/>
-        </w:rPr>
-      </w:pPr>
-      <w:r>
-        <w:rPr/>
+        <w:pStyle w:val="a6"/>
+        <w:rPr>
+          <w:rFonts w:ascii="Times New Roman" w:hAnsi="Times New Roman" w:cs="Times New Roman"/>
+          <w:sz w:val="24"/>
+          <w:szCs w:val="24"/>
+        </w:rPr>
+      </w:pPr>
+      <w:r>
+        <w:rPr>
+          <w:noProof/>
+        </w:rPr>
         <w:drawing>
-          <wp:inline distT="0" distB="0" distL="0" distR="0">
+          <wp:inline distT="0" distB="0" distL="0" distR="0" wp14:anchorId="22E44204" wp14:editId="29C55D09">
             <wp:extent cx="5940425" cy="1468120"/>
             <wp:effectExtent l="0" t="0" r="0" b="0"/>
-            <wp:docPr id="21" name="Рисунок 25" descr=""/>
+            <wp:docPr id="21" name="Рисунок 25"/>
             <wp:cNvGraphicFramePr>
               <a:graphicFrameLocks xmlns:a="http://schemas.openxmlformats.org/drawingml/2006/main" noChangeAspect="1"/>
             </wp:cNvGraphicFramePr>
@@ -1581,13 +1611,13 @@
               <a:graphicData uri="http://schemas.openxmlformats.org/drawingml/2006/picture">
                 <pic:pic xmlns:pic="http://schemas.openxmlformats.org/drawingml/2006/picture">
                   <pic:nvPicPr>
-                    <pic:cNvPr id="21" name="Рисунок 25" descr=""/>
+                    <pic:cNvPr id="21" name="Рисунок 25"/>
                     <pic:cNvPicPr>
                       <a:picLocks noChangeAspect="1" noChangeArrowheads="1"/>
                     </pic:cNvPicPr>
                   </pic:nvPicPr>
                   <pic:blipFill>
-                    <a:blip r:embed="rId22"/>
+                    <a:blip r:embed="rId25"/>
                     <a:stretch>
                       <a:fillRect/>
                     </a:stretch>
@@ -1610,7 +1640,7 @@
     </w:p>
     <w:p>
       <w:pPr>
-        <w:pStyle w:val="ListParagraph"/>
+        <w:pStyle w:val="a6"/>
         <w:numPr>
           <w:ilvl w:val="0"/>
           <w:numId w:val="1"/>
@@ -1623,29 +1653,32 @@
       </w:pPr>
       <w:r>
         <w:rPr>
-          <w:rFonts w:cs="Times New Roman" w:ascii="Times New Roman" w:hAnsi="Times New Roman"/>
-          <w:sz w:val="24"/>
-          <w:szCs w:val="24"/>
-        </w:rPr>
+          <w:rFonts w:ascii="Times New Roman" w:hAnsi="Times New Roman" w:cs="Times New Roman"/>
+          <w:sz w:val="24"/>
+          <w:szCs w:val="24"/>
+        </w:rPr>
+        <w:lastRenderedPageBreak/>
         <w:t>Пункт 3</w:t>
       </w:r>
     </w:p>
     <w:p>
       <w:pPr>
-        <w:pStyle w:val="ListParagraph"/>
-        <w:rPr>
-          <w:rFonts w:ascii="Times New Roman" w:hAnsi="Times New Roman" w:cs="Times New Roman"/>
-          <w:sz w:val="24"/>
-          <w:szCs w:val="24"/>
-        </w:rPr>
-      </w:pPr>
-      <w:r>
-        <w:rPr/>
+        <w:pStyle w:val="a6"/>
+        <w:rPr>
+          <w:rFonts w:ascii="Times New Roman" w:hAnsi="Times New Roman" w:cs="Times New Roman"/>
+          <w:sz w:val="24"/>
+          <w:szCs w:val="24"/>
+        </w:rPr>
+      </w:pPr>
+      <w:r>
+        <w:rPr>
+          <w:noProof/>
+        </w:rPr>
         <w:drawing>
-          <wp:inline distT="0" distB="0" distL="0" distR="0">
+          <wp:inline distT="0" distB="0" distL="0" distR="0" wp14:anchorId="138EE3FC" wp14:editId="6BCCF97C">
             <wp:extent cx="5940425" cy="1532255"/>
             <wp:effectExtent l="0" t="0" r="0" b="0"/>
-            <wp:docPr id="22" name="Рисунок 26" descr=""/>
+            <wp:docPr id="22" name="Рисунок 26"/>
             <wp:cNvGraphicFramePr>
               <a:graphicFrameLocks xmlns:a="http://schemas.openxmlformats.org/drawingml/2006/main" noChangeAspect="1"/>
             </wp:cNvGraphicFramePr>
@@ -1653,13 +1686,13 @@
               <a:graphicData uri="http://schemas.openxmlformats.org/drawingml/2006/picture">
                 <pic:pic xmlns:pic="http://schemas.openxmlformats.org/drawingml/2006/picture">
                   <pic:nvPicPr>
-                    <pic:cNvPr id="22" name="Рисунок 26" descr=""/>
+                    <pic:cNvPr id="22" name="Рисунок 26"/>
                     <pic:cNvPicPr>
                       <a:picLocks noChangeAspect="1" noChangeArrowheads="1"/>
                     </pic:cNvPicPr>
                   </pic:nvPicPr>
                   <pic:blipFill>
-                    <a:blip r:embed="rId23"/>
+                    <a:blip r:embed="rId26"/>
                     <a:stretch>
                       <a:fillRect/>
                     </a:stretch>
@@ -1682,7 +1715,7 @@
     </w:p>
     <w:p>
       <w:pPr>
-        <w:pStyle w:val="ListParagraph"/>
+        <w:pStyle w:val="a6"/>
         <w:numPr>
           <w:ilvl w:val="0"/>
           <w:numId w:val="1"/>
@@ -1695,7 +1728,7 @@
       </w:pPr>
       <w:r>
         <w:rPr>
-          <w:rFonts w:cs="Times New Roman" w:ascii="Times New Roman" w:hAnsi="Times New Roman"/>
+          <w:rFonts w:ascii="Times New Roman" w:hAnsi="Times New Roman" w:cs="Times New Roman"/>
           <w:sz w:val="24"/>
           <w:szCs w:val="24"/>
         </w:rPr>
@@ -1704,20 +1737,22 @@
     </w:p>
     <w:p>
       <w:pPr>
-        <w:pStyle w:val="ListParagraph"/>
-        <w:rPr>
-          <w:rFonts w:ascii="Times New Roman" w:hAnsi="Times New Roman" w:cs="Times New Roman"/>
-          <w:sz w:val="24"/>
-          <w:szCs w:val="24"/>
-        </w:rPr>
-      </w:pPr>
-      <w:r>
-        <w:rPr/>
+        <w:pStyle w:val="a6"/>
+        <w:rPr>
+          <w:rFonts w:ascii="Times New Roman" w:hAnsi="Times New Roman" w:cs="Times New Roman"/>
+          <w:sz w:val="24"/>
+          <w:szCs w:val="24"/>
+        </w:rPr>
+      </w:pPr>
+      <w:r>
+        <w:rPr>
+          <w:noProof/>
+        </w:rPr>
         <w:drawing>
-          <wp:inline distT="0" distB="0" distL="0" distR="0">
+          <wp:inline distT="0" distB="0" distL="0" distR="0" wp14:anchorId="318BFA11" wp14:editId="620526EE">
             <wp:extent cx="5940425" cy="1476375"/>
             <wp:effectExtent l="0" t="0" r="0" b="0"/>
-            <wp:docPr id="23" name="Рисунок 27" descr=""/>
+            <wp:docPr id="23" name="Рисунок 27"/>
             <wp:cNvGraphicFramePr>
               <a:graphicFrameLocks xmlns:a="http://schemas.openxmlformats.org/drawingml/2006/main" noChangeAspect="1"/>
             </wp:cNvGraphicFramePr>
@@ -1725,13 +1760,13 @@
               <a:graphicData uri="http://schemas.openxmlformats.org/drawingml/2006/picture">
                 <pic:pic xmlns:pic="http://schemas.openxmlformats.org/drawingml/2006/picture">
                   <pic:nvPicPr>
-                    <pic:cNvPr id="23" name="Рисунок 27" descr=""/>
+                    <pic:cNvPr id="23" name="Рисунок 27"/>
                     <pic:cNvPicPr>
                       <a:picLocks noChangeAspect="1" noChangeArrowheads="1"/>
                     </pic:cNvPicPr>
                   </pic:nvPicPr>
                   <pic:blipFill>
-                    <a:blip r:embed="rId24"/>
+                    <a:blip r:embed="rId27"/>
                     <a:stretch>
                       <a:fillRect/>
                     </a:stretch>
@@ -1754,7 +1789,7 @@
     </w:p>
     <w:p>
       <w:pPr>
-        <w:pStyle w:val="ListParagraph"/>
+        <w:pStyle w:val="a6"/>
         <w:numPr>
           <w:ilvl w:val="0"/>
           <w:numId w:val="1"/>
@@ -1767,7 +1802,7 @@
       </w:pPr>
       <w:r>
         <w:rPr>
-          <w:rFonts w:cs="Times New Roman" w:ascii="Times New Roman" w:hAnsi="Times New Roman"/>
+          <w:rFonts w:ascii="Times New Roman" w:hAnsi="Times New Roman" w:cs="Times New Roman"/>
           <w:sz w:val="24"/>
           <w:szCs w:val="24"/>
         </w:rPr>
@@ -1776,20 +1811,22 @@
     </w:p>
     <w:p>
       <w:pPr>
-        <w:pStyle w:val="ListParagraph"/>
-        <w:rPr>
-          <w:rFonts w:ascii="Times New Roman" w:hAnsi="Times New Roman" w:cs="Times New Roman"/>
-          <w:sz w:val="24"/>
-          <w:szCs w:val="24"/>
-        </w:rPr>
-      </w:pPr>
-      <w:r>
-        <w:rPr/>
+        <w:pStyle w:val="a6"/>
+        <w:rPr>
+          <w:rFonts w:ascii="Times New Roman" w:hAnsi="Times New Roman" w:cs="Times New Roman"/>
+          <w:sz w:val="24"/>
+          <w:szCs w:val="24"/>
+        </w:rPr>
+      </w:pPr>
+      <w:r>
+        <w:rPr>
+          <w:noProof/>
+        </w:rPr>
         <w:drawing>
-          <wp:inline distT="0" distB="0" distL="0" distR="0">
+          <wp:inline distT="0" distB="0" distL="0" distR="0" wp14:anchorId="7AB3609C" wp14:editId="4E8E2CF1">
             <wp:extent cx="5940425" cy="1823720"/>
             <wp:effectExtent l="0" t="0" r="0" b="0"/>
-            <wp:docPr id="24" name="Рисунок 28" descr=""/>
+            <wp:docPr id="24" name="Рисунок 28"/>
             <wp:cNvGraphicFramePr>
               <a:graphicFrameLocks xmlns:a="http://schemas.openxmlformats.org/drawingml/2006/main" noChangeAspect="1"/>
             </wp:cNvGraphicFramePr>
@@ -1797,13 +1834,13 @@
               <a:graphicData uri="http://schemas.openxmlformats.org/drawingml/2006/picture">
                 <pic:pic xmlns:pic="http://schemas.openxmlformats.org/drawingml/2006/picture">
                   <pic:nvPicPr>
-                    <pic:cNvPr id="24" name="Рисунок 28" descr=""/>
+                    <pic:cNvPr id="24" name="Рисунок 28"/>
                     <pic:cNvPicPr>
                       <a:picLocks noChangeAspect="1" noChangeArrowheads="1"/>
                     </pic:cNvPicPr>
                   </pic:nvPicPr>
                   <pic:blipFill>
-                    <a:blip r:embed="rId25"/>
+                    <a:blip r:embed="rId28"/>
                     <a:stretch>
                       <a:fillRect/>
                     </a:stretch>
@@ -1826,7 +1863,7 @@
     </w:p>
     <w:p>
       <w:pPr>
-        <w:pStyle w:val="ListParagraph"/>
+        <w:pStyle w:val="a6"/>
         <w:numPr>
           <w:ilvl w:val="0"/>
           <w:numId w:val="1"/>
@@ -1839,7 +1876,7 @@
       </w:pPr>
       <w:r>
         <w:rPr>
-          <w:rFonts w:cs="Times New Roman" w:ascii="Times New Roman" w:hAnsi="Times New Roman"/>
+          <w:rFonts w:ascii="Times New Roman" w:hAnsi="Times New Roman" w:cs="Times New Roman"/>
           <w:sz w:val="24"/>
           <w:szCs w:val="24"/>
         </w:rPr>
@@ -1848,20 +1885,22 @@
     </w:p>
     <w:p>
       <w:pPr>
-        <w:pStyle w:val="ListParagraph"/>
-        <w:rPr>
-          <w:rFonts w:ascii="Times New Roman" w:hAnsi="Times New Roman" w:cs="Times New Roman"/>
-          <w:sz w:val="24"/>
-          <w:szCs w:val="24"/>
-        </w:rPr>
-      </w:pPr>
-      <w:r>
-        <w:rPr/>
+        <w:pStyle w:val="a6"/>
+        <w:rPr>
+          <w:rFonts w:ascii="Times New Roman" w:hAnsi="Times New Roman" w:cs="Times New Roman"/>
+          <w:sz w:val="24"/>
+          <w:szCs w:val="24"/>
+        </w:rPr>
+      </w:pPr>
+      <w:r>
+        <w:rPr>
+          <w:noProof/>
+        </w:rPr>
         <w:drawing>
-          <wp:inline distT="0" distB="0" distL="0" distR="0">
+          <wp:inline distT="0" distB="0" distL="0" distR="0" wp14:anchorId="3F5F0586" wp14:editId="3B63B5B4">
             <wp:extent cx="5956300" cy="1616710"/>
             <wp:effectExtent l="0" t="0" r="0" b="0"/>
-            <wp:docPr id="25" name="Рисунок 40" descr=""/>
+            <wp:docPr id="25" name="Рисунок 40"/>
             <wp:cNvGraphicFramePr>
               <a:graphicFrameLocks xmlns:a="http://schemas.openxmlformats.org/drawingml/2006/main" noChangeAspect="1"/>
             </wp:cNvGraphicFramePr>
@@ -1869,13 +1908,13 @@
               <a:graphicData uri="http://schemas.openxmlformats.org/drawingml/2006/picture">
                 <pic:pic xmlns:pic="http://schemas.openxmlformats.org/drawingml/2006/picture">
                   <pic:nvPicPr>
-                    <pic:cNvPr id="25" name="Рисунок 40" descr=""/>
+                    <pic:cNvPr id="25" name="Рисунок 40"/>
                     <pic:cNvPicPr>
                       <a:picLocks noChangeAspect="1" noChangeArrowheads="1"/>
                     </pic:cNvPicPr>
                   </pic:nvPicPr>
                   <pic:blipFill>
-                    <a:blip r:embed="rId26"/>
+                    <a:blip r:embed="rId29"/>
                     <a:stretch>
                       <a:fillRect/>
                     </a:stretch>
@@ -1898,7 +1937,7 @@
     </w:p>
     <w:p>
       <w:pPr>
-        <w:pStyle w:val="ListParagraph"/>
+        <w:pStyle w:val="a6"/>
         <w:numPr>
           <w:ilvl w:val="0"/>
           <w:numId w:val="1"/>
@@ -1911,7 +1950,7 @@
       </w:pPr>
       <w:r>
         <w:rPr>
-          <w:rFonts w:cs="Times New Roman" w:ascii="Times New Roman" w:hAnsi="Times New Roman"/>
+          <w:rFonts w:ascii="Times New Roman" w:hAnsi="Times New Roman" w:cs="Times New Roman"/>
           <w:sz w:val="24"/>
           <w:szCs w:val="24"/>
         </w:rPr>
@@ -1920,20 +1959,22 @@
     </w:p>
     <w:p>
       <w:pPr>
-        <w:pStyle w:val="ListParagraph"/>
-        <w:rPr>
-          <w:rFonts w:ascii="Times New Roman" w:hAnsi="Times New Roman" w:cs="Times New Roman"/>
-          <w:sz w:val="24"/>
-          <w:szCs w:val="24"/>
-        </w:rPr>
-      </w:pPr>
-      <w:r>
-        <w:rPr/>
+        <w:pStyle w:val="a6"/>
+        <w:rPr>
+          <w:rFonts w:ascii="Times New Roman" w:hAnsi="Times New Roman" w:cs="Times New Roman"/>
+          <w:sz w:val="24"/>
+          <w:szCs w:val="24"/>
+        </w:rPr>
+      </w:pPr>
+      <w:r>
+        <w:rPr>
+          <w:noProof/>
+        </w:rPr>
         <w:drawing>
-          <wp:inline distT="0" distB="0" distL="0" distR="0">
+          <wp:inline distT="0" distB="0" distL="0" distR="0" wp14:anchorId="7B3E93ED" wp14:editId="2ABDEDA0">
             <wp:extent cx="5934710" cy="1477645"/>
             <wp:effectExtent l="0" t="0" r="0" b="0"/>
-            <wp:docPr id="26" name="Рисунок 39" descr=""/>
+            <wp:docPr id="26" name="Рисунок 39"/>
             <wp:cNvGraphicFramePr>
               <a:graphicFrameLocks xmlns:a="http://schemas.openxmlformats.org/drawingml/2006/main" noChangeAspect="1"/>
             </wp:cNvGraphicFramePr>
@@ -1941,13 +1982,13 @@
               <a:graphicData uri="http://schemas.openxmlformats.org/drawingml/2006/picture">
                 <pic:pic xmlns:pic="http://schemas.openxmlformats.org/drawingml/2006/picture">
                   <pic:nvPicPr>
-                    <pic:cNvPr id="26" name="Рисунок 39" descr=""/>
+                    <pic:cNvPr id="26" name="Рисунок 39"/>
                     <pic:cNvPicPr>
                       <a:picLocks noChangeAspect="1" noChangeArrowheads="1"/>
                     </pic:cNvPicPr>
                   </pic:nvPicPr>
                   <pic:blipFill>
-                    <a:blip r:embed="rId27"/>
+                    <a:blip r:embed="rId30"/>
                     <a:stretch>
                       <a:fillRect/>
                     </a:stretch>
@@ -1970,7 +2011,7 @@
     </w:p>
     <w:p>
       <w:pPr>
-        <w:pStyle w:val="ListParagraph"/>
+        <w:pStyle w:val="a6"/>
         <w:numPr>
           <w:ilvl w:val="0"/>
           <w:numId w:val="1"/>
@@ -1983,7 +2024,7 @@
       </w:pPr>
       <w:r>
         <w:rPr>
-          <w:rFonts w:cs="Times New Roman" w:ascii="Times New Roman" w:hAnsi="Times New Roman"/>
+          <w:rFonts w:ascii="Times New Roman" w:hAnsi="Times New Roman" w:cs="Times New Roman"/>
           <w:sz w:val="24"/>
           <w:szCs w:val="24"/>
         </w:rPr>
@@ -1992,20 +2033,23 @@
     </w:p>
     <w:p>
       <w:pPr>
-        <w:pStyle w:val="ListParagraph"/>
-        <w:rPr>
-          <w:rFonts w:ascii="Times New Roman" w:hAnsi="Times New Roman" w:cs="Times New Roman"/>
-          <w:sz w:val="24"/>
-          <w:szCs w:val="24"/>
-        </w:rPr>
-      </w:pPr>
-      <w:r>
-        <w:rPr/>
+        <w:pStyle w:val="a6"/>
+        <w:rPr>
+          <w:rFonts w:ascii="Times New Roman" w:hAnsi="Times New Roman" w:cs="Times New Roman"/>
+          <w:sz w:val="24"/>
+          <w:szCs w:val="24"/>
+        </w:rPr>
+      </w:pPr>
+      <w:r>
+        <w:rPr>
+          <w:noProof/>
+        </w:rPr>
+        <w:lastRenderedPageBreak/>
         <w:drawing>
-          <wp:inline distT="0" distB="0" distL="0" distR="0">
+          <wp:inline distT="0" distB="0" distL="0" distR="0" wp14:anchorId="5351D6C9" wp14:editId="05A9B7B0">
             <wp:extent cx="5932805" cy="1609090"/>
             <wp:effectExtent l="0" t="0" r="0" b="0"/>
-            <wp:docPr id="27" name="Рисунок 38" descr=""/>
+            <wp:docPr id="27" name="Рисунок 38"/>
             <wp:cNvGraphicFramePr>
               <a:graphicFrameLocks xmlns:a="http://schemas.openxmlformats.org/drawingml/2006/main" noChangeAspect="1"/>
             </wp:cNvGraphicFramePr>
@@ -2013,13 +2057,13 @@
               <a:graphicData uri="http://schemas.openxmlformats.org/drawingml/2006/picture">
                 <pic:pic xmlns:pic="http://schemas.openxmlformats.org/drawingml/2006/picture">
                   <pic:nvPicPr>
-                    <pic:cNvPr id="27" name="Рисунок 38" descr=""/>
+                    <pic:cNvPr id="27" name="Рисунок 38"/>
                     <pic:cNvPicPr>
                       <a:picLocks noChangeAspect="1" noChangeArrowheads="1"/>
                     </pic:cNvPicPr>
                   </pic:nvPicPr>
                   <pic:blipFill>
-                    <a:blip r:embed="rId28"/>
+                    <a:blip r:embed="rId31"/>
                     <a:stretch>
                       <a:fillRect/>
                     </a:stretch>
@@ -2042,7 +2086,7 @@
     </w:p>
     <w:p>
       <w:pPr>
-        <w:pStyle w:val="ListParagraph"/>
+        <w:pStyle w:val="a6"/>
         <w:numPr>
           <w:ilvl w:val="0"/>
           <w:numId w:val="1"/>
@@ -2055,7 +2099,7 @@
       </w:pPr>
       <w:r>
         <w:rPr>
-          <w:rFonts w:cs="Times New Roman" w:ascii="Times New Roman" w:hAnsi="Times New Roman"/>
+          <w:rFonts w:ascii="Times New Roman" w:hAnsi="Times New Roman" w:cs="Times New Roman"/>
           <w:sz w:val="24"/>
           <w:szCs w:val="24"/>
         </w:rPr>
@@ -2064,20 +2108,22 @@
     </w:p>
     <w:p>
       <w:pPr>
-        <w:pStyle w:val="ListParagraph"/>
-        <w:rPr>
-          <w:rFonts w:ascii="Times New Roman" w:hAnsi="Times New Roman" w:cs="Times New Roman"/>
-          <w:sz w:val="24"/>
-          <w:szCs w:val="24"/>
-        </w:rPr>
-      </w:pPr>
-      <w:r>
-        <w:rPr/>
+        <w:pStyle w:val="a6"/>
+        <w:rPr>
+          <w:rFonts w:ascii="Times New Roman" w:hAnsi="Times New Roman" w:cs="Times New Roman"/>
+          <w:sz w:val="24"/>
+          <w:szCs w:val="24"/>
+        </w:rPr>
+      </w:pPr>
+      <w:r>
+        <w:rPr>
+          <w:noProof/>
+        </w:rPr>
         <w:drawing>
-          <wp:inline distT="0" distB="0" distL="0" distR="0">
+          <wp:inline distT="0" distB="0" distL="0" distR="0" wp14:anchorId="5AF8862B" wp14:editId="0B401869">
             <wp:extent cx="5892165" cy="1594485"/>
             <wp:effectExtent l="0" t="0" r="0" b="0"/>
-            <wp:docPr id="28" name="Рисунок 41" descr=""/>
+            <wp:docPr id="28" name="Рисунок 41"/>
             <wp:cNvGraphicFramePr>
               <a:graphicFrameLocks xmlns:a="http://schemas.openxmlformats.org/drawingml/2006/main" noChangeAspect="1"/>
             </wp:cNvGraphicFramePr>
@@ -2085,13 +2131,13 @@
               <a:graphicData uri="http://schemas.openxmlformats.org/drawingml/2006/picture">
                 <pic:pic xmlns:pic="http://schemas.openxmlformats.org/drawingml/2006/picture">
                   <pic:nvPicPr>
-                    <pic:cNvPr id="28" name="Рисунок 41" descr=""/>
+                    <pic:cNvPr id="28" name="Рисунок 41"/>
                     <pic:cNvPicPr>
                       <a:picLocks noChangeAspect="1" noChangeArrowheads="1"/>
                     </pic:cNvPicPr>
                   </pic:nvPicPr>
                   <pic:blipFill>
-                    <a:blip r:embed="rId29"/>
+                    <a:blip r:embed="rId32"/>
                     <a:stretch>
                       <a:fillRect/>
                     </a:stretch>
@@ -2114,24 +2160,17 @@
     </w:p>
     <w:p>
       <w:pPr>
-        <w:pStyle w:val="ListParagraph"/>
-        <w:rPr>
-          <w:rFonts w:ascii="Times New Roman" w:hAnsi="Times New Roman" w:cs="Times New Roman"/>
-          <w:sz w:val="24"/>
-          <w:szCs w:val="24"/>
-        </w:rPr>
-      </w:pPr>
-      <w:r>
-        <w:rPr>
-          <w:rFonts w:cs="Times New Roman" w:ascii="Times New Roman" w:hAnsi="Times New Roman"/>
-          <w:sz w:val="24"/>
-          <w:szCs w:val="24"/>
-        </w:rPr>
-      </w:r>
-    </w:p>
-    <w:p>
-      <w:pPr>
-        <w:pStyle w:val="ListParagraph"/>
+        <w:pStyle w:val="a6"/>
+        <w:rPr>
+          <w:rFonts w:ascii="Times New Roman" w:hAnsi="Times New Roman" w:cs="Times New Roman"/>
+          <w:sz w:val="24"/>
+          <w:szCs w:val="24"/>
+        </w:rPr>
+      </w:pPr>
+    </w:p>
+    <w:p>
+      <w:pPr>
+        <w:pStyle w:val="a6"/>
         <w:numPr>
           <w:ilvl w:val="0"/>
           <w:numId w:val="1"/>
@@ -2144,29 +2183,39 @@
       </w:pPr>
       <w:r>
         <w:rPr>
-          <w:rFonts w:cs="Times New Roman" w:ascii="Times New Roman" w:hAnsi="Times New Roman"/>
-          <w:sz w:val="24"/>
-          <w:szCs w:val="24"/>
-        </w:rPr>
-        <w:t>Пункт 4.1.3.2.</w:t>
-      </w:r>
-    </w:p>
-    <w:p>
-      <w:pPr>
-        <w:pStyle w:val="ListParagraph"/>
-        <w:rPr>
-          <w:rFonts w:ascii="Times New Roman" w:hAnsi="Times New Roman" w:cs="Times New Roman"/>
-          <w:sz w:val="24"/>
-          <w:szCs w:val="24"/>
-        </w:rPr>
-      </w:pPr>
-      <w:r>
-        <w:rPr/>
+          <w:rFonts w:ascii="Times New Roman" w:hAnsi="Times New Roman" w:cs="Times New Roman"/>
+          <w:sz w:val="24"/>
+          <w:szCs w:val="24"/>
+        </w:rPr>
+        <w:t xml:space="preserve">Пункт </w:t>
+      </w:r>
+      <w:r>
+        <w:rPr>
+          <w:rFonts w:ascii="Times New Roman" w:hAnsi="Times New Roman" w:cs="Times New Roman"/>
+          <w:sz w:val="24"/>
+          <w:szCs w:val="24"/>
+        </w:rPr>
+        <w:t>4.1.3.2.</w:t>
+      </w:r>
+    </w:p>
+    <w:p>
+      <w:pPr>
+        <w:pStyle w:val="a6"/>
+        <w:rPr>
+          <w:rFonts w:ascii="Times New Roman" w:hAnsi="Times New Roman" w:cs="Times New Roman"/>
+          <w:sz w:val="24"/>
+          <w:szCs w:val="24"/>
+        </w:rPr>
+      </w:pPr>
+      <w:r>
+        <w:rPr>
+          <w:noProof/>
+        </w:rPr>
         <w:drawing>
-          <wp:inline distT="0" distB="0" distL="0" distR="0">
+          <wp:inline distT="0" distB="0" distL="0" distR="0" wp14:anchorId="34F52021" wp14:editId="3ADE5D5E">
             <wp:extent cx="5864860" cy="1587500"/>
             <wp:effectExtent l="0" t="0" r="0" b="0"/>
-            <wp:docPr id="29" name="Рисунок 42" descr=""/>
+            <wp:docPr id="29" name="Рисунок 42"/>
             <wp:cNvGraphicFramePr>
               <a:graphicFrameLocks xmlns:a="http://schemas.openxmlformats.org/drawingml/2006/main" noChangeAspect="1"/>
             </wp:cNvGraphicFramePr>
@@ -2174,13 +2223,13 @@
               <a:graphicData uri="http://schemas.openxmlformats.org/drawingml/2006/picture">
                 <pic:pic xmlns:pic="http://schemas.openxmlformats.org/drawingml/2006/picture">
                   <pic:nvPicPr>
-                    <pic:cNvPr id="29" name="Рисунок 42" descr=""/>
+                    <pic:cNvPr id="29" name="Рисунок 42"/>
                     <pic:cNvPicPr>
                       <a:picLocks noChangeAspect="1" noChangeArrowheads="1"/>
                     </pic:cNvPicPr>
                   </pic:nvPicPr>
                   <pic:blipFill>
-                    <a:blip r:embed="rId30"/>
+                    <a:blip r:embed="rId33"/>
                     <a:stretch>
                       <a:fillRect/>
                     </a:stretch>
@@ -2203,7 +2252,7 @@
     </w:p>
     <w:p>
       <w:pPr>
-        <w:pStyle w:val="ListParagraph"/>
+        <w:pStyle w:val="a6"/>
         <w:numPr>
           <w:ilvl w:val="0"/>
           <w:numId w:val="1"/>
@@ -2216,7 +2265,7 @@
       </w:pPr>
       <w:r>
         <w:rPr>
-          <w:rFonts w:cs="Times New Roman" w:ascii="Times New Roman" w:hAnsi="Times New Roman"/>
+          <w:rFonts w:ascii="Times New Roman" w:hAnsi="Times New Roman" w:cs="Times New Roman"/>
           <w:sz w:val="24"/>
           <w:szCs w:val="24"/>
         </w:rPr>
@@ -2225,20 +2274,22 @@
     </w:p>
     <w:p>
       <w:pPr>
-        <w:pStyle w:val="ListParagraph"/>
-        <w:rPr>
-          <w:rFonts w:ascii="Times New Roman" w:hAnsi="Times New Roman" w:cs="Times New Roman"/>
-          <w:sz w:val="24"/>
-          <w:szCs w:val="24"/>
-        </w:rPr>
-      </w:pPr>
-      <w:r>
-        <w:rPr/>
+        <w:pStyle w:val="a6"/>
+        <w:rPr>
+          <w:rFonts w:ascii="Times New Roman" w:hAnsi="Times New Roman" w:cs="Times New Roman"/>
+          <w:sz w:val="24"/>
+          <w:szCs w:val="24"/>
+        </w:rPr>
+      </w:pPr>
+      <w:r>
+        <w:rPr>
+          <w:noProof/>
+        </w:rPr>
         <w:drawing>
-          <wp:inline distT="0" distB="0" distL="0" distR="0">
+          <wp:inline distT="0" distB="0" distL="0" distR="0" wp14:anchorId="7FB0AEA5" wp14:editId="3828E56E">
             <wp:extent cx="5838190" cy="1579880"/>
             <wp:effectExtent l="0" t="0" r="0" b="0"/>
-            <wp:docPr id="30" name="Рисунок 43" descr=""/>
+            <wp:docPr id="30" name="Рисунок 43"/>
             <wp:cNvGraphicFramePr>
               <a:graphicFrameLocks xmlns:a="http://schemas.openxmlformats.org/drawingml/2006/main" noChangeAspect="1"/>
             </wp:cNvGraphicFramePr>
@@ -2246,13 +2297,13 @@
               <a:graphicData uri="http://schemas.openxmlformats.org/drawingml/2006/picture">
                 <pic:pic xmlns:pic="http://schemas.openxmlformats.org/drawingml/2006/picture">
                   <pic:nvPicPr>
-                    <pic:cNvPr id="30" name="Рисунок 43" descr=""/>
+                    <pic:cNvPr id="30" name="Рисунок 43"/>
                     <pic:cNvPicPr>
                       <a:picLocks noChangeAspect="1" noChangeArrowheads="1"/>
                     </pic:cNvPicPr>
                   </pic:nvPicPr>
                   <pic:blipFill>
-                    <a:blip r:embed="rId31"/>
+                    <a:blip r:embed="rId34"/>
                     <a:stretch>
                       <a:fillRect/>
                     </a:stretch>
@@ -2275,24 +2326,17 @@
     </w:p>
     <w:p>
       <w:pPr>
-        <w:pStyle w:val="ListParagraph"/>
-        <w:rPr>
-          <w:rFonts w:ascii="Times New Roman" w:hAnsi="Times New Roman" w:cs="Times New Roman"/>
-          <w:sz w:val="24"/>
-          <w:szCs w:val="24"/>
-        </w:rPr>
-      </w:pPr>
-      <w:r>
-        <w:rPr>
-          <w:rFonts w:cs="Times New Roman" w:ascii="Times New Roman" w:hAnsi="Times New Roman"/>
-          <w:sz w:val="24"/>
-          <w:szCs w:val="24"/>
-        </w:rPr>
-      </w:r>
-    </w:p>
-    <w:p>
-      <w:pPr>
-        <w:pStyle w:val="ListParagraph"/>
+        <w:pStyle w:val="a6"/>
+        <w:rPr>
+          <w:rFonts w:ascii="Times New Roman" w:hAnsi="Times New Roman" w:cs="Times New Roman"/>
+          <w:sz w:val="24"/>
+          <w:szCs w:val="24"/>
+        </w:rPr>
+      </w:pPr>
+    </w:p>
+    <w:p>
+      <w:pPr>
+        <w:pStyle w:val="a6"/>
         <w:numPr>
           <w:ilvl w:val="0"/>
           <w:numId w:val="1"/>
@@ -2305,7 +2349,7 @@
       </w:pPr>
       <w:r>
         <w:rPr>
-          <w:rFonts w:cs="Times New Roman" w:ascii="Times New Roman" w:hAnsi="Times New Roman"/>
+          <w:rFonts w:ascii="Times New Roman" w:hAnsi="Times New Roman" w:cs="Times New Roman"/>
           <w:sz w:val="24"/>
           <w:szCs w:val="24"/>
         </w:rPr>
@@ -2314,20 +2358,22 @@
     </w:p>
     <w:p>
       <w:pPr>
-        <w:pStyle w:val="ListParagraph"/>
-        <w:rPr>
-          <w:rFonts w:ascii="Times New Roman" w:hAnsi="Times New Roman" w:cs="Times New Roman"/>
-          <w:sz w:val="24"/>
-          <w:szCs w:val="24"/>
-        </w:rPr>
-      </w:pPr>
-      <w:r>
-        <w:rPr/>
+        <w:pStyle w:val="a6"/>
+        <w:rPr>
+          <w:rFonts w:ascii="Times New Roman" w:hAnsi="Times New Roman" w:cs="Times New Roman"/>
+          <w:sz w:val="24"/>
+          <w:szCs w:val="24"/>
+        </w:rPr>
+      </w:pPr>
+      <w:r>
+        <w:rPr>
+          <w:noProof/>
+        </w:rPr>
         <w:drawing>
-          <wp:inline distT="0" distB="0" distL="0" distR="0">
+          <wp:inline distT="0" distB="0" distL="0" distR="0" wp14:anchorId="13F67F9C" wp14:editId="728A448F">
             <wp:extent cx="5837555" cy="1579880"/>
             <wp:effectExtent l="0" t="0" r="0" b="0"/>
-            <wp:docPr id="31" name="Рисунок 44" descr=""/>
+            <wp:docPr id="31" name="Рисунок 44"/>
             <wp:cNvGraphicFramePr>
               <a:graphicFrameLocks xmlns:a="http://schemas.openxmlformats.org/drawingml/2006/main" noChangeAspect="1"/>
             </wp:cNvGraphicFramePr>
@@ -2335,13 +2381,13 @@
               <a:graphicData uri="http://schemas.openxmlformats.org/drawingml/2006/picture">
                 <pic:pic xmlns:pic="http://schemas.openxmlformats.org/drawingml/2006/picture">
                   <pic:nvPicPr>
-                    <pic:cNvPr id="31" name="Рисунок 44" descr=""/>
+                    <pic:cNvPr id="31" name="Рисунок 44"/>
                     <pic:cNvPicPr>
                       <a:picLocks noChangeAspect="1" noChangeArrowheads="1"/>
                     </pic:cNvPicPr>
                   </pic:nvPicPr>
                   <pic:blipFill>
-                    <a:blip r:embed="rId32"/>
+                    <a:blip r:embed="rId35"/>
                     <a:stretch>
                       <a:fillRect/>
                     </a:stretch>
@@ -2364,7 +2410,7 @@
     </w:p>
     <w:p>
       <w:pPr>
-        <w:pStyle w:val="ListParagraph"/>
+        <w:pStyle w:val="a6"/>
         <w:numPr>
           <w:ilvl w:val="0"/>
           <w:numId w:val="1"/>
@@ -2377,29 +2423,32 @@
       </w:pPr>
       <w:r>
         <w:rPr>
-          <w:rFonts w:cs="Times New Roman" w:ascii="Times New Roman" w:hAnsi="Times New Roman"/>
-          <w:sz w:val="24"/>
-          <w:szCs w:val="24"/>
-        </w:rPr>
+          <w:rFonts w:ascii="Times New Roman" w:hAnsi="Times New Roman" w:cs="Times New Roman"/>
+          <w:sz w:val="24"/>
+          <w:szCs w:val="24"/>
+        </w:rPr>
+        <w:lastRenderedPageBreak/>
         <w:t>Пункт 4.1.4.2.</w:t>
       </w:r>
     </w:p>
     <w:p>
       <w:pPr>
-        <w:pStyle w:val="ListParagraph"/>
-        <w:rPr>
-          <w:rFonts w:ascii="Times New Roman" w:hAnsi="Times New Roman" w:cs="Times New Roman"/>
-          <w:sz w:val="24"/>
-          <w:szCs w:val="24"/>
-        </w:rPr>
-      </w:pPr>
-      <w:r>
-        <w:rPr/>
+        <w:pStyle w:val="a6"/>
+        <w:rPr>
+          <w:rFonts w:ascii="Times New Roman" w:hAnsi="Times New Roman" w:cs="Times New Roman"/>
+          <w:sz w:val="24"/>
+          <w:szCs w:val="24"/>
+        </w:rPr>
+      </w:pPr>
+      <w:r>
+        <w:rPr>
+          <w:noProof/>
+        </w:rPr>
         <w:drawing>
-          <wp:inline distT="0" distB="0" distL="0" distR="0">
+          <wp:inline distT="0" distB="0" distL="0" distR="0" wp14:anchorId="3D750754" wp14:editId="4DA6F236">
             <wp:extent cx="5940425" cy="1607820"/>
             <wp:effectExtent l="0" t="0" r="0" b="0"/>
-            <wp:docPr id="32" name="Рисунок 45" descr=""/>
+            <wp:docPr id="32" name="Рисунок 45"/>
             <wp:cNvGraphicFramePr>
               <a:graphicFrameLocks xmlns:a="http://schemas.openxmlformats.org/drawingml/2006/main" noChangeAspect="1"/>
             </wp:cNvGraphicFramePr>
@@ -2407,13 +2456,13 @@
               <a:graphicData uri="http://schemas.openxmlformats.org/drawingml/2006/picture">
                 <pic:pic xmlns:pic="http://schemas.openxmlformats.org/drawingml/2006/picture">
                   <pic:nvPicPr>
-                    <pic:cNvPr id="32" name="Рисунок 45" descr=""/>
+                    <pic:cNvPr id="32" name="Рисунок 45"/>
                     <pic:cNvPicPr>
                       <a:picLocks noChangeAspect="1" noChangeArrowheads="1"/>
                     </pic:cNvPicPr>
                   </pic:nvPicPr>
                   <pic:blipFill>
-                    <a:blip r:embed="rId33"/>
+                    <a:blip r:embed="rId36"/>
                     <a:stretch>
                       <a:fillRect/>
                     </a:stretch>
@@ -2436,7 +2485,7 @@
     </w:p>
     <w:p>
       <w:pPr>
-        <w:pStyle w:val="ListParagraph"/>
+        <w:pStyle w:val="a6"/>
         <w:numPr>
           <w:ilvl w:val="0"/>
           <w:numId w:val="1"/>
@@ -2449,7 +2498,7 @@
       </w:pPr>
       <w:r>
         <w:rPr>
-          <w:rFonts w:cs="Times New Roman" w:ascii="Times New Roman" w:hAnsi="Times New Roman"/>
+          <w:rFonts w:ascii="Times New Roman" w:hAnsi="Times New Roman" w:cs="Times New Roman"/>
           <w:sz w:val="24"/>
           <w:szCs w:val="24"/>
         </w:rPr>
@@ -2458,20 +2507,22 @@
     </w:p>
     <w:p>
       <w:pPr>
-        <w:pStyle w:val="ListParagraph"/>
-        <w:rPr>
-          <w:rFonts w:ascii="Times New Roman" w:hAnsi="Times New Roman" w:cs="Times New Roman"/>
-          <w:sz w:val="24"/>
-          <w:szCs w:val="24"/>
-        </w:rPr>
-      </w:pPr>
-      <w:r>
-        <w:rPr/>
+        <w:pStyle w:val="a6"/>
+        <w:rPr>
+          <w:rFonts w:ascii="Times New Roman" w:hAnsi="Times New Roman" w:cs="Times New Roman"/>
+          <w:sz w:val="24"/>
+          <w:szCs w:val="24"/>
+        </w:rPr>
+      </w:pPr>
+      <w:r>
+        <w:rPr>
+          <w:noProof/>
+        </w:rPr>
         <w:drawing>
-          <wp:inline distT="0" distB="0" distL="0" distR="0">
+          <wp:inline distT="0" distB="0" distL="0" distR="0" wp14:anchorId="18A6F383" wp14:editId="57D89FA9">
             <wp:extent cx="5940425" cy="1607820"/>
             <wp:effectExtent l="0" t="0" r="0" b="0"/>
-            <wp:docPr id="33" name="Рисунок 46" descr=""/>
+            <wp:docPr id="33" name="Рисунок 46"/>
             <wp:cNvGraphicFramePr>
               <a:graphicFrameLocks xmlns:a="http://schemas.openxmlformats.org/drawingml/2006/main" noChangeAspect="1"/>
             </wp:cNvGraphicFramePr>
@@ -2479,13 +2530,13 @@
               <a:graphicData uri="http://schemas.openxmlformats.org/drawingml/2006/picture">
                 <pic:pic xmlns:pic="http://schemas.openxmlformats.org/drawingml/2006/picture">
                   <pic:nvPicPr>
-                    <pic:cNvPr id="33" name="Рисунок 46" descr=""/>
+                    <pic:cNvPr id="33" name="Рисунок 46"/>
                     <pic:cNvPicPr>
                       <a:picLocks noChangeAspect="1" noChangeArrowheads="1"/>
                     </pic:cNvPicPr>
                   </pic:nvPicPr>
                   <pic:blipFill>
-                    <a:blip r:embed="rId34"/>
+                    <a:blip r:embed="rId37"/>
                     <a:stretch>
                       <a:fillRect/>
                     </a:stretch>
@@ -2508,7 +2559,7 @@
     </w:p>
     <w:p>
       <w:pPr>
-        <w:pStyle w:val="ListParagraph"/>
+        <w:pStyle w:val="a6"/>
         <w:numPr>
           <w:ilvl w:val="0"/>
           <w:numId w:val="1"/>
@@ -2521,7 +2572,7 @@
       </w:pPr>
       <w:r>
         <w:rPr>
-          <w:rFonts w:cs="Times New Roman" w:ascii="Times New Roman" w:hAnsi="Times New Roman"/>
+          <w:rFonts w:ascii="Times New Roman" w:hAnsi="Times New Roman" w:cs="Times New Roman"/>
           <w:sz w:val="24"/>
           <w:szCs w:val="24"/>
         </w:rPr>
@@ -2530,20 +2581,22 @@
     </w:p>
     <w:p>
       <w:pPr>
-        <w:pStyle w:val="ListParagraph"/>
-        <w:rPr>
-          <w:rFonts w:ascii="Times New Roman" w:hAnsi="Times New Roman" w:cs="Times New Roman"/>
-          <w:sz w:val="24"/>
-          <w:szCs w:val="24"/>
-        </w:rPr>
-      </w:pPr>
-      <w:r>
-        <w:rPr/>
+        <w:pStyle w:val="a6"/>
+        <w:rPr>
+          <w:rFonts w:ascii="Times New Roman" w:hAnsi="Times New Roman" w:cs="Times New Roman"/>
+          <w:sz w:val="24"/>
+          <w:szCs w:val="24"/>
+        </w:rPr>
+      </w:pPr>
+      <w:r>
+        <w:rPr>
+          <w:noProof/>
+        </w:rPr>
         <w:drawing>
-          <wp:inline distT="0" distB="0" distL="0" distR="0">
+          <wp:inline distT="0" distB="0" distL="0" distR="0" wp14:anchorId="2C7203A4" wp14:editId="2D027DFA">
             <wp:extent cx="5940425" cy="1607820"/>
             <wp:effectExtent l="0" t="0" r="0" b="0"/>
-            <wp:docPr id="34" name="Рисунок 47" descr=""/>
+            <wp:docPr id="34" name="Рисунок 47"/>
             <wp:cNvGraphicFramePr>
               <a:graphicFrameLocks xmlns:a="http://schemas.openxmlformats.org/drawingml/2006/main" noChangeAspect="1"/>
             </wp:cNvGraphicFramePr>
@@ -2551,13 +2604,13 @@
               <a:graphicData uri="http://schemas.openxmlformats.org/drawingml/2006/picture">
                 <pic:pic xmlns:pic="http://schemas.openxmlformats.org/drawingml/2006/picture">
                   <pic:nvPicPr>
-                    <pic:cNvPr id="34" name="Рисунок 47" descr=""/>
+                    <pic:cNvPr id="34" name="Рисунок 47"/>
                     <pic:cNvPicPr>
                       <a:picLocks noChangeAspect="1" noChangeArrowheads="1"/>
                     </pic:cNvPicPr>
                   </pic:nvPicPr>
                   <pic:blipFill>
-                    <a:blip r:embed="rId35"/>
+                    <a:blip r:embed="rId38"/>
                     <a:stretch>
                       <a:fillRect/>
                     </a:stretch>
@@ -2580,7 +2633,7 @@
     </w:p>
     <w:p>
       <w:pPr>
-        <w:pStyle w:val="ListParagraph"/>
+        <w:pStyle w:val="a6"/>
         <w:numPr>
           <w:ilvl w:val="0"/>
           <w:numId w:val="1"/>
@@ -2593,7 +2646,7 @@
       </w:pPr>
       <w:r>
         <w:rPr>
-          <w:rFonts w:cs="Times New Roman" w:ascii="Times New Roman" w:hAnsi="Times New Roman"/>
+          <w:rFonts w:ascii="Times New Roman" w:hAnsi="Times New Roman" w:cs="Times New Roman"/>
           <w:sz w:val="24"/>
           <w:szCs w:val="24"/>
         </w:rPr>
@@ -2602,20 +2655,22 @@
     </w:p>
     <w:p>
       <w:pPr>
-        <w:pStyle w:val="ListParagraph"/>
-        <w:rPr>
-          <w:rFonts w:ascii="Times New Roman" w:hAnsi="Times New Roman" w:cs="Times New Roman"/>
-          <w:sz w:val="24"/>
-          <w:szCs w:val="24"/>
-        </w:rPr>
-      </w:pPr>
-      <w:r>
-        <w:rPr/>
+        <w:pStyle w:val="a6"/>
+        <w:rPr>
+          <w:rFonts w:ascii="Times New Roman" w:hAnsi="Times New Roman" w:cs="Times New Roman"/>
+          <w:sz w:val="24"/>
+          <w:szCs w:val="24"/>
+        </w:rPr>
+      </w:pPr>
+      <w:r>
+        <w:rPr>
+          <w:noProof/>
+        </w:rPr>
         <w:drawing>
-          <wp:inline distT="0" distB="0" distL="0" distR="0">
+          <wp:inline distT="0" distB="0" distL="0" distR="0" wp14:anchorId="53A799AA" wp14:editId="5FBEF149">
             <wp:extent cx="5940425" cy="1619250"/>
             <wp:effectExtent l="0" t="0" r="0" b="0"/>
-            <wp:docPr id="35" name="Рисунок 48" descr=""/>
+            <wp:docPr id="35" name="Рисунок 48"/>
             <wp:cNvGraphicFramePr>
               <a:graphicFrameLocks xmlns:a="http://schemas.openxmlformats.org/drawingml/2006/main" noChangeAspect="1"/>
             </wp:cNvGraphicFramePr>
@@ -2623,13 +2678,13 @@
               <a:graphicData uri="http://schemas.openxmlformats.org/drawingml/2006/picture">
                 <pic:pic xmlns:pic="http://schemas.openxmlformats.org/drawingml/2006/picture">
                   <pic:nvPicPr>
-                    <pic:cNvPr id="35" name="Рисунок 48" descr=""/>
+                    <pic:cNvPr id="35" name="Рисунок 48"/>
                     <pic:cNvPicPr>
                       <a:picLocks noChangeAspect="1" noChangeArrowheads="1"/>
                     </pic:cNvPicPr>
                   </pic:nvPicPr>
                   <pic:blipFill>
-                    <a:blip r:embed="rId36"/>
+                    <a:blip r:embed="rId39"/>
                     <a:stretch>
                       <a:fillRect/>
                     </a:stretch>
@@ -2652,7 +2707,7 @@
     </w:p>
     <w:p>
       <w:pPr>
-        <w:pStyle w:val="ListParagraph"/>
+        <w:pStyle w:val="a6"/>
         <w:numPr>
           <w:ilvl w:val="0"/>
           <w:numId w:val="1"/>
@@ -2665,7 +2720,7 @@
       </w:pPr>
       <w:r>
         <w:rPr>
-          <w:rFonts w:cs="Times New Roman" w:ascii="Times New Roman" w:hAnsi="Times New Roman"/>
+          <w:rFonts w:ascii="Times New Roman" w:hAnsi="Times New Roman" w:cs="Times New Roman"/>
           <w:sz w:val="24"/>
           <w:szCs w:val="24"/>
         </w:rPr>
@@ -2674,20 +2729,22 @@
     </w:p>
     <w:p>
       <w:pPr>
-        <w:pStyle w:val="ListParagraph"/>
-        <w:rPr>
-          <w:rFonts w:ascii="Times New Roman" w:hAnsi="Times New Roman" w:cs="Times New Roman"/>
-          <w:sz w:val="24"/>
-          <w:szCs w:val="24"/>
-        </w:rPr>
-      </w:pPr>
-      <w:r>
-        <w:rPr/>
+        <w:pStyle w:val="a6"/>
+        <w:rPr>
+          <w:rFonts w:ascii="Times New Roman" w:hAnsi="Times New Roman" w:cs="Times New Roman"/>
+          <w:sz w:val="24"/>
+          <w:szCs w:val="24"/>
+        </w:rPr>
+      </w:pPr>
+      <w:r>
+        <w:rPr>
+          <w:noProof/>
+        </w:rPr>
         <w:drawing>
-          <wp:inline distT="0" distB="0" distL="0" distR="0">
+          <wp:inline distT="0" distB="0" distL="0" distR="0" wp14:anchorId="3B3B7841" wp14:editId="73811D51">
             <wp:extent cx="5940425" cy="1619250"/>
             <wp:effectExtent l="0" t="0" r="0" b="0"/>
-            <wp:docPr id="36" name="Рисунок 49" descr=""/>
+            <wp:docPr id="36" name="Рисунок 49"/>
             <wp:cNvGraphicFramePr>
               <a:graphicFrameLocks xmlns:a="http://schemas.openxmlformats.org/drawingml/2006/main" noChangeAspect="1"/>
             </wp:cNvGraphicFramePr>
@@ -2695,13 +2752,13 @@
               <a:graphicData uri="http://schemas.openxmlformats.org/drawingml/2006/picture">
                 <pic:pic xmlns:pic="http://schemas.openxmlformats.org/drawingml/2006/picture">
                   <pic:nvPicPr>
-                    <pic:cNvPr id="36" name="Рисунок 49" descr=""/>
+                    <pic:cNvPr id="36" name="Рисунок 49"/>
                     <pic:cNvPicPr>
                       <a:picLocks noChangeAspect="1" noChangeArrowheads="1"/>
                     </pic:cNvPicPr>
                   </pic:nvPicPr>
                   <pic:blipFill>
-                    <a:blip r:embed="rId37"/>
+                    <a:blip r:embed="rId40"/>
                     <a:stretch>
                       <a:fillRect/>
                     </a:stretch>
@@ -2724,7 +2781,7 @@
     </w:p>
     <w:p>
       <w:pPr>
-        <w:pStyle w:val="ListParagraph"/>
+        <w:pStyle w:val="a6"/>
         <w:numPr>
           <w:ilvl w:val="0"/>
           <w:numId w:val="1"/>
@@ -2737,29 +2794,32 @@
       </w:pPr>
       <w:r>
         <w:rPr>
-          <w:rFonts w:cs="Times New Roman" w:ascii="Times New Roman" w:hAnsi="Times New Roman"/>
-          <w:sz w:val="24"/>
-          <w:szCs w:val="24"/>
-        </w:rPr>
+          <w:rFonts w:ascii="Times New Roman" w:hAnsi="Times New Roman" w:cs="Times New Roman"/>
+          <w:sz w:val="24"/>
+          <w:szCs w:val="24"/>
+        </w:rPr>
+        <w:lastRenderedPageBreak/>
         <w:t>Пункт 4.1.7.1.</w:t>
       </w:r>
     </w:p>
     <w:p>
       <w:pPr>
-        <w:pStyle w:val="ListParagraph"/>
-        <w:rPr>
-          <w:rFonts w:ascii="Times New Roman" w:hAnsi="Times New Roman" w:cs="Times New Roman"/>
-          <w:sz w:val="24"/>
-          <w:szCs w:val="24"/>
-        </w:rPr>
-      </w:pPr>
-      <w:r>
-        <w:rPr/>
+        <w:pStyle w:val="a6"/>
+        <w:rPr>
+          <w:rFonts w:ascii="Times New Roman" w:hAnsi="Times New Roman" w:cs="Times New Roman"/>
+          <w:sz w:val="24"/>
+          <w:szCs w:val="24"/>
+        </w:rPr>
+      </w:pPr>
+      <w:r>
+        <w:rPr>
+          <w:noProof/>
+        </w:rPr>
         <w:drawing>
-          <wp:inline distT="0" distB="0" distL="0" distR="0">
+          <wp:inline distT="0" distB="0" distL="0" distR="0" wp14:anchorId="3B4EA61C" wp14:editId="53475969">
             <wp:extent cx="5940425" cy="1699260"/>
             <wp:effectExtent l="0" t="0" r="0" b="0"/>
-            <wp:docPr id="37" name="Рисунок 50" descr=""/>
+            <wp:docPr id="37" name="Рисунок 50"/>
             <wp:cNvGraphicFramePr>
               <a:graphicFrameLocks xmlns:a="http://schemas.openxmlformats.org/drawingml/2006/main" noChangeAspect="1"/>
             </wp:cNvGraphicFramePr>
@@ -2767,13 +2827,13 @@
               <a:graphicData uri="http://schemas.openxmlformats.org/drawingml/2006/picture">
                 <pic:pic xmlns:pic="http://schemas.openxmlformats.org/drawingml/2006/picture">
                   <pic:nvPicPr>
-                    <pic:cNvPr id="37" name="Рисунок 50" descr=""/>
+                    <pic:cNvPr id="37" name="Рисунок 50"/>
                     <pic:cNvPicPr>
                       <a:picLocks noChangeAspect="1" noChangeArrowheads="1"/>
                     </pic:cNvPicPr>
                   </pic:nvPicPr>
                   <pic:blipFill>
-                    <a:blip r:embed="rId38"/>
+                    <a:blip r:embed="rId41"/>
                     <a:stretch>
                       <a:fillRect/>
                     </a:stretch>
@@ -2796,7 +2856,7 @@
     </w:p>
     <w:p>
       <w:pPr>
-        <w:pStyle w:val="ListParagraph"/>
+        <w:pStyle w:val="a6"/>
         <w:numPr>
           <w:ilvl w:val="0"/>
           <w:numId w:val="1"/>
@@ -2809,7 +2869,7 @@
       </w:pPr>
       <w:r>
         <w:rPr>
-          <w:rFonts w:cs="Times New Roman" w:ascii="Times New Roman" w:hAnsi="Times New Roman"/>
+          <w:rFonts w:ascii="Times New Roman" w:hAnsi="Times New Roman" w:cs="Times New Roman"/>
           <w:sz w:val="24"/>
           <w:szCs w:val="24"/>
         </w:rPr>
@@ -2818,20 +2878,22 @@
     </w:p>
     <w:p>
       <w:pPr>
-        <w:pStyle w:val="ListParagraph"/>
-        <w:rPr>
-          <w:rFonts w:ascii="Times New Roman" w:hAnsi="Times New Roman" w:cs="Times New Roman"/>
-          <w:sz w:val="24"/>
-          <w:szCs w:val="24"/>
-        </w:rPr>
-      </w:pPr>
-      <w:r>
-        <w:rPr/>
+        <w:pStyle w:val="a6"/>
+        <w:rPr>
+          <w:rFonts w:ascii="Times New Roman" w:hAnsi="Times New Roman" w:cs="Times New Roman"/>
+          <w:sz w:val="24"/>
+          <w:szCs w:val="24"/>
+        </w:rPr>
+      </w:pPr>
+      <w:r>
+        <w:rPr>
+          <w:noProof/>
+        </w:rPr>
         <w:drawing>
-          <wp:inline distT="0" distB="0" distL="0" distR="0">
+          <wp:inline distT="0" distB="0" distL="0" distR="0" wp14:anchorId="733DF7CB" wp14:editId="2B58211B">
             <wp:extent cx="5940425" cy="1699260"/>
             <wp:effectExtent l="0" t="0" r="0" b="0"/>
-            <wp:docPr id="38" name="Рисунок 51" descr=""/>
+            <wp:docPr id="38" name="Рисунок 51"/>
             <wp:cNvGraphicFramePr>
               <a:graphicFrameLocks xmlns:a="http://schemas.openxmlformats.org/drawingml/2006/main" noChangeAspect="1"/>
             </wp:cNvGraphicFramePr>
@@ -2839,13 +2901,13 @@
               <a:graphicData uri="http://schemas.openxmlformats.org/drawingml/2006/picture">
                 <pic:pic xmlns:pic="http://schemas.openxmlformats.org/drawingml/2006/picture">
                   <pic:nvPicPr>
-                    <pic:cNvPr id="38" name="Рисунок 51" descr=""/>
+                    <pic:cNvPr id="38" name="Рисунок 51"/>
                     <pic:cNvPicPr>
                       <a:picLocks noChangeAspect="1" noChangeArrowheads="1"/>
                     </pic:cNvPicPr>
                   </pic:nvPicPr>
                   <pic:blipFill>
-                    <a:blip r:embed="rId39"/>
+                    <a:blip r:embed="rId42"/>
                     <a:stretch>
                       <a:fillRect/>
                     </a:stretch>
@@ -2868,7 +2930,7 @@
     </w:p>
     <w:p>
       <w:pPr>
-        <w:pStyle w:val="ListParagraph"/>
+        <w:pStyle w:val="a6"/>
         <w:numPr>
           <w:ilvl w:val="0"/>
           <w:numId w:val="1"/>
@@ -2881,7 +2943,7 @@
       </w:pPr>
       <w:r>
         <w:rPr>
-          <w:rFonts w:cs="Times New Roman" w:ascii="Times New Roman" w:hAnsi="Times New Roman"/>
+          <w:rFonts w:ascii="Times New Roman" w:hAnsi="Times New Roman" w:cs="Times New Roman"/>
           <w:sz w:val="24"/>
           <w:szCs w:val="24"/>
         </w:rPr>
@@ -2890,20 +2952,22 @@
     </w:p>
     <w:p>
       <w:pPr>
-        <w:pStyle w:val="ListParagraph"/>
-        <w:rPr>
-          <w:rFonts w:ascii="Times New Roman" w:hAnsi="Times New Roman" w:cs="Times New Roman"/>
-          <w:sz w:val="24"/>
-          <w:szCs w:val="24"/>
-        </w:rPr>
-      </w:pPr>
-      <w:r>
-        <w:rPr/>
+        <w:pStyle w:val="a6"/>
+        <w:rPr>
+          <w:rFonts w:ascii="Times New Roman" w:hAnsi="Times New Roman" w:cs="Times New Roman"/>
+          <w:sz w:val="24"/>
+          <w:szCs w:val="24"/>
+        </w:rPr>
+      </w:pPr>
+      <w:r>
+        <w:rPr>
+          <w:noProof/>
+        </w:rPr>
         <w:drawing>
-          <wp:inline distT="0" distB="0" distL="0" distR="0">
+          <wp:inline distT="0" distB="0" distL="0" distR="0" wp14:anchorId="6EFAD41C" wp14:editId="27A82511">
             <wp:extent cx="5926455" cy="1689735"/>
             <wp:effectExtent l="0" t="0" r="0" b="0"/>
-            <wp:docPr id="39" name="Рисунок 15" descr=""/>
+            <wp:docPr id="39" name="Рисунок 15"/>
             <wp:cNvGraphicFramePr>
               <a:graphicFrameLocks xmlns:a="http://schemas.openxmlformats.org/drawingml/2006/main" noChangeAspect="1"/>
             </wp:cNvGraphicFramePr>
@@ -2911,13 +2975,13 @@
               <a:graphicData uri="http://schemas.openxmlformats.org/drawingml/2006/picture">
                 <pic:pic xmlns:pic="http://schemas.openxmlformats.org/drawingml/2006/picture">
                   <pic:nvPicPr>
-                    <pic:cNvPr id="39" name="Рисунок 15" descr=""/>
+                    <pic:cNvPr id="39" name="Рисунок 15"/>
                     <pic:cNvPicPr>
                       <a:picLocks noChangeAspect="1" noChangeArrowheads="1"/>
                     </pic:cNvPicPr>
                   </pic:nvPicPr>
                   <pic:blipFill>
-                    <a:blip r:embed="rId40"/>
+                    <a:blip r:embed="rId43"/>
                     <a:stretch>
                       <a:fillRect/>
                     </a:stretch>
@@ -2940,7 +3004,7 @@
     </w:p>
     <w:p>
       <w:pPr>
-        <w:pStyle w:val="ListParagraph"/>
+        <w:pStyle w:val="a6"/>
         <w:numPr>
           <w:ilvl w:val="0"/>
           <w:numId w:val="1"/>
@@ -2953,7 +3017,7 @@
       </w:pPr>
       <w:r>
         <w:rPr>
-          <w:rFonts w:cs="Times New Roman" w:ascii="Times New Roman" w:hAnsi="Times New Roman"/>
+          <w:rFonts w:ascii="Times New Roman" w:hAnsi="Times New Roman" w:cs="Times New Roman"/>
           <w:sz w:val="24"/>
           <w:szCs w:val="24"/>
         </w:rPr>
@@ -2962,20 +3026,22 @@
     </w:p>
     <w:p>
       <w:pPr>
-        <w:pStyle w:val="ListParagraph"/>
-        <w:rPr>
-          <w:rFonts w:ascii="Times New Roman" w:hAnsi="Times New Roman" w:cs="Times New Roman"/>
-          <w:sz w:val="24"/>
-          <w:szCs w:val="24"/>
-        </w:rPr>
-      </w:pPr>
-      <w:r>
-        <w:rPr/>
+        <w:pStyle w:val="a6"/>
+        <w:rPr>
+          <w:rFonts w:ascii="Times New Roman" w:hAnsi="Times New Roman" w:cs="Times New Roman"/>
+          <w:sz w:val="24"/>
+          <w:szCs w:val="24"/>
+        </w:rPr>
+      </w:pPr>
+      <w:r>
+        <w:rPr>
+          <w:noProof/>
+        </w:rPr>
         <w:drawing>
-          <wp:inline distT="0" distB="0" distL="0" distR="0">
+          <wp:inline distT="0" distB="0" distL="0" distR="0" wp14:anchorId="78A2D06B" wp14:editId="19229182">
             <wp:extent cx="5927725" cy="1616710"/>
             <wp:effectExtent l="0" t="0" r="0" b="0"/>
-            <wp:docPr id="40" name="Рисунок 18" descr=""/>
+            <wp:docPr id="40" name="Рисунок 18"/>
             <wp:cNvGraphicFramePr>
               <a:graphicFrameLocks xmlns:a="http://schemas.openxmlformats.org/drawingml/2006/main" noChangeAspect="1"/>
             </wp:cNvGraphicFramePr>
@@ -2983,13 +3049,13 @@
               <a:graphicData uri="http://schemas.openxmlformats.org/drawingml/2006/picture">
                 <pic:pic xmlns:pic="http://schemas.openxmlformats.org/drawingml/2006/picture">
                   <pic:nvPicPr>
-                    <pic:cNvPr id="40" name="Рисунок 18" descr=""/>
+                    <pic:cNvPr id="40" name="Рисунок 18"/>
                     <pic:cNvPicPr>
                       <a:picLocks noChangeAspect="1" noChangeArrowheads="1"/>
                     </pic:cNvPicPr>
                   </pic:nvPicPr>
                   <pic:blipFill>
-                    <a:blip r:embed="rId41"/>
+                    <a:blip r:embed="rId44"/>
                     <a:stretch>
                       <a:fillRect/>
                     </a:stretch>
@@ -3012,24 +3078,17 @@
     </w:p>
     <w:p>
       <w:pPr>
-        <w:pStyle w:val="ListParagraph"/>
-        <w:rPr>
-          <w:rFonts w:ascii="Times New Roman" w:hAnsi="Times New Roman" w:cs="Times New Roman"/>
-          <w:sz w:val="24"/>
-          <w:szCs w:val="24"/>
-        </w:rPr>
-      </w:pPr>
-      <w:r>
-        <w:rPr>
-          <w:rFonts w:cs="Times New Roman" w:ascii="Times New Roman" w:hAnsi="Times New Roman"/>
-          <w:sz w:val="24"/>
-          <w:szCs w:val="24"/>
-        </w:rPr>
-      </w:r>
-    </w:p>
-    <w:p>
-      <w:pPr>
-        <w:pStyle w:val="ListParagraph"/>
+        <w:pStyle w:val="a6"/>
+        <w:rPr>
+          <w:rFonts w:ascii="Times New Roman" w:hAnsi="Times New Roman" w:cs="Times New Roman"/>
+          <w:sz w:val="24"/>
+          <w:szCs w:val="24"/>
+        </w:rPr>
+      </w:pPr>
+    </w:p>
+    <w:p>
+      <w:pPr>
+        <w:pStyle w:val="a6"/>
         <w:numPr>
           <w:ilvl w:val="0"/>
           <w:numId w:val="1"/>
@@ -3042,7 +3101,7 @@
       </w:pPr>
       <w:r>
         <w:rPr>
-          <w:rFonts w:cs="Times New Roman" w:ascii="Times New Roman" w:hAnsi="Times New Roman"/>
+          <w:rFonts w:ascii="Times New Roman" w:hAnsi="Times New Roman" w:cs="Times New Roman"/>
           <w:sz w:val="24"/>
           <w:szCs w:val="24"/>
         </w:rPr>
@@ -3051,20 +3110,23 @@
     </w:p>
     <w:p>
       <w:pPr>
-        <w:pStyle w:val="ListParagraph"/>
-        <w:rPr>
-          <w:rFonts w:ascii="Times New Roman" w:hAnsi="Times New Roman" w:cs="Times New Roman"/>
-          <w:sz w:val="24"/>
-          <w:szCs w:val="24"/>
-        </w:rPr>
-      </w:pPr>
-      <w:r>
-        <w:rPr/>
+        <w:pStyle w:val="a6"/>
+        <w:rPr>
+          <w:rFonts w:ascii="Times New Roman" w:hAnsi="Times New Roman" w:cs="Times New Roman"/>
+          <w:sz w:val="24"/>
+          <w:szCs w:val="24"/>
+        </w:rPr>
+      </w:pPr>
+      <w:r>
+        <w:rPr>
+          <w:noProof/>
+        </w:rPr>
+        <w:lastRenderedPageBreak/>
         <w:drawing>
-          <wp:inline distT="0" distB="0" distL="0" distR="0">
+          <wp:inline distT="0" distB="0" distL="0" distR="0" wp14:anchorId="5E34ECC9" wp14:editId="2F6CBC94">
             <wp:extent cx="5906770" cy="1660525"/>
             <wp:effectExtent l="0" t="0" r="0" b="0"/>
-            <wp:docPr id="41" name="Рисунок 22" descr=""/>
+            <wp:docPr id="41" name="Рисунок 22"/>
             <wp:cNvGraphicFramePr>
               <a:graphicFrameLocks xmlns:a="http://schemas.openxmlformats.org/drawingml/2006/main" noChangeAspect="1"/>
             </wp:cNvGraphicFramePr>
@@ -3072,13 +3134,13 @@
               <a:graphicData uri="http://schemas.openxmlformats.org/drawingml/2006/picture">
                 <pic:pic xmlns:pic="http://schemas.openxmlformats.org/drawingml/2006/picture">
                   <pic:nvPicPr>
-                    <pic:cNvPr id="41" name="Рисунок 22" descr=""/>
+                    <pic:cNvPr id="41" name="Рисунок 22"/>
                     <pic:cNvPicPr>
                       <a:picLocks noChangeAspect="1" noChangeArrowheads="1"/>
                     </pic:cNvPicPr>
                   </pic:nvPicPr>
                   <pic:blipFill>
-                    <a:blip r:embed="rId42"/>
+                    <a:blip r:embed="rId45"/>
                     <a:stretch>
                       <a:fillRect/>
                     </a:stretch>
@@ -3101,7 +3163,7 @@
     </w:p>
     <w:p>
       <w:pPr>
-        <w:pStyle w:val="ListParagraph"/>
+        <w:pStyle w:val="a6"/>
         <w:numPr>
           <w:ilvl w:val="0"/>
           <w:numId w:val="1"/>
@@ -3114,7 +3176,7 @@
       </w:pPr>
       <w:r>
         <w:rPr>
-          <w:rFonts w:cs="Times New Roman" w:ascii="Times New Roman" w:hAnsi="Times New Roman"/>
+          <w:rFonts w:ascii="Times New Roman" w:hAnsi="Times New Roman" w:cs="Times New Roman"/>
           <w:sz w:val="24"/>
           <w:szCs w:val="24"/>
         </w:rPr>
@@ -3123,20 +3185,22 @@
     </w:p>
     <w:p>
       <w:pPr>
-        <w:pStyle w:val="ListParagraph"/>
-        <w:rPr>
-          <w:rFonts w:ascii="Times New Roman" w:hAnsi="Times New Roman" w:cs="Times New Roman"/>
-          <w:sz w:val="24"/>
-          <w:szCs w:val="24"/>
-        </w:rPr>
-      </w:pPr>
-      <w:r>
-        <w:rPr/>
+        <w:pStyle w:val="a6"/>
+        <w:rPr>
+          <w:rFonts w:ascii="Times New Roman" w:hAnsi="Times New Roman" w:cs="Times New Roman"/>
+          <w:sz w:val="24"/>
+          <w:szCs w:val="24"/>
+        </w:rPr>
+      </w:pPr>
+      <w:r>
+        <w:rPr>
+          <w:noProof/>
+        </w:rPr>
         <w:drawing>
-          <wp:inline distT="0" distB="0" distL="0" distR="0">
+          <wp:inline distT="0" distB="0" distL="0" distR="0" wp14:anchorId="798B4045" wp14:editId="6E2D9458">
             <wp:extent cx="5850890" cy="1594485"/>
             <wp:effectExtent l="0" t="0" r="0" b="0"/>
-            <wp:docPr id="42" name="Рисунок 29" descr=""/>
+            <wp:docPr id="42" name="Рисунок 29"/>
             <wp:cNvGraphicFramePr>
               <a:graphicFrameLocks xmlns:a="http://schemas.openxmlformats.org/drawingml/2006/main" noChangeAspect="1"/>
             </wp:cNvGraphicFramePr>
@@ -3144,13 +3208,13 @@
               <a:graphicData uri="http://schemas.openxmlformats.org/drawingml/2006/picture">
                 <pic:pic xmlns:pic="http://schemas.openxmlformats.org/drawingml/2006/picture">
                   <pic:nvPicPr>
-                    <pic:cNvPr id="42" name="Рисунок 29" descr=""/>
+                    <pic:cNvPr id="42" name="Рисунок 29"/>
                     <pic:cNvPicPr>
                       <a:picLocks noChangeAspect="1" noChangeArrowheads="1"/>
                     </pic:cNvPicPr>
                   </pic:nvPicPr>
                   <pic:blipFill>
-                    <a:blip r:embed="rId43"/>
+                    <a:blip r:embed="rId46"/>
                     <a:stretch>
                       <a:fillRect/>
                     </a:stretch>
@@ -3173,7 +3237,7 @@
     </w:p>
     <w:p>
       <w:pPr>
-        <w:pStyle w:val="ListParagraph"/>
+        <w:pStyle w:val="a6"/>
         <w:numPr>
           <w:ilvl w:val="0"/>
           <w:numId w:val="1"/>
@@ -3186,7 +3250,7 @@
       </w:pPr>
       <w:r>
         <w:rPr>
-          <w:rFonts w:cs="Times New Roman" w:ascii="Times New Roman" w:hAnsi="Times New Roman"/>
+          <w:rFonts w:ascii="Times New Roman" w:hAnsi="Times New Roman" w:cs="Times New Roman"/>
           <w:sz w:val="24"/>
           <w:szCs w:val="24"/>
         </w:rPr>
@@ -3195,20 +3259,22 @@
     </w:p>
     <w:p>
       <w:pPr>
-        <w:pStyle w:val="ListParagraph"/>
-        <w:rPr>
-          <w:rFonts w:ascii="Times New Roman" w:hAnsi="Times New Roman" w:cs="Times New Roman"/>
-          <w:sz w:val="24"/>
-          <w:szCs w:val="24"/>
-        </w:rPr>
-      </w:pPr>
-      <w:r>
-        <w:rPr/>
+        <w:pStyle w:val="a6"/>
+        <w:rPr>
+          <w:rFonts w:ascii="Times New Roman" w:hAnsi="Times New Roman" w:cs="Times New Roman"/>
+          <w:sz w:val="24"/>
+          <w:szCs w:val="24"/>
+        </w:rPr>
+      </w:pPr>
+      <w:r>
+        <w:rPr>
+          <w:noProof/>
+        </w:rPr>
         <w:drawing>
-          <wp:inline distT="0" distB="0" distL="0" distR="0">
+          <wp:inline distT="0" distB="0" distL="0" distR="0" wp14:anchorId="65A0E8C8" wp14:editId="690F2163">
             <wp:extent cx="5824855" cy="1623695"/>
             <wp:effectExtent l="0" t="0" r="0" b="0"/>
-            <wp:docPr id="43" name="Рисунок 30" descr=""/>
+            <wp:docPr id="43" name="Рисунок 30"/>
             <wp:cNvGraphicFramePr>
               <a:graphicFrameLocks xmlns:a="http://schemas.openxmlformats.org/drawingml/2006/main" noChangeAspect="1"/>
             </wp:cNvGraphicFramePr>
@@ -3216,13 +3282,13 @@
               <a:graphicData uri="http://schemas.openxmlformats.org/drawingml/2006/picture">
                 <pic:pic xmlns:pic="http://schemas.openxmlformats.org/drawingml/2006/picture">
                   <pic:nvPicPr>
-                    <pic:cNvPr id="43" name="Рисунок 30" descr=""/>
+                    <pic:cNvPr id="43" name="Рисунок 30"/>
                     <pic:cNvPicPr>
                       <a:picLocks noChangeAspect="1" noChangeArrowheads="1"/>
                     </pic:cNvPicPr>
                   </pic:nvPicPr>
                   <pic:blipFill>
-                    <a:blip r:embed="rId44"/>
+                    <a:blip r:embed="rId47"/>
                     <a:stretch>
                       <a:fillRect/>
                     </a:stretch>
@@ -3245,7 +3311,7 @@
     </w:p>
     <w:p>
       <w:pPr>
-        <w:pStyle w:val="ListParagraph"/>
+        <w:pStyle w:val="a6"/>
         <w:numPr>
           <w:ilvl w:val="0"/>
           <w:numId w:val="1"/>
@@ -3258,29 +3324,39 @@
       </w:pPr>
       <w:r>
         <w:rPr>
-          <w:rFonts w:cs="Times New Roman" w:ascii="Times New Roman" w:hAnsi="Times New Roman"/>
-          <w:sz w:val="24"/>
-          <w:szCs w:val="24"/>
-        </w:rPr>
-        <w:t>Пункт 4.1.12.</w:t>
-      </w:r>
-    </w:p>
-    <w:p>
-      <w:pPr>
-        <w:pStyle w:val="ListParagraph"/>
-        <w:rPr>
-          <w:rFonts w:ascii="Times New Roman" w:hAnsi="Times New Roman" w:cs="Times New Roman"/>
-          <w:sz w:val="24"/>
-          <w:szCs w:val="24"/>
-        </w:rPr>
-      </w:pPr>
-      <w:r>
-        <w:rPr/>
+          <w:rFonts w:ascii="Times New Roman" w:hAnsi="Times New Roman" w:cs="Times New Roman"/>
+          <w:sz w:val="24"/>
+          <w:szCs w:val="24"/>
+        </w:rPr>
+        <w:t xml:space="preserve">Пункт </w:t>
+      </w:r>
+      <w:r>
+        <w:rPr>
+          <w:rFonts w:ascii="Times New Roman" w:hAnsi="Times New Roman" w:cs="Times New Roman"/>
+          <w:sz w:val="24"/>
+          <w:szCs w:val="24"/>
+        </w:rPr>
+        <w:t>4.1.12.</w:t>
+      </w:r>
+    </w:p>
+    <w:p>
+      <w:pPr>
+        <w:pStyle w:val="a6"/>
+        <w:rPr>
+          <w:rFonts w:ascii="Times New Roman" w:hAnsi="Times New Roman" w:cs="Times New Roman"/>
+          <w:sz w:val="24"/>
+          <w:szCs w:val="24"/>
+        </w:rPr>
+      </w:pPr>
+      <w:r>
+        <w:rPr>
+          <w:noProof/>
+        </w:rPr>
         <w:drawing>
-          <wp:inline distT="0" distB="0" distL="0" distR="0">
+          <wp:inline distT="0" distB="0" distL="0" distR="0" wp14:anchorId="0480BFEA" wp14:editId="5A4F2B87">
             <wp:extent cx="5826125" cy="1565275"/>
             <wp:effectExtent l="0" t="0" r="0" b="0"/>
-            <wp:docPr id="44" name="Рисунок 31" descr=""/>
+            <wp:docPr id="44" name="Рисунок 31"/>
             <wp:cNvGraphicFramePr>
               <a:graphicFrameLocks xmlns:a="http://schemas.openxmlformats.org/drawingml/2006/main" noChangeAspect="1"/>
             </wp:cNvGraphicFramePr>
@@ -3288,13 +3364,13 @@
               <a:graphicData uri="http://schemas.openxmlformats.org/drawingml/2006/picture">
                 <pic:pic xmlns:pic="http://schemas.openxmlformats.org/drawingml/2006/picture">
                   <pic:nvPicPr>
-                    <pic:cNvPr id="44" name="Рисунок 31" descr=""/>
+                    <pic:cNvPr id="44" name="Рисунок 31"/>
                     <pic:cNvPicPr>
                       <a:picLocks noChangeAspect="1" noChangeArrowheads="1"/>
                     </pic:cNvPicPr>
                   </pic:nvPicPr>
                   <pic:blipFill>
-                    <a:blip r:embed="rId45"/>
+                    <a:blip r:embed="rId48"/>
                     <a:stretch>
                       <a:fillRect/>
                     </a:stretch>
@@ -3317,7 +3393,7 @@
     </w:p>
     <w:p>
       <w:pPr>
-        <w:pStyle w:val="ListParagraph"/>
+        <w:pStyle w:val="a6"/>
         <w:numPr>
           <w:ilvl w:val="0"/>
           <w:numId w:val="1"/>
@@ -3330,7 +3406,7 @@
       </w:pPr>
       <w:r>
         <w:rPr>
-          <w:rFonts w:cs="Times New Roman" w:ascii="Times New Roman" w:hAnsi="Times New Roman"/>
+          <w:rFonts w:ascii="Times New Roman" w:hAnsi="Times New Roman" w:cs="Times New Roman"/>
           <w:sz w:val="24"/>
           <w:szCs w:val="24"/>
         </w:rPr>
@@ -3339,20 +3415,22 @@
     </w:p>
     <w:p>
       <w:pPr>
-        <w:pStyle w:val="ListParagraph"/>
-        <w:rPr>
-          <w:rFonts w:ascii="Times New Roman" w:hAnsi="Times New Roman" w:cs="Times New Roman"/>
-          <w:sz w:val="24"/>
-          <w:szCs w:val="24"/>
-        </w:rPr>
-      </w:pPr>
-      <w:r>
-        <w:rPr/>
+        <w:pStyle w:val="a6"/>
+        <w:rPr>
+          <w:rFonts w:ascii="Times New Roman" w:hAnsi="Times New Roman" w:cs="Times New Roman"/>
+          <w:sz w:val="24"/>
+          <w:szCs w:val="24"/>
+        </w:rPr>
+      </w:pPr>
+      <w:r>
+        <w:rPr>
+          <w:noProof/>
+        </w:rPr>
         <w:drawing>
-          <wp:inline distT="0" distB="0" distL="0" distR="0">
+          <wp:inline distT="0" distB="0" distL="0" distR="0" wp14:anchorId="2A45CABD" wp14:editId="527F6F54">
             <wp:extent cx="5823585" cy="1529080"/>
             <wp:effectExtent l="0" t="0" r="0" b="0"/>
-            <wp:docPr id="45" name="Рисунок 32" descr=""/>
+            <wp:docPr id="45" name="Рисунок 32"/>
             <wp:cNvGraphicFramePr>
               <a:graphicFrameLocks xmlns:a="http://schemas.openxmlformats.org/drawingml/2006/main" noChangeAspect="1"/>
             </wp:cNvGraphicFramePr>
@@ -3360,13 +3438,13 @@
               <a:graphicData uri="http://schemas.openxmlformats.org/drawingml/2006/picture">
                 <pic:pic xmlns:pic="http://schemas.openxmlformats.org/drawingml/2006/picture">
                   <pic:nvPicPr>
-                    <pic:cNvPr id="45" name="Рисунок 32" descr=""/>
+                    <pic:cNvPr id="45" name="Рисунок 32"/>
                     <pic:cNvPicPr>
                       <a:picLocks noChangeAspect="1" noChangeArrowheads="1"/>
                     </pic:cNvPicPr>
                   </pic:nvPicPr>
                   <pic:blipFill>
-                    <a:blip r:embed="rId46"/>
+                    <a:blip r:embed="rId49"/>
                     <a:stretch>
                       <a:fillRect/>
                     </a:stretch>
@@ -3389,7 +3467,7 @@
     </w:p>
     <w:p>
       <w:pPr>
-        <w:pStyle w:val="ListParagraph"/>
+        <w:pStyle w:val="a6"/>
         <w:numPr>
           <w:ilvl w:val="0"/>
           <w:numId w:val="1"/>
@@ -3402,7 +3480,7 @@
       </w:pPr>
       <w:r>
         <w:rPr>
-          <w:rFonts w:cs="Times New Roman" w:ascii="Times New Roman" w:hAnsi="Times New Roman"/>
+          <w:rFonts w:ascii="Times New Roman" w:hAnsi="Times New Roman" w:cs="Times New Roman"/>
           <w:sz w:val="24"/>
           <w:szCs w:val="24"/>
         </w:rPr>
@@ -3411,20 +3489,23 @@
     </w:p>
     <w:p>
       <w:pPr>
-        <w:pStyle w:val="ListParagraph"/>
-        <w:rPr>
-          <w:rFonts w:ascii="Times New Roman" w:hAnsi="Times New Roman" w:cs="Times New Roman"/>
-          <w:sz w:val="24"/>
-          <w:szCs w:val="24"/>
-        </w:rPr>
-      </w:pPr>
-      <w:r>
-        <w:rPr/>
+        <w:pStyle w:val="a6"/>
+        <w:rPr>
+          <w:rFonts w:ascii="Times New Roman" w:hAnsi="Times New Roman" w:cs="Times New Roman"/>
+          <w:sz w:val="24"/>
+          <w:szCs w:val="24"/>
+        </w:rPr>
+      </w:pPr>
+      <w:r>
+        <w:rPr>
+          <w:noProof/>
+        </w:rPr>
+        <w:lastRenderedPageBreak/>
         <w:drawing>
-          <wp:inline distT="0" distB="0" distL="0" distR="0">
+          <wp:inline distT="0" distB="0" distL="0" distR="0" wp14:anchorId="7DDECBF8" wp14:editId="6743DCDB">
             <wp:extent cx="5788025" cy="1499870"/>
             <wp:effectExtent l="0" t="0" r="0" b="0"/>
-            <wp:docPr id="46" name="Рисунок 34" descr=""/>
+            <wp:docPr id="46" name="Рисунок 34"/>
             <wp:cNvGraphicFramePr>
               <a:graphicFrameLocks xmlns:a="http://schemas.openxmlformats.org/drawingml/2006/main" noChangeAspect="1"/>
             </wp:cNvGraphicFramePr>
@@ -3432,13 +3513,13 @@
               <a:graphicData uri="http://schemas.openxmlformats.org/drawingml/2006/picture">
                 <pic:pic xmlns:pic="http://schemas.openxmlformats.org/drawingml/2006/picture">
                   <pic:nvPicPr>
-                    <pic:cNvPr id="46" name="Рисунок 34" descr=""/>
+                    <pic:cNvPr id="46" name="Рисунок 34"/>
                     <pic:cNvPicPr>
                       <a:picLocks noChangeAspect="1" noChangeArrowheads="1"/>
                     </pic:cNvPicPr>
                   </pic:nvPicPr>
                   <pic:blipFill>
-                    <a:blip r:embed="rId47"/>
+                    <a:blip r:embed="rId50"/>
                     <a:stretch>
                       <a:fillRect/>
                     </a:stretch>
@@ -3461,7 +3542,7 @@
     </w:p>
     <w:p>
       <w:pPr>
-        <w:pStyle w:val="ListParagraph"/>
+        <w:pStyle w:val="a6"/>
         <w:numPr>
           <w:ilvl w:val="0"/>
           <w:numId w:val="1"/>
@@ -3474,7 +3555,7 @@
       </w:pPr>
       <w:r>
         <w:rPr>
-          <w:rFonts w:cs="Times New Roman" w:ascii="Times New Roman" w:hAnsi="Times New Roman"/>
+          <w:rFonts w:ascii="Times New Roman" w:hAnsi="Times New Roman" w:cs="Times New Roman"/>
           <w:sz w:val="24"/>
           <w:szCs w:val="24"/>
         </w:rPr>
@@ -3483,20 +3564,22 @@
     </w:p>
     <w:p>
       <w:pPr>
-        <w:pStyle w:val="ListParagraph"/>
-        <w:rPr>
-          <w:rFonts w:ascii="Times New Roman" w:hAnsi="Times New Roman" w:cs="Times New Roman"/>
-          <w:sz w:val="24"/>
-          <w:szCs w:val="24"/>
-        </w:rPr>
-      </w:pPr>
-      <w:r>
-        <w:rPr/>
+        <w:pStyle w:val="a6"/>
+        <w:rPr>
+          <w:rFonts w:ascii="Times New Roman" w:hAnsi="Times New Roman" w:cs="Times New Roman"/>
+          <w:sz w:val="24"/>
+          <w:szCs w:val="24"/>
+        </w:rPr>
+      </w:pPr>
+      <w:r>
+        <w:rPr>
+          <w:noProof/>
+        </w:rPr>
         <w:drawing>
-          <wp:inline distT="0" distB="0" distL="0" distR="0">
+          <wp:inline distT="0" distB="0" distL="0" distR="0" wp14:anchorId="317CAFD3" wp14:editId="17720B92">
             <wp:extent cx="5759450" cy="1565275"/>
             <wp:effectExtent l="0" t="0" r="0" b="0"/>
-            <wp:docPr id="47" name="Рисунок 35" descr=""/>
+            <wp:docPr id="47" name="Рисунок 35"/>
             <wp:cNvGraphicFramePr>
               <a:graphicFrameLocks xmlns:a="http://schemas.openxmlformats.org/drawingml/2006/main" noChangeAspect="1"/>
             </wp:cNvGraphicFramePr>
@@ -3504,13 +3587,13 @@
               <a:graphicData uri="http://schemas.openxmlformats.org/drawingml/2006/picture">
                 <pic:pic xmlns:pic="http://schemas.openxmlformats.org/drawingml/2006/picture">
                   <pic:nvPicPr>
-                    <pic:cNvPr id="47" name="Рисунок 35" descr=""/>
+                    <pic:cNvPr id="47" name="Рисунок 35"/>
                     <pic:cNvPicPr>
                       <a:picLocks noChangeAspect="1" noChangeArrowheads="1"/>
                     </pic:cNvPicPr>
                   </pic:nvPicPr>
                   <pic:blipFill>
-                    <a:blip r:embed="rId48"/>
+                    <a:blip r:embed="rId51"/>
                     <a:stretch>
                       <a:fillRect/>
                     </a:stretch>
@@ -3532,7 +3615,7 @@
       </w:r>
       <w:r>
         <w:rPr>
-          <w:rFonts w:cs="Times New Roman" w:ascii="Times New Roman" w:hAnsi="Times New Roman"/>
+          <w:rFonts w:ascii="Times New Roman" w:hAnsi="Times New Roman" w:cs="Times New Roman"/>
           <w:sz w:val="24"/>
           <w:szCs w:val="24"/>
           <w:lang w:val="en-US"/>
@@ -3541,21 +3624,151 @@
       </w:r>
       <w:r>
         <w:rPr>
-          <w:rFonts w:cs="Times New Roman" w:ascii="Times New Roman" w:hAnsi="Times New Roman"/>
+          <w:rFonts w:ascii="Times New Roman" w:hAnsi="Times New Roman" w:cs="Times New Roman"/>
           <w:sz w:val="24"/>
           <w:szCs w:val="24"/>
         </w:rPr>
         <w:t>. Пуш</w:t>
       </w:r>
-      <w:bookmarkStart w:id="0" w:name="_GoBack"/>
-      <w:bookmarkEnd w:id="0"/>
-      <w:r>
-        <w:rPr/>
+    </w:p>
+    <w:p>
+      <w:pPr>
+        <w:pStyle w:val="a6"/>
+        <w:rPr>
+          <w:rFonts w:ascii="Times New Roman" w:hAnsi="Times New Roman" w:cs="Times New Roman"/>
+          <w:sz w:val="24"/>
+          <w:szCs w:val="24"/>
+        </w:rPr>
+      </w:pPr>
+    </w:p>
+    <w:p>
+      <w:pPr>
+        <w:pStyle w:val="a6"/>
+        <w:rPr>
+          <w:rFonts w:ascii="Times New Roman" w:hAnsi="Times New Roman" w:cs="Times New Roman"/>
+          <w:sz w:val="24"/>
+          <w:szCs w:val="24"/>
+        </w:rPr>
+      </w:pPr>
+    </w:p>
+    <w:p>
+      <w:pPr>
+        <w:pStyle w:val="a6"/>
+        <w:rPr>
+          <w:rFonts w:ascii="Times New Roman" w:hAnsi="Times New Roman" w:cs="Times New Roman"/>
+          <w:sz w:val="24"/>
+          <w:szCs w:val="24"/>
+        </w:rPr>
+      </w:pPr>
+    </w:p>
+    <w:p>
+      <w:pPr>
+        <w:pStyle w:val="a6"/>
+        <w:rPr>
+          <w:rFonts w:ascii="Times New Roman" w:hAnsi="Times New Roman" w:cs="Times New Roman"/>
+          <w:sz w:val="24"/>
+          <w:szCs w:val="24"/>
+        </w:rPr>
+      </w:pPr>
+    </w:p>
+    <w:p>
+      <w:pPr>
+        <w:pStyle w:val="a6"/>
+        <w:rPr>
+          <w:rFonts w:ascii="Times New Roman" w:hAnsi="Times New Roman" w:cs="Times New Roman"/>
+          <w:sz w:val="24"/>
+          <w:szCs w:val="24"/>
+        </w:rPr>
+      </w:pPr>
+    </w:p>
+    <w:p>
+      <w:pPr>
+        <w:pStyle w:val="a6"/>
+        <w:rPr>
+          <w:rFonts w:ascii="Times New Roman" w:hAnsi="Times New Roman" w:cs="Times New Roman"/>
+          <w:sz w:val="24"/>
+          <w:szCs w:val="24"/>
+        </w:rPr>
+      </w:pPr>
+    </w:p>
+    <w:p>
+      <w:pPr>
+        <w:pStyle w:val="a6"/>
+        <w:rPr>
+          <w:rFonts w:ascii="Times New Roman" w:hAnsi="Times New Roman" w:cs="Times New Roman"/>
+          <w:sz w:val="24"/>
+          <w:szCs w:val="24"/>
+        </w:rPr>
+      </w:pPr>
+    </w:p>
+    <w:p>
+      <w:pPr>
+        <w:pStyle w:val="a6"/>
+        <w:rPr>
+          <w:rFonts w:ascii="Times New Roman" w:hAnsi="Times New Roman" w:cs="Times New Roman"/>
+          <w:sz w:val="24"/>
+          <w:szCs w:val="24"/>
+        </w:rPr>
+      </w:pPr>
+    </w:p>
+    <w:p>
+      <w:pPr>
+        <w:pStyle w:val="a6"/>
+        <w:rPr>
+          <w:rFonts w:ascii="Times New Roman" w:hAnsi="Times New Roman" w:cs="Times New Roman"/>
+          <w:sz w:val="24"/>
+          <w:szCs w:val="24"/>
+        </w:rPr>
+      </w:pPr>
+    </w:p>
+    <w:p>
+      <w:pPr>
+        <w:pStyle w:val="a6"/>
+        <w:rPr>
+          <w:rFonts w:ascii="Times New Roman" w:hAnsi="Times New Roman" w:cs="Times New Roman"/>
+          <w:sz w:val="24"/>
+          <w:szCs w:val="24"/>
+        </w:rPr>
+      </w:pPr>
+    </w:p>
+    <w:p>
+      <w:pPr>
+        <w:pStyle w:val="a6"/>
+        <w:rPr>
+          <w:rFonts w:ascii="Times New Roman" w:hAnsi="Times New Roman" w:cs="Times New Roman"/>
+          <w:sz w:val="24"/>
+          <w:szCs w:val="24"/>
+        </w:rPr>
+      </w:pPr>
+    </w:p>
+    <w:p>
+      <w:pPr>
+        <w:pStyle w:val="a6"/>
+        <w:rPr>
+          <w:rFonts w:ascii="Times New Roman" w:hAnsi="Times New Roman" w:cs="Times New Roman"/>
+          <w:sz w:val="24"/>
+          <w:szCs w:val="24"/>
+        </w:rPr>
+      </w:pPr>
+    </w:p>
+    <w:p>
+      <w:pPr>
+        <w:pStyle w:val="a6"/>
+        <w:rPr>
+          <w:rFonts w:ascii="Times New Roman" w:hAnsi="Times New Roman" w:cs="Times New Roman"/>
+          <w:sz w:val="24"/>
+          <w:szCs w:val="24"/>
+        </w:rPr>
+      </w:pPr>
+      <w:r>
+        <w:rPr>
+          <w:noProof/>
+        </w:rPr>
         <w:drawing>
-          <wp:inline distT="0" distB="0" distL="0" distR="0">
+          <wp:inline distT="0" distB="0" distL="0" distR="0" wp14:anchorId="0D329252" wp14:editId="682402B1">
             <wp:extent cx="5940425" cy="2738755"/>
             <wp:effectExtent l="0" t="0" r="0" b="0"/>
-            <wp:docPr id="48" name="Рисунок 52" descr=""/>
+            <wp:docPr id="48" name="Рисунок 52"/>
             <wp:cNvGraphicFramePr>
               <a:graphicFrameLocks xmlns:a="http://schemas.openxmlformats.org/drawingml/2006/main" noChangeAspect="1"/>
             </wp:cNvGraphicFramePr>
@@ -3563,13 +3776,13 @@
               <a:graphicData uri="http://schemas.openxmlformats.org/drawingml/2006/picture">
                 <pic:pic xmlns:pic="http://schemas.openxmlformats.org/drawingml/2006/picture">
                   <pic:nvPicPr>
-                    <pic:cNvPr id="48" name="Рисунок 52" descr=""/>
+                    <pic:cNvPr id="48" name="Рисунок 52"/>
                     <pic:cNvPicPr>
                       <a:picLocks noChangeAspect="1" noChangeArrowheads="1"/>
                     </pic:cNvPicPr>
                   </pic:nvPicPr>
                   <pic:blipFill>
-                    <a:blip r:embed="rId49"/>
+                    <a:blip r:embed="rId52"/>
                     <a:stretch>
                       <a:fillRect/>
                     </a:stretch>
@@ -3592,16 +3805,16 @@
     </w:p>
     <w:p>
       <w:pPr>
-        <w:pStyle w:val="ListParagraph"/>
-        <w:rPr>
-          <w:rFonts w:ascii="Times New Roman" w:hAnsi="Times New Roman" w:cs="Times New Roman"/>
-          <w:sz w:val="24"/>
-          <w:szCs w:val="24"/>
-        </w:rPr>
-      </w:pPr>
-      <w:r>
-        <w:rPr>
-          <w:rFonts w:cs="Times New Roman" w:ascii="Times New Roman" w:hAnsi="Times New Roman"/>
+        <w:pStyle w:val="a6"/>
+        <w:rPr>
+          <w:rFonts w:ascii="Times New Roman" w:hAnsi="Times New Roman" w:cs="Times New Roman"/>
+          <w:sz w:val="24"/>
+          <w:szCs w:val="24"/>
+        </w:rPr>
+      </w:pPr>
+      <w:r>
+        <w:rPr>
+          <w:rFonts w:ascii="Times New Roman" w:hAnsi="Times New Roman" w:cs="Times New Roman"/>
           <w:sz w:val="24"/>
           <w:szCs w:val="24"/>
         </w:rPr>
@@ -3610,21 +3823,23 @@
     </w:p>
     <w:p>
       <w:pPr>
-        <w:pStyle w:val="ListParagraph"/>
-        <w:rPr>
-          <w:rFonts w:ascii="Times New Roman" w:hAnsi="Times New Roman" w:cs="Times New Roman"/>
-          <w:sz w:val="24"/>
-          <w:szCs w:val="24"/>
-        </w:rPr>
-      </w:pPr>
-      <w:r>
-        <w:rPr>
-          <w:rFonts w:cs="Times New Roman" w:ascii="Times New Roman" w:hAnsi="Times New Roman"/>
-          <w:sz w:val="24"/>
-          <w:szCs w:val="24"/>
-        </w:rPr>
+        <w:pStyle w:val="a6"/>
+        <w:rPr>
+          <w:rFonts w:ascii="Times New Roman" w:hAnsi="Times New Roman" w:cs="Times New Roman"/>
+          <w:sz w:val="24"/>
+          <w:szCs w:val="24"/>
+        </w:rPr>
+      </w:pPr>
+      <w:r>
+        <w:rPr>
+          <w:rFonts w:ascii="Times New Roman" w:hAnsi="Times New Roman" w:cs="Times New Roman"/>
+          <w:noProof/>
+          <w:sz w:val="24"/>
+          <w:szCs w:val="24"/>
+        </w:rPr>
+        <w:lastRenderedPageBreak/>
         <w:drawing>
-          <wp:anchor behindDoc="0" distT="0" distB="0" distL="0" distR="0" simplePos="0" locked="0" layoutInCell="0" allowOverlap="1" relativeHeight="50">
+          <wp:anchor distT="0" distB="0" distL="0" distR="0" simplePos="0" relativeHeight="50" behindDoc="0" locked="0" layoutInCell="0" allowOverlap="1" wp14:anchorId="48883543" wp14:editId="2C7039EF">
             <wp:simplePos x="0" y="0"/>
             <wp:positionH relativeFrom="column">
               <wp:align>center</wp:align>
@@ -3635,7 +3850,7 @@
             <wp:extent cx="5483225" cy="5207635"/>
             <wp:effectExtent l="0" t="0" r="0" b="0"/>
             <wp:wrapSquare wrapText="largest"/>
-            <wp:docPr id="49" name="Image1" descr=""/>
+            <wp:docPr id="49" name="Image1"/>
             <wp:cNvGraphicFramePr>
               <a:graphicFrameLocks xmlns:a="http://schemas.openxmlformats.org/drawingml/2006/main" noChangeAspect="1"/>
             </wp:cNvGraphicFramePr>
@@ -3643,13 +3858,13 @@
               <a:graphicData uri="http://schemas.openxmlformats.org/drawingml/2006/picture">
                 <pic:pic xmlns:pic="http://schemas.openxmlformats.org/drawingml/2006/picture">
                   <pic:nvPicPr>
-                    <pic:cNvPr id="49" name="Image1" descr=""/>
+                    <pic:cNvPr id="49" name="Image1"/>
                     <pic:cNvPicPr>
                       <a:picLocks noChangeAspect="1" noChangeArrowheads="1"/>
                     </pic:cNvPicPr>
                   </pic:nvPicPr>
                   <pic:blipFill>
-                    <a:blip r:embed="rId50"/>
+                    <a:blip r:embed="rId53"/>
                     <a:stretch>
                       <a:fillRect/>
                     </a:stretch>
@@ -3672,16 +3887,286 @@
     </w:p>
     <w:p>
       <w:pPr>
-        <w:pStyle w:val="ListParagraph"/>
-        <w:rPr>
-          <w:rFonts w:ascii="Times New Roman" w:hAnsi="Times New Roman" w:cs="Times New Roman"/>
-          <w:sz w:val="24"/>
-          <w:szCs w:val="24"/>
-        </w:rPr>
-      </w:pPr>
-      <w:r>
-        <w:rPr>
-          <w:rFonts w:cs="Times New Roman" w:ascii="Times New Roman" w:hAnsi="Times New Roman"/>
+        <w:pStyle w:val="a6"/>
+        <w:rPr>
+          <w:rFonts w:ascii="Times New Roman" w:hAnsi="Times New Roman" w:cs="Times New Roman"/>
+          <w:sz w:val="24"/>
+          <w:szCs w:val="24"/>
+        </w:rPr>
+      </w:pPr>
+    </w:p>
+    <w:p>
+      <w:pPr>
+        <w:pStyle w:val="a6"/>
+        <w:rPr>
+          <w:rFonts w:ascii="Times New Roman" w:hAnsi="Times New Roman" w:cs="Times New Roman"/>
+          <w:sz w:val="24"/>
+          <w:szCs w:val="24"/>
+        </w:rPr>
+      </w:pPr>
+    </w:p>
+    <w:p>
+      <w:pPr>
+        <w:pStyle w:val="a6"/>
+        <w:rPr>
+          <w:rFonts w:ascii="Times New Roman" w:hAnsi="Times New Roman" w:cs="Times New Roman"/>
+          <w:sz w:val="24"/>
+          <w:szCs w:val="24"/>
+        </w:rPr>
+      </w:pPr>
+    </w:p>
+    <w:p>
+      <w:pPr>
+        <w:pStyle w:val="a6"/>
+        <w:rPr>
+          <w:rFonts w:ascii="Times New Roman" w:hAnsi="Times New Roman" w:cs="Times New Roman"/>
+          <w:sz w:val="24"/>
+          <w:szCs w:val="24"/>
+        </w:rPr>
+      </w:pPr>
+    </w:p>
+    <w:p>
+      <w:pPr>
+        <w:pStyle w:val="a6"/>
+        <w:rPr>
+          <w:rFonts w:ascii="Times New Roman" w:hAnsi="Times New Roman" w:cs="Times New Roman"/>
+          <w:sz w:val="24"/>
+          <w:szCs w:val="24"/>
+        </w:rPr>
+      </w:pPr>
+    </w:p>
+    <w:p>
+      <w:pPr>
+        <w:pStyle w:val="a6"/>
+        <w:rPr>
+          <w:rFonts w:ascii="Times New Roman" w:hAnsi="Times New Roman" w:cs="Times New Roman"/>
+          <w:sz w:val="24"/>
+          <w:szCs w:val="24"/>
+        </w:rPr>
+      </w:pPr>
+    </w:p>
+    <w:p>
+      <w:pPr>
+        <w:pStyle w:val="a6"/>
+        <w:rPr>
+          <w:rFonts w:ascii="Times New Roman" w:hAnsi="Times New Roman" w:cs="Times New Roman"/>
+          <w:sz w:val="24"/>
+          <w:szCs w:val="24"/>
+        </w:rPr>
+      </w:pPr>
+    </w:p>
+    <w:p>
+      <w:pPr>
+        <w:pStyle w:val="a6"/>
+        <w:rPr>
+          <w:rFonts w:ascii="Times New Roman" w:hAnsi="Times New Roman" w:cs="Times New Roman"/>
+          <w:sz w:val="24"/>
+          <w:szCs w:val="24"/>
+        </w:rPr>
+      </w:pPr>
+    </w:p>
+    <w:p>
+      <w:pPr>
+        <w:pStyle w:val="a6"/>
+        <w:rPr>
+          <w:rFonts w:ascii="Times New Roman" w:hAnsi="Times New Roman" w:cs="Times New Roman"/>
+          <w:sz w:val="24"/>
+          <w:szCs w:val="24"/>
+        </w:rPr>
+      </w:pPr>
+    </w:p>
+    <w:p>
+      <w:pPr>
+        <w:pStyle w:val="a6"/>
+        <w:rPr>
+          <w:rFonts w:ascii="Times New Roman" w:hAnsi="Times New Roman" w:cs="Times New Roman"/>
+          <w:sz w:val="24"/>
+          <w:szCs w:val="24"/>
+        </w:rPr>
+      </w:pPr>
+    </w:p>
+    <w:p>
+      <w:pPr>
+        <w:pStyle w:val="a6"/>
+        <w:rPr>
+          <w:rFonts w:ascii="Times New Roman" w:hAnsi="Times New Roman" w:cs="Times New Roman"/>
+          <w:sz w:val="24"/>
+          <w:szCs w:val="24"/>
+        </w:rPr>
+      </w:pPr>
+    </w:p>
+    <w:p>
+      <w:pPr>
+        <w:pStyle w:val="a6"/>
+        <w:rPr>
+          <w:rFonts w:ascii="Times New Roman" w:hAnsi="Times New Roman" w:cs="Times New Roman"/>
+          <w:sz w:val="24"/>
+          <w:szCs w:val="24"/>
+        </w:rPr>
+      </w:pPr>
+    </w:p>
+    <w:p>
+      <w:pPr>
+        <w:pStyle w:val="a6"/>
+        <w:rPr>
+          <w:rFonts w:ascii="Times New Roman" w:hAnsi="Times New Roman" w:cs="Times New Roman"/>
+          <w:sz w:val="24"/>
+          <w:szCs w:val="24"/>
+        </w:rPr>
+      </w:pPr>
+    </w:p>
+    <w:p>
+      <w:pPr>
+        <w:pStyle w:val="a6"/>
+        <w:rPr>
+          <w:rFonts w:ascii="Times New Roman" w:hAnsi="Times New Roman" w:cs="Times New Roman"/>
+          <w:sz w:val="24"/>
+          <w:szCs w:val="24"/>
+        </w:rPr>
+      </w:pPr>
+    </w:p>
+    <w:p>
+      <w:pPr>
+        <w:pStyle w:val="a6"/>
+        <w:rPr>
+          <w:rFonts w:ascii="Times New Roman" w:hAnsi="Times New Roman" w:cs="Times New Roman"/>
+          <w:sz w:val="24"/>
+          <w:szCs w:val="24"/>
+        </w:rPr>
+      </w:pPr>
+    </w:p>
+    <w:p>
+      <w:pPr>
+        <w:pStyle w:val="a6"/>
+        <w:rPr>
+          <w:rFonts w:ascii="Times New Roman" w:hAnsi="Times New Roman" w:cs="Times New Roman"/>
+          <w:sz w:val="24"/>
+          <w:szCs w:val="24"/>
+        </w:rPr>
+      </w:pPr>
+    </w:p>
+    <w:p>
+      <w:pPr>
+        <w:pStyle w:val="a6"/>
+        <w:rPr>
+          <w:rFonts w:ascii="Times New Roman" w:hAnsi="Times New Roman" w:cs="Times New Roman"/>
+          <w:sz w:val="24"/>
+          <w:szCs w:val="24"/>
+        </w:rPr>
+      </w:pPr>
+    </w:p>
+    <w:p>
+      <w:pPr>
+        <w:pStyle w:val="a6"/>
+        <w:rPr>
+          <w:rFonts w:ascii="Times New Roman" w:hAnsi="Times New Roman" w:cs="Times New Roman"/>
+          <w:sz w:val="24"/>
+          <w:szCs w:val="24"/>
+        </w:rPr>
+      </w:pPr>
+    </w:p>
+    <w:p>
+      <w:pPr>
+        <w:pStyle w:val="a6"/>
+        <w:rPr>
+          <w:rFonts w:ascii="Times New Roman" w:hAnsi="Times New Roman" w:cs="Times New Roman"/>
+          <w:sz w:val="24"/>
+          <w:szCs w:val="24"/>
+        </w:rPr>
+      </w:pPr>
+    </w:p>
+    <w:p>
+      <w:pPr>
+        <w:pStyle w:val="a6"/>
+        <w:rPr>
+          <w:rFonts w:ascii="Times New Roman" w:hAnsi="Times New Roman" w:cs="Times New Roman"/>
+          <w:sz w:val="24"/>
+          <w:szCs w:val="24"/>
+        </w:rPr>
+      </w:pPr>
+    </w:p>
+    <w:p>
+      <w:pPr>
+        <w:pStyle w:val="a6"/>
+        <w:rPr>
+          <w:rFonts w:ascii="Times New Roman" w:hAnsi="Times New Roman" w:cs="Times New Roman"/>
+          <w:sz w:val="24"/>
+          <w:szCs w:val="24"/>
+        </w:rPr>
+      </w:pPr>
+    </w:p>
+    <w:p>
+      <w:pPr>
+        <w:pStyle w:val="a6"/>
+        <w:rPr>
+          <w:rFonts w:ascii="Times New Roman" w:hAnsi="Times New Roman" w:cs="Times New Roman"/>
+          <w:sz w:val="24"/>
+          <w:szCs w:val="24"/>
+        </w:rPr>
+      </w:pPr>
+    </w:p>
+    <w:p>
+      <w:pPr>
+        <w:pStyle w:val="a6"/>
+        <w:rPr>
+          <w:rFonts w:ascii="Times New Roman" w:hAnsi="Times New Roman" w:cs="Times New Roman"/>
+          <w:sz w:val="24"/>
+          <w:szCs w:val="24"/>
+        </w:rPr>
+      </w:pPr>
+    </w:p>
+    <w:p>
+      <w:pPr>
+        <w:pStyle w:val="a6"/>
+        <w:rPr>
+          <w:rFonts w:ascii="Times New Roman" w:hAnsi="Times New Roman" w:cs="Times New Roman"/>
+          <w:sz w:val="24"/>
+          <w:szCs w:val="24"/>
+        </w:rPr>
+      </w:pPr>
+    </w:p>
+    <w:p>
+      <w:pPr>
+        <w:pStyle w:val="a6"/>
+        <w:rPr>
+          <w:rFonts w:ascii="Times New Roman" w:hAnsi="Times New Roman" w:cs="Times New Roman"/>
+          <w:sz w:val="24"/>
+          <w:szCs w:val="24"/>
+        </w:rPr>
+      </w:pPr>
+    </w:p>
+    <w:p>
+      <w:pPr>
+        <w:pStyle w:val="a6"/>
+        <w:rPr>
+          <w:rFonts w:ascii="Times New Roman" w:hAnsi="Times New Roman" w:cs="Times New Roman"/>
+          <w:sz w:val="24"/>
+          <w:szCs w:val="24"/>
+        </w:rPr>
+      </w:pPr>
+    </w:p>
+    <w:p>
+      <w:pPr>
+        <w:pStyle w:val="a6"/>
+        <w:rPr>
+          <w:rFonts w:ascii="Times New Roman" w:hAnsi="Times New Roman" w:cs="Times New Roman"/>
+          <w:sz w:val="24"/>
+          <w:szCs w:val="24"/>
+        </w:rPr>
+      </w:pPr>
+    </w:p>
+    <w:p>
+      <w:pPr>
+        <w:pStyle w:val="a6"/>
+        <w:rPr>
+          <w:rFonts w:ascii="Times New Roman" w:hAnsi="Times New Roman" w:cs="Times New Roman"/>
+          <w:sz w:val="24"/>
+          <w:szCs w:val="24"/>
+        </w:rPr>
+      </w:pPr>
+      <w:r>
+        <w:rPr>
+          <w:rFonts w:ascii="Times New Roman" w:hAnsi="Times New Roman" w:cs="Times New Roman"/>
           <w:sz w:val="24"/>
           <w:szCs w:val="24"/>
         </w:rPr>
@@ -3690,21 +4175,22 @@
     </w:p>
     <w:p>
       <w:pPr>
-        <w:pStyle w:val="ListParagraph"/>
-        <w:rPr>
-          <w:rFonts w:ascii="Times New Roman" w:hAnsi="Times New Roman" w:cs="Times New Roman"/>
-          <w:sz w:val="24"/>
-          <w:szCs w:val="24"/>
-        </w:rPr>
-      </w:pPr>
-      <w:r>
-        <w:rPr>
-          <w:rFonts w:cs="Times New Roman" w:ascii="Times New Roman" w:hAnsi="Times New Roman"/>
+        <w:pStyle w:val="a6"/>
+        <w:rPr>
+          <w:rFonts w:ascii="Times New Roman" w:hAnsi="Times New Roman" w:cs="Times New Roman"/>
+          <w:sz w:val="24"/>
+          <w:szCs w:val="24"/>
+        </w:rPr>
+      </w:pPr>
+      <w:r>
+        <w:rPr>
+          <w:rFonts w:ascii="Times New Roman" w:hAnsi="Times New Roman" w:cs="Times New Roman"/>
+          <w:noProof/>
           <w:sz w:val="24"/>
           <w:szCs w:val="24"/>
         </w:rPr>
         <w:drawing>
-          <wp:anchor behindDoc="0" distT="0" distB="0" distL="0" distR="0" simplePos="0" locked="0" layoutInCell="0" allowOverlap="1" relativeHeight="51">
+          <wp:anchor distT="0" distB="0" distL="0" distR="0" simplePos="0" relativeHeight="51" behindDoc="0" locked="0" layoutInCell="0" allowOverlap="1" wp14:anchorId="686B638F" wp14:editId="7AD747B4">
             <wp:simplePos x="0" y="0"/>
             <wp:positionH relativeFrom="column">
               <wp:align>center</wp:align>
@@ -3715,7 +4201,7 @@
             <wp:extent cx="5401310" cy="1895475"/>
             <wp:effectExtent l="0" t="0" r="0" b="0"/>
             <wp:wrapSquare wrapText="largest"/>
-            <wp:docPr id="50" name="Image2" descr=""/>
+            <wp:docPr id="50" name="Image2"/>
             <wp:cNvGraphicFramePr>
               <a:graphicFrameLocks xmlns:a="http://schemas.openxmlformats.org/drawingml/2006/main" noChangeAspect="1"/>
             </wp:cNvGraphicFramePr>
@@ -3723,13 +4209,13 @@
               <a:graphicData uri="http://schemas.openxmlformats.org/drawingml/2006/picture">
                 <pic:pic xmlns:pic="http://schemas.openxmlformats.org/drawingml/2006/picture">
                   <pic:nvPicPr>
-                    <pic:cNvPr id="50" name="Image2" descr=""/>
+                    <pic:cNvPr id="50" name="Image2"/>
                     <pic:cNvPicPr>
                       <a:picLocks noChangeAspect="1" noChangeArrowheads="1"/>
                     </pic:cNvPicPr>
                   </pic:nvPicPr>
                   <pic:blipFill>
-                    <a:blip r:embed="rId51"/>
+                    <a:blip r:embed="rId54"/>
                     <a:stretch>
                       <a:fillRect/>
                     </a:stretch>
@@ -3752,16 +4238,116 @@
     </w:p>
     <w:p>
       <w:pPr>
-        <w:pStyle w:val="ListParagraph"/>
-        <w:rPr>
-          <w:rFonts w:ascii="Times New Roman" w:hAnsi="Times New Roman" w:cs="Times New Roman"/>
-          <w:sz w:val="24"/>
-          <w:szCs w:val="24"/>
-        </w:rPr>
-      </w:pPr>
-      <w:r>
-        <w:rPr>
-          <w:rFonts w:cs="Times New Roman" w:ascii="Times New Roman" w:hAnsi="Times New Roman"/>
+        <w:pStyle w:val="a6"/>
+        <w:rPr>
+          <w:rFonts w:ascii="Times New Roman" w:hAnsi="Times New Roman" w:cs="Times New Roman"/>
+          <w:sz w:val="24"/>
+          <w:szCs w:val="24"/>
+        </w:rPr>
+      </w:pPr>
+    </w:p>
+    <w:p>
+      <w:pPr>
+        <w:pStyle w:val="a6"/>
+        <w:rPr>
+          <w:rFonts w:ascii="Times New Roman" w:hAnsi="Times New Roman" w:cs="Times New Roman"/>
+          <w:sz w:val="24"/>
+          <w:szCs w:val="24"/>
+        </w:rPr>
+      </w:pPr>
+    </w:p>
+    <w:p>
+      <w:pPr>
+        <w:pStyle w:val="a6"/>
+        <w:rPr>
+          <w:rFonts w:ascii="Times New Roman" w:hAnsi="Times New Roman" w:cs="Times New Roman"/>
+          <w:sz w:val="24"/>
+          <w:szCs w:val="24"/>
+        </w:rPr>
+      </w:pPr>
+    </w:p>
+    <w:p>
+      <w:pPr>
+        <w:pStyle w:val="a6"/>
+        <w:rPr>
+          <w:rFonts w:ascii="Times New Roman" w:hAnsi="Times New Roman" w:cs="Times New Roman"/>
+          <w:sz w:val="24"/>
+          <w:szCs w:val="24"/>
+        </w:rPr>
+      </w:pPr>
+    </w:p>
+    <w:p>
+      <w:pPr>
+        <w:pStyle w:val="a6"/>
+        <w:rPr>
+          <w:rFonts w:ascii="Times New Roman" w:hAnsi="Times New Roman" w:cs="Times New Roman"/>
+          <w:sz w:val="24"/>
+          <w:szCs w:val="24"/>
+        </w:rPr>
+      </w:pPr>
+    </w:p>
+    <w:p>
+      <w:pPr>
+        <w:pStyle w:val="a6"/>
+        <w:rPr>
+          <w:rFonts w:ascii="Times New Roman" w:hAnsi="Times New Roman" w:cs="Times New Roman"/>
+          <w:sz w:val="24"/>
+          <w:szCs w:val="24"/>
+        </w:rPr>
+      </w:pPr>
+    </w:p>
+    <w:p>
+      <w:pPr>
+        <w:pStyle w:val="a6"/>
+        <w:rPr>
+          <w:rFonts w:ascii="Times New Roman" w:hAnsi="Times New Roman" w:cs="Times New Roman"/>
+          <w:sz w:val="24"/>
+          <w:szCs w:val="24"/>
+        </w:rPr>
+      </w:pPr>
+    </w:p>
+    <w:p>
+      <w:pPr>
+        <w:pStyle w:val="a6"/>
+        <w:rPr>
+          <w:rFonts w:ascii="Times New Roman" w:hAnsi="Times New Roman" w:cs="Times New Roman"/>
+          <w:sz w:val="24"/>
+          <w:szCs w:val="24"/>
+        </w:rPr>
+      </w:pPr>
+    </w:p>
+    <w:p>
+      <w:pPr>
+        <w:pStyle w:val="a6"/>
+        <w:rPr>
+          <w:rFonts w:ascii="Times New Roman" w:hAnsi="Times New Roman" w:cs="Times New Roman"/>
+          <w:sz w:val="24"/>
+          <w:szCs w:val="24"/>
+        </w:rPr>
+      </w:pPr>
+    </w:p>
+    <w:p>
+      <w:pPr>
+        <w:pStyle w:val="a6"/>
+        <w:rPr>
+          <w:rFonts w:ascii="Times New Roman" w:hAnsi="Times New Roman" w:cs="Times New Roman"/>
+          <w:sz w:val="24"/>
+          <w:szCs w:val="24"/>
+        </w:rPr>
+      </w:pPr>
+    </w:p>
+    <w:p>
+      <w:pPr>
+        <w:pStyle w:val="a6"/>
+        <w:rPr>
+          <w:rFonts w:ascii="Times New Roman" w:hAnsi="Times New Roman" w:cs="Times New Roman"/>
+          <w:sz w:val="24"/>
+          <w:szCs w:val="24"/>
+        </w:rPr>
+      </w:pPr>
+      <w:r>
+        <w:rPr>
+          <w:rFonts w:ascii="Times New Roman" w:hAnsi="Times New Roman" w:cs="Times New Roman"/>
           <w:sz w:val="24"/>
           <w:szCs w:val="24"/>
         </w:rPr>
@@ -3770,21 +4356,22 @@
     </w:p>
     <w:p>
       <w:pPr>
-        <w:pStyle w:val="ListParagraph"/>
-        <w:rPr>
-          <w:rFonts w:ascii="Times New Roman" w:hAnsi="Times New Roman" w:cs="Times New Roman"/>
-          <w:sz w:val="24"/>
-          <w:szCs w:val="24"/>
-        </w:rPr>
-      </w:pPr>
-      <w:r>
-        <w:rPr>
-          <w:rFonts w:cs="Times New Roman" w:ascii="Times New Roman" w:hAnsi="Times New Roman"/>
+        <w:pStyle w:val="a6"/>
+        <w:rPr>
+          <w:rFonts w:ascii="Times New Roman" w:hAnsi="Times New Roman" w:cs="Times New Roman"/>
+          <w:sz w:val="24"/>
+          <w:szCs w:val="24"/>
+        </w:rPr>
+      </w:pPr>
+      <w:r>
+        <w:rPr>
+          <w:rFonts w:ascii="Times New Roman" w:hAnsi="Times New Roman" w:cs="Times New Roman"/>
+          <w:noProof/>
           <w:sz w:val="24"/>
           <w:szCs w:val="24"/>
         </w:rPr>
         <w:drawing>
-          <wp:anchor behindDoc="0" distT="0" distB="0" distL="0" distR="0" simplePos="0" locked="0" layoutInCell="0" allowOverlap="1" relativeHeight="52">
+          <wp:anchor distT="0" distB="0" distL="0" distR="0" simplePos="0" relativeHeight="52" behindDoc="0" locked="0" layoutInCell="0" allowOverlap="1" wp14:anchorId="2FE6ADAB" wp14:editId="3FA1348A">
             <wp:simplePos x="0" y="0"/>
             <wp:positionH relativeFrom="column">
               <wp:align>center</wp:align>
@@ -3795,7 +4382,7 @@
             <wp:extent cx="5353685" cy="1933575"/>
             <wp:effectExtent l="0" t="0" r="0" b="0"/>
             <wp:wrapSquare wrapText="largest"/>
-            <wp:docPr id="51" name="Image3" descr=""/>
+            <wp:docPr id="51" name="Image3"/>
             <wp:cNvGraphicFramePr>
               <a:graphicFrameLocks xmlns:a="http://schemas.openxmlformats.org/drawingml/2006/main" noChangeAspect="1"/>
             </wp:cNvGraphicFramePr>
@@ -3803,13 +4390,13 @@
               <a:graphicData uri="http://schemas.openxmlformats.org/drawingml/2006/picture">
                 <pic:pic xmlns:pic="http://schemas.openxmlformats.org/drawingml/2006/picture">
                   <pic:nvPicPr>
-                    <pic:cNvPr id="51" name="Image3" descr=""/>
+                    <pic:cNvPr id="51" name="Image3"/>
                     <pic:cNvPicPr>
                       <a:picLocks noChangeAspect="1" noChangeArrowheads="1"/>
                     </pic:cNvPicPr>
                   </pic:nvPicPr>
                   <pic:blipFill>
-                    <a:blip r:embed="rId52"/>
+                    <a:blip r:embed="rId55"/>
                     <a:stretch>
                       <a:fillRect/>
                     </a:stretch>
@@ -3832,16 +4419,86 @@
     </w:p>
     <w:p>
       <w:pPr>
-        <w:pStyle w:val="ListParagraph"/>
-        <w:rPr>
-          <w:rFonts w:ascii="Times New Roman" w:hAnsi="Times New Roman" w:cs="Times New Roman"/>
-          <w:sz w:val="24"/>
-          <w:szCs w:val="24"/>
-        </w:rPr>
-      </w:pPr>
-      <w:r>
-        <w:rPr>
-          <w:rFonts w:cs="Times New Roman" w:ascii="Times New Roman" w:hAnsi="Times New Roman"/>
+        <w:pStyle w:val="a6"/>
+        <w:rPr>
+          <w:rFonts w:ascii="Times New Roman" w:hAnsi="Times New Roman" w:cs="Times New Roman"/>
+          <w:sz w:val="24"/>
+          <w:szCs w:val="24"/>
+        </w:rPr>
+      </w:pPr>
+    </w:p>
+    <w:p>
+      <w:pPr>
+        <w:pStyle w:val="a6"/>
+        <w:rPr>
+          <w:rFonts w:ascii="Times New Roman" w:hAnsi="Times New Roman" w:cs="Times New Roman"/>
+          <w:sz w:val="24"/>
+          <w:szCs w:val="24"/>
+        </w:rPr>
+      </w:pPr>
+    </w:p>
+    <w:p>
+      <w:pPr>
+        <w:pStyle w:val="a6"/>
+        <w:rPr>
+          <w:rFonts w:ascii="Times New Roman" w:hAnsi="Times New Roman" w:cs="Times New Roman"/>
+          <w:sz w:val="24"/>
+          <w:szCs w:val="24"/>
+        </w:rPr>
+      </w:pPr>
+    </w:p>
+    <w:p>
+      <w:pPr>
+        <w:pStyle w:val="a6"/>
+        <w:rPr>
+          <w:rFonts w:ascii="Times New Roman" w:hAnsi="Times New Roman" w:cs="Times New Roman"/>
+          <w:sz w:val="24"/>
+          <w:szCs w:val="24"/>
+        </w:rPr>
+      </w:pPr>
+    </w:p>
+    <w:p>
+      <w:pPr>
+        <w:pStyle w:val="a6"/>
+        <w:rPr>
+          <w:rFonts w:ascii="Times New Roman" w:hAnsi="Times New Roman" w:cs="Times New Roman"/>
+          <w:sz w:val="24"/>
+          <w:szCs w:val="24"/>
+        </w:rPr>
+      </w:pPr>
+    </w:p>
+    <w:p>
+      <w:pPr>
+        <w:pStyle w:val="a6"/>
+        <w:rPr>
+          <w:rFonts w:ascii="Times New Roman" w:hAnsi="Times New Roman" w:cs="Times New Roman"/>
+          <w:sz w:val="24"/>
+          <w:szCs w:val="24"/>
+        </w:rPr>
+      </w:pPr>
+    </w:p>
+    <w:p>
+      <w:pPr>
+        <w:pStyle w:val="a6"/>
+        <w:rPr>
+          <w:rFonts w:ascii="Times New Roman" w:hAnsi="Times New Roman" w:cs="Times New Roman"/>
+          <w:sz w:val="24"/>
+          <w:szCs w:val="24"/>
+        </w:rPr>
+      </w:pPr>
+    </w:p>
+    <w:p>
+      <w:pPr>
+        <w:pStyle w:val="a6"/>
+        <w:rPr>
+          <w:rFonts w:ascii="Times New Roman" w:hAnsi="Times New Roman" w:cs="Times New Roman"/>
+          <w:sz w:val="24"/>
+          <w:szCs w:val="24"/>
+        </w:rPr>
+      </w:pPr>
+      <w:r>
+        <w:rPr>
+          <w:rFonts w:ascii="Times New Roman" w:hAnsi="Times New Roman" w:cs="Times New Roman"/>
           <w:sz w:val="24"/>
           <w:szCs w:val="24"/>
         </w:rPr>
@@ -3850,21 +4507,22 @@
     </w:p>
     <w:p>
       <w:pPr>
-        <w:pStyle w:val="ListParagraph"/>
-        <w:rPr>
-          <w:rFonts w:ascii="Times New Roman" w:hAnsi="Times New Roman" w:cs="Times New Roman"/>
-          <w:sz w:val="24"/>
-          <w:szCs w:val="24"/>
-        </w:rPr>
-      </w:pPr>
-      <w:r>
-        <w:rPr>
-          <w:rFonts w:cs="Times New Roman" w:ascii="Times New Roman" w:hAnsi="Times New Roman"/>
+        <w:pStyle w:val="a6"/>
+        <w:rPr>
+          <w:rFonts w:ascii="Times New Roman" w:hAnsi="Times New Roman" w:cs="Times New Roman"/>
+          <w:sz w:val="24"/>
+          <w:szCs w:val="24"/>
+        </w:rPr>
+      </w:pPr>
+      <w:r>
+        <w:rPr>
+          <w:rFonts w:ascii="Times New Roman" w:hAnsi="Times New Roman" w:cs="Times New Roman"/>
+          <w:noProof/>
           <w:sz w:val="24"/>
           <w:szCs w:val="24"/>
         </w:rPr>
         <w:drawing>
-          <wp:anchor behindDoc="0" distT="0" distB="0" distL="0" distR="0" simplePos="0" locked="0" layoutInCell="0" allowOverlap="1" relativeHeight="53">
+          <wp:anchor distT="0" distB="0" distL="0" distR="0" simplePos="0" relativeHeight="53" behindDoc="0" locked="0" layoutInCell="0" allowOverlap="1" wp14:anchorId="26696D8C" wp14:editId="359C5E6A">
             <wp:simplePos x="0" y="0"/>
             <wp:positionH relativeFrom="column">
               <wp:align>center</wp:align>
@@ -3875,7 +4533,7 @@
             <wp:extent cx="5315585" cy="1933575"/>
             <wp:effectExtent l="0" t="0" r="0" b="0"/>
             <wp:wrapSquare wrapText="largest"/>
-            <wp:docPr id="52" name="Image4" descr=""/>
+            <wp:docPr id="52" name="Image4"/>
             <wp:cNvGraphicFramePr>
               <a:graphicFrameLocks xmlns:a="http://schemas.openxmlformats.org/drawingml/2006/main" noChangeAspect="1"/>
             </wp:cNvGraphicFramePr>
@@ -3883,13 +4541,13 @@
               <a:graphicData uri="http://schemas.openxmlformats.org/drawingml/2006/picture">
                 <pic:pic xmlns:pic="http://schemas.openxmlformats.org/drawingml/2006/picture">
                   <pic:nvPicPr>
-                    <pic:cNvPr id="52" name="Image4" descr=""/>
+                    <pic:cNvPr id="52" name="Image4"/>
                     <pic:cNvPicPr>
                       <a:picLocks noChangeAspect="1" noChangeArrowheads="1"/>
                     </pic:cNvPicPr>
                   </pic:nvPicPr>
                   <pic:blipFill>
-                    <a:blip r:embed="rId53"/>
+                    <a:blip r:embed="rId56"/>
                     <a:stretch>
                       <a:fillRect/>
                     </a:stretch>
@@ -3912,16 +4570,116 @@
     </w:p>
     <w:p>
       <w:pPr>
-        <w:pStyle w:val="ListParagraph"/>
-        <w:rPr>
-          <w:rFonts w:ascii="Times New Roman" w:hAnsi="Times New Roman" w:cs="Times New Roman"/>
-          <w:sz w:val="24"/>
-          <w:szCs w:val="24"/>
-        </w:rPr>
-      </w:pPr>
-      <w:r>
-        <w:rPr>
-          <w:rFonts w:cs="Times New Roman" w:ascii="Times New Roman" w:hAnsi="Times New Roman"/>
+        <w:pStyle w:val="a6"/>
+        <w:rPr>
+          <w:rFonts w:ascii="Times New Roman" w:hAnsi="Times New Roman" w:cs="Times New Roman"/>
+          <w:sz w:val="24"/>
+          <w:szCs w:val="24"/>
+        </w:rPr>
+      </w:pPr>
+    </w:p>
+    <w:p>
+      <w:pPr>
+        <w:pStyle w:val="a6"/>
+        <w:rPr>
+          <w:rFonts w:ascii="Times New Roman" w:hAnsi="Times New Roman" w:cs="Times New Roman"/>
+          <w:sz w:val="24"/>
+          <w:szCs w:val="24"/>
+        </w:rPr>
+      </w:pPr>
+    </w:p>
+    <w:p>
+      <w:pPr>
+        <w:pStyle w:val="a6"/>
+        <w:rPr>
+          <w:rFonts w:ascii="Times New Roman" w:hAnsi="Times New Roman" w:cs="Times New Roman"/>
+          <w:sz w:val="24"/>
+          <w:szCs w:val="24"/>
+        </w:rPr>
+      </w:pPr>
+    </w:p>
+    <w:p>
+      <w:pPr>
+        <w:pStyle w:val="a6"/>
+        <w:rPr>
+          <w:rFonts w:ascii="Times New Roman" w:hAnsi="Times New Roman" w:cs="Times New Roman"/>
+          <w:sz w:val="24"/>
+          <w:szCs w:val="24"/>
+        </w:rPr>
+      </w:pPr>
+    </w:p>
+    <w:p>
+      <w:pPr>
+        <w:pStyle w:val="a6"/>
+        <w:rPr>
+          <w:rFonts w:ascii="Times New Roman" w:hAnsi="Times New Roman" w:cs="Times New Roman"/>
+          <w:sz w:val="24"/>
+          <w:szCs w:val="24"/>
+        </w:rPr>
+      </w:pPr>
+    </w:p>
+    <w:p>
+      <w:pPr>
+        <w:pStyle w:val="a6"/>
+        <w:rPr>
+          <w:rFonts w:ascii="Times New Roman" w:hAnsi="Times New Roman" w:cs="Times New Roman"/>
+          <w:sz w:val="24"/>
+          <w:szCs w:val="24"/>
+        </w:rPr>
+      </w:pPr>
+    </w:p>
+    <w:p>
+      <w:pPr>
+        <w:pStyle w:val="a6"/>
+        <w:rPr>
+          <w:rFonts w:ascii="Times New Roman" w:hAnsi="Times New Roman" w:cs="Times New Roman"/>
+          <w:sz w:val="24"/>
+          <w:szCs w:val="24"/>
+        </w:rPr>
+      </w:pPr>
+    </w:p>
+    <w:p>
+      <w:pPr>
+        <w:pStyle w:val="a6"/>
+        <w:rPr>
+          <w:rFonts w:ascii="Times New Roman" w:hAnsi="Times New Roman" w:cs="Times New Roman"/>
+          <w:sz w:val="24"/>
+          <w:szCs w:val="24"/>
+        </w:rPr>
+      </w:pPr>
+    </w:p>
+    <w:p>
+      <w:pPr>
+        <w:pStyle w:val="a6"/>
+        <w:rPr>
+          <w:rFonts w:ascii="Times New Roman" w:hAnsi="Times New Roman" w:cs="Times New Roman"/>
+          <w:sz w:val="24"/>
+          <w:szCs w:val="24"/>
+        </w:rPr>
+      </w:pPr>
+    </w:p>
+    <w:p>
+      <w:pPr>
+        <w:pStyle w:val="a6"/>
+        <w:rPr>
+          <w:rFonts w:ascii="Times New Roman" w:hAnsi="Times New Roman" w:cs="Times New Roman"/>
+          <w:sz w:val="24"/>
+          <w:szCs w:val="24"/>
+        </w:rPr>
+      </w:pPr>
+    </w:p>
+    <w:p>
+      <w:pPr>
+        <w:pStyle w:val="a6"/>
+        <w:rPr>
+          <w:rFonts w:ascii="Times New Roman" w:hAnsi="Times New Roman" w:cs="Times New Roman"/>
+          <w:sz w:val="24"/>
+          <w:szCs w:val="24"/>
+        </w:rPr>
+      </w:pPr>
+      <w:r>
+        <w:rPr>
+          <w:rFonts w:ascii="Times New Roman" w:hAnsi="Times New Roman" w:cs="Times New Roman"/>
           <w:sz w:val="24"/>
           <w:szCs w:val="24"/>
         </w:rPr>
@@ -3930,21 +4688,22 @@
     </w:p>
     <w:p>
       <w:pPr>
-        <w:pStyle w:val="ListParagraph"/>
-        <w:rPr>
-          <w:rFonts w:ascii="Times New Roman" w:hAnsi="Times New Roman" w:cs="Times New Roman"/>
-          <w:sz w:val="24"/>
-          <w:szCs w:val="24"/>
-        </w:rPr>
-      </w:pPr>
-      <w:r>
-        <w:rPr>
-          <w:rFonts w:cs="Times New Roman" w:ascii="Times New Roman" w:hAnsi="Times New Roman"/>
+        <w:pStyle w:val="a6"/>
+        <w:rPr>
+          <w:rFonts w:ascii="Times New Roman" w:hAnsi="Times New Roman" w:cs="Times New Roman"/>
+          <w:sz w:val="24"/>
+          <w:szCs w:val="24"/>
+        </w:rPr>
+      </w:pPr>
+      <w:r>
+        <w:rPr>
+          <w:rFonts w:ascii="Times New Roman" w:hAnsi="Times New Roman" w:cs="Times New Roman"/>
+          <w:noProof/>
           <w:sz w:val="24"/>
           <w:szCs w:val="24"/>
         </w:rPr>
         <w:drawing>
-          <wp:anchor behindDoc="0" distT="0" distB="0" distL="0" distR="0" simplePos="0" locked="0" layoutInCell="0" allowOverlap="1" relativeHeight="54">
+          <wp:anchor distT="0" distB="0" distL="0" distR="0" simplePos="0" relativeHeight="54" behindDoc="0" locked="0" layoutInCell="0" allowOverlap="1" wp14:anchorId="4ADED815" wp14:editId="621473B8">
             <wp:simplePos x="0" y="0"/>
             <wp:positionH relativeFrom="column">
               <wp:align>center</wp:align>
@@ -3955,7 +4714,7 @@
             <wp:extent cx="5353685" cy="1819275"/>
             <wp:effectExtent l="0" t="0" r="0" b="0"/>
             <wp:wrapSquare wrapText="largest"/>
-            <wp:docPr id="53" name="Image5" descr=""/>
+            <wp:docPr id="53" name="Image5"/>
             <wp:cNvGraphicFramePr>
               <a:graphicFrameLocks xmlns:a="http://schemas.openxmlformats.org/drawingml/2006/main" noChangeAspect="1"/>
             </wp:cNvGraphicFramePr>
@@ -3963,13 +4722,13 @@
               <a:graphicData uri="http://schemas.openxmlformats.org/drawingml/2006/picture">
                 <pic:pic xmlns:pic="http://schemas.openxmlformats.org/drawingml/2006/picture">
                   <pic:nvPicPr>
-                    <pic:cNvPr id="53" name="Image5" descr=""/>
+                    <pic:cNvPr id="53" name="Image5"/>
                     <pic:cNvPicPr>
                       <a:picLocks noChangeAspect="1" noChangeArrowheads="1"/>
                     </pic:cNvPicPr>
                   </pic:nvPicPr>
                   <pic:blipFill>
-                    <a:blip r:embed="rId54"/>
+                    <a:blip r:embed="rId57"/>
                     <a:stretch>
                       <a:fillRect/>
                     </a:stretch>
@@ -3992,16 +4751,106 @@
     </w:p>
     <w:p>
       <w:pPr>
-        <w:pStyle w:val="ListParagraph"/>
-        <w:rPr>
-          <w:rFonts w:ascii="Times New Roman" w:hAnsi="Times New Roman" w:cs="Times New Roman"/>
-          <w:sz w:val="24"/>
-          <w:szCs w:val="24"/>
-        </w:rPr>
-      </w:pPr>
-      <w:r>
-        <w:rPr>
-          <w:rFonts w:cs="Times New Roman" w:ascii="Times New Roman" w:hAnsi="Times New Roman"/>
+        <w:pStyle w:val="a6"/>
+        <w:rPr>
+          <w:rFonts w:ascii="Times New Roman" w:hAnsi="Times New Roman" w:cs="Times New Roman"/>
+          <w:sz w:val="24"/>
+          <w:szCs w:val="24"/>
+        </w:rPr>
+      </w:pPr>
+    </w:p>
+    <w:p>
+      <w:pPr>
+        <w:pStyle w:val="a6"/>
+        <w:rPr>
+          <w:rFonts w:ascii="Times New Roman" w:hAnsi="Times New Roman" w:cs="Times New Roman"/>
+          <w:sz w:val="24"/>
+          <w:szCs w:val="24"/>
+        </w:rPr>
+      </w:pPr>
+    </w:p>
+    <w:p>
+      <w:pPr>
+        <w:pStyle w:val="a6"/>
+        <w:rPr>
+          <w:rFonts w:ascii="Times New Roman" w:hAnsi="Times New Roman" w:cs="Times New Roman"/>
+          <w:sz w:val="24"/>
+          <w:szCs w:val="24"/>
+        </w:rPr>
+      </w:pPr>
+    </w:p>
+    <w:p>
+      <w:pPr>
+        <w:pStyle w:val="a6"/>
+        <w:rPr>
+          <w:rFonts w:ascii="Times New Roman" w:hAnsi="Times New Roman" w:cs="Times New Roman"/>
+          <w:sz w:val="24"/>
+          <w:szCs w:val="24"/>
+        </w:rPr>
+      </w:pPr>
+    </w:p>
+    <w:p>
+      <w:pPr>
+        <w:pStyle w:val="a6"/>
+        <w:rPr>
+          <w:rFonts w:ascii="Times New Roman" w:hAnsi="Times New Roman" w:cs="Times New Roman"/>
+          <w:sz w:val="24"/>
+          <w:szCs w:val="24"/>
+        </w:rPr>
+      </w:pPr>
+    </w:p>
+    <w:p>
+      <w:pPr>
+        <w:pStyle w:val="a6"/>
+        <w:rPr>
+          <w:rFonts w:ascii="Times New Roman" w:hAnsi="Times New Roman" w:cs="Times New Roman"/>
+          <w:sz w:val="24"/>
+          <w:szCs w:val="24"/>
+        </w:rPr>
+      </w:pPr>
+    </w:p>
+    <w:p>
+      <w:pPr>
+        <w:pStyle w:val="a6"/>
+        <w:rPr>
+          <w:rFonts w:ascii="Times New Roman" w:hAnsi="Times New Roman" w:cs="Times New Roman"/>
+          <w:sz w:val="24"/>
+          <w:szCs w:val="24"/>
+        </w:rPr>
+      </w:pPr>
+    </w:p>
+    <w:p>
+      <w:pPr>
+        <w:pStyle w:val="a6"/>
+        <w:rPr>
+          <w:rFonts w:ascii="Times New Roman" w:hAnsi="Times New Roman" w:cs="Times New Roman"/>
+          <w:sz w:val="24"/>
+          <w:szCs w:val="24"/>
+        </w:rPr>
+      </w:pPr>
+    </w:p>
+    <w:p>
+      <w:pPr>
+        <w:pStyle w:val="a6"/>
+        <w:rPr>
+          <w:rFonts w:ascii="Times New Roman" w:hAnsi="Times New Roman" w:cs="Times New Roman"/>
+          <w:sz w:val="24"/>
+          <w:szCs w:val="24"/>
+        </w:rPr>
+      </w:pPr>
+    </w:p>
+    <w:p>
+      <w:pPr>
+        <w:pStyle w:val="a6"/>
+        <w:rPr>
+          <w:rFonts w:ascii="Times New Roman" w:hAnsi="Times New Roman" w:cs="Times New Roman"/>
+          <w:sz w:val="24"/>
+          <w:szCs w:val="24"/>
+        </w:rPr>
+      </w:pPr>
+      <w:r>
+        <w:rPr>
+          <w:rFonts w:ascii="Times New Roman" w:hAnsi="Times New Roman" w:cs="Times New Roman"/>
           <w:sz w:val="24"/>
           <w:szCs w:val="24"/>
         </w:rPr>
@@ -4010,21 +4859,22 @@
     </w:p>
     <w:p>
       <w:pPr>
-        <w:pStyle w:val="ListParagraph"/>
-        <w:rPr>
-          <w:rFonts w:ascii="Times New Roman" w:hAnsi="Times New Roman" w:cs="Times New Roman"/>
-          <w:sz w:val="24"/>
-          <w:szCs w:val="24"/>
-        </w:rPr>
-      </w:pPr>
-      <w:r>
-        <w:rPr>
-          <w:rFonts w:cs="Times New Roman" w:ascii="Times New Roman" w:hAnsi="Times New Roman"/>
+        <w:pStyle w:val="a6"/>
+        <w:rPr>
+          <w:rFonts w:ascii="Times New Roman" w:hAnsi="Times New Roman" w:cs="Times New Roman"/>
+          <w:sz w:val="24"/>
+          <w:szCs w:val="24"/>
+        </w:rPr>
+      </w:pPr>
+      <w:r>
+        <w:rPr>
+          <w:rFonts w:ascii="Times New Roman" w:hAnsi="Times New Roman" w:cs="Times New Roman"/>
+          <w:noProof/>
           <w:sz w:val="24"/>
           <w:szCs w:val="24"/>
         </w:rPr>
         <w:drawing>
-          <wp:anchor behindDoc="0" distT="0" distB="0" distL="0" distR="0" simplePos="0" locked="0" layoutInCell="0" allowOverlap="1" relativeHeight="55">
+          <wp:anchor distT="0" distB="0" distL="0" distR="0" simplePos="0" relativeHeight="55" behindDoc="0" locked="0" layoutInCell="0" allowOverlap="1" wp14:anchorId="45A84EBB" wp14:editId="64E1438F">
             <wp:simplePos x="0" y="0"/>
             <wp:positionH relativeFrom="column">
               <wp:align>center</wp:align>
@@ -4035,7 +4885,7 @@
             <wp:extent cx="5467985" cy="1962150"/>
             <wp:effectExtent l="0" t="0" r="0" b="0"/>
             <wp:wrapSquare wrapText="largest"/>
-            <wp:docPr id="54" name="Image6" descr=""/>
+            <wp:docPr id="54" name="Image6"/>
             <wp:cNvGraphicFramePr>
               <a:graphicFrameLocks xmlns:a="http://schemas.openxmlformats.org/drawingml/2006/main" noChangeAspect="1"/>
             </wp:cNvGraphicFramePr>
@@ -4043,13 +4893,13 @@
               <a:graphicData uri="http://schemas.openxmlformats.org/drawingml/2006/picture">
                 <pic:pic xmlns:pic="http://schemas.openxmlformats.org/drawingml/2006/picture">
                   <pic:nvPicPr>
-                    <pic:cNvPr id="54" name="Image6" descr=""/>
+                    <pic:cNvPr id="54" name="Image6"/>
                     <pic:cNvPicPr>
                       <a:picLocks noChangeAspect="1" noChangeArrowheads="1"/>
                     </pic:cNvPicPr>
                   </pic:nvPicPr>
                   <pic:blipFill>
-                    <a:blip r:embed="rId55"/>
+                    <a:blip r:embed="rId58"/>
                     <a:stretch>
                       <a:fillRect/>
                     </a:stretch>
@@ -4072,16 +4922,116 @@
     </w:p>
     <w:p>
       <w:pPr>
-        <w:pStyle w:val="ListParagraph"/>
-        <w:rPr>
-          <w:rFonts w:ascii="Times New Roman" w:hAnsi="Times New Roman" w:cs="Times New Roman"/>
-          <w:sz w:val="24"/>
-          <w:szCs w:val="24"/>
-        </w:rPr>
-      </w:pPr>
-      <w:r>
-        <w:rPr>
-          <w:rFonts w:cs="Times New Roman" w:ascii="Times New Roman" w:hAnsi="Times New Roman"/>
+        <w:pStyle w:val="a6"/>
+        <w:rPr>
+          <w:rFonts w:ascii="Times New Roman" w:hAnsi="Times New Roman" w:cs="Times New Roman"/>
+          <w:sz w:val="24"/>
+          <w:szCs w:val="24"/>
+        </w:rPr>
+      </w:pPr>
+    </w:p>
+    <w:p>
+      <w:pPr>
+        <w:pStyle w:val="a6"/>
+        <w:rPr>
+          <w:rFonts w:ascii="Times New Roman" w:hAnsi="Times New Roman" w:cs="Times New Roman"/>
+          <w:sz w:val="24"/>
+          <w:szCs w:val="24"/>
+        </w:rPr>
+      </w:pPr>
+    </w:p>
+    <w:p>
+      <w:pPr>
+        <w:pStyle w:val="a6"/>
+        <w:rPr>
+          <w:rFonts w:ascii="Times New Roman" w:hAnsi="Times New Roman" w:cs="Times New Roman"/>
+          <w:sz w:val="24"/>
+          <w:szCs w:val="24"/>
+        </w:rPr>
+      </w:pPr>
+    </w:p>
+    <w:p>
+      <w:pPr>
+        <w:pStyle w:val="a6"/>
+        <w:rPr>
+          <w:rFonts w:ascii="Times New Roman" w:hAnsi="Times New Roman" w:cs="Times New Roman"/>
+          <w:sz w:val="24"/>
+          <w:szCs w:val="24"/>
+        </w:rPr>
+      </w:pPr>
+    </w:p>
+    <w:p>
+      <w:pPr>
+        <w:pStyle w:val="a6"/>
+        <w:rPr>
+          <w:rFonts w:ascii="Times New Roman" w:hAnsi="Times New Roman" w:cs="Times New Roman"/>
+          <w:sz w:val="24"/>
+          <w:szCs w:val="24"/>
+        </w:rPr>
+      </w:pPr>
+    </w:p>
+    <w:p>
+      <w:pPr>
+        <w:pStyle w:val="a6"/>
+        <w:rPr>
+          <w:rFonts w:ascii="Times New Roman" w:hAnsi="Times New Roman" w:cs="Times New Roman"/>
+          <w:sz w:val="24"/>
+          <w:szCs w:val="24"/>
+        </w:rPr>
+      </w:pPr>
+    </w:p>
+    <w:p>
+      <w:pPr>
+        <w:pStyle w:val="a6"/>
+        <w:rPr>
+          <w:rFonts w:ascii="Times New Roman" w:hAnsi="Times New Roman" w:cs="Times New Roman"/>
+          <w:sz w:val="24"/>
+          <w:szCs w:val="24"/>
+        </w:rPr>
+      </w:pPr>
+    </w:p>
+    <w:p>
+      <w:pPr>
+        <w:pStyle w:val="a6"/>
+        <w:rPr>
+          <w:rFonts w:ascii="Times New Roman" w:hAnsi="Times New Roman" w:cs="Times New Roman"/>
+          <w:sz w:val="24"/>
+          <w:szCs w:val="24"/>
+        </w:rPr>
+      </w:pPr>
+    </w:p>
+    <w:p>
+      <w:pPr>
+        <w:pStyle w:val="a6"/>
+        <w:rPr>
+          <w:rFonts w:ascii="Times New Roman" w:hAnsi="Times New Roman" w:cs="Times New Roman"/>
+          <w:sz w:val="24"/>
+          <w:szCs w:val="24"/>
+        </w:rPr>
+      </w:pPr>
+    </w:p>
+    <w:p>
+      <w:pPr>
+        <w:pStyle w:val="a6"/>
+        <w:rPr>
+          <w:rFonts w:ascii="Times New Roman" w:hAnsi="Times New Roman" w:cs="Times New Roman"/>
+          <w:sz w:val="24"/>
+          <w:szCs w:val="24"/>
+        </w:rPr>
+      </w:pPr>
+    </w:p>
+    <w:p>
+      <w:pPr>
+        <w:pStyle w:val="a6"/>
+        <w:rPr>
+          <w:rFonts w:ascii="Times New Roman" w:hAnsi="Times New Roman" w:cs="Times New Roman"/>
+          <w:sz w:val="24"/>
+          <w:szCs w:val="24"/>
+        </w:rPr>
+      </w:pPr>
+      <w:r>
+        <w:rPr>
+          <w:rFonts w:ascii="Times New Roman" w:hAnsi="Times New Roman" w:cs="Times New Roman"/>
           <w:sz w:val="24"/>
           <w:szCs w:val="24"/>
         </w:rPr>
@@ -4090,21 +5040,22 @@
     </w:p>
     <w:p>
       <w:pPr>
-        <w:pStyle w:val="ListParagraph"/>
-        <w:rPr>
-          <w:rFonts w:ascii="Times New Roman" w:hAnsi="Times New Roman" w:cs="Times New Roman"/>
-          <w:sz w:val="24"/>
-          <w:szCs w:val="24"/>
-        </w:rPr>
-      </w:pPr>
-      <w:r>
-        <w:rPr>
-          <w:rFonts w:cs="Times New Roman" w:ascii="Times New Roman" w:hAnsi="Times New Roman"/>
+        <w:pStyle w:val="a6"/>
+        <w:rPr>
+          <w:rFonts w:ascii="Times New Roman" w:hAnsi="Times New Roman" w:cs="Times New Roman"/>
+          <w:sz w:val="24"/>
+          <w:szCs w:val="24"/>
+        </w:rPr>
+      </w:pPr>
+      <w:r>
+        <w:rPr>
+          <w:rFonts w:ascii="Times New Roman" w:hAnsi="Times New Roman" w:cs="Times New Roman"/>
+          <w:noProof/>
           <w:sz w:val="24"/>
           <w:szCs w:val="24"/>
         </w:rPr>
         <w:drawing>
-          <wp:anchor behindDoc="0" distT="0" distB="0" distL="0" distR="0" simplePos="0" locked="0" layoutInCell="0" allowOverlap="1" relativeHeight="56">
+          <wp:anchor distT="0" distB="0" distL="0" distR="0" simplePos="0" relativeHeight="56" behindDoc="0" locked="0" layoutInCell="0" allowOverlap="1" wp14:anchorId="30E9A6CF" wp14:editId="0EB10F38">
             <wp:simplePos x="0" y="0"/>
             <wp:positionH relativeFrom="column">
               <wp:align>center</wp:align>
@@ -4115,7 +5066,7 @@
             <wp:extent cx="5410835" cy="1905000"/>
             <wp:effectExtent l="0" t="0" r="0" b="0"/>
             <wp:wrapSquare wrapText="largest"/>
-            <wp:docPr id="55" name="Image7" descr=""/>
+            <wp:docPr id="55" name="Image7"/>
             <wp:cNvGraphicFramePr>
               <a:graphicFrameLocks xmlns:a="http://schemas.openxmlformats.org/drawingml/2006/main" noChangeAspect="1"/>
             </wp:cNvGraphicFramePr>
@@ -4123,13 +5074,13 @@
               <a:graphicData uri="http://schemas.openxmlformats.org/drawingml/2006/picture">
                 <pic:pic xmlns:pic="http://schemas.openxmlformats.org/drawingml/2006/picture">
                   <pic:nvPicPr>
-                    <pic:cNvPr id="55" name="Image7" descr=""/>
+                    <pic:cNvPr id="55" name="Image7"/>
                     <pic:cNvPicPr>
                       <a:picLocks noChangeAspect="1" noChangeArrowheads="1"/>
                     </pic:cNvPicPr>
                   </pic:nvPicPr>
                   <pic:blipFill>
-                    <a:blip r:embed="rId56"/>
+                    <a:blip r:embed="rId59"/>
                     <a:stretch>
                       <a:fillRect/>
                     </a:stretch>
@@ -4152,39 +5103,141 @@
     </w:p>
     <w:p>
       <w:pPr>
-        <w:pStyle w:val="ListParagraph"/>
-        <w:rPr>
-          <w:rFonts w:ascii="Times New Roman" w:hAnsi="Times New Roman" w:cs="Times New Roman"/>
-          <w:sz w:val="24"/>
-          <w:szCs w:val="24"/>
-        </w:rPr>
-      </w:pPr>
-      <w:r>
-        <w:rPr>
-          <w:rFonts w:cs="Times New Roman" w:ascii="Times New Roman" w:hAnsi="Times New Roman"/>
-          <w:sz w:val="24"/>
-          <w:szCs w:val="24"/>
-        </w:rPr>
+        <w:pStyle w:val="a6"/>
+        <w:rPr>
+          <w:rFonts w:ascii="Times New Roman" w:hAnsi="Times New Roman" w:cs="Times New Roman"/>
+          <w:sz w:val="24"/>
+          <w:szCs w:val="24"/>
+        </w:rPr>
+      </w:pPr>
+    </w:p>
+    <w:p>
+      <w:pPr>
+        <w:pStyle w:val="a6"/>
+        <w:rPr>
+          <w:rFonts w:ascii="Times New Roman" w:hAnsi="Times New Roman" w:cs="Times New Roman"/>
+          <w:sz w:val="24"/>
+          <w:szCs w:val="24"/>
+        </w:rPr>
+      </w:pPr>
+    </w:p>
+    <w:p>
+      <w:pPr>
+        <w:pStyle w:val="a6"/>
+        <w:rPr>
+          <w:rFonts w:ascii="Times New Roman" w:hAnsi="Times New Roman" w:cs="Times New Roman"/>
+          <w:sz w:val="24"/>
+          <w:szCs w:val="24"/>
+        </w:rPr>
+      </w:pPr>
+    </w:p>
+    <w:p>
+      <w:pPr>
+        <w:pStyle w:val="a6"/>
+        <w:rPr>
+          <w:rFonts w:ascii="Times New Roman" w:hAnsi="Times New Roman" w:cs="Times New Roman"/>
+          <w:sz w:val="24"/>
+          <w:szCs w:val="24"/>
+        </w:rPr>
+      </w:pPr>
+    </w:p>
+    <w:p>
+      <w:pPr>
+        <w:pStyle w:val="a6"/>
+        <w:rPr>
+          <w:rFonts w:ascii="Times New Roman" w:hAnsi="Times New Roman" w:cs="Times New Roman"/>
+          <w:sz w:val="24"/>
+          <w:szCs w:val="24"/>
+        </w:rPr>
+      </w:pPr>
+    </w:p>
+    <w:p>
+      <w:pPr>
+        <w:pStyle w:val="a6"/>
+        <w:rPr>
+          <w:rFonts w:ascii="Times New Roman" w:hAnsi="Times New Roman" w:cs="Times New Roman"/>
+          <w:sz w:val="24"/>
+          <w:szCs w:val="24"/>
+        </w:rPr>
+      </w:pPr>
+    </w:p>
+    <w:p>
+      <w:pPr>
+        <w:pStyle w:val="a6"/>
+        <w:rPr>
+          <w:rFonts w:ascii="Times New Roman" w:hAnsi="Times New Roman" w:cs="Times New Roman"/>
+          <w:sz w:val="24"/>
+          <w:szCs w:val="24"/>
+        </w:rPr>
+      </w:pPr>
+    </w:p>
+    <w:p>
+      <w:pPr>
+        <w:pStyle w:val="a6"/>
+        <w:rPr>
+          <w:rFonts w:ascii="Times New Roman" w:hAnsi="Times New Roman" w:cs="Times New Roman"/>
+          <w:sz w:val="24"/>
+          <w:szCs w:val="24"/>
+        </w:rPr>
+      </w:pPr>
+    </w:p>
+    <w:p>
+      <w:pPr>
+        <w:pStyle w:val="a6"/>
+        <w:rPr>
+          <w:rFonts w:ascii="Times New Roman" w:hAnsi="Times New Roman" w:cs="Times New Roman"/>
+          <w:sz w:val="24"/>
+          <w:szCs w:val="24"/>
+        </w:rPr>
+      </w:pPr>
+    </w:p>
+    <w:p>
+      <w:pPr>
+        <w:pStyle w:val="a6"/>
+        <w:rPr>
+          <w:rFonts w:ascii="Times New Roman" w:hAnsi="Times New Roman" w:cs="Times New Roman"/>
+          <w:sz w:val="24"/>
+          <w:szCs w:val="24"/>
+        </w:rPr>
+      </w:pPr>
+    </w:p>
+    <w:p>
+      <w:pPr>
+        <w:pStyle w:val="a6"/>
+        <w:rPr>
+          <w:rFonts w:ascii="Times New Roman" w:hAnsi="Times New Roman" w:cs="Times New Roman"/>
+          <w:sz w:val="24"/>
+          <w:szCs w:val="24"/>
+        </w:rPr>
+      </w:pPr>
+      <w:r>
+        <w:rPr>
+          <w:rFonts w:ascii="Times New Roman" w:hAnsi="Times New Roman" w:cs="Times New Roman"/>
+          <w:sz w:val="24"/>
+          <w:szCs w:val="24"/>
+        </w:rPr>
+        <w:lastRenderedPageBreak/>
         <w:t>55. Пункт 4.3.2.5</w:t>
       </w:r>
     </w:p>
     <w:p>
       <w:pPr>
-        <w:pStyle w:val="ListParagraph"/>
-        <w:rPr>
-          <w:rFonts w:ascii="Times New Roman" w:hAnsi="Times New Roman" w:cs="Times New Roman"/>
-          <w:sz w:val="24"/>
-          <w:szCs w:val="24"/>
-        </w:rPr>
-      </w:pPr>
-      <w:r>
-        <w:rPr>
-          <w:rFonts w:cs="Times New Roman" w:ascii="Times New Roman" w:hAnsi="Times New Roman"/>
+        <w:pStyle w:val="a6"/>
+        <w:rPr>
+          <w:rFonts w:ascii="Times New Roman" w:hAnsi="Times New Roman" w:cs="Times New Roman"/>
+          <w:sz w:val="24"/>
+          <w:szCs w:val="24"/>
+        </w:rPr>
+      </w:pPr>
+      <w:r>
+        <w:rPr>
+          <w:rFonts w:ascii="Times New Roman" w:hAnsi="Times New Roman" w:cs="Times New Roman"/>
+          <w:noProof/>
           <w:sz w:val="24"/>
           <w:szCs w:val="24"/>
         </w:rPr>
         <w:drawing>
-          <wp:anchor behindDoc="0" distT="0" distB="0" distL="0" distR="0" simplePos="0" locked="0" layoutInCell="0" allowOverlap="1" relativeHeight="57">
+          <wp:anchor distT="0" distB="0" distL="0" distR="0" simplePos="0" relativeHeight="57" behindDoc="0" locked="0" layoutInCell="0" allowOverlap="1" wp14:anchorId="39A19DC7" wp14:editId="082EAB3F">
             <wp:simplePos x="0" y="0"/>
             <wp:positionH relativeFrom="column">
               <wp:align>center</wp:align>
@@ -4195,7 +5248,7 @@
             <wp:extent cx="5334635" cy="1981200"/>
             <wp:effectExtent l="0" t="0" r="0" b="0"/>
             <wp:wrapSquare wrapText="largest"/>
-            <wp:docPr id="56" name="Image8" descr=""/>
+            <wp:docPr id="56" name="Image8"/>
             <wp:cNvGraphicFramePr>
               <a:graphicFrameLocks xmlns:a="http://schemas.openxmlformats.org/drawingml/2006/main" noChangeAspect="1"/>
             </wp:cNvGraphicFramePr>
@@ -4203,13 +5256,13 @@
               <a:graphicData uri="http://schemas.openxmlformats.org/drawingml/2006/picture">
                 <pic:pic xmlns:pic="http://schemas.openxmlformats.org/drawingml/2006/picture">
                   <pic:nvPicPr>
-                    <pic:cNvPr id="56" name="Image8" descr=""/>
+                    <pic:cNvPr id="56" name="Image8"/>
                     <pic:cNvPicPr>
                       <a:picLocks noChangeAspect="1" noChangeArrowheads="1"/>
                     </pic:cNvPicPr>
                   </pic:nvPicPr>
                   <pic:blipFill>
-                    <a:blip r:embed="rId57"/>
+                    <a:blip r:embed="rId60"/>
                     <a:stretch>
                       <a:fillRect/>
                     </a:stretch>
@@ -4232,16 +5285,116 @@
     </w:p>
     <w:p>
       <w:pPr>
-        <w:pStyle w:val="ListParagraph"/>
-        <w:rPr>
-          <w:rFonts w:ascii="Times New Roman" w:hAnsi="Times New Roman" w:cs="Times New Roman"/>
-          <w:sz w:val="24"/>
-          <w:szCs w:val="24"/>
-        </w:rPr>
-      </w:pPr>
-      <w:r>
-        <w:rPr>
-          <w:rFonts w:cs="Times New Roman" w:ascii="Times New Roman" w:hAnsi="Times New Roman"/>
+        <w:pStyle w:val="a6"/>
+        <w:rPr>
+          <w:rFonts w:ascii="Times New Roman" w:hAnsi="Times New Roman" w:cs="Times New Roman"/>
+          <w:sz w:val="24"/>
+          <w:szCs w:val="24"/>
+        </w:rPr>
+      </w:pPr>
+    </w:p>
+    <w:p>
+      <w:pPr>
+        <w:pStyle w:val="a6"/>
+        <w:rPr>
+          <w:rFonts w:ascii="Times New Roman" w:hAnsi="Times New Roman" w:cs="Times New Roman"/>
+          <w:sz w:val="24"/>
+          <w:szCs w:val="24"/>
+        </w:rPr>
+      </w:pPr>
+    </w:p>
+    <w:p>
+      <w:pPr>
+        <w:pStyle w:val="a6"/>
+        <w:rPr>
+          <w:rFonts w:ascii="Times New Roman" w:hAnsi="Times New Roman" w:cs="Times New Roman"/>
+          <w:sz w:val="24"/>
+          <w:szCs w:val="24"/>
+        </w:rPr>
+      </w:pPr>
+    </w:p>
+    <w:p>
+      <w:pPr>
+        <w:pStyle w:val="a6"/>
+        <w:rPr>
+          <w:rFonts w:ascii="Times New Roman" w:hAnsi="Times New Roman" w:cs="Times New Roman"/>
+          <w:sz w:val="24"/>
+          <w:szCs w:val="24"/>
+        </w:rPr>
+      </w:pPr>
+    </w:p>
+    <w:p>
+      <w:pPr>
+        <w:pStyle w:val="a6"/>
+        <w:rPr>
+          <w:rFonts w:ascii="Times New Roman" w:hAnsi="Times New Roman" w:cs="Times New Roman"/>
+          <w:sz w:val="24"/>
+          <w:szCs w:val="24"/>
+        </w:rPr>
+      </w:pPr>
+    </w:p>
+    <w:p>
+      <w:pPr>
+        <w:pStyle w:val="a6"/>
+        <w:rPr>
+          <w:rFonts w:ascii="Times New Roman" w:hAnsi="Times New Roman" w:cs="Times New Roman"/>
+          <w:sz w:val="24"/>
+          <w:szCs w:val="24"/>
+        </w:rPr>
+      </w:pPr>
+    </w:p>
+    <w:p>
+      <w:pPr>
+        <w:pStyle w:val="a6"/>
+        <w:rPr>
+          <w:rFonts w:ascii="Times New Roman" w:hAnsi="Times New Roman" w:cs="Times New Roman"/>
+          <w:sz w:val="24"/>
+          <w:szCs w:val="24"/>
+        </w:rPr>
+      </w:pPr>
+    </w:p>
+    <w:p>
+      <w:pPr>
+        <w:pStyle w:val="a6"/>
+        <w:rPr>
+          <w:rFonts w:ascii="Times New Roman" w:hAnsi="Times New Roman" w:cs="Times New Roman"/>
+          <w:sz w:val="24"/>
+          <w:szCs w:val="24"/>
+        </w:rPr>
+      </w:pPr>
+    </w:p>
+    <w:p>
+      <w:pPr>
+        <w:pStyle w:val="a6"/>
+        <w:rPr>
+          <w:rFonts w:ascii="Times New Roman" w:hAnsi="Times New Roman" w:cs="Times New Roman"/>
+          <w:sz w:val="24"/>
+          <w:szCs w:val="24"/>
+        </w:rPr>
+      </w:pPr>
+    </w:p>
+    <w:p>
+      <w:pPr>
+        <w:pStyle w:val="a6"/>
+        <w:rPr>
+          <w:rFonts w:ascii="Times New Roman" w:hAnsi="Times New Roman" w:cs="Times New Roman"/>
+          <w:sz w:val="24"/>
+          <w:szCs w:val="24"/>
+        </w:rPr>
+      </w:pPr>
+    </w:p>
+    <w:p>
+      <w:pPr>
+        <w:pStyle w:val="a6"/>
+        <w:rPr>
+          <w:rFonts w:ascii="Times New Roman" w:hAnsi="Times New Roman" w:cs="Times New Roman"/>
+          <w:sz w:val="24"/>
+          <w:szCs w:val="24"/>
+        </w:rPr>
+      </w:pPr>
+      <w:r>
+        <w:rPr>
+          <w:rFonts w:ascii="Times New Roman" w:hAnsi="Times New Roman" w:cs="Times New Roman"/>
           <w:sz w:val="24"/>
           <w:szCs w:val="24"/>
         </w:rPr>
@@ -4250,21 +5403,22 @@
     </w:p>
     <w:p>
       <w:pPr>
-        <w:pStyle w:val="ListParagraph"/>
-        <w:rPr>
-          <w:rFonts w:ascii="Times New Roman" w:hAnsi="Times New Roman" w:cs="Times New Roman"/>
-          <w:sz w:val="24"/>
-          <w:szCs w:val="24"/>
-        </w:rPr>
-      </w:pPr>
-      <w:r>
-        <w:rPr>
-          <w:rFonts w:cs="Times New Roman" w:ascii="Times New Roman" w:hAnsi="Times New Roman"/>
+        <w:pStyle w:val="a6"/>
+        <w:rPr>
+          <w:rFonts w:ascii="Times New Roman" w:hAnsi="Times New Roman" w:cs="Times New Roman"/>
+          <w:sz w:val="24"/>
+          <w:szCs w:val="24"/>
+        </w:rPr>
+      </w:pPr>
+      <w:r>
+        <w:rPr>
+          <w:rFonts w:ascii="Times New Roman" w:hAnsi="Times New Roman" w:cs="Times New Roman"/>
+          <w:noProof/>
           <w:sz w:val="24"/>
           <w:szCs w:val="24"/>
         </w:rPr>
         <w:drawing>
-          <wp:anchor behindDoc="0" distT="0" distB="0" distL="0" distR="0" simplePos="0" locked="0" layoutInCell="0" allowOverlap="1" relativeHeight="58">
+          <wp:anchor distT="0" distB="0" distL="0" distR="0" simplePos="0" relativeHeight="58" behindDoc="0" locked="0" layoutInCell="0" allowOverlap="1" wp14:anchorId="016C3C19" wp14:editId="304A4501">
             <wp:simplePos x="0" y="0"/>
             <wp:positionH relativeFrom="column">
               <wp:align>center</wp:align>
@@ -4275,7 +5429,7 @@
             <wp:extent cx="5382260" cy="1933575"/>
             <wp:effectExtent l="0" t="0" r="0" b="0"/>
             <wp:wrapSquare wrapText="largest"/>
-            <wp:docPr id="57" name="Image9" descr=""/>
+            <wp:docPr id="57" name="Image9"/>
             <wp:cNvGraphicFramePr>
               <a:graphicFrameLocks xmlns:a="http://schemas.openxmlformats.org/drawingml/2006/main" noChangeAspect="1"/>
             </wp:cNvGraphicFramePr>
@@ -4283,13 +5437,13 @@
               <a:graphicData uri="http://schemas.openxmlformats.org/drawingml/2006/picture">
                 <pic:pic xmlns:pic="http://schemas.openxmlformats.org/drawingml/2006/picture">
                   <pic:nvPicPr>
-                    <pic:cNvPr id="57" name="Image9" descr=""/>
+                    <pic:cNvPr id="57" name="Image9"/>
                     <pic:cNvPicPr>
                       <a:picLocks noChangeAspect="1" noChangeArrowheads="1"/>
                     </pic:cNvPicPr>
                   </pic:nvPicPr>
                   <pic:blipFill>
-                    <a:blip r:embed="rId58"/>
+                    <a:blip r:embed="rId61"/>
                     <a:stretch>
                       <a:fillRect/>
                     </a:stretch>
@@ -4312,39 +5466,148 @@
     </w:p>
     <w:p>
       <w:pPr>
-        <w:pStyle w:val="ListParagraph"/>
-        <w:rPr>
-          <w:rFonts w:ascii="Times New Roman" w:hAnsi="Times New Roman" w:cs="Times New Roman"/>
-          <w:sz w:val="24"/>
-          <w:szCs w:val="24"/>
-        </w:rPr>
-      </w:pPr>
-      <w:r>
-        <w:rPr>
-          <w:rFonts w:cs="Times New Roman" w:ascii="Times New Roman" w:hAnsi="Times New Roman"/>
-          <w:sz w:val="24"/>
-          <w:szCs w:val="24"/>
-        </w:rPr>
-        <w:t>57. Пункт 4.3.2.7</w:t>
-      </w:r>
-    </w:p>
-    <w:p>
-      <w:pPr>
-        <w:pStyle w:val="ListParagraph"/>
-        <w:rPr>
-          <w:rFonts w:ascii="Times New Roman" w:hAnsi="Times New Roman" w:cs="Times New Roman"/>
-          <w:sz w:val="24"/>
-          <w:szCs w:val="24"/>
-        </w:rPr>
-      </w:pPr>
-      <w:r>
-        <w:rPr>
-          <w:rFonts w:cs="Times New Roman" w:ascii="Times New Roman" w:hAnsi="Times New Roman"/>
+        <w:pStyle w:val="a6"/>
+        <w:rPr>
+          <w:rFonts w:ascii="Times New Roman" w:hAnsi="Times New Roman" w:cs="Times New Roman"/>
+          <w:sz w:val="24"/>
+          <w:szCs w:val="24"/>
+        </w:rPr>
+      </w:pPr>
+    </w:p>
+    <w:p>
+      <w:pPr>
+        <w:pStyle w:val="a6"/>
+        <w:rPr>
+          <w:rFonts w:ascii="Times New Roman" w:hAnsi="Times New Roman" w:cs="Times New Roman"/>
+          <w:sz w:val="24"/>
+          <w:szCs w:val="24"/>
+        </w:rPr>
+      </w:pPr>
+    </w:p>
+    <w:p>
+      <w:pPr>
+        <w:pStyle w:val="a6"/>
+        <w:rPr>
+          <w:rFonts w:ascii="Times New Roman" w:hAnsi="Times New Roman" w:cs="Times New Roman"/>
+          <w:sz w:val="24"/>
+          <w:szCs w:val="24"/>
+        </w:rPr>
+      </w:pPr>
+    </w:p>
+    <w:p>
+      <w:pPr>
+        <w:pStyle w:val="a6"/>
+        <w:rPr>
+          <w:rFonts w:ascii="Times New Roman" w:hAnsi="Times New Roman" w:cs="Times New Roman"/>
+          <w:sz w:val="24"/>
+          <w:szCs w:val="24"/>
+        </w:rPr>
+      </w:pPr>
+    </w:p>
+    <w:p>
+      <w:pPr>
+        <w:pStyle w:val="a6"/>
+        <w:rPr>
+          <w:rFonts w:ascii="Times New Roman" w:hAnsi="Times New Roman" w:cs="Times New Roman"/>
+          <w:sz w:val="24"/>
+          <w:szCs w:val="24"/>
+        </w:rPr>
+      </w:pPr>
+    </w:p>
+    <w:p>
+      <w:pPr>
+        <w:pStyle w:val="a6"/>
+        <w:rPr>
+          <w:rFonts w:ascii="Times New Roman" w:hAnsi="Times New Roman" w:cs="Times New Roman"/>
+          <w:sz w:val="24"/>
+          <w:szCs w:val="24"/>
+        </w:rPr>
+      </w:pPr>
+    </w:p>
+    <w:p>
+      <w:pPr>
+        <w:pStyle w:val="a6"/>
+        <w:rPr>
+          <w:rFonts w:ascii="Times New Roman" w:hAnsi="Times New Roman" w:cs="Times New Roman"/>
+          <w:sz w:val="24"/>
+          <w:szCs w:val="24"/>
+        </w:rPr>
+      </w:pPr>
+    </w:p>
+    <w:p>
+      <w:pPr>
+        <w:pStyle w:val="a6"/>
+        <w:rPr>
+          <w:rFonts w:ascii="Times New Roman" w:hAnsi="Times New Roman" w:cs="Times New Roman"/>
+          <w:sz w:val="24"/>
+          <w:szCs w:val="24"/>
+        </w:rPr>
+      </w:pPr>
+    </w:p>
+    <w:p>
+      <w:pPr>
+        <w:pStyle w:val="a6"/>
+        <w:rPr>
+          <w:rFonts w:ascii="Times New Roman" w:hAnsi="Times New Roman" w:cs="Times New Roman"/>
+          <w:sz w:val="24"/>
+          <w:szCs w:val="24"/>
+        </w:rPr>
+      </w:pPr>
+    </w:p>
+    <w:p>
+      <w:pPr>
+        <w:pStyle w:val="a6"/>
+        <w:rPr>
+          <w:rFonts w:ascii="Times New Roman" w:hAnsi="Times New Roman" w:cs="Times New Roman"/>
+          <w:sz w:val="24"/>
+          <w:szCs w:val="24"/>
+        </w:rPr>
+      </w:pPr>
+    </w:p>
+    <w:p>
+      <w:pPr>
+        <w:pStyle w:val="a6"/>
+        <w:rPr>
+          <w:rFonts w:ascii="Times New Roman" w:hAnsi="Times New Roman" w:cs="Times New Roman"/>
+          <w:sz w:val="24"/>
+          <w:szCs w:val="24"/>
+        </w:rPr>
+      </w:pPr>
+      <w:r>
+        <w:rPr>
+          <w:rFonts w:ascii="Times New Roman" w:hAnsi="Times New Roman" w:cs="Times New Roman"/>
+          <w:sz w:val="24"/>
+          <w:szCs w:val="24"/>
+        </w:rPr>
+        <w:t xml:space="preserve">57. </w:t>
+      </w:r>
+      <w:r>
+        <w:rPr>
+          <w:rFonts w:ascii="Times New Roman" w:hAnsi="Times New Roman" w:cs="Times New Roman"/>
+          <w:sz w:val="24"/>
+          <w:szCs w:val="24"/>
+        </w:rPr>
+        <w:t>Пункт 4.3.2.7</w:t>
+      </w:r>
+    </w:p>
+    <w:p>
+      <w:pPr>
+        <w:pStyle w:val="a6"/>
+        <w:rPr>
+          <w:rFonts w:ascii="Times New Roman" w:hAnsi="Times New Roman" w:cs="Times New Roman"/>
+          <w:sz w:val="24"/>
+          <w:szCs w:val="24"/>
+        </w:rPr>
+      </w:pPr>
+      <w:r>
+        <w:rPr>
+          <w:rFonts w:ascii="Times New Roman" w:hAnsi="Times New Roman" w:cs="Times New Roman"/>
+          <w:noProof/>
           <w:sz w:val="24"/>
           <w:szCs w:val="24"/>
         </w:rPr>
         <w:drawing>
-          <wp:anchor behindDoc="0" distT="0" distB="0" distL="0" distR="0" simplePos="0" locked="0" layoutInCell="0" allowOverlap="1" relativeHeight="59">
+          <wp:anchor distT="0" distB="0" distL="0" distR="0" simplePos="0" relativeHeight="59" behindDoc="0" locked="0" layoutInCell="0" allowOverlap="1" wp14:anchorId="2C45FA80" wp14:editId="13A7DC41">
             <wp:simplePos x="0" y="0"/>
             <wp:positionH relativeFrom="column">
               <wp:align>center</wp:align>
@@ -4355,7 +5618,7 @@
             <wp:extent cx="5439410" cy="2028825"/>
             <wp:effectExtent l="0" t="0" r="0" b="0"/>
             <wp:wrapSquare wrapText="largest"/>
-            <wp:docPr id="58" name="Image10" descr=""/>
+            <wp:docPr id="58" name="Image10"/>
             <wp:cNvGraphicFramePr>
               <a:graphicFrameLocks xmlns:a="http://schemas.openxmlformats.org/drawingml/2006/main" noChangeAspect="1"/>
             </wp:cNvGraphicFramePr>
@@ -4363,13 +5626,13 @@
               <a:graphicData uri="http://schemas.openxmlformats.org/drawingml/2006/picture">
                 <pic:pic xmlns:pic="http://schemas.openxmlformats.org/drawingml/2006/picture">
                   <pic:nvPicPr>
-                    <pic:cNvPr id="58" name="Image10" descr=""/>
+                    <pic:cNvPr id="58" name="Image10"/>
                     <pic:cNvPicPr>
                       <a:picLocks noChangeAspect="1" noChangeArrowheads="1"/>
                     </pic:cNvPicPr>
                   </pic:nvPicPr>
                   <pic:blipFill>
-                    <a:blip r:embed="rId59"/>
+                    <a:blip r:embed="rId62"/>
                     <a:stretch>
                       <a:fillRect/>
                     </a:stretch>
@@ -4392,16 +5655,116 @@
     </w:p>
     <w:p>
       <w:pPr>
-        <w:pStyle w:val="ListParagraph"/>
-        <w:rPr>
-          <w:rFonts w:ascii="Times New Roman" w:hAnsi="Times New Roman" w:cs="Times New Roman"/>
-          <w:sz w:val="24"/>
-          <w:szCs w:val="24"/>
-        </w:rPr>
-      </w:pPr>
-      <w:r>
-        <w:rPr>
-          <w:rFonts w:cs="Times New Roman" w:ascii="Times New Roman" w:hAnsi="Times New Roman"/>
+        <w:pStyle w:val="a6"/>
+        <w:rPr>
+          <w:rFonts w:ascii="Times New Roman" w:hAnsi="Times New Roman" w:cs="Times New Roman"/>
+          <w:sz w:val="24"/>
+          <w:szCs w:val="24"/>
+        </w:rPr>
+      </w:pPr>
+    </w:p>
+    <w:p>
+      <w:pPr>
+        <w:pStyle w:val="a6"/>
+        <w:rPr>
+          <w:rFonts w:ascii="Times New Roman" w:hAnsi="Times New Roman" w:cs="Times New Roman"/>
+          <w:sz w:val="24"/>
+          <w:szCs w:val="24"/>
+        </w:rPr>
+      </w:pPr>
+    </w:p>
+    <w:p>
+      <w:pPr>
+        <w:pStyle w:val="a6"/>
+        <w:rPr>
+          <w:rFonts w:ascii="Times New Roman" w:hAnsi="Times New Roman" w:cs="Times New Roman"/>
+          <w:sz w:val="24"/>
+          <w:szCs w:val="24"/>
+        </w:rPr>
+      </w:pPr>
+    </w:p>
+    <w:p>
+      <w:pPr>
+        <w:pStyle w:val="a6"/>
+        <w:rPr>
+          <w:rFonts w:ascii="Times New Roman" w:hAnsi="Times New Roman" w:cs="Times New Roman"/>
+          <w:sz w:val="24"/>
+          <w:szCs w:val="24"/>
+        </w:rPr>
+      </w:pPr>
+    </w:p>
+    <w:p>
+      <w:pPr>
+        <w:pStyle w:val="a6"/>
+        <w:rPr>
+          <w:rFonts w:ascii="Times New Roman" w:hAnsi="Times New Roman" w:cs="Times New Roman"/>
+          <w:sz w:val="24"/>
+          <w:szCs w:val="24"/>
+        </w:rPr>
+      </w:pPr>
+    </w:p>
+    <w:p>
+      <w:pPr>
+        <w:pStyle w:val="a6"/>
+        <w:rPr>
+          <w:rFonts w:ascii="Times New Roman" w:hAnsi="Times New Roman" w:cs="Times New Roman"/>
+          <w:sz w:val="24"/>
+          <w:szCs w:val="24"/>
+        </w:rPr>
+      </w:pPr>
+    </w:p>
+    <w:p>
+      <w:pPr>
+        <w:pStyle w:val="a6"/>
+        <w:rPr>
+          <w:rFonts w:ascii="Times New Roman" w:hAnsi="Times New Roman" w:cs="Times New Roman"/>
+          <w:sz w:val="24"/>
+          <w:szCs w:val="24"/>
+        </w:rPr>
+      </w:pPr>
+    </w:p>
+    <w:p>
+      <w:pPr>
+        <w:pStyle w:val="a6"/>
+        <w:rPr>
+          <w:rFonts w:ascii="Times New Roman" w:hAnsi="Times New Roman" w:cs="Times New Roman"/>
+          <w:sz w:val="24"/>
+          <w:szCs w:val="24"/>
+        </w:rPr>
+      </w:pPr>
+    </w:p>
+    <w:p>
+      <w:pPr>
+        <w:pStyle w:val="a6"/>
+        <w:rPr>
+          <w:rFonts w:ascii="Times New Roman" w:hAnsi="Times New Roman" w:cs="Times New Roman"/>
+          <w:sz w:val="24"/>
+          <w:szCs w:val="24"/>
+        </w:rPr>
+      </w:pPr>
+    </w:p>
+    <w:p>
+      <w:pPr>
+        <w:pStyle w:val="a6"/>
+        <w:rPr>
+          <w:rFonts w:ascii="Times New Roman" w:hAnsi="Times New Roman" w:cs="Times New Roman"/>
+          <w:sz w:val="24"/>
+          <w:szCs w:val="24"/>
+        </w:rPr>
+      </w:pPr>
+    </w:p>
+    <w:p>
+      <w:pPr>
+        <w:pStyle w:val="a6"/>
+        <w:rPr>
+          <w:rFonts w:ascii="Times New Roman" w:hAnsi="Times New Roman" w:cs="Times New Roman"/>
+          <w:sz w:val="24"/>
+          <w:szCs w:val="24"/>
+        </w:rPr>
+      </w:pPr>
+      <w:r>
+        <w:rPr>
+          <w:rFonts w:ascii="Times New Roman" w:hAnsi="Times New Roman" w:cs="Times New Roman"/>
           <w:sz w:val="24"/>
           <w:szCs w:val="24"/>
         </w:rPr>
@@ -4410,21 +5773,22 @@
     </w:p>
     <w:p>
       <w:pPr>
-        <w:pStyle w:val="ListParagraph"/>
-        <w:rPr>
-          <w:rFonts w:ascii="Times New Roman" w:hAnsi="Times New Roman" w:cs="Times New Roman"/>
-          <w:sz w:val="24"/>
-          <w:szCs w:val="24"/>
-        </w:rPr>
-      </w:pPr>
-      <w:r>
-        <w:rPr>
-          <w:rFonts w:cs="Times New Roman" w:ascii="Times New Roman" w:hAnsi="Times New Roman"/>
+        <w:pStyle w:val="a6"/>
+        <w:rPr>
+          <w:rFonts w:ascii="Times New Roman" w:hAnsi="Times New Roman" w:cs="Times New Roman"/>
+          <w:sz w:val="24"/>
+          <w:szCs w:val="24"/>
+        </w:rPr>
+      </w:pPr>
+      <w:r>
+        <w:rPr>
+          <w:rFonts w:ascii="Times New Roman" w:hAnsi="Times New Roman" w:cs="Times New Roman"/>
+          <w:noProof/>
           <w:sz w:val="24"/>
           <w:szCs w:val="24"/>
         </w:rPr>
         <w:drawing>
-          <wp:anchor behindDoc="0" distT="0" distB="0" distL="0" distR="0" simplePos="0" locked="0" layoutInCell="0" allowOverlap="1" relativeHeight="60">
+          <wp:anchor distT="0" distB="0" distL="0" distR="0" simplePos="0" relativeHeight="60" behindDoc="0" locked="0" layoutInCell="0" allowOverlap="1" wp14:anchorId="29B959FB" wp14:editId="46BDC265">
             <wp:simplePos x="0" y="0"/>
             <wp:positionH relativeFrom="column">
               <wp:align>center</wp:align>
@@ -4435,7 +5799,7 @@
             <wp:extent cx="5401310" cy="1924050"/>
             <wp:effectExtent l="0" t="0" r="0" b="0"/>
             <wp:wrapSquare wrapText="largest"/>
-            <wp:docPr id="59" name="Image11" descr=""/>
+            <wp:docPr id="59" name="Image11"/>
             <wp:cNvGraphicFramePr>
               <a:graphicFrameLocks xmlns:a="http://schemas.openxmlformats.org/drawingml/2006/main" noChangeAspect="1"/>
             </wp:cNvGraphicFramePr>
@@ -4443,13 +5807,13 @@
               <a:graphicData uri="http://schemas.openxmlformats.org/drawingml/2006/picture">
                 <pic:pic xmlns:pic="http://schemas.openxmlformats.org/drawingml/2006/picture">
                   <pic:nvPicPr>
-                    <pic:cNvPr id="59" name="Image11" descr=""/>
+                    <pic:cNvPr id="59" name="Image11"/>
                     <pic:cNvPicPr>
                       <a:picLocks noChangeAspect="1" noChangeArrowheads="1"/>
                     </pic:cNvPicPr>
                   </pic:nvPicPr>
                   <pic:blipFill>
-                    <a:blip r:embed="rId60"/>
+                    <a:blip r:embed="rId63"/>
                     <a:stretch>
                       <a:fillRect/>
                     </a:stretch>
@@ -4472,39 +5836,141 @@
     </w:p>
     <w:p>
       <w:pPr>
-        <w:pStyle w:val="ListParagraph"/>
-        <w:rPr>
-          <w:rFonts w:ascii="Times New Roman" w:hAnsi="Times New Roman" w:cs="Times New Roman"/>
-          <w:sz w:val="24"/>
-          <w:szCs w:val="24"/>
-        </w:rPr>
-      </w:pPr>
-      <w:r>
-        <w:rPr>
-          <w:rFonts w:cs="Times New Roman" w:ascii="Times New Roman" w:hAnsi="Times New Roman"/>
-          <w:sz w:val="24"/>
-          <w:szCs w:val="24"/>
-        </w:rPr>
+        <w:pStyle w:val="a6"/>
+        <w:rPr>
+          <w:rFonts w:ascii="Times New Roman" w:hAnsi="Times New Roman" w:cs="Times New Roman"/>
+          <w:sz w:val="24"/>
+          <w:szCs w:val="24"/>
+        </w:rPr>
+      </w:pPr>
+    </w:p>
+    <w:p>
+      <w:pPr>
+        <w:pStyle w:val="a6"/>
+        <w:rPr>
+          <w:rFonts w:ascii="Times New Roman" w:hAnsi="Times New Roman" w:cs="Times New Roman"/>
+          <w:sz w:val="24"/>
+          <w:szCs w:val="24"/>
+        </w:rPr>
+      </w:pPr>
+    </w:p>
+    <w:p>
+      <w:pPr>
+        <w:pStyle w:val="a6"/>
+        <w:rPr>
+          <w:rFonts w:ascii="Times New Roman" w:hAnsi="Times New Roman" w:cs="Times New Roman"/>
+          <w:sz w:val="24"/>
+          <w:szCs w:val="24"/>
+        </w:rPr>
+      </w:pPr>
+    </w:p>
+    <w:p>
+      <w:pPr>
+        <w:pStyle w:val="a6"/>
+        <w:rPr>
+          <w:rFonts w:ascii="Times New Roman" w:hAnsi="Times New Roman" w:cs="Times New Roman"/>
+          <w:sz w:val="24"/>
+          <w:szCs w:val="24"/>
+        </w:rPr>
+      </w:pPr>
+    </w:p>
+    <w:p>
+      <w:pPr>
+        <w:pStyle w:val="a6"/>
+        <w:rPr>
+          <w:rFonts w:ascii="Times New Roman" w:hAnsi="Times New Roman" w:cs="Times New Roman"/>
+          <w:sz w:val="24"/>
+          <w:szCs w:val="24"/>
+        </w:rPr>
+      </w:pPr>
+    </w:p>
+    <w:p>
+      <w:pPr>
+        <w:pStyle w:val="a6"/>
+        <w:rPr>
+          <w:rFonts w:ascii="Times New Roman" w:hAnsi="Times New Roman" w:cs="Times New Roman"/>
+          <w:sz w:val="24"/>
+          <w:szCs w:val="24"/>
+        </w:rPr>
+      </w:pPr>
+    </w:p>
+    <w:p>
+      <w:pPr>
+        <w:pStyle w:val="a6"/>
+        <w:rPr>
+          <w:rFonts w:ascii="Times New Roman" w:hAnsi="Times New Roman" w:cs="Times New Roman"/>
+          <w:sz w:val="24"/>
+          <w:szCs w:val="24"/>
+        </w:rPr>
+      </w:pPr>
+    </w:p>
+    <w:p>
+      <w:pPr>
+        <w:pStyle w:val="a6"/>
+        <w:rPr>
+          <w:rFonts w:ascii="Times New Roman" w:hAnsi="Times New Roman" w:cs="Times New Roman"/>
+          <w:sz w:val="24"/>
+          <w:szCs w:val="24"/>
+        </w:rPr>
+      </w:pPr>
+    </w:p>
+    <w:p>
+      <w:pPr>
+        <w:pStyle w:val="a6"/>
+        <w:rPr>
+          <w:rFonts w:ascii="Times New Roman" w:hAnsi="Times New Roman" w:cs="Times New Roman"/>
+          <w:sz w:val="24"/>
+          <w:szCs w:val="24"/>
+        </w:rPr>
+      </w:pPr>
+    </w:p>
+    <w:p>
+      <w:pPr>
+        <w:pStyle w:val="a6"/>
+        <w:rPr>
+          <w:rFonts w:ascii="Times New Roman" w:hAnsi="Times New Roman" w:cs="Times New Roman"/>
+          <w:sz w:val="24"/>
+          <w:szCs w:val="24"/>
+        </w:rPr>
+      </w:pPr>
+    </w:p>
+    <w:p>
+      <w:pPr>
+        <w:pStyle w:val="a6"/>
+        <w:rPr>
+          <w:rFonts w:ascii="Times New Roman" w:hAnsi="Times New Roman" w:cs="Times New Roman"/>
+          <w:sz w:val="24"/>
+          <w:szCs w:val="24"/>
+        </w:rPr>
+      </w:pPr>
+      <w:r>
+        <w:rPr>
+          <w:rFonts w:ascii="Times New Roman" w:hAnsi="Times New Roman" w:cs="Times New Roman"/>
+          <w:sz w:val="24"/>
+          <w:szCs w:val="24"/>
+        </w:rPr>
+        <w:lastRenderedPageBreak/>
         <w:t>59. Пункт 4.3.2.9</w:t>
       </w:r>
     </w:p>
     <w:p>
       <w:pPr>
-        <w:pStyle w:val="ListParagraph"/>
-        <w:rPr>
-          <w:rFonts w:ascii="Times New Roman" w:hAnsi="Times New Roman" w:cs="Times New Roman"/>
-          <w:sz w:val="24"/>
-          <w:szCs w:val="24"/>
-        </w:rPr>
-      </w:pPr>
-      <w:r>
-        <w:rPr>
-          <w:rFonts w:cs="Times New Roman" w:ascii="Times New Roman" w:hAnsi="Times New Roman"/>
+        <w:pStyle w:val="a6"/>
+        <w:rPr>
+          <w:rFonts w:ascii="Times New Roman" w:hAnsi="Times New Roman" w:cs="Times New Roman"/>
+          <w:sz w:val="24"/>
+          <w:szCs w:val="24"/>
+        </w:rPr>
+      </w:pPr>
+      <w:r>
+        <w:rPr>
+          <w:rFonts w:ascii="Times New Roman" w:hAnsi="Times New Roman" w:cs="Times New Roman"/>
+          <w:noProof/>
           <w:sz w:val="24"/>
           <w:szCs w:val="24"/>
         </w:rPr>
         <w:drawing>
-          <wp:anchor behindDoc="0" distT="0" distB="0" distL="0" distR="0" simplePos="0" locked="0" layoutInCell="0" allowOverlap="1" relativeHeight="61">
+          <wp:anchor distT="0" distB="0" distL="0" distR="0" simplePos="0" relativeHeight="61" behindDoc="0" locked="0" layoutInCell="0" allowOverlap="1" wp14:anchorId="78D77477" wp14:editId="7C9C0498">
             <wp:simplePos x="0" y="0"/>
             <wp:positionH relativeFrom="column">
               <wp:align>center</wp:align>
@@ -4515,7 +5981,7 @@
             <wp:extent cx="5429885" cy="1962150"/>
             <wp:effectExtent l="0" t="0" r="0" b="0"/>
             <wp:wrapSquare wrapText="largest"/>
-            <wp:docPr id="60" name="Image12" descr=""/>
+            <wp:docPr id="60" name="Image12"/>
             <wp:cNvGraphicFramePr>
               <a:graphicFrameLocks xmlns:a="http://schemas.openxmlformats.org/drawingml/2006/main" noChangeAspect="1"/>
             </wp:cNvGraphicFramePr>
@@ -4523,13 +5989,13 @@
               <a:graphicData uri="http://schemas.openxmlformats.org/drawingml/2006/picture">
                 <pic:pic xmlns:pic="http://schemas.openxmlformats.org/drawingml/2006/picture">
                   <pic:nvPicPr>
-                    <pic:cNvPr id="60" name="Image12" descr=""/>
+                    <pic:cNvPr id="60" name="Image12"/>
                     <pic:cNvPicPr>
                       <a:picLocks noChangeAspect="1" noChangeArrowheads="1"/>
                     </pic:cNvPicPr>
                   </pic:nvPicPr>
                   <pic:blipFill>
-                    <a:blip r:embed="rId61"/>
+                    <a:blip r:embed="rId64"/>
                     <a:stretch>
                       <a:fillRect/>
                     </a:stretch>
@@ -4552,16 +6018,116 @@
     </w:p>
     <w:p>
       <w:pPr>
-        <w:pStyle w:val="ListParagraph"/>
-        <w:rPr>
-          <w:rFonts w:ascii="Times New Roman" w:hAnsi="Times New Roman" w:cs="Times New Roman"/>
-          <w:sz w:val="24"/>
-          <w:szCs w:val="24"/>
-        </w:rPr>
-      </w:pPr>
-      <w:r>
-        <w:rPr>
-          <w:rFonts w:cs="Times New Roman" w:ascii="Times New Roman" w:hAnsi="Times New Roman"/>
+        <w:pStyle w:val="a6"/>
+        <w:rPr>
+          <w:rFonts w:ascii="Times New Roman" w:hAnsi="Times New Roman" w:cs="Times New Roman"/>
+          <w:sz w:val="24"/>
+          <w:szCs w:val="24"/>
+        </w:rPr>
+      </w:pPr>
+    </w:p>
+    <w:p>
+      <w:pPr>
+        <w:pStyle w:val="a6"/>
+        <w:rPr>
+          <w:rFonts w:ascii="Times New Roman" w:hAnsi="Times New Roman" w:cs="Times New Roman"/>
+          <w:sz w:val="24"/>
+          <w:szCs w:val="24"/>
+        </w:rPr>
+      </w:pPr>
+    </w:p>
+    <w:p>
+      <w:pPr>
+        <w:pStyle w:val="a6"/>
+        <w:rPr>
+          <w:rFonts w:ascii="Times New Roman" w:hAnsi="Times New Roman" w:cs="Times New Roman"/>
+          <w:sz w:val="24"/>
+          <w:szCs w:val="24"/>
+        </w:rPr>
+      </w:pPr>
+    </w:p>
+    <w:p>
+      <w:pPr>
+        <w:pStyle w:val="a6"/>
+        <w:rPr>
+          <w:rFonts w:ascii="Times New Roman" w:hAnsi="Times New Roman" w:cs="Times New Roman"/>
+          <w:sz w:val="24"/>
+          <w:szCs w:val="24"/>
+        </w:rPr>
+      </w:pPr>
+    </w:p>
+    <w:p>
+      <w:pPr>
+        <w:pStyle w:val="a6"/>
+        <w:rPr>
+          <w:rFonts w:ascii="Times New Roman" w:hAnsi="Times New Roman" w:cs="Times New Roman"/>
+          <w:sz w:val="24"/>
+          <w:szCs w:val="24"/>
+        </w:rPr>
+      </w:pPr>
+    </w:p>
+    <w:p>
+      <w:pPr>
+        <w:pStyle w:val="a6"/>
+        <w:rPr>
+          <w:rFonts w:ascii="Times New Roman" w:hAnsi="Times New Roman" w:cs="Times New Roman"/>
+          <w:sz w:val="24"/>
+          <w:szCs w:val="24"/>
+        </w:rPr>
+      </w:pPr>
+    </w:p>
+    <w:p>
+      <w:pPr>
+        <w:pStyle w:val="a6"/>
+        <w:rPr>
+          <w:rFonts w:ascii="Times New Roman" w:hAnsi="Times New Roman" w:cs="Times New Roman"/>
+          <w:sz w:val="24"/>
+          <w:szCs w:val="24"/>
+        </w:rPr>
+      </w:pPr>
+    </w:p>
+    <w:p>
+      <w:pPr>
+        <w:pStyle w:val="a6"/>
+        <w:rPr>
+          <w:rFonts w:ascii="Times New Roman" w:hAnsi="Times New Roman" w:cs="Times New Roman"/>
+          <w:sz w:val="24"/>
+          <w:szCs w:val="24"/>
+        </w:rPr>
+      </w:pPr>
+    </w:p>
+    <w:p>
+      <w:pPr>
+        <w:pStyle w:val="a6"/>
+        <w:rPr>
+          <w:rFonts w:ascii="Times New Roman" w:hAnsi="Times New Roman" w:cs="Times New Roman"/>
+          <w:sz w:val="24"/>
+          <w:szCs w:val="24"/>
+        </w:rPr>
+      </w:pPr>
+    </w:p>
+    <w:p>
+      <w:pPr>
+        <w:pStyle w:val="a6"/>
+        <w:rPr>
+          <w:rFonts w:ascii="Times New Roman" w:hAnsi="Times New Roman" w:cs="Times New Roman"/>
+          <w:sz w:val="24"/>
+          <w:szCs w:val="24"/>
+        </w:rPr>
+      </w:pPr>
+    </w:p>
+    <w:p>
+      <w:pPr>
+        <w:pStyle w:val="a6"/>
+        <w:rPr>
+          <w:rFonts w:ascii="Times New Roman" w:hAnsi="Times New Roman" w:cs="Times New Roman"/>
+          <w:sz w:val="24"/>
+          <w:szCs w:val="24"/>
+        </w:rPr>
+      </w:pPr>
+      <w:r>
+        <w:rPr>
+          <w:rFonts w:ascii="Times New Roman" w:hAnsi="Times New Roman" w:cs="Times New Roman"/>
           <w:sz w:val="24"/>
           <w:szCs w:val="24"/>
         </w:rPr>
@@ -4570,21 +6136,22 @@
     </w:p>
     <w:p>
       <w:pPr>
-        <w:pStyle w:val="ListParagraph"/>
-        <w:rPr>
-          <w:rFonts w:ascii="Times New Roman" w:hAnsi="Times New Roman" w:cs="Times New Roman"/>
-          <w:sz w:val="24"/>
-          <w:szCs w:val="24"/>
-        </w:rPr>
-      </w:pPr>
-      <w:r>
-        <w:rPr>
-          <w:rFonts w:cs="Times New Roman" w:ascii="Times New Roman" w:hAnsi="Times New Roman"/>
+        <w:pStyle w:val="a6"/>
+        <w:rPr>
+          <w:rFonts w:ascii="Times New Roman" w:hAnsi="Times New Roman" w:cs="Times New Roman"/>
+          <w:sz w:val="24"/>
+          <w:szCs w:val="24"/>
+        </w:rPr>
+      </w:pPr>
+      <w:r>
+        <w:rPr>
+          <w:rFonts w:ascii="Times New Roman" w:hAnsi="Times New Roman" w:cs="Times New Roman"/>
+          <w:noProof/>
           <w:sz w:val="24"/>
           <w:szCs w:val="24"/>
         </w:rPr>
         <w:drawing>
-          <wp:anchor behindDoc="0" distT="0" distB="0" distL="0" distR="0" simplePos="0" locked="0" layoutInCell="0" allowOverlap="1" relativeHeight="62">
+          <wp:anchor distT="0" distB="0" distL="0" distR="0" simplePos="0" relativeHeight="62" behindDoc="0" locked="0" layoutInCell="0" allowOverlap="1" wp14:anchorId="086935BB" wp14:editId="473EF9CF">
             <wp:simplePos x="0" y="0"/>
             <wp:positionH relativeFrom="column">
               <wp:align>center</wp:align>
@@ -4595,7 +6162,7 @@
             <wp:extent cx="5306060" cy="1962150"/>
             <wp:effectExtent l="0" t="0" r="0" b="0"/>
             <wp:wrapSquare wrapText="largest"/>
-            <wp:docPr id="61" name="Image13" descr=""/>
+            <wp:docPr id="61" name="Image13"/>
             <wp:cNvGraphicFramePr>
               <a:graphicFrameLocks xmlns:a="http://schemas.openxmlformats.org/drawingml/2006/main" noChangeAspect="1"/>
             </wp:cNvGraphicFramePr>
@@ -4603,13 +6170,13 @@
               <a:graphicData uri="http://schemas.openxmlformats.org/drawingml/2006/picture">
                 <pic:pic xmlns:pic="http://schemas.openxmlformats.org/drawingml/2006/picture">
                   <pic:nvPicPr>
-                    <pic:cNvPr id="61" name="Image13" descr=""/>
+                    <pic:cNvPr id="61" name="Image13"/>
                     <pic:cNvPicPr>
                       <a:picLocks noChangeAspect="1" noChangeArrowheads="1"/>
                     </pic:cNvPicPr>
                   </pic:nvPicPr>
                   <pic:blipFill>
-                    <a:blip r:embed="rId62"/>
+                    <a:blip r:embed="rId65"/>
                     <a:stretch>
                       <a:fillRect/>
                     </a:stretch>
@@ -4632,16 +6199,116 @@
     </w:p>
     <w:p>
       <w:pPr>
-        <w:pStyle w:val="ListParagraph"/>
-        <w:rPr>
-          <w:rFonts w:ascii="Times New Roman" w:hAnsi="Times New Roman" w:cs="Times New Roman"/>
-          <w:sz w:val="24"/>
-          <w:szCs w:val="24"/>
-        </w:rPr>
-      </w:pPr>
-      <w:r>
-        <w:rPr>
-          <w:rFonts w:cs="Times New Roman" w:ascii="Times New Roman" w:hAnsi="Times New Roman"/>
+        <w:pStyle w:val="a6"/>
+        <w:rPr>
+          <w:rFonts w:ascii="Times New Roman" w:hAnsi="Times New Roman" w:cs="Times New Roman"/>
+          <w:sz w:val="24"/>
+          <w:szCs w:val="24"/>
+        </w:rPr>
+      </w:pPr>
+    </w:p>
+    <w:p>
+      <w:pPr>
+        <w:pStyle w:val="a6"/>
+        <w:rPr>
+          <w:rFonts w:ascii="Times New Roman" w:hAnsi="Times New Roman" w:cs="Times New Roman"/>
+          <w:sz w:val="24"/>
+          <w:szCs w:val="24"/>
+        </w:rPr>
+      </w:pPr>
+    </w:p>
+    <w:p>
+      <w:pPr>
+        <w:pStyle w:val="a6"/>
+        <w:rPr>
+          <w:rFonts w:ascii="Times New Roman" w:hAnsi="Times New Roman" w:cs="Times New Roman"/>
+          <w:sz w:val="24"/>
+          <w:szCs w:val="24"/>
+        </w:rPr>
+      </w:pPr>
+    </w:p>
+    <w:p>
+      <w:pPr>
+        <w:pStyle w:val="a6"/>
+        <w:rPr>
+          <w:rFonts w:ascii="Times New Roman" w:hAnsi="Times New Roman" w:cs="Times New Roman"/>
+          <w:sz w:val="24"/>
+          <w:szCs w:val="24"/>
+        </w:rPr>
+      </w:pPr>
+    </w:p>
+    <w:p>
+      <w:pPr>
+        <w:pStyle w:val="a6"/>
+        <w:rPr>
+          <w:rFonts w:ascii="Times New Roman" w:hAnsi="Times New Roman" w:cs="Times New Roman"/>
+          <w:sz w:val="24"/>
+          <w:szCs w:val="24"/>
+        </w:rPr>
+      </w:pPr>
+    </w:p>
+    <w:p>
+      <w:pPr>
+        <w:pStyle w:val="a6"/>
+        <w:rPr>
+          <w:rFonts w:ascii="Times New Roman" w:hAnsi="Times New Roman" w:cs="Times New Roman"/>
+          <w:sz w:val="24"/>
+          <w:szCs w:val="24"/>
+        </w:rPr>
+      </w:pPr>
+    </w:p>
+    <w:p>
+      <w:pPr>
+        <w:pStyle w:val="a6"/>
+        <w:rPr>
+          <w:rFonts w:ascii="Times New Roman" w:hAnsi="Times New Roman" w:cs="Times New Roman"/>
+          <w:sz w:val="24"/>
+          <w:szCs w:val="24"/>
+        </w:rPr>
+      </w:pPr>
+    </w:p>
+    <w:p>
+      <w:pPr>
+        <w:pStyle w:val="a6"/>
+        <w:rPr>
+          <w:rFonts w:ascii="Times New Roman" w:hAnsi="Times New Roman" w:cs="Times New Roman"/>
+          <w:sz w:val="24"/>
+          <w:szCs w:val="24"/>
+        </w:rPr>
+      </w:pPr>
+    </w:p>
+    <w:p>
+      <w:pPr>
+        <w:pStyle w:val="a6"/>
+        <w:rPr>
+          <w:rFonts w:ascii="Times New Roman" w:hAnsi="Times New Roman" w:cs="Times New Roman"/>
+          <w:sz w:val="24"/>
+          <w:szCs w:val="24"/>
+        </w:rPr>
+      </w:pPr>
+    </w:p>
+    <w:p>
+      <w:pPr>
+        <w:pStyle w:val="a6"/>
+        <w:rPr>
+          <w:rFonts w:ascii="Times New Roman" w:hAnsi="Times New Roman" w:cs="Times New Roman"/>
+          <w:sz w:val="24"/>
+          <w:szCs w:val="24"/>
+        </w:rPr>
+      </w:pPr>
+    </w:p>
+    <w:p>
+      <w:pPr>
+        <w:pStyle w:val="a6"/>
+        <w:rPr>
+          <w:rFonts w:ascii="Times New Roman" w:hAnsi="Times New Roman" w:cs="Times New Roman"/>
+          <w:sz w:val="24"/>
+          <w:szCs w:val="24"/>
+        </w:rPr>
+      </w:pPr>
+      <w:r>
+        <w:rPr>
+          <w:rFonts w:ascii="Times New Roman" w:hAnsi="Times New Roman" w:cs="Times New Roman"/>
           <w:sz w:val="24"/>
           <w:szCs w:val="24"/>
         </w:rPr>
@@ -4650,21 +6317,22 @@
     </w:p>
     <w:p>
       <w:pPr>
-        <w:pStyle w:val="ListParagraph"/>
-        <w:rPr>
-          <w:rFonts w:ascii="Times New Roman" w:hAnsi="Times New Roman" w:cs="Times New Roman"/>
-          <w:sz w:val="24"/>
-          <w:szCs w:val="24"/>
-        </w:rPr>
-      </w:pPr>
-      <w:r>
-        <w:rPr>
-          <w:rFonts w:cs="Times New Roman" w:ascii="Times New Roman" w:hAnsi="Times New Roman"/>
+        <w:pStyle w:val="a6"/>
+        <w:rPr>
+          <w:rFonts w:ascii="Times New Roman" w:hAnsi="Times New Roman" w:cs="Times New Roman"/>
+          <w:sz w:val="24"/>
+          <w:szCs w:val="24"/>
+        </w:rPr>
+      </w:pPr>
+      <w:r>
+        <w:rPr>
+          <w:rFonts w:ascii="Times New Roman" w:hAnsi="Times New Roman" w:cs="Times New Roman"/>
+          <w:noProof/>
           <w:sz w:val="24"/>
           <w:szCs w:val="24"/>
         </w:rPr>
         <w:drawing>
-          <wp:anchor behindDoc="0" distT="0" distB="0" distL="0" distR="0" simplePos="0" locked="0" layoutInCell="0" allowOverlap="1" relativeHeight="63">
+          <wp:anchor distT="0" distB="0" distL="0" distR="0" simplePos="0" relativeHeight="63" behindDoc="0" locked="0" layoutInCell="0" allowOverlap="1" wp14:anchorId="560260DA" wp14:editId="344A5F31">
             <wp:simplePos x="0" y="0"/>
             <wp:positionH relativeFrom="column">
               <wp:align>center</wp:align>
@@ -4675,7 +6343,7 @@
             <wp:extent cx="5429885" cy="1971675"/>
             <wp:effectExtent l="0" t="0" r="0" b="0"/>
             <wp:wrapSquare wrapText="largest"/>
-            <wp:docPr id="62" name="Image14" descr=""/>
+            <wp:docPr id="62" name="Image14"/>
             <wp:cNvGraphicFramePr>
               <a:graphicFrameLocks xmlns:a="http://schemas.openxmlformats.org/drawingml/2006/main" noChangeAspect="1"/>
             </wp:cNvGraphicFramePr>
@@ -4683,13 +6351,13 @@
               <a:graphicData uri="http://schemas.openxmlformats.org/drawingml/2006/picture">
                 <pic:pic xmlns:pic="http://schemas.openxmlformats.org/drawingml/2006/picture">
                   <pic:nvPicPr>
-                    <pic:cNvPr id="62" name="Image14" descr=""/>
+                    <pic:cNvPr id="62" name="Image14"/>
                     <pic:cNvPicPr>
                       <a:picLocks noChangeAspect="1" noChangeArrowheads="1"/>
                     </pic:cNvPicPr>
                   </pic:nvPicPr>
                   <pic:blipFill>
-                    <a:blip r:embed="rId63"/>
+                    <a:blip r:embed="rId66"/>
                     <a:stretch>
                       <a:fillRect/>
                     </a:stretch>
@@ -4712,16 +6380,116 @@
     </w:p>
     <w:p>
       <w:pPr>
-        <w:pStyle w:val="ListParagraph"/>
-        <w:rPr>
-          <w:rFonts w:ascii="Times New Roman" w:hAnsi="Times New Roman" w:cs="Times New Roman"/>
-          <w:sz w:val="24"/>
-          <w:szCs w:val="24"/>
-        </w:rPr>
-      </w:pPr>
-      <w:r>
-        <w:rPr>
-          <w:rFonts w:cs="Times New Roman" w:ascii="Times New Roman" w:hAnsi="Times New Roman"/>
+        <w:pStyle w:val="a6"/>
+        <w:rPr>
+          <w:rFonts w:ascii="Times New Roman" w:hAnsi="Times New Roman" w:cs="Times New Roman"/>
+          <w:sz w:val="24"/>
+          <w:szCs w:val="24"/>
+        </w:rPr>
+      </w:pPr>
+    </w:p>
+    <w:p>
+      <w:pPr>
+        <w:pStyle w:val="a6"/>
+        <w:rPr>
+          <w:rFonts w:ascii="Times New Roman" w:hAnsi="Times New Roman" w:cs="Times New Roman"/>
+          <w:sz w:val="24"/>
+          <w:szCs w:val="24"/>
+        </w:rPr>
+      </w:pPr>
+    </w:p>
+    <w:p>
+      <w:pPr>
+        <w:pStyle w:val="a6"/>
+        <w:rPr>
+          <w:rFonts w:ascii="Times New Roman" w:hAnsi="Times New Roman" w:cs="Times New Roman"/>
+          <w:sz w:val="24"/>
+          <w:szCs w:val="24"/>
+        </w:rPr>
+      </w:pPr>
+    </w:p>
+    <w:p>
+      <w:pPr>
+        <w:pStyle w:val="a6"/>
+        <w:rPr>
+          <w:rFonts w:ascii="Times New Roman" w:hAnsi="Times New Roman" w:cs="Times New Roman"/>
+          <w:sz w:val="24"/>
+          <w:szCs w:val="24"/>
+        </w:rPr>
+      </w:pPr>
+    </w:p>
+    <w:p>
+      <w:pPr>
+        <w:pStyle w:val="a6"/>
+        <w:rPr>
+          <w:rFonts w:ascii="Times New Roman" w:hAnsi="Times New Roman" w:cs="Times New Roman"/>
+          <w:sz w:val="24"/>
+          <w:szCs w:val="24"/>
+        </w:rPr>
+      </w:pPr>
+    </w:p>
+    <w:p>
+      <w:pPr>
+        <w:pStyle w:val="a6"/>
+        <w:rPr>
+          <w:rFonts w:ascii="Times New Roman" w:hAnsi="Times New Roman" w:cs="Times New Roman"/>
+          <w:sz w:val="24"/>
+          <w:szCs w:val="24"/>
+        </w:rPr>
+      </w:pPr>
+    </w:p>
+    <w:p>
+      <w:pPr>
+        <w:pStyle w:val="a6"/>
+        <w:rPr>
+          <w:rFonts w:ascii="Times New Roman" w:hAnsi="Times New Roman" w:cs="Times New Roman"/>
+          <w:sz w:val="24"/>
+          <w:szCs w:val="24"/>
+        </w:rPr>
+      </w:pPr>
+    </w:p>
+    <w:p>
+      <w:pPr>
+        <w:pStyle w:val="a6"/>
+        <w:rPr>
+          <w:rFonts w:ascii="Times New Roman" w:hAnsi="Times New Roman" w:cs="Times New Roman"/>
+          <w:sz w:val="24"/>
+          <w:szCs w:val="24"/>
+        </w:rPr>
+      </w:pPr>
+    </w:p>
+    <w:p>
+      <w:pPr>
+        <w:pStyle w:val="a6"/>
+        <w:rPr>
+          <w:rFonts w:ascii="Times New Roman" w:hAnsi="Times New Roman" w:cs="Times New Roman"/>
+          <w:sz w:val="24"/>
+          <w:szCs w:val="24"/>
+        </w:rPr>
+      </w:pPr>
+    </w:p>
+    <w:p>
+      <w:pPr>
+        <w:pStyle w:val="a6"/>
+        <w:rPr>
+          <w:rFonts w:ascii="Times New Roman" w:hAnsi="Times New Roman" w:cs="Times New Roman"/>
+          <w:sz w:val="24"/>
+          <w:szCs w:val="24"/>
+        </w:rPr>
+      </w:pPr>
+    </w:p>
+    <w:p>
+      <w:pPr>
+        <w:pStyle w:val="a6"/>
+        <w:rPr>
+          <w:rFonts w:ascii="Times New Roman" w:hAnsi="Times New Roman" w:cs="Times New Roman"/>
+          <w:sz w:val="24"/>
+          <w:szCs w:val="24"/>
+        </w:rPr>
+      </w:pPr>
+      <w:r>
+        <w:rPr>
+          <w:rFonts w:ascii="Times New Roman" w:hAnsi="Times New Roman" w:cs="Times New Roman"/>
           <w:sz w:val="24"/>
           <w:szCs w:val="24"/>
         </w:rPr>
@@ -4730,21 +6498,22 @@
     </w:p>
     <w:p>
       <w:pPr>
-        <w:pStyle w:val="ListParagraph"/>
-        <w:rPr>
-          <w:rFonts w:ascii="Times New Roman" w:hAnsi="Times New Roman" w:cs="Times New Roman"/>
-          <w:sz w:val="24"/>
-          <w:szCs w:val="24"/>
-        </w:rPr>
-      </w:pPr>
-      <w:r>
-        <w:rPr>
-          <w:rFonts w:cs="Times New Roman" w:ascii="Times New Roman" w:hAnsi="Times New Roman"/>
+        <w:pStyle w:val="a6"/>
+        <w:rPr>
+          <w:rFonts w:ascii="Times New Roman" w:hAnsi="Times New Roman" w:cs="Times New Roman"/>
+          <w:sz w:val="24"/>
+          <w:szCs w:val="24"/>
+        </w:rPr>
+      </w:pPr>
+      <w:r>
+        <w:rPr>
+          <w:rFonts w:ascii="Times New Roman" w:hAnsi="Times New Roman" w:cs="Times New Roman"/>
+          <w:noProof/>
           <w:sz w:val="24"/>
           <w:szCs w:val="24"/>
         </w:rPr>
         <w:drawing>
-          <wp:anchor behindDoc="0" distT="0" distB="0" distL="0" distR="0" simplePos="0" locked="0" layoutInCell="0" allowOverlap="1" relativeHeight="64">
+          <wp:anchor distT="0" distB="0" distL="0" distR="0" simplePos="0" relativeHeight="64" behindDoc="0" locked="0" layoutInCell="0" allowOverlap="1" wp14:anchorId="2432A608" wp14:editId="46184278">
             <wp:simplePos x="0" y="0"/>
             <wp:positionH relativeFrom="column">
               <wp:align>center</wp:align>
@@ -4755,7 +6524,7 @@
             <wp:extent cx="5334635" cy="1924050"/>
             <wp:effectExtent l="0" t="0" r="0" b="0"/>
             <wp:wrapSquare wrapText="largest"/>
-            <wp:docPr id="63" name="Image15" descr=""/>
+            <wp:docPr id="63" name="Image15"/>
             <wp:cNvGraphicFramePr>
               <a:graphicFrameLocks xmlns:a="http://schemas.openxmlformats.org/drawingml/2006/main" noChangeAspect="1"/>
             </wp:cNvGraphicFramePr>
@@ -4763,13 +6532,13 @@
               <a:graphicData uri="http://schemas.openxmlformats.org/drawingml/2006/picture">
                 <pic:pic xmlns:pic="http://schemas.openxmlformats.org/drawingml/2006/picture">
                   <pic:nvPicPr>
-                    <pic:cNvPr id="63" name="Image15" descr=""/>
+                    <pic:cNvPr id="63" name="Image15"/>
                     <pic:cNvPicPr>
                       <a:picLocks noChangeAspect="1" noChangeArrowheads="1"/>
                     </pic:cNvPicPr>
                   </pic:nvPicPr>
                   <pic:blipFill>
-                    <a:blip r:embed="rId64"/>
+                    <a:blip r:embed="rId67"/>
                     <a:stretch>
                       <a:fillRect/>
                     </a:stretch>
@@ -4792,39 +6561,141 @@
     </w:p>
     <w:p>
       <w:pPr>
-        <w:pStyle w:val="ListParagraph"/>
-        <w:rPr>
-          <w:rFonts w:ascii="Times New Roman" w:hAnsi="Times New Roman" w:cs="Times New Roman"/>
-          <w:sz w:val="24"/>
-          <w:szCs w:val="24"/>
-        </w:rPr>
-      </w:pPr>
-      <w:r>
-        <w:rPr>
-          <w:rFonts w:cs="Times New Roman" w:ascii="Times New Roman" w:hAnsi="Times New Roman"/>
-          <w:sz w:val="24"/>
-          <w:szCs w:val="24"/>
-        </w:rPr>
+        <w:pStyle w:val="a6"/>
+        <w:rPr>
+          <w:rFonts w:ascii="Times New Roman" w:hAnsi="Times New Roman" w:cs="Times New Roman"/>
+          <w:sz w:val="24"/>
+          <w:szCs w:val="24"/>
+        </w:rPr>
+      </w:pPr>
+    </w:p>
+    <w:p>
+      <w:pPr>
+        <w:pStyle w:val="a6"/>
+        <w:rPr>
+          <w:rFonts w:ascii="Times New Roman" w:hAnsi="Times New Roman" w:cs="Times New Roman"/>
+          <w:sz w:val="24"/>
+          <w:szCs w:val="24"/>
+        </w:rPr>
+      </w:pPr>
+    </w:p>
+    <w:p>
+      <w:pPr>
+        <w:pStyle w:val="a6"/>
+        <w:rPr>
+          <w:rFonts w:ascii="Times New Roman" w:hAnsi="Times New Roman" w:cs="Times New Roman"/>
+          <w:sz w:val="24"/>
+          <w:szCs w:val="24"/>
+        </w:rPr>
+      </w:pPr>
+    </w:p>
+    <w:p>
+      <w:pPr>
+        <w:pStyle w:val="a6"/>
+        <w:rPr>
+          <w:rFonts w:ascii="Times New Roman" w:hAnsi="Times New Roman" w:cs="Times New Roman"/>
+          <w:sz w:val="24"/>
+          <w:szCs w:val="24"/>
+        </w:rPr>
+      </w:pPr>
+    </w:p>
+    <w:p>
+      <w:pPr>
+        <w:pStyle w:val="a6"/>
+        <w:rPr>
+          <w:rFonts w:ascii="Times New Roman" w:hAnsi="Times New Roman" w:cs="Times New Roman"/>
+          <w:sz w:val="24"/>
+          <w:szCs w:val="24"/>
+        </w:rPr>
+      </w:pPr>
+    </w:p>
+    <w:p>
+      <w:pPr>
+        <w:pStyle w:val="a6"/>
+        <w:rPr>
+          <w:rFonts w:ascii="Times New Roman" w:hAnsi="Times New Roman" w:cs="Times New Roman"/>
+          <w:sz w:val="24"/>
+          <w:szCs w:val="24"/>
+        </w:rPr>
+      </w:pPr>
+    </w:p>
+    <w:p>
+      <w:pPr>
+        <w:pStyle w:val="a6"/>
+        <w:rPr>
+          <w:rFonts w:ascii="Times New Roman" w:hAnsi="Times New Roman" w:cs="Times New Roman"/>
+          <w:sz w:val="24"/>
+          <w:szCs w:val="24"/>
+        </w:rPr>
+      </w:pPr>
+    </w:p>
+    <w:p>
+      <w:pPr>
+        <w:pStyle w:val="a6"/>
+        <w:rPr>
+          <w:rFonts w:ascii="Times New Roman" w:hAnsi="Times New Roman" w:cs="Times New Roman"/>
+          <w:sz w:val="24"/>
+          <w:szCs w:val="24"/>
+        </w:rPr>
+      </w:pPr>
+    </w:p>
+    <w:p>
+      <w:pPr>
+        <w:pStyle w:val="a6"/>
+        <w:rPr>
+          <w:rFonts w:ascii="Times New Roman" w:hAnsi="Times New Roman" w:cs="Times New Roman"/>
+          <w:sz w:val="24"/>
+          <w:szCs w:val="24"/>
+        </w:rPr>
+      </w:pPr>
+    </w:p>
+    <w:p>
+      <w:pPr>
+        <w:pStyle w:val="a6"/>
+        <w:rPr>
+          <w:rFonts w:ascii="Times New Roman" w:hAnsi="Times New Roman" w:cs="Times New Roman"/>
+          <w:sz w:val="24"/>
+          <w:szCs w:val="24"/>
+        </w:rPr>
+      </w:pPr>
+    </w:p>
+    <w:p>
+      <w:pPr>
+        <w:pStyle w:val="a6"/>
+        <w:rPr>
+          <w:rFonts w:ascii="Times New Roman" w:hAnsi="Times New Roman" w:cs="Times New Roman"/>
+          <w:sz w:val="24"/>
+          <w:szCs w:val="24"/>
+        </w:rPr>
+      </w:pPr>
+      <w:r>
+        <w:rPr>
+          <w:rFonts w:ascii="Times New Roman" w:hAnsi="Times New Roman" w:cs="Times New Roman"/>
+          <w:sz w:val="24"/>
+          <w:szCs w:val="24"/>
+        </w:rPr>
+        <w:lastRenderedPageBreak/>
         <w:t>63. Пункт 4.3.6</w:t>
       </w:r>
     </w:p>
     <w:p>
       <w:pPr>
-        <w:pStyle w:val="ListParagraph"/>
-        <w:rPr>
-          <w:rFonts w:ascii="Times New Roman" w:hAnsi="Times New Roman" w:cs="Times New Roman"/>
-          <w:sz w:val="24"/>
-          <w:szCs w:val="24"/>
-        </w:rPr>
-      </w:pPr>
-      <w:r>
-        <w:rPr>
-          <w:rFonts w:cs="Times New Roman" w:ascii="Times New Roman" w:hAnsi="Times New Roman"/>
+        <w:pStyle w:val="a6"/>
+        <w:rPr>
+          <w:rFonts w:ascii="Times New Roman" w:hAnsi="Times New Roman" w:cs="Times New Roman"/>
+          <w:sz w:val="24"/>
+          <w:szCs w:val="24"/>
+        </w:rPr>
+      </w:pPr>
+      <w:r>
+        <w:rPr>
+          <w:rFonts w:ascii="Times New Roman" w:hAnsi="Times New Roman" w:cs="Times New Roman"/>
+          <w:noProof/>
           <w:sz w:val="24"/>
           <w:szCs w:val="24"/>
         </w:rPr>
         <w:drawing>
-          <wp:anchor behindDoc="0" distT="0" distB="0" distL="0" distR="0" simplePos="0" locked="0" layoutInCell="0" allowOverlap="1" relativeHeight="65">
+          <wp:anchor distT="0" distB="0" distL="0" distR="0" simplePos="0" relativeHeight="65" behindDoc="0" locked="0" layoutInCell="0" allowOverlap="1" wp14:anchorId="2BBACCF6" wp14:editId="3855CB44">
             <wp:simplePos x="0" y="0"/>
             <wp:positionH relativeFrom="column">
               <wp:align>center</wp:align>
@@ -4835,7 +6706,7 @@
             <wp:extent cx="5420360" cy="1952625"/>
             <wp:effectExtent l="0" t="0" r="0" b="0"/>
             <wp:wrapSquare wrapText="largest"/>
-            <wp:docPr id="64" name="Image16" descr=""/>
+            <wp:docPr id="64" name="Image16"/>
             <wp:cNvGraphicFramePr>
               <a:graphicFrameLocks xmlns:a="http://schemas.openxmlformats.org/drawingml/2006/main" noChangeAspect="1"/>
             </wp:cNvGraphicFramePr>
@@ -4843,13 +6714,13 @@
               <a:graphicData uri="http://schemas.openxmlformats.org/drawingml/2006/picture">
                 <pic:pic xmlns:pic="http://schemas.openxmlformats.org/drawingml/2006/picture">
                   <pic:nvPicPr>
-                    <pic:cNvPr id="64" name="Image16" descr=""/>
+                    <pic:cNvPr id="64" name="Image16"/>
                     <pic:cNvPicPr>
                       <a:picLocks noChangeAspect="1" noChangeArrowheads="1"/>
                     </pic:cNvPicPr>
                   </pic:nvPicPr>
                   <pic:blipFill>
-                    <a:blip r:embed="rId65"/>
+                    <a:blip r:embed="rId68"/>
                     <a:stretch>
                       <a:fillRect/>
                     </a:stretch>
@@ -4872,16 +6743,116 @@
     </w:p>
     <w:p>
       <w:pPr>
-        <w:pStyle w:val="ListParagraph"/>
-        <w:rPr>
-          <w:rFonts w:ascii="Times New Roman" w:hAnsi="Times New Roman" w:cs="Times New Roman"/>
-          <w:sz w:val="24"/>
-          <w:szCs w:val="24"/>
-        </w:rPr>
-      </w:pPr>
-      <w:r>
-        <w:rPr>
-          <w:rFonts w:cs="Times New Roman" w:ascii="Times New Roman" w:hAnsi="Times New Roman"/>
+        <w:pStyle w:val="a6"/>
+        <w:rPr>
+          <w:rFonts w:ascii="Times New Roman" w:hAnsi="Times New Roman" w:cs="Times New Roman"/>
+          <w:sz w:val="24"/>
+          <w:szCs w:val="24"/>
+        </w:rPr>
+      </w:pPr>
+    </w:p>
+    <w:p>
+      <w:pPr>
+        <w:pStyle w:val="a6"/>
+        <w:rPr>
+          <w:rFonts w:ascii="Times New Roman" w:hAnsi="Times New Roman" w:cs="Times New Roman"/>
+          <w:sz w:val="24"/>
+          <w:szCs w:val="24"/>
+        </w:rPr>
+      </w:pPr>
+    </w:p>
+    <w:p>
+      <w:pPr>
+        <w:pStyle w:val="a6"/>
+        <w:rPr>
+          <w:rFonts w:ascii="Times New Roman" w:hAnsi="Times New Roman" w:cs="Times New Roman"/>
+          <w:sz w:val="24"/>
+          <w:szCs w:val="24"/>
+        </w:rPr>
+      </w:pPr>
+    </w:p>
+    <w:p>
+      <w:pPr>
+        <w:pStyle w:val="a6"/>
+        <w:rPr>
+          <w:rFonts w:ascii="Times New Roman" w:hAnsi="Times New Roman" w:cs="Times New Roman"/>
+          <w:sz w:val="24"/>
+          <w:szCs w:val="24"/>
+        </w:rPr>
+      </w:pPr>
+    </w:p>
+    <w:p>
+      <w:pPr>
+        <w:pStyle w:val="a6"/>
+        <w:rPr>
+          <w:rFonts w:ascii="Times New Roman" w:hAnsi="Times New Roman" w:cs="Times New Roman"/>
+          <w:sz w:val="24"/>
+          <w:szCs w:val="24"/>
+        </w:rPr>
+      </w:pPr>
+    </w:p>
+    <w:p>
+      <w:pPr>
+        <w:pStyle w:val="a6"/>
+        <w:rPr>
+          <w:rFonts w:ascii="Times New Roman" w:hAnsi="Times New Roman" w:cs="Times New Roman"/>
+          <w:sz w:val="24"/>
+          <w:szCs w:val="24"/>
+        </w:rPr>
+      </w:pPr>
+    </w:p>
+    <w:p>
+      <w:pPr>
+        <w:pStyle w:val="a6"/>
+        <w:rPr>
+          <w:rFonts w:ascii="Times New Roman" w:hAnsi="Times New Roman" w:cs="Times New Roman"/>
+          <w:sz w:val="24"/>
+          <w:szCs w:val="24"/>
+        </w:rPr>
+      </w:pPr>
+    </w:p>
+    <w:p>
+      <w:pPr>
+        <w:pStyle w:val="a6"/>
+        <w:rPr>
+          <w:rFonts w:ascii="Times New Roman" w:hAnsi="Times New Roman" w:cs="Times New Roman"/>
+          <w:sz w:val="24"/>
+          <w:szCs w:val="24"/>
+        </w:rPr>
+      </w:pPr>
+    </w:p>
+    <w:p>
+      <w:pPr>
+        <w:pStyle w:val="a6"/>
+        <w:rPr>
+          <w:rFonts w:ascii="Times New Roman" w:hAnsi="Times New Roman" w:cs="Times New Roman"/>
+          <w:sz w:val="24"/>
+          <w:szCs w:val="24"/>
+        </w:rPr>
+      </w:pPr>
+    </w:p>
+    <w:p>
+      <w:pPr>
+        <w:pStyle w:val="a6"/>
+        <w:rPr>
+          <w:rFonts w:ascii="Times New Roman" w:hAnsi="Times New Roman" w:cs="Times New Roman"/>
+          <w:sz w:val="24"/>
+          <w:szCs w:val="24"/>
+        </w:rPr>
+      </w:pPr>
+    </w:p>
+    <w:p>
+      <w:pPr>
+        <w:pStyle w:val="a6"/>
+        <w:rPr>
+          <w:rFonts w:ascii="Times New Roman" w:hAnsi="Times New Roman" w:cs="Times New Roman"/>
+          <w:sz w:val="24"/>
+          <w:szCs w:val="24"/>
+        </w:rPr>
+      </w:pPr>
+      <w:r>
+        <w:rPr>
+          <w:rFonts w:ascii="Times New Roman" w:hAnsi="Times New Roman" w:cs="Times New Roman"/>
           <w:sz w:val="24"/>
           <w:szCs w:val="24"/>
         </w:rPr>
@@ -4890,21 +6861,22 @@
     </w:p>
     <w:p>
       <w:pPr>
-        <w:pStyle w:val="ListParagraph"/>
-        <w:rPr>
-          <w:rFonts w:ascii="Times New Roman" w:hAnsi="Times New Roman" w:cs="Times New Roman"/>
-          <w:sz w:val="24"/>
-          <w:szCs w:val="24"/>
-        </w:rPr>
-      </w:pPr>
-      <w:r>
-        <w:rPr>
-          <w:rFonts w:cs="Times New Roman" w:ascii="Times New Roman" w:hAnsi="Times New Roman"/>
+        <w:pStyle w:val="a6"/>
+        <w:rPr>
+          <w:rFonts w:ascii="Times New Roman" w:hAnsi="Times New Roman" w:cs="Times New Roman"/>
+          <w:sz w:val="24"/>
+          <w:szCs w:val="24"/>
+        </w:rPr>
+      </w:pPr>
+      <w:r>
+        <w:rPr>
+          <w:rFonts w:ascii="Times New Roman" w:hAnsi="Times New Roman" w:cs="Times New Roman"/>
+          <w:noProof/>
           <w:sz w:val="24"/>
           <w:szCs w:val="24"/>
         </w:rPr>
         <w:drawing>
-          <wp:anchor behindDoc="0" distT="0" distB="0" distL="0" distR="0" simplePos="0" locked="0" layoutInCell="0" allowOverlap="1" relativeHeight="66">
+          <wp:anchor distT="0" distB="0" distL="0" distR="0" simplePos="0" relativeHeight="66" behindDoc="0" locked="0" layoutInCell="0" allowOverlap="1" wp14:anchorId="4E63B7A2" wp14:editId="6288AA13">
             <wp:simplePos x="0" y="0"/>
             <wp:positionH relativeFrom="column">
               <wp:align>center</wp:align>
@@ -4915,7 +6887,7 @@
             <wp:extent cx="5382260" cy="1971675"/>
             <wp:effectExtent l="0" t="0" r="0" b="0"/>
             <wp:wrapSquare wrapText="largest"/>
-            <wp:docPr id="65" name="Image17" descr=""/>
+            <wp:docPr id="65" name="Image17"/>
             <wp:cNvGraphicFramePr>
               <a:graphicFrameLocks xmlns:a="http://schemas.openxmlformats.org/drawingml/2006/main" noChangeAspect="1"/>
             </wp:cNvGraphicFramePr>
@@ -4923,13 +6895,13 @@
               <a:graphicData uri="http://schemas.openxmlformats.org/drawingml/2006/picture">
                 <pic:pic xmlns:pic="http://schemas.openxmlformats.org/drawingml/2006/picture">
                   <pic:nvPicPr>
-                    <pic:cNvPr id="65" name="Image17" descr=""/>
+                    <pic:cNvPr id="65" name="Image17"/>
                     <pic:cNvPicPr>
                       <a:picLocks noChangeAspect="1" noChangeArrowheads="1"/>
                     </pic:cNvPicPr>
                   </pic:nvPicPr>
                   <pic:blipFill>
-                    <a:blip r:embed="rId66"/>
+                    <a:blip r:embed="rId69"/>
                     <a:stretch>
                       <a:fillRect/>
                     </a:stretch>
@@ -4952,16 +6924,116 @@
     </w:p>
     <w:p>
       <w:pPr>
-        <w:pStyle w:val="ListParagraph"/>
-        <w:rPr>
-          <w:rFonts w:ascii="Times New Roman" w:hAnsi="Times New Roman" w:cs="Times New Roman"/>
-          <w:sz w:val="24"/>
-          <w:szCs w:val="24"/>
-        </w:rPr>
-      </w:pPr>
-      <w:r>
-        <w:rPr>
-          <w:rFonts w:cs="Times New Roman" w:ascii="Times New Roman" w:hAnsi="Times New Roman"/>
+        <w:pStyle w:val="a6"/>
+        <w:rPr>
+          <w:rFonts w:ascii="Times New Roman" w:hAnsi="Times New Roman" w:cs="Times New Roman"/>
+          <w:sz w:val="24"/>
+          <w:szCs w:val="24"/>
+        </w:rPr>
+      </w:pPr>
+    </w:p>
+    <w:p>
+      <w:pPr>
+        <w:pStyle w:val="a6"/>
+        <w:rPr>
+          <w:rFonts w:ascii="Times New Roman" w:hAnsi="Times New Roman" w:cs="Times New Roman"/>
+          <w:sz w:val="24"/>
+          <w:szCs w:val="24"/>
+        </w:rPr>
+      </w:pPr>
+    </w:p>
+    <w:p>
+      <w:pPr>
+        <w:pStyle w:val="a6"/>
+        <w:rPr>
+          <w:rFonts w:ascii="Times New Roman" w:hAnsi="Times New Roman" w:cs="Times New Roman"/>
+          <w:sz w:val="24"/>
+          <w:szCs w:val="24"/>
+        </w:rPr>
+      </w:pPr>
+    </w:p>
+    <w:p>
+      <w:pPr>
+        <w:pStyle w:val="a6"/>
+        <w:rPr>
+          <w:rFonts w:ascii="Times New Roman" w:hAnsi="Times New Roman" w:cs="Times New Roman"/>
+          <w:sz w:val="24"/>
+          <w:szCs w:val="24"/>
+        </w:rPr>
+      </w:pPr>
+    </w:p>
+    <w:p>
+      <w:pPr>
+        <w:pStyle w:val="a6"/>
+        <w:rPr>
+          <w:rFonts w:ascii="Times New Roman" w:hAnsi="Times New Roman" w:cs="Times New Roman"/>
+          <w:sz w:val="24"/>
+          <w:szCs w:val="24"/>
+        </w:rPr>
+      </w:pPr>
+    </w:p>
+    <w:p>
+      <w:pPr>
+        <w:pStyle w:val="a6"/>
+        <w:rPr>
+          <w:rFonts w:ascii="Times New Roman" w:hAnsi="Times New Roman" w:cs="Times New Roman"/>
+          <w:sz w:val="24"/>
+          <w:szCs w:val="24"/>
+        </w:rPr>
+      </w:pPr>
+    </w:p>
+    <w:p>
+      <w:pPr>
+        <w:pStyle w:val="a6"/>
+        <w:rPr>
+          <w:rFonts w:ascii="Times New Roman" w:hAnsi="Times New Roman" w:cs="Times New Roman"/>
+          <w:sz w:val="24"/>
+          <w:szCs w:val="24"/>
+        </w:rPr>
+      </w:pPr>
+    </w:p>
+    <w:p>
+      <w:pPr>
+        <w:pStyle w:val="a6"/>
+        <w:rPr>
+          <w:rFonts w:ascii="Times New Roman" w:hAnsi="Times New Roman" w:cs="Times New Roman"/>
+          <w:sz w:val="24"/>
+          <w:szCs w:val="24"/>
+        </w:rPr>
+      </w:pPr>
+    </w:p>
+    <w:p>
+      <w:pPr>
+        <w:pStyle w:val="a6"/>
+        <w:rPr>
+          <w:rFonts w:ascii="Times New Roman" w:hAnsi="Times New Roman" w:cs="Times New Roman"/>
+          <w:sz w:val="24"/>
+          <w:szCs w:val="24"/>
+        </w:rPr>
+      </w:pPr>
+    </w:p>
+    <w:p>
+      <w:pPr>
+        <w:pStyle w:val="a6"/>
+        <w:rPr>
+          <w:rFonts w:ascii="Times New Roman" w:hAnsi="Times New Roman" w:cs="Times New Roman"/>
+          <w:sz w:val="24"/>
+          <w:szCs w:val="24"/>
+        </w:rPr>
+      </w:pPr>
+    </w:p>
+    <w:p>
+      <w:pPr>
+        <w:pStyle w:val="a6"/>
+        <w:rPr>
+          <w:rFonts w:ascii="Times New Roman" w:hAnsi="Times New Roman" w:cs="Times New Roman"/>
+          <w:sz w:val="24"/>
+          <w:szCs w:val="24"/>
+        </w:rPr>
+      </w:pPr>
+      <w:r>
+        <w:rPr>
+          <w:rFonts w:ascii="Times New Roman" w:hAnsi="Times New Roman" w:cs="Times New Roman"/>
           <w:sz w:val="24"/>
           <w:szCs w:val="24"/>
         </w:rPr>
@@ -4970,21 +7042,22 @@
     </w:p>
     <w:p>
       <w:pPr>
-        <w:pStyle w:val="ListParagraph"/>
-        <w:rPr>
-          <w:rFonts w:ascii="Times New Roman" w:hAnsi="Times New Roman" w:cs="Times New Roman"/>
-          <w:sz w:val="24"/>
-          <w:szCs w:val="24"/>
-        </w:rPr>
-      </w:pPr>
-      <w:r>
-        <w:rPr>
-          <w:rFonts w:cs="Times New Roman" w:ascii="Times New Roman" w:hAnsi="Times New Roman"/>
+        <w:pStyle w:val="a6"/>
+        <w:rPr>
+          <w:rFonts w:ascii="Times New Roman" w:hAnsi="Times New Roman" w:cs="Times New Roman"/>
+          <w:sz w:val="24"/>
+          <w:szCs w:val="24"/>
+        </w:rPr>
+      </w:pPr>
+      <w:r>
+        <w:rPr>
+          <w:rFonts w:ascii="Times New Roman" w:hAnsi="Times New Roman" w:cs="Times New Roman"/>
+          <w:noProof/>
           <w:sz w:val="24"/>
           <w:szCs w:val="24"/>
         </w:rPr>
         <w:drawing>
-          <wp:anchor behindDoc="0" distT="0" distB="0" distL="0" distR="0" simplePos="0" locked="0" layoutInCell="0" allowOverlap="1" relativeHeight="67">
+          <wp:anchor distT="0" distB="0" distL="0" distR="0" simplePos="0" relativeHeight="67" behindDoc="0" locked="0" layoutInCell="0" allowOverlap="1" wp14:anchorId="2FF18E25" wp14:editId="60E6E2DA">
             <wp:simplePos x="0" y="0"/>
             <wp:positionH relativeFrom="column">
               <wp:align>center</wp:align>
@@ -4995,7 +7068,7 @@
             <wp:extent cx="5439410" cy="1914525"/>
             <wp:effectExtent l="0" t="0" r="0" b="0"/>
             <wp:wrapSquare wrapText="largest"/>
-            <wp:docPr id="66" name="Image18" descr=""/>
+            <wp:docPr id="66" name="Image18"/>
             <wp:cNvGraphicFramePr>
               <a:graphicFrameLocks xmlns:a="http://schemas.openxmlformats.org/drawingml/2006/main" noChangeAspect="1"/>
             </wp:cNvGraphicFramePr>
@@ -5003,13 +7076,13 @@
               <a:graphicData uri="http://schemas.openxmlformats.org/drawingml/2006/picture">
                 <pic:pic xmlns:pic="http://schemas.openxmlformats.org/drawingml/2006/picture">
                   <pic:nvPicPr>
-                    <pic:cNvPr id="66" name="Image18" descr=""/>
+                    <pic:cNvPr id="66" name="Image18"/>
                     <pic:cNvPicPr>
                       <a:picLocks noChangeAspect="1" noChangeArrowheads="1"/>
                     </pic:cNvPicPr>
                   </pic:nvPicPr>
                   <pic:blipFill>
-                    <a:blip r:embed="rId67"/>
+                    <a:blip r:embed="rId70"/>
                     <a:stretch>
                       <a:fillRect/>
                     </a:stretch>
@@ -5032,16 +7105,116 @@
     </w:p>
     <w:p>
       <w:pPr>
-        <w:pStyle w:val="ListParagraph"/>
-        <w:rPr>
-          <w:rFonts w:ascii="Times New Roman" w:hAnsi="Times New Roman" w:cs="Times New Roman"/>
-          <w:sz w:val="24"/>
-          <w:szCs w:val="24"/>
-        </w:rPr>
-      </w:pPr>
-      <w:r>
-        <w:rPr>
-          <w:rFonts w:cs="Times New Roman" w:ascii="Times New Roman" w:hAnsi="Times New Roman"/>
+        <w:pStyle w:val="a6"/>
+        <w:rPr>
+          <w:rFonts w:ascii="Times New Roman" w:hAnsi="Times New Roman" w:cs="Times New Roman"/>
+          <w:sz w:val="24"/>
+          <w:szCs w:val="24"/>
+        </w:rPr>
+      </w:pPr>
+    </w:p>
+    <w:p>
+      <w:pPr>
+        <w:pStyle w:val="a6"/>
+        <w:rPr>
+          <w:rFonts w:ascii="Times New Roman" w:hAnsi="Times New Roman" w:cs="Times New Roman"/>
+          <w:sz w:val="24"/>
+          <w:szCs w:val="24"/>
+        </w:rPr>
+      </w:pPr>
+    </w:p>
+    <w:p>
+      <w:pPr>
+        <w:pStyle w:val="a6"/>
+        <w:rPr>
+          <w:rFonts w:ascii="Times New Roman" w:hAnsi="Times New Roman" w:cs="Times New Roman"/>
+          <w:sz w:val="24"/>
+          <w:szCs w:val="24"/>
+        </w:rPr>
+      </w:pPr>
+    </w:p>
+    <w:p>
+      <w:pPr>
+        <w:pStyle w:val="a6"/>
+        <w:rPr>
+          <w:rFonts w:ascii="Times New Roman" w:hAnsi="Times New Roman" w:cs="Times New Roman"/>
+          <w:sz w:val="24"/>
+          <w:szCs w:val="24"/>
+        </w:rPr>
+      </w:pPr>
+    </w:p>
+    <w:p>
+      <w:pPr>
+        <w:pStyle w:val="a6"/>
+        <w:rPr>
+          <w:rFonts w:ascii="Times New Roman" w:hAnsi="Times New Roman" w:cs="Times New Roman"/>
+          <w:sz w:val="24"/>
+          <w:szCs w:val="24"/>
+        </w:rPr>
+      </w:pPr>
+    </w:p>
+    <w:p>
+      <w:pPr>
+        <w:pStyle w:val="a6"/>
+        <w:rPr>
+          <w:rFonts w:ascii="Times New Roman" w:hAnsi="Times New Roman" w:cs="Times New Roman"/>
+          <w:sz w:val="24"/>
+          <w:szCs w:val="24"/>
+        </w:rPr>
+      </w:pPr>
+    </w:p>
+    <w:p>
+      <w:pPr>
+        <w:pStyle w:val="a6"/>
+        <w:rPr>
+          <w:rFonts w:ascii="Times New Roman" w:hAnsi="Times New Roman" w:cs="Times New Roman"/>
+          <w:sz w:val="24"/>
+          <w:szCs w:val="24"/>
+        </w:rPr>
+      </w:pPr>
+    </w:p>
+    <w:p>
+      <w:pPr>
+        <w:pStyle w:val="a6"/>
+        <w:rPr>
+          <w:rFonts w:ascii="Times New Roman" w:hAnsi="Times New Roman" w:cs="Times New Roman"/>
+          <w:sz w:val="24"/>
+          <w:szCs w:val="24"/>
+        </w:rPr>
+      </w:pPr>
+    </w:p>
+    <w:p>
+      <w:pPr>
+        <w:pStyle w:val="a6"/>
+        <w:rPr>
+          <w:rFonts w:ascii="Times New Roman" w:hAnsi="Times New Roman" w:cs="Times New Roman"/>
+          <w:sz w:val="24"/>
+          <w:szCs w:val="24"/>
+        </w:rPr>
+      </w:pPr>
+    </w:p>
+    <w:p>
+      <w:pPr>
+        <w:pStyle w:val="a6"/>
+        <w:rPr>
+          <w:rFonts w:ascii="Times New Roman" w:hAnsi="Times New Roman" w:cs="Times New Roman"/>
+          <w:sz w:val="24"/>
+          <w:szCs w:val="24"/>
+        </w:rPr>
+      </w:pPr>
+    </w:p>
+    <w:p>
+      <w:pPr>
+        <w:pStyle w:val="a6"/>
+        <w:rPr>
+          <w:rFonts w:ascii="Times New Roman" w:hAnsi="Times New Roman" w:cs="Times New Roman"/>
+          <w:sz w:val="24"/>
+          <w:szCs w:val="24"/>
+        </w:rPr>
+      </w:pPr>
+      <w:r>
+        <w:rPr>
+          <w:rFonts w:ascii="Times New Roman" w:hAnsi="Times New Roman" w:cs="Times New Roman"/>
           <w:sz w:val="24"/>
           <w:szCs w:val="24"/>
         </w:rPr>
@@ -5050,21 +7223,22 @@
     </w:p>
     <w:p>
       <w:pPr>
-        <w:pStyle w:val="ListParagraph"/>
-        <w:rPr>
-          <w:rFonts w:ascii="Times New Roman" w:hAnsi="Times New Roman" w:cs="Times New Roman"/>
-          <w:sz w:val="24"/>
-          <w:szCs w:val="24"/>
-        </w:rPr>
-      </w:pPr>
-      <w:r>
-        <w:rPr>
-          <w:rFonts w:cs="Times New Roman" w:ascii="Times New Roman" w:hAnsi="Times New Roman"/>
+        <w:pStyle w:val="a6"/>
+        <w:rPr>
+          <w:rFonts w:ascii="Times New Roman" w:hAnsi="Times New Roman" w:cs="Times New Roman"/>
+          <w:sz w:val="24"/>
+          <w:szCs w:val="24"/>
+        </w:rPr>
+      </w:pPr>
+      <w:r>
+        <w:rPr>
+          <w:rFonts w:ascii="Times New Roman" w:hAnsi="Times New Roman" w:cs="Times New Roman"/>
+          <w:noProof/>
           <w:sz w:val="24"/>
           <w:szCs w:val="24"/>
         </w:rPr>
         <w:drawing>
-          <wp:anchor behindDoc="0" distT="0" distB="0" distL="0" distR="0" simplePos="0" locked="0" layoutInCell="0" allowOverlap="1" relativeHeight="68">
+          <wp:anchor distT="0" distB="0" distL="0" distR="0" simplePos="0" relativeHeight="68" behindDoc="0" locked="0" layoutInCell="0" allowOverlap="1" wp14:anchorId="1499B4FE" wp14:editId="67C1280C">
             <wp:simplePos x="0" y="0"/>
             <wp:positionH relativeFrom="column">
               <wp:align>center</wp:align>
@@ -5075,7 +7249,7 @@
             <wp:extent cx="5334635" cy="1952625"/>
             <wp:effectExtent l="0" t="0" r="0" b="0"/>
             <wp:wrapSquare wrapText="largest"/>
-            <wp:docPr id="67" name="Image19" descr=""/>
+            <wp:docPr id="67" name="Image19"/>
             <wp:cNvGraphicFramePr>
               <a:graphicFrameLocks xmlns:a="http://schemas.openxmlformats.org/drawingml/2006/main" noChangeAspect="1"/>
             </wp:cNvGraphicFramePr>
@@ -5083,13 +7257,13 @@
               <a:graphicData uri="http://schemas.openxmlformats.org/drawingml/2006/picture">
                 <pic:pic xmlns:pic="http://schemas.openxmlformats.org/drawingml/2006/picture">
                   <pic:nvPicPr>
-                    <pic:cNvPr id="67" name="Image19" descr=""/>
+                    <pic:cNvPr id="67" name="Image19"/>
                     <pic:cNvPicPr>
                       <a:picLocks noChangeAspect="1" noChangeArrowheads="1"/>
                     </pic:cNvPicPr>
                   </pic:nvPicPr>
                   <pic:blipFill>
-                    <a:blip r:embed="rId68"/>
+                    <a:blip r:embed="rId71"/>
                     <a:stretch>
                       <a:fillRect/>
                     </a:stretch>
@@ -5112,39 +7286,141 @@
     </w:p>
     <w:p>
       <w:pPr>
-        <w:pStyle w:val="ListParagraph"/>
-        <w:rPr>
-          <w:rFonts w:ascii="Times New Roman" w:hAnsi="Times New Roman" w:cs="Times New Roman"/>
-          <w:sz w:val="24"/>
-          <w:szCs w:val="24"/>
-        </w:rPr>
-      </w:pPr>
-      <w:r>
-        <w:rPr>
-          <w:rFonts w:cs="Times New Roman" w:ascii="Times New Roman" w:hAnsi="Times New Roman"/>
-          <w:sz w:val="24"/>
-          <w:szCs w:val="24"/>
-        </w:rPr>
+        <w:pStyle w:val="a6"/>
+        <w:rPr>
+          <w:rFonts w:ascii="Times New Roman" w:hAnsi="Times New Roman" w:cs="Times New Roman"/>
+          <w:sz w:val="24"/>
+          <w:szCs w:val="24"/>
+        </w:rPr>
+      </w:pPr>
+    </w:p>
+    <w:p>
+      <w:pPr>
+        <w:pStyle w:val="a6"/>
+        <w:rPr>
+          <w:rFonts w:ascii="Times New Roman" w:hAnsi="Times New Roman" w:cs="Times New Roman"/>
+          <w:sz w:val="24"/>
+          <w:szCs w:val="24"/>
+        </w:rPr>
+      </w:pPr>
+    </w:p>
+    <w:p>
+      <w:pPr>
+        <w:pStyle w:val="a6"/>
+        <w:rPr>
+          <w:rFonts w:ascii="Times New Roman" w:hAnsi="Times New Roman" w:cs="Times New Roman"/>
+          <w:sz w:val="24"/>
+          <w:szCs w:val="24"/>
+        </w:rPr>
+      </w:pPr>
+    </w:p>
+    <w:p>
+      <w:pPr>
+        <w:pStyle w:val="a6"/>
+        <w:rPr>
+          <w:rFonts w:ascii="Times New Roman" w:hAnsi="Times New Roman" w:cs="Times New Roman"/>
+          <w:sz w:val="24"/>
+          <w:szCs w:val="24"/>
+        </w:rPr>
+      </w:pPr>
+    </w:p>
+    <w:p>
+      <w:pPr>
+        <w:pStyle w:val="a6"/>
+        <w:rPr>
+          <w:rFonts w:ascii="Times New Roman" w:hAnsi="Times New Roman" w:cs="Times New Roman"/>
+          <w:sz w:val="24"/>
+          <w:szCs w:val="24"/>
+        </w:rPr>
+      </w:pPr>
+    </w:p>
+    <w:p>
+      <w:pPr>
+        <w:pStyle w:val="a6"/>
+        <w:rPr>
+          <w:rFonts w:ascii="Times New Roman" w:hAnsi="Times New Roman" w:cs="Times New Roman"/>
+          <w:sz w:val="24"/>
+          <w:szCs w:val="24"/>
+        </w:rPr>
+      </w:pPr>
+    </w:p>
+    <w:p>
+      <w:pPr>
+        <w:pStyle w:val="a6"/>
+        <w:rPr>
+          <w:rFonts w:ascii="Times New Roman" w:hAnsi="Times New Roman" w:cs="Times New Roman"/>
+          <w:sz w:val="24"/>
+          <w:szCs w:val="24"/>
+        </w:rPr>
+      </w:pPr>
+    </w:p>
+    <w:p>
+      <w:pPr>
+        <w:pStyle w:val="a6"/>
+        <w:rPr>
+          <w:rFonts w:ascii="Times New Roman" w:hAnsi="Times New Roman" w:cs="Times New Roman"/>
+          <w:sz w:val="24"/>
+          <w:szCs w:val="24"/>
+        </w:rPr>
+      </w:pPr>
+    </w:p>
+    <w:p>
+      <w:pPr>
+        <w:pStyle w:val="a6"/>
+        <w:rPr>
+          <w:rFonts w:ascii="Times New Roman" w:hAnsi="Times New Roman" w:cs="Times New Roman"/>
+          <w:sz w:val="24"/>
+          <w:szCs w:val="24"/>
+        </w:rPr>
+      </w:pPr>
+    </w:p>
+    <w:p>
+      <w:pPr>
+        <w:pStyle w:val="a6"/>
+        <w:rPr>
+          <w:rFonts w:ascii="Times New Roman" w:hAnsi="Times New Roman" w:cs="Times New Roman"/>
+          <w:sz w:val="24"/>
+          <w:szCs w:val="24"/>
+        </w:rPr>
+      </w:pPr>
+    </w:p>
+    <w:p>
+      <w:pPr>
+        <w:pStyle w:val="a6"/>
+        <w:rPr>
+          <w:rFonts w:ascii="Times New Roman" w:hAnsi="Times New Roman" w:cs="Times New Roman"/>
+          <w:sz w:val="24"/>
+          <w:szCs w:val="24"/>
+        </w:rPr>
+      </w:pPr>
+      <w:r>
+        <w:rPr>
+          <w:rFonts w:ascii="Times New Roman" w:hAnsi="Times New Roman" w:cs="Times New Roman"/>
+          <w:sz w:val="24"/>
+          <w:szCs w:val="24"/>
+        </w:rPr>
+        <w:lastRenderedPageBreak/>
         <w:t>67. Пункт 6</w:t>
       </w:r>
     </w:p>
     <w:p>
       <w:pPr>
-        <w:pStyle w:val="ListParagraph"/>
-        <w:rPr>
-          <w:rFonts w:ascii="Times New Roman" w:hAnsi="Times New Roman" w:cs="Times New Roman"/>
-          <w:sz w:val="24"/>
-          <w:szCs w:val="24"/>
-        </w:rPr>
-      </w:pPr>
-      <w:r>
-        <w:rPr>
-          <w:rFonts w:cs="Times New Roman" w:ascii="Times New Roman" w:hAnsi="Times New Roman"/>
+        <w:pStyle w:val="a6"/>
+        <w:rPr>
+          <w:rFonts w:ascii="Times New Roman" w:hAnsi="Times New Roman" w:cs="Times New Roman"/>
+          <w:sz w:val="24"/>
+          <w:szCs w:val="24"/>
+        </w:rPr>
+      </w:pPr>
+      <w:r>
+        <w:rPr>
+          <w:rFonts w:ascii="Times New Roman" w:hAnsi="Times New Roman" w:cs="Times New Roman"/>
+          <w:noProof/>
           <w:sz w:val="24"/>
           <w:szCs w:val="24"/>
         </w:rPr>
         <w:drawing>
-          <wp:anchor behindDoc="0" distT="0" distB="0" distL="0" distR="0" simplePos="0" locked="0" layoutInCell="0" allowOverlap="1" relativeHeight="69">
+          <wp:anchor distT="0" distB="0" distL="0" distR="0" simplePos="0" relativeHeight="69" behindDoc="0" locked="0" layoutInCell="0" allowOverlap="1" wp14:anchorId="782A41E7" wp14:editId="082F2A31">
             <wp:simplePos x="0" y="0"/>
             <wp:positionH relativeFrom="column">
               <wp:align>center</wp:align>
@@ -5155,7 +7431,7 @@
             <wp:extent cx="5344160" cy="1990725"/>
             <wp:effectExtent l="0" t="0" r="0" b="0"/>
             <wp:wrapSquare wrapText="largest"/>
-            <wp:docPr id="68" name="Image20" descr=""/>
+            <wp:docPr id="68" name="Image20"/>
             <wp:cNvGraphicFramePr>
               <a:graphicFrameLocks xmlns:a="http://schemas.openxmlformats.org/drawingml/2006/main" noChangeAspect="1"/>
             </wp:cNvGraphicFramePr>
@@ -5163,13 +7439,13 @@
               <a:graphicData uri="http://schemas.openxmlformats.org/drawingml/2006/picture">
                 <pic:pic xmlns:pic="http://schemas.openxmlformats.org/drawingml/2006/picture">
                   <pic:nvPicPr>
-                    <pic:cNvPr id="68" name="Image20" descr=""/>
+                    <pic:cNvPr id="68" name="Image20"/>
                     <pic:cNvPicPr>
                       <a:picLocks noChangeAspect="1" noChangeArrowheads="1"/>
                     </pic:cNvPicPr>
                   </pic:nvPicPr>
                   <pic:blipFill>
-                    <a:blip r:embed="rId69"/>
+                    <a:blip r:embed="rId72"/>
                     <a:stretch>
                       <a:fillRect/>
                     </a:stretch>
@@ -5192,32 +7468,140 @@
     </w:p>
     <w:p>
       <w:pPr>
-        <w:pStyle w:val="ListParagraph"/>
-        <w:rPr>
-          <w:rFonts w:ascii="Times New Roman" w:hAnsi="Times New Roman" w:cs="Times New Roman"/>
-          <w:sz w:val="24"/>
-          <w:szCs w:val="24"/>
-        </w:rPr>
-      </w:pPr>
-      <w:r>
-        <w:rPr>
-          <w:rFonts w:cs="Times New Roman" w:ascii="Times New Roman" w:hAnsi="Times New Roman"/>
-          <w:sz w:val="24"/>
-          <w:szCs w:val="24"/>
-        </w:rPr>
-        <w:t>68. Пункт 7</w:t>
-      </w:r>
-    </w:p>
-    <w:p>
-      <w:pPr>
-        <w:pStyle w:val="ListParagraph"/>
-        <w:rPr>
-          <w:lang w:val="en-US"/>
-        </w:rPr>
-      </w:pPr>
-      <w:r>
+        <w:pStyle w:val="a6"/>
+        <w:rPr>
+          <w:rFonts w:ascii="Times New Roman" w:hAnsi="Times New Roman" w:cs="Times New Roman"/>
+          <w:sz w:val="24"/>
+          <w:szCs w:val="24"/>
+        </w:rPr>
+      </w:pPr>
+    </w:p>
+    <w:p>
+      <w:pPr>
+        <w:pStyle w:val="a6"/>
+        <w:rPr>
+          <w:rFonts w:ascii="Times New Roman" w:hAnsi="Times New Roman" w:cs="Times New Roman"/>
+          <w:sz w:val="24"/>
+          <w:szCs w:val="24"/>
+        </w:rPr>
+      </w:pPr>
+    </w:p>
+    <w:p>
+      <w:pPr>
+        <w:pStyle w:val="a6"/>
+        <w:rPr>
+          <w:rFonts w:ascii="Times New Roman" w:hAnsi="Times New Roman" w:cs="Times New Roman"/>
+          <w:sz w:val="24"/>
+          <w:szCs w:val="24"/>
+        </w:rPr>
+      </w:pPr>
+    </w:p>
+    <w:p>
+      <w:pPr>
+        <w:pStyle w:val="a6"/>
+        <w:rPr>
+          <w:rFonts w:ascii="Times New Roman" w:hAnsi="Times New Roman" w:cs="Times New Roman"/>
+          <w:sz w:val="24"/>
+          <w:szCs w:val="24"/>
+        </w:rPr>
+      </w:pPr>
+    </w:p>
+    <w:p>
+      <w:pPr>
+        <w:pStyle w:val="a6"/>
+        <w:rPr>
+          <w:rFonts w:ascii="Times New Roman" w:hAnsi="Times New Roman" w:cs="Times New Roman"/>
+          <w:sz w:val="24"/>
+          <w:szCs w:val="24"/>
+        </w:rPr>
+      </w:pPr>
+    </w:p>
+    <w:p>
+      <w:pPr>
+        <w:pStyle w:val="a6"/>
+        <w:rPr>
+          <w:rFonts w:ascii="Times New Roman" w:hAnsi="Times New Roman" w:cs="Times New Roman"/>
+          <w:sz w:val="24"/>
+          <w:szCs w:val="24"/>
+        </w:rPr>
+      </w:pPr>
+    </w:p>
+    <w:p>
+      <w:pPr>
+        <w:pStyle w:val="a6"/>
+        <w:rPr>
+          <w:rFonts w:ascii="Times New Roman" w:hAnsi="Times New Roman" w:cs="Times New Roman"/>
+          <w:sz w:val="24"/>
+          <w:szCs w:val="24"/>
+        </w:rPr>
+      </w:pPr>
+    </w:p>
+    <w:p>
+      <w:pPr>
+        <w:pStyle w:val="a6"/>
+        <w:rPr>
+          <w:rFonts w:ascii="Times New Roman" w:hAnsi="Times New Roman" w:cs="Times New Roman"/>
+          <w:sz w:val="24"/>
+          <w:szCs w:val="24"/>
+        </w:rPr>
+      </w:pPr>
+    </w:p>
+    <w:p>
+      <w:pPr>
+        <w:pStyle w:val="a6"/>
+        <w:rPr>
+          <w:rFonts w:ascii="Times New Roman" w:hAnsi="Times New Roman" w:cs="Times New Roman"/>
+          <w:sz w:val="24"/>
+          <w:szCs w:val="24"/>
+        </w:rPr>
+      </w:pPr>
+    </w:p>
+    <w:p>
+      <w:pPr>
+        <w:pStyle w:val="a6"/>
+        <w:rPr>
+          <w:rFonts w:ascii="Times New Roman" w:hAnsi="Times New Roman" w:cs="Times New Roman"/>
+          <w:sz w:val="24"/>
+          <w:szCs w:val="24"/>
+        </w:rPr>
+      </w:pPr>
+    </w:p>
+    <w:p>
+      <w:pPr>
+        <w:pStyle w:val="a6"/>
+        <w:rPr>
+          <w:rFonts w:ascii="Times New Roman" w:hAnsi="Times New Roman" w:cs="Times New Roman"/>
+          <w:sz w:val="24"/>
+          <w:szCs w:val="24"/>
+        </w:rPr>
+      </w:pPr>
+      <w:r>
+        <w:rPr>
+          <w:rFonts w:ascii="Times New Roman" w:hAnsi="Times New Roman" w:cs="Times New Roman"/>
+          <w:sz w:val="24"/>
+          <w:szCs w:val="24"/>
+        </w:rPr>
+        <w:t xml:space="preserve">68. Пункт </w:t>
+      </w:r>
+      <w:r>
+        <w:rPr>
+          <w:rFonts w:ascii="Times New Roman" w:hAnsi="Times New Roman" w:cs="Times New Roman"/>
+          <w:sz w:val="24"/>
+          <w:szCs w:val="24"/>
+        </w:rPr>
+        <w:t>7</w:t>
+      </w:r>
+    </w:p>
+    <w:p>
+      <w:pPr>
+        <w:pStyle w:val="a6"/>
+      </w:pPr>
+      <w:r>
+        <w:rPr>
+          <w:noProof/>
+        </w:rPr>
         <w:drawing>
-          <wp:anchor behindDoc="0" distT="0" distB="0" distL="0" distR="0" simplePos="0" locked="0" layoutInCell="0" allowOverlap="1" relativeHeight="70">
+          <wp:anchor distT="0" distB="0" distL="0" distR="0" simplePos="0" relativeHeight="251656192" behindDoc="0" locked="0" layoutInCell="0" allowOverlap="1" wp14:anchorId="1472433D" wp14:editId="3CF473CA">
             <wp:simplePos x="0" y="0"/>
             <wp:positionH relativeFrom="column">
               <wp:align>center</wp:align>
@@ -5228,7 +7612,7 @@
             <wp:extent cx="5448935" cy="2038350"/>
             <wp:effectExtent l="0" t="0" r="0" b="0"/>
             <wp:wrapSquare wrapText="largest"/>
-            <wp:docPr id="69" name="Image21" descr=""/>
+            <wp:docPr id="69" name="Image21"/>
             <wp:cNvGraphicFramePr>
               <a:graphicFrameLocks xmlns:a="http://schemas.openxmlformats.org/drawingml/2006/main" noChangeAspect="1"/>
             </wp:cNvGraphicFramePr>
@@ -5236,13 +7620,13 @@
               <a:graphicData uri="http://schemas.openxmlformats.org/drawingml/2006/picture">
                 <pic:pic xmlns:pic="http://schemas.openxmlformats.org/drawingml/2006/picture">
                   <pic:nvPicPr>
-                    <pic:cNvPr id="69" name="Image21" descr=""/>
+                    <pic:cNvPr id="69" name="Image21"/>
                     <pic:cNvPicPr>
                       <a:picLocks noChangeAspect="1" noChangeArrowheads="1"/>
                     </pic:cNvPicPr>
                   </pic:nvPicPr>
                   <pic:blipFill>
-                    <a:blip r:embed="rId70"/>
+                    <a:blip r:embed="rId73"/>
                     <a:stretch>
                       <a:fillRect/>
                     </a:stretch>
@@ -5262,45 +7646,99 @@
           </wp:anchor>
         </w:drawing>
       </w:r>
-      <w:r>
-        <w:rPr>
-          <w:lang w:val="en-US"/>
-        </w:rPr>
+    </w:p>
+    <w:p>
+      <w:pPr>
+        <w:pStyle w:val="a6"/>
+      </w:pPr>
+    </w:p>
+    <w:p>
+      <w:pPr>
+        <w:pStyle w:val="a6"/>
+      </w:pPr>
+    </w:p>
+    <w:p>
+      <w:pPr>
+        <w:pStyle w:val="a6"/>
+      </w:pPr>
+    </w:p>
+    <w:p>
+      <w:pPr>
+        <w:pStyle w:val="a6"/>
+      </w:pPr>
+    </w:p>
+    <w:p>
+      <w:pPr>
+        <w:pStyle w:val="a6"/>
+      </w:pPr>
+    </w:p>
+    <w:p>
+      <w:pPr>
+        <w:pStyle w:val="a6"/>
+      </w:pPr>
+    </w:p>
+    <w:p>
+      <w:pPr>
+        <w:pStyle w:val="a6"/>
+      </w:pPr>
+    </w:p>
+    <w:p>
+      <w:pPr>
+        <w:pStyle w:val="a6"/>
+      </w:pPr>
+    </w:p>
+    <w:p>
+      <w:pPr>
+        <w:pStyle w:val="a6"/>
+      </w:pPr>
+    </w:p>
+    <w:p>
+      <w:pPr>
+        <w:pStyle w:val="a6"/>
+      </w:pPr>
+    </w:p>
+    <w:p>
+      <w:pPr>
+        <w:pStyle w:val="a6"/>
+      </w:pPr>
+    </w:p>
+    <w:p>
+      <w:pPr>
+        <w:pStyle w:val="a6"/>
+      </w:pPr>
+      <w:r>
         <w:t xml:space="preserve">69. </w:t>
       </w:r>
       <w:r>
-        <w:rPr>
-          <w:lang w:val="ru-RU"/>
-        </w:rPr>
         <w:t>Пуш</w:t>
       </w:r>
     </w:p>
     <w:p>
       <w:pPr>
-        <w:pStyle w:val="ListParagraph"/>
-        <w:spacing w:before="0" w:after="160"/>
-        <w:contextualSpacing/>
-        <w:rPr>
-          <w:lang w:val="ru-RU"/>
-        </w:rPr>
-      </w:pPr>
-      <w:r>
-        <w:rPr>
-          <w:lang w:val="ru-RU"/>
+        <w:pStyle w:val="a6"/>
+      </w:pPr>
+    </w:p>
+    <w:p>
+      <w:pPr>
+        <w:pStyle w:val="a6"/>
+      </w:pPr>
+      <w:r>
+        <w:rPr>
+          <w:noProof/>
         </w:rPr>
         <w:drawing>
-          <wp:anchor behindDoc="0" distT="0" distB="0" distL="0" distR="0" simplePos="0" locked="0" layoutInCell="0" allowOverlap="1" relativeHeight="71">
+          <wp:anchor distT="0" distB="0" distL="0" distR="0" simplePos="0" relativeHeight="251660288" behindDoc="0" locked="0" layoutInCell="0" allowOverlap="1" wp14:anchorId="18BE3746" wp14:editId="7462620A">
             <wp:simplePos x="0" y="0"/>
             <wp:positionH relativeFrom="column">
-              <wp:posOffset>301625</wp:posOffset>
+              <wp:posOffset>225425</wp:posOffset>
             </wp:positionH>
             <wp:positionV relativeFrom="paragraph">
-              <wp:posOffset>57785</wp:posOffset>
+              <wp:posOffset>46355</wp:posOffset>
             </wp:positionV>
             <wp:extent cx="5483225" cy="1861820"/>
             <wp:effectExtent l="0" t="0" r="0" b="0"/>
             <wp:wrapSquare wrapText="largest"/>
-            <wp:docPr id="70" name="Image22" descr=""/>
+            <wp:docPr id="70" name="Image22"/>
             <wp:cNvGraphicFramePr>
               <a:graphicFrameLocks xmlns:a="http://schemas.openxmlformats.org/drawingml/2006/main" noChangeAspect="1"/>
             </wp:cNvGraphicFramePr>
@@ -5308,13 +7746,13 @@
               <a:graphicData uri="http://schemas.openxmlformats.org/drawingml/2006/picture">
                 <pic:pic xmlns:pic="http://schemas.openxmlformats.org/drawingml/2006/picture">
                   <pic:nvPicPr>
-                    <pic:cNvPr id="70" name="Image22" descr=""/>
+                    <pic:cNvPr id="70" name="Image22"/>
                     <pic:cNvPicPr>
                       <a:picLocks noChangeAspect="1" noChangeArrowheads="1"/>
                     </pic:cNvPicPr>
                   </pic:nvPicPr>
                   <pic:blipFill>
-                    <a:blip r:embed="rId71"/>
+                    <a:blip r:embed="rId74"/>
                     <a:stretch>
                       <a:fillRect/>
                     </a:stretch>
@@ -5337,35 +7775,72 @@
     </w:p>
     <w:p>
       <w:pPr>
-        <w:pStyle w:val="ListParagraph"/>
-        <w:spacing w:before="0" w:after="160"/>
-        <w:contextualSpacing/>
-        <w:rPr>
-          <w:lang w:val="ru-RU"/>
-        </w:rPr>
-      </w:pPr>
-      <w:r>
-        <w:rPr>
-          <w:lang w:val="ru-RU"/>
-        </w:rPr>
+        <w:pStyle w:val="a6"/>
+      </w:pPr>
+    </w:p>
+    <w:p>
+      <w:pPr>
+        <w:pStyle w:val="a6"/>
+      </w:pPr>
+    </w:p>
+    <w:p>
+      <w:pPr>
+        <w:pStyle w:val="a6"/>
+      </w:pPr>
+    </w:p>
+    <w:p>
+      <w:pPr>
+        <w:pStyle w:val="a6"/>
+      </w:pPr>
+    </w:p>
+    <w:p>
+      <w:pPr>
+        <w:pStyle w:val="a6"/>
+      </w:pPr>
+    </w:p>
+    <w:p>
+      <w:pPr>
+        <w:pStyle w:val="a6"/>
+      </w:pPr>
+    </w:p>
+    <w:p>
+      <w:pPr>
+        <w:pStyle w:val="a6"/>
+      </w:pPr>
+    </w:p>
+    <w:p>
+      <w:pPr>
+        <w:pStyle w:val="a6"/>
+      </w:pPr>
+    </w:p>
+    <w:p>
+      <w:pPr>
+        <w:pStyle w:val="a6"/>
+      </w:pPr>
+    </w:p>
+    <w:p>
+      <w:pPr>
+        <w:pStyle w:val="a6"/>
+      </w:pPr>
+    </w:p>
+    <w:p>
+      <w:pPr>
+        <w:pStyle w:val="a6"/>
+      </w:pPr>
+      <w:r>
         <w:t>70. Пункт 8</w:t>
       </w:r>
     </w:p>
     <w:p>
       <w:pPr>
-        <w:pStyle w:val="ListParagraph"/>
-        <w:spacing w:before="0" w:after="160"/>
-        <w:contextualSpacing/>
-        <w:rPr>
-          <w:lang w:val="ru-RU"/>
-        </w:rPr>
-      </w:pPr>
-      <w:r>
-        <w:rPr>
-          <w:lang w:val="ru-RU"/>
+        <w:pStyle w:val="a6"/>
+      </w:pPr>
+      <w:r>
+        <w:rPr>
+          <w:noProof/>
         </w:rPr>
         <w:drawing>
-          <wp:anchor behindDoc="0" distT="0" distB="0" distL="0" distR="0" simplePos="0" locked="0" layoutInCell="0" allowOverlap="1" relativeHeight="72">
+          <wp:anchor distT="0" distB="0" distL="0" distR="0" simplePos="0" relativeHeight="72" behindDoc="0" locked="0" layoutInCell="0" allowOverlap="1" wp14:anchorId="4AEF1B16" wp14:editId="51EF0829">
             <wp:simplePos x="0" y="0"/>
             <wp:positionH relativeFrom="column">
               <wp:align>center</wp:align>
@@ -5376,7 +7851,7 @@
             <wp:extent cx="5315585" cy="1933575"/>
             <wp:effectExtent l="0" t="0" r="0" b="0"/>
             <wp:wrapSquare wrapText="largest"/>
-            <wp:docPr id="71" name="Image23" descr=""/>
+            <wp:docPr id="71" name="Image23"/>
             <wp:cNvGraphicFramePr>
               <a:graphicFrameLocks xmlns:a="http://schemas.openxmlformats.org/drawingml/2006/main" noChangeAspect="1"/>
             </wp:cNvGraphicFramePr>
@@ -5384,13 +7859,13 @@
               <a:graphicData uri="http://schemas.openxmlformats.org/drawingml/2006/picture">
                 <pic:pic xmlns:pic="http://schemas.openxmlformats.org/drawingml/2006/picture">
                   <pic:nvPicPr>
-                    <pic:cNvPr id="71" name="Image23" descr=""/>
+                    <pic:cNvPr id="71" name="Image23"/>
                     <pic:cNvPicPr>
                       <a:picLocks noChangeAspect="1" noChangeArrowheads="1"/>
                     </pic:cNvPicPr>
                   </pic:nvPicPr>
                   <pic:blipFill>
-                    <a:blip r:embed="rId72"/>
+                    <a:blip r:embed="rId75"/>
                     <a:stretch>
                       <a:fillRect/>
                     </a:stretch>
@@ -5413,35 +7888,72 @@
     </w:p>
     <w:p>
       <w:pPr>
-        <w:pStyle w:val="ListParagraph"/>
-        <w:spacing w:before="0" w:after="160"/>
-        <w:contextualSpacing/>
-        <w:rPr>
-          <w:lang w:val="ru-RU"/>
-        </w:rPr>
-      </w:pPr>
-      <w:r>
-        <w:rPr>
-          <w:lang w:val="ru-RU"/>
-        </w:rPr>
+        <w:pStyle w:val="a6"/>
+      </w:pPr>
+    </w:p>
+    <w:p>
+      <w:pPr>
+        <w:pStyle w:val="a6"/>
+      </w:pPr>
+    </w:p>
+    <w:p>
+      <w:pPr>
+        <w:pStyle w:val="a6"/>
+      </w:pPr>
+    </w:p>
+    <w:p>
+      <w:pPr>
+        <w:pStyle w:val="a6"/>
+      </w:pPr>
+    </w:p>
+    <w:p>
+      <w:pPr>
+        <w:pStyle w:val="a6"/>
+      </w:pPr>
+    </w:p>
+    <w:p>
+      <w:pPr>
+        <w:pStyle w:val="a6"/>
+      </w:pPr>
+    </w:p>
+    <w:p>
+      <w:pPr>
+        <w:pStyle w:val="a6"/>
+      </w:pPr>
+    </w:p>
+    <w:p>
+      <w:pPr>
+        <w:pStyle w:val="a6"/>
+      </w:pPr>
+    </w:p>
+    <w:p>
+      <w:pPr>
+        <w:pStyle w:val="a6"/>
+      </w:pPr>
+    </w:p>
+    <w:p>
+      <w:pPr>
+        <w:pStyle w:val="a6"/>
+      </w:pPr>
+    </w:p>
+    <w:p>
+      <w:pPr>
+        <w:pStyle w:val="a6"/>
+      </w:pPr>
+      <w:r>
         <w:t>71. Пункт 9</w:t>
       </w:r>
     </w:p>
     <w:p>
       <w:pPr>
-        <w:pStyle w:val="ListParagraph"/>
-        <w:spacing w:before="0" w:after="160"/>
-        <w:contextualSpacing/>
-        <w:rPr>
-          <w:lang w:val="ru-RU"/>
-        </w:rPr>
-      </w:pPr>
-      <w:r>
-        <w:rPr>
-          <w:lang w:val="ru-RU"/>
+        <w:pStyle w:val="a6"/>
+      </w:pPr>
+      <w:r>
+        <w:rPr>
+          <w:noProof/>
         </w:rPr>
         <w:drawing>
-          <wp:anchor behindDoc="0" distT="0" distB="0" distL="0" distR="0" simplePos="0" locked="0" layoutInCell="0" allowOverlap="1" relativeHeight="73">
+          <wp:anchor distT="0" distB="0" distL="0" distR="0" simplePos="0" relativeHeight="73" behindDoc="0" locked="0" layoutInCell="0" allowOverlap="1" wp14:anchorId="5A18FFAF" wp14:editId="0C15C0E8">
             <wp:simplePos x="0" y="0"/>
             <wp:positionH relativeFrom="column">
               <wp:align>center</wp:align>
@@ -5452,7 +7964,7 @@
             <wp:extent cx="5391785" cy="1924050"/>
             <wp:effectExtent l="0" t="0" r="0" b="0"/>
             <wp:wrapSquare wrapText="largest"/>
-            <wp:docPr id="72" name="Image24" descr=""/>
+            <wp:docPr id="72" name="Image24"/>
             <wp:cNvGraphicFramePr>
               <a:graphicFrameLocks xmlns:a="http://schemas.openxmlformats.org/drawingml/2006/main" noChangeAspect="1"/>
             </wp:cNvGraphicFramePr>
@@ -5460,13 +7972,13 @@
               <a:graphicData uri="http://schemas.openxmlformats.org/drawingml/2006/picture">
                 <pic:pic xmlns:pic="http://schemas.openxmlformats.org/drawingml/2006/picture">
                   <pic:nvPicPr>
-                    <pic:cNvPr id="72" name="Image24" descr=""/>
+                    <pic:cNvPr id="72" name="Image24"/>
                     <pic:cNvPicPr>
                       <a:picLocks noChangeAspect="1" noChangeArrowheads="1"/>
                     </pic:cNvPicPr>
                   </pic:nvPicPr>
                   <pic:blipFill>
-                    <a:blip r:embed="rId73"/>
+                    <a:blip r:embed="rId76"/>
                     <a:stretch>
                       <a:fillRect/>
                     </a:stretch>
@@ -5489,35 +8001,77 @@
     </w:p>
     <w:p>
       <w:pPr>
-        <w:pStyle w:val="ListParagraph"/>
-        <w:spacing w:before="0" w:after="160"/>
-        <w:contextualSpacing/>
-        <w:rPr>
-          <w:lang w:val="ru-RU"/>
-        </w:rPr>
-      </w:pPr>
-      <w:r>
-        <w:rPr>
-          <w:lang w:val="ru-RU"/>
-        </w:rPr>
+        <w:pStyle w:val="a6"/>
+      </w:pPr>
+    </w:p>
+    <w:p>
+      <w:pPr>
+        <w:pStyle w:val="a6"/>
+      </w:pPr>
+    </w:p>
+    <w:p>
+      <w:pPr>
+        <w:pStyle w:val="a6"/>
+      </w:pPr>
+    </w:p>
+    <w:p>
+      <w:pPr>
+        <w:pStyle w:val="a6"/>
+      </w:pPr>
+    </w:p>
+    <w:p>
+      <w:pPr>
+        <w:pStyle w:val="a6"/>
+      </w:pPr>
+    </w:p>
+    <w:p>
+      <w:pPr>
+        <w:pStyle w:val="a6"/>
+      </w:pPr>
+    </w:p>
+    <w:p>
+      <w:pPr>
+        <w:pStyle w:val="a6"/>
+      </w:pPr>
+    </w:p>
+    <w:p>
+      <w:pPr>
+        <w:pStyle w:val="a6"/>
+      </w:pPr>
+    </w:p>
+    <w:p>
+      <w:pPr>
+        <w:pStyle w:val="a6"/>
+      </w:pPr>
+    </w:p>
+    <w:p>
+      <w:pPr>
+        <w:pStyle w:val="a6"/>
+      </w:pPr>
+    </w:p>
+    <w:p>
+      <w:pPr>
+        <w:pStyle w:val="a6"/>
+      </w:pPr>
+    </w:p>
+    <w:p>
+      <w:pPr>
+        <w:pStyle w:val="a6"/>
+      </w:pPr>
+      <w:r>
         <w:t>72. Пуш</w:t>
       </w:r>
     </w:p>
     <w:p>
       <w:pPr>
-        <w:pStyle w:val="ListParagraph"/>
-        <w:spacing w:before="0" w:after="160"/>
-        <w:contextualSpacing/>
-        <w:rPr>
-          <w:lang w:val="ru-RU"/>
-        </w:rPr>
-      </w:pPr>
-      <w:r>
-        <w:rPr>
-          <w:lang w:val="ru-RU"/>
+        <w:pStyle w:val="a6"/>
+      </w:pPr>
+      <w:r>
+        <w:rPr>
+          <w:noProof/>
         </w:rPr>
         <w:drawing>
-          <wp:anchor behindDoc="0" distT="0" distB="0" distL="0" distR="0" simplePos="0" locked="0" layoutInCell="0" allowOverlap="1" relativeHeight="74">
+          <wp:anchor distT="0" distB="0" distL="0" distR="0" simplePos="0" relativeHeight="251655168" behindDoc="0" locked="0" layoutInCell="0" allowOverlap="1" wp14:anchorId="39964013" wp14:editId="5424F0CB">
             <wp:simplePos x="0" y="0"/>
             <wp:positionH relativeFrom="column">
               <wp:align>center</wp:align>
@@ -5528,7 +8082,7 @@
             <wp:extent cx="5483225" cy="1979930"/>
             <wp:effectExtent l="0" t="0" r="0" b="0"/>
             <wp:wrapSquare wrapText="largest"/>
-            <wp:docPr id="73" name="Image25" descr=""/>
+            <wp:docPr id="73" name="Image25"/>
             <wp:cNvGraphicFramePr>
               <a:graphicFrameLocks xmlns:a="http://schemas.openxmlformats.org/drawingml/2006/main" noChangeAspect="1"/>
             </wp:cNvGraphicFramePr>
@@ -5536,13 +8090,13 @@
               <a:graphicData uri="http://schemas.openxmlformats.org/drawingml/2006/picture">
                 <pic:pic xmlns:pic="http://schemas.openxmlformats.org/drawingml/2006/picture">
                   <pic:nvPicPr>
-                    <pic:cNvPr id="73" name="Image25" descr=""/>
+                    <pic:cNvPr id="73" name="Image25"/>
                     <pic:cNvPicPr>
                       <a:picLocks noChangeAspect="1" noChangeArrowheads="1"/>
                     </pic:cNvPicPr>
                   </pic:nvPicPr>
                   <pic:blipFill>
-                    <a:blip r:embed="rId74"/>
+                    <a:blip r:embed="rId77"/>
                     <a:stretch>
                       <a:fillRect/>
                     </a:stretch>
@@ -5563,141 +8117,267 @@
         </w:drawing>
       </w:r>
     </w:p>
+    <w:p/>
+    <w:p/>
+    <w:p/>
+    <w:p/>
+    <w:p/>
+    <w:p/>
+    <w:p/>
+    <w:p>
+      <w:pPr>
+        <w:tabs>
+          <w:tab w:val="left" w:pos="1980"/>
+        </w:tabs>
+      </w:pPr>
+      <w:r>
+        <w:t xml:space="preserve">73. </w:t>
+      </w:r>
+      <w:r>
+        <w:rPr>
+          <w:lang w:val="en-US"/>
+        </w:rPr>
+        <w:t xml:space="preserve">Project </w:t>
+      </w:r>
+      <w:r>
+        <w:t>1 задание</w:t>
+      </w:r>
+    </w:p>
+    <w:p>
+      <w:pPr>
+        <w:tabs>
+          <w:tab w:val="left" w:pos="1980"/>
+        </w:tabs>
+      </w:pPr>
+      <w:r>
+        <w:t xml:space="preserve"> </w:t>
+      </w:r>
+      <w:r>
+        <w:drawing>
+          <wp:inline distT="0" distB="0" distL="0" distR="0" wp14:anchorId="16194933" wp14:editId="720D3989">
+            <wp:extent cx="5940425" cy="3440430"/>
+            <wp:effectExtent l="0" t="0" r="0" b="0"/>
+            <wp:docPr id="74" name="Рисунок 74"/>
+            <wp:cNvGraphicFramePr>
+              <a:graphicFrameLocks xmlns:a="http://schemas.openxmlformats.org/drawingml/2006/main" noChangeAspect="1"/>
+            </wp:cNvGraphicFramePr>
+            <a:graphic xmlns:a="http://schemas.openxmlformats.org/drawingml/2006/main">
+              <a:graphicData uri="http://schemas.openxmlformats.org/drawingml/2006/picture">
+                <pic:pic xmlns:pic="http://schemas.openxmlformats.org/drawingml/2006/picture">
+                  <pic:nvPicPr>
+                    <pic:cNvPr id="1" name=""/>
+                    <pic:cNvPicPr/>
+                  </pic:nvPicPr>
+                  <pic:blipFill>
+                    <a:blip r:embed="rId78"/>
+                    <a:stretch>
+                      <a:fillRect/>
+                    </a:stretch>
+                  </pic:blipFill>
+                  <pic:spPr>
+                    <a:xfrm>
+                      <a:off x="0" y="0"/>
+                      <a:ext cx="5940425" cy="3440430"/>
+                    </a:xfrm>
+                    <a:prstGeom prst="rect">
+                      <a:avLst/>
+                    </a:prstGeom>
+                  </pic:spPr>
+                </pic:pic>
+              </a:graphicData>
+            </a:graphic>
+          </wp:inline>
+        </w:drawing>
+      </w:r>
+    </w:p>
+    <w:p>
+      <w:pPr>
+        <w:tabs>
+          <w:tab w:val="left" w:pos="1980"/>
+        </w:tabs>
+      </w:pPr>
+    </w:p>
+    <w:p>
+      <w:pPr>
+        <w:tabs>
+          <w:tab w:val="left" w:pos="1980"/>
+        </w:tabs>
+      </w:pPr>
+      <w:r>
+        <w:lastRenderedPageBreak/>
+        <w:drawing>
+          <wp:inline distT="0" distB="0" distL="0" distR="0" wp14:anchorId="67FB653D" wp14:editId="6E25ABD3">
+            <wp:extent cx="5940425" cy="3309620"/>
+            <wp:effectExtent l="0" t="0" r="0" b="0"/>
+            <wp:docPr id="75" name="Рисунок 75"/>
+            <wp:cNvGraphicFramePr>
+              <a:graphicFrameLocks xmlns:a="http://schemas.openxmlformats.org/drawingml/2006/main" noChangeAspect="1"/>
+            </wp:cNvGraphicFramePr>
+            <a:graphic xmlns:a="http://schemas.openxmlformats.org/drawingml/2006/main">
+              <a:graphicData uri="http://schemas.openxmlformats.org/drawingml/2006/picture">
+                <pic:pic xmlns:pic="http://schemas.openxmlformats.org/drawingml/2006/picture">
+                  <pic:nvPicPr>
+                    <pic:cNvPr id="1" name=""/>
+                    <pic:cNvPicPr/>
+                  </pic:nvPicPr>
+                  <pic:blipFill>
+                    <a:blip r:embed="rId79"/>
+                    <a:stretch>
+                      <a:fillRect/>
+                    </a:stretch>
+                  </pic:blipFill>
+                  <pic:spPr>
+                    <a:xfrm>
+                      <a:off x="0" y="0"/>
+                      <a:ext cx="5940425" cy="3309620"/>
+                    </a:xfrm>
+                    <a:prstGeom prst="rect">
+                      <a:avLst/>
+                    </a:prstGeom>
+                  </pic:spPr>
+                </pic:pic>
+              </a:graphicData>
+            </a:graphic>
+          </wp:inline>
+        </w:drawing>
+      </w:r>
+    </w:p>
+    <w:p/>
+    <w:p>
+      <w:pPr>
+        <w:tabs>
+          <w:tab w:val="left" w:pos="1320"/>
+        </w:tabs>
+      </w:pPr>
+      <w:r>
+        <w:t xml:space="preserve">74. </w:t>
+      </w:r>
+      <w:r>
+        <w:rPr>
+          <w:lang w:val="en-US"/>
+        </w:rPr>
+        <w:t xml:space="preserve">Project </w:t>
+      </w:r>
+      <w:r>
+        <w:t>задание 2</w:t>
+      </w:r>
+    </w:p>
+    <w:p>
+      <w:pPr>
+        <w:tabs>
+          <w:tab w:val="left" w:pos="1320"/>
+        </w:tabs>
+      </w:pPr>
+      <w:r>
+        <w:drawing>
+          <wp:inline distT="0" distB="0" distL="0" distR="0" wp14:anchorId="110CDE33" wp14:editId="186E7342">
+            <wp:extent cx="5940425" cy="3665855"/>
+            <wp:effectExtent l="0" t="0" r="0" b="0"/>
+            <wp:docPr id="76" name="Рисунок 76"/>
+            <wp:cNvGraphicFramePr>
+              <a:graphicFrameLocks xmlns:a="http://schemas.openxmlformats.org/drawingml/2006/main" noChangeAspect="1"/>
+            </wp:cNvGraphicFramePr>
+            <a:graphic xmlns:a="http://schemas.openxmlformats.org/drawingml/2006/main">
+              <a:graphicData uri="http://schemas.openxmlformats.org/drawingml/2006/picture">
+                <pic:pic xmlns:pic="http://schemas.openxmlformats.org/drawingml/2006/picture">
+                  <pic:nvPicPr>
+                    <pic:cNvPr id="1" name=""/>
+                    <pic:cNvPicPr/>
+                  </pic:nvPicPr>
+                  <pic:blipFill>
+                    <a:blip r:embed="rId80"/>
+                    <a:stretch>
+                      <a:fillRect/>
+                    </a:stretch>
+                  </pic:blipFill>
+                  <pic:spPr>
+                    <a:xfrm>
+                      <a:off x="0" y="0"/>
+                      <a:ext cx="5940425" cy="3665855"/>
+                    </a:xfrm>
+                    <a:prstGeom prst="rect">
+                      <a:avLst/>
+                    </a:prstGeom>
+                  </pic:spPr>
+                </pic:pic>
+              </a:graphicData>
+            </a:graphic>
+          </wp:inline>
+        </w:drawing>
+      </w:r>
+    </w:p>
+    <w:p>
+      <w:pPr>
+        <w:tabs>
+          <w:tab w:val="left" w:pos="1320"/>
+        </w:tabs>
+      </w:pPr>
+      <w:r>
+        <w:t>75. Пуш</w:t>
+      </w:r>
+    </w:p>
+    <w:p>
+      <w:pPr>
+        <w:tabs>
+          <w:tab w:val="left" w:pos="1320"/>
+        </w:tabs>
+      </w:pPr>
+      <w:r>
+        <w:lastRenderedPageBreak/>
+        <w:drawing>
+          <wp:inline distT="0" distB="0" distL="0" distR="0" wp14:anchorId="18C51905" wp14:editId="3E567D1D">
+            <wp:extent cx="5940425" cy="2339340"/>
+            <wp:effectExtent l="0" t="0" r="0" b="0"/>
+            <wp:docPr id="77" name="Рисунок 77"/>
+            <wp:cNvGraphicFramePr>
+              <a:graphicFrameLocks xmlns:a="http://schemas.openxmlformats.org/drawingml/2006/main" noChangeAspect="1"/>
+            </wp:cNvGraphicFramePr>
+            <a:graphic xmlns:a="http://schemas.openxmlformats.org/drawingml/2006/main">
+              <a:graphicData uri="http://schemas.openxmlformats.org/drawingml/2006/picture">
+                <pic:pic xmlns:pic="http://schemas.openxmlformats.org/drawingml/2006/picture">
+                  <pic:nvPicPr>
+                    <pic:cNvPr id="1" name=""/>
+                    <pic:cNvPicPr/>
+                  </pic:nvPicPr>
+                  <pic:blipFill>
+                    <a:blip r:embed="rId81"/>
+                    <a:stretch>
+                      <a:fillRect/>
+                    </a:stretch>
+                  </pic:blipFill>
+                  <pic:spPr>
+                    <a:xfrm>
+                      <a:off x="0" y="0"/>
+                      <a:ext cx="5940425" cy="2339340"/>
+                    </a:xfrm>
+                    <a:prstGeom prst="rect">
+                      <a:avLst/>
+                    </a:prstGeom>
+                  </pic:spPr>
+                </pic:pic>
+              </a:graphicData>
+            </a:graphic>
+          </wp:inline>
+        </w:drawing>
+      </w:r>
+    </w:p>
     <w:sectPr>
-      <w:type w:val="nextPage"/>
       <w:pgSz w:w="11906" w:h="16838"/>
-      <w:pgMar w:left="1701" w:right="850" w:gutter="0" w:header="0" w:top="1134" w:footer="0" w:bottom="1134"/>
-      <w:pgNumType w:fmt="decimal"/>
-      <w:formProt w:val="false"/>
-      <w:textDirection w:val="lrTb"/>
-      <w:docGrid w:type="default" w:linePitch="360" w:charSpace="4096"/>
+      <w:pgMar w:top="1134" w:right="850" w:bottom="1134" w:left="1701" w:header="0" w:footer="0" w:gutter="0"/>
+      <w:cols w:space="720"/>
+      <w:formProt w:val="0"/>
+      <w:docGrid w:linePitch="360" w:charSpace="4096"/>
     </w:sectPr>
   </w:body>
 </w:document>
 </file>
 
 <file path=word/numbering.xml><?xml version="1.0" encoding="utf-8"?>
-<w:numbering xmlns:w="http://schemas.openxmlformats.org/wordprocessingml/2006/main" xmlns:o="urn:schemas-microsoft-com:office:office" xmlns:r="http://schemas.openxmlformats.org/officeDocument/2006/relationships" xmlns:v="urn:schemas-microsoft-com:vml" xmlns:mc="http://schemas.openxmlformats.org/markup-compatibility/2006" xmlns:w14="http://schemas.microsoft.com/office/word/2010/wordml" mc:Ignorable="w14">
-  <w:abstractNum w:abstractNumId="1">
-    <w:lvl w:ilvl="0">
-      <w:start w:val="1"/>
-      <w:numFmt w:val="decimal"/>
-      <w:lvlText w:val="%1."/>
-      <w:lvlJc w:val="left"/>
-      <w:pPr>
-        <w:tabs>
-          <w:tab w:val="num" w:pos="0"/>
-        </w:tabs>
-        <w:ind w:left="720" w:hanging="360"/>
-      </w:pPr>
-      <w:rPr/>
-    </w:lvl>
-    <w:lvl w:ilvl="1">
-      <w:start w:val="1"/>
-      <w:numFmt w:val="lowerLetter"/>
-      <w:lvlText w:val="%2."/>
-      <w:lvlJc w:val="left"/>
-      <w:pPr>
-        <w:tabs>
-          <w:tab w:val="num" w:pos="0"/>
-        </w:tabs>
-        <w:ind w:left="1440" w:hanging="360"/>
-      </w:pPr>
-      <w:rPr/>
-    </w:lvl>
-    <w:lvl w:ilvl="2">
-      <w:start w:val="1"/>
-      <w:numFmt w:val="lowerRoman"/>
-      <w:lvlText w:val="%3."/>
-      <w:lvlJc w:val="right"/>
-      <w:pPr>
-        <w:tabs>
-          <w:tab w:val="num" w:pos="0"/>
-        </w:tabs>
-        <w:ind w:left="2160" w:hanging="180"/>
-      </w:pPr>
-      <w:rPr/>
-    </w:lvl>
-    <w:lvl w:ilvl="3">
-      <w:start w:val="1"/>
-      <w:numFmt w:val="decimal"/>
-      <w:lvlText w:val="%4."/>
-      <w:lvlJc w:val="left"/>
-      <w:pPr>
-        <w:tabs>
-          <w:tab w:val="num" w:pos="0"/>
-        </w:tabs>
-        <w:ind w:left="2880" w:hanging="360"/>
-      </w:pPr>
-      <w:rPr/>
-    </w:lvl>
-    <w:lvl w:ilvl="4">
-      <w:start w:val="1"/>
-      <w:numFmt w:val="lowerLetter"/>
-      <w:lvlText w:val="%5."/>
-      <w:lvlJc w:val="left"/>
-      <w:pPr>
-        <w:tabs>
-          <w:tab w:val="num" w:pos="0"/>
-        </w:tabs>
-        <w:ind w:left="3600" w:hanging="360"/>
-      </w:pPr>
-      <w:rPr/>
-    </w:lvl>
-    <w:lvl w:ilvl="5">
-      <w:start w:val="1"/>
-      <w:numFmt w:val="lowerRoman"/>
-      <w:lvlText w:val="%6."/>
-      <w:lvlJc w:val="right"/>
-      <w:pPr>
-        <w:tabs>
-          <w:tab w:val="num" w:pos="0"/>
-        </w:tabs>
-        <w:ind w:left="4320" w:hanging="180"/>
-      </w:pPr>
-      <w:rPr/>
-    </w:lvl>
-    <w:lvl w:ilvl="6">
-      <w:start w:val="1"/>
-      <w:numFmt w:val="decimal"/>
-      <w:lvlText w:val="%7."/>
-      <w:lvlJc w:val="left"/>
-      <w:pPr>
-        <w:tabs>
-          <w:tab w:val="num" w:pos="0"/>
-        </w:tabs>
-        <w:ind w:left="5040" w:hanging="360"/>
-      </w:pPr>
-      <w:rPr/>
-    </w:lvl>
-    <w:lvl w:ilvl="7">
-      <w:start w:val="1"/>
-      <w:numFmt w:val="lowerLetter"/>
-      <w:lvlText w:val="%8."/>
-      <w:lvlJc w:val="left"/>
-      <w:pPr>
-        <w:tabs>
-          <w:tab w:val="num" w:pos="0"/>
-        </w:tabs>
-        <w:ind w:left="5760" w:hanging="360"/>
-      </w:pPr>
-      <w:rPr/>
-    </w:lvl>
-    <w:lvl w:ilvl="8">
-      <w:start w:val="1"/>
-      <w:numFmt w:val="lowerRoman"/>
-      <w:lvlText w:val="%9."/>
-      <w:lvlJc w:val="right"/>
-      <w:pPr>
-        <w:tabs>
-          <w:tab w:val="num" w:pos="0"/>
-        </w:tabs>
-        <w:ind w:left="6480" w:hanging="180"/>
-      </w:pPr>
-      <w:rPr/>
-    </w:lvl>
-  </w:abstractNum>
-  <w:abstractNum w:abstractNumId="2">
+<w:numbering xmlns:wpc="http://schemas.microsoft.com/office/word/2010/wordprocessingCanvas" xmlns:cx="http://schemas.microsoft.com/office/drawing/2014/chartex" xmlns:cx1="http://schemas.microsoft.com/office/drawing/2015/9/8/chartex" xmlns:cx2="http://schemas.microsoft.com/office/drawing/2015/10/21/chartex" xmlns:cx3="http://schemas.microsoft.com/office/drawing/2016/5/9/chartex" xmlns:cx4="http://schemas.microsoft.com/office/drawing/2016/5/10/chartex" xmlns:cx5="http://schemas.microsoft.com/office/drawing/2016/5/11/chartex" xmlns:cx6="http://schemas.microsoft.com/office/drawing/2016/5/12/chartex" xmlns:cx7="http://schemas.microsoft.com/office/drawing/2016/5/13/chartex" xmlns:cx8="http://schemas.microsoft.com/office/drawing/2016/5/14/chartex" xmlns:mc="http://schemas.openxmlformats.org/markup-compatibility/2006" xmlns:aink="http://schemas.microsoft.com/office/drawing/2016/ink" xmlns:am3d="http://schemas.microsoft.com/office/drawing/2017/model3d" xmlns:o="urn:schemas-microsoft-com:office:office" xmlns:r="http://schemas.openxmlformats.org/officeDocument/2006/relationships" xmlns:m="http://schemas.openxmlformats.org/officeDocument/2006/math" xmlns:v="urn:schemas-microsoft-com:vml" xmlns:wp14="http://schemas.microsoft.com/office/word/2010/wordprocessingDrawing" xmlns:wp="http://schemas.openxmlformats.org/drawingml/2006/wordprocessingDrawing" xmlns:w10="urn:schemas-microsoft-com:office:word" xmlns:w="http://schemas.openxmlformats.org/wordprocessingml/2006/main" xmlns:w14="http://schemas.microsoft.com/office/word/2010/wordml" xmlns:w15="http://schemas.microsoft.com/office/word/2012/wordml" xmlns:w16cex="http://schemas.microsoft.com/office/word/2018/wordml/cex" xmlns:w16cid="http://schemas.microsoft.com/office/word/2016/wordml/cid" xmlns:w16="http://schemas.microsoft.com/office/word/2018/wordml" xmlns:w16sdtdh="http://schemas.microsoft.com/office/word/2020/wordml/sdtdatahash" xmlns:w16se="http://schemas.microsoft.com/office/word/2015/wordml/symex" xmlns:wpg="http://schemas.microsoft.com/office/word/2010/wordprocessingGroup" xmlns:wpi="http://schemas.microsoft.com/office/word/2010/wordprocessingInk" xmlns:wne="http://schemas.microsoft.com/office/word/2006/wordml" xmlns:wps="http://schemas.microsoft.com/office/word/2010/wordprocessingShape" mc:Ignorable="w14 w15 w16se w16cid w16 w16cex w16sdtdh wp14">
+  <w:abstractNum w:abstractNumId="0" w15:restartNumberingAfterBreak="0">
+    <w:nsid w:val="1CA52444"/>
+    <w:multiLevelType w:val="multilevel"/>
+    <w:tmpl w:val="0686AAD8"/>
     <w:lvl w:ilvl="0">
       <w:start w:val="1"/>
       <w:numFmt w:val="none"/>
@@ -5708,7 +8388,7 @@
         <w:tabs>
           <w:tab w:val="num" w:pos="0"/>
         </w:tabs>
-        <w:ind w:left="0" w:hanging="0"/>
+        <w:ind w:left="0" w:firstLine="0"/>
       </w:pPr>
     </w:lvl>
     <w:lvl w:ilvl="1">
@@ -5721,7 +8401,7 @@
         <w:tabs>
           <w:tab w:val="num" w:pos="0"/>
         </w:tabs>
-        <w:ind w:left="0" w:hanging="0"/>
+        <w:ind w:left="0" w:firstLine="0"/>
       </w:pPr>
     </w:lvl>
     <w:lvl w:ilvl="2">
@@ -5734,7 +8414,7 @@
         <w:tabs>
           <w:tab w:val="num" w:pos="0"/>
         </w:tabs>
-        <w:ind w:left="0" w:hanging="0"/>
+        <w:ind w:left="0" w:firstLine="0"/>
       </w:pPr>
     </w:lvl>
     <w:lvl w:ilvl="3">
@@ -5747,7 +8427,7 @@
         <w:tabs>
           <w:tab w:val="num" w:pos="0"/>
         </w:tabs>
-        <w:ind w:left="0" w:hanging="0"/>
+        <w:ind w:left="0" w:firstLine="0"/>
       </w:pPr>
     </w:lvl>
     <w:lvl w:ilvl="4">
@@ -5760,7 +8440,7 @@
         <w:tabs>
           <w:tab w:val="num" w:pos="0"/>
         </w:tabs>
-        <w:ind w:left="0" w:hanging="0"/>
+        <w:ind w:left="0" w:firstLine="0"/>
       </w:pPr>
     </w:lvl>
     <w:lvl w:ilvl="5">
@@ -5773,7 +8453,7 @@
         <w:tabs>
           <w:tab w:val="num" w:pos="0"/>
         </w:tabs>
-        <w:ind w:left="0" w:hanging="0"/>
+        <w:ind w:left="0" w:firstLine="0"/>
       </w:pPr>
     </w:lvl>
     <w:lvl w:ilvl="6">
@@ -5786,7 +8466,7 @@
         <w:tabs>
           <w:tab w:val="num" w:pos="0"/>
         </w:tabs>
-        <w:ind w:left="0" w:hanging="0"/>
+        <w:ind w:left="0" w:firstLine="0"/>
       </w:pPr>
     </w:lvl>
     <w:lvl w:ilvl="7">
@@ -5799,7 +8479,7 @@
         <w:tabs>
           <w:tab w:val="num" w:pos="0"/>
         </w:tabs>
-        <w:ind w:left="0" w:hanging="0"/>
+        <w:ind w:left="0" w:firstLine="0"/>
       </w:pPr>
     </w:lvl>
     <w:lvl w:ilvl="8">
@@ -5812,7 +8492,120 @@
         <w:tabs>
           <w:tab w:val="num" w:pos="0"/>
         </w:tabs>
-        <w:ind w:left="0" w:hanging="0"/>
+        <w:ind w:left="0" w:firstLine="0"/>
+      </w:pPr>
+    </w:lvl>
+  </w:abstractNum>
+  <w:abstractNum w:abstractNumId="1" w15:restartNumberingAfterBreak="0">
+    <w:nsid w:val="73293526"/>
+    <w:multiLevelType w:val="multilevel"/>
+    <w:tmpl w:val="4F60729C"/>
+    <w:lvl w:ilvl="0">
+      <w:start w:val="1"/>
+      <w:numFmt w:val="decimal"/>
+      <w:lvlText w:val="%1."/>
+      <w:lvlJc w:val="left"/>
+      <w:pPr>
+        <w:tabs>
+          <w:tab w:val="num" w:pos="0"/>
+        </w:tabs>
+        <w:ind w:left="720" w:hanging="360"/>
+      </w:pPr>
+    </w:lvl>
+    <w:lvl w:ilvl="1">
+      <w:start w:val="1"/>
+      <w:numFmt w:val="lowerLetter"/>
+      <w:lvlText w:val="%2."/>
+      <w:lvlJc w:val="left"/>
+      <w:pPr>
+        <w:tabs>
+          <w:tab w:val="num" w:pos="0"/>
+        </w:tabs>
+        <w:ind w:left="1440" w:hanging="360"/>
+      </w:pPr>
+    </w:lvl>
+    <w:lvl w:ilvl="2">
+      <w:start w:val="1"/>
+      <w:numFmt w:val="lowerRoman"/>
+      <w:lvlText w:val="%3."/>
+      <w:lvlJc w:val="right"/>
+      <w:pPr>
+        <w:tabs>
+          <w:tab w:val="num" w:pos="0"/>
+        </w:tabs>
+        <w:ind w:left="2160" w:hanging="180"/>
+      </w:pPr>
+    </w:lvl>
+    <w:lvl w:ilvl="3">
+      <w:start w:val="1"/>
+      <w:numFmt w:val="decimal"/>
+      <w:lvlText w:val="%4."/>
+      <w:lvlJc w:val="left"/>
+      <w:pPr>
+        <w:tabs>
+          <w:tab w:val="num" w:pos="0"/>
+        </w:tabs>
+        <w:ind w:left="2880" w:hanging="360"/>
+      </w:pPr>
+    </w:lvl>
+    <w:lvl w:ilvl="4">
+      <w:start w:val="1"/>
+      <w:numFmt w:val="lowerLetter"/>
+      <w:lvlText w:val="%5."/>
+      <w:lvlJc w:val="left"/>
+      <w:pPr>
+        <w:tabs>
+          <w:tab w:val="num" w:pos="0"/>
+        </w:tabs>
+        <w:ind w:left="3600" w:hanging="360"/>
+      </w:pPr>
+    </w:lvl>
+    <w:lvl w:ilvl="5">
+      <w:start w:val="1"/>
+      <w:numFmt w:val="lowerRoman"/>
+      <w:lvlText w:val="%6."/>
+      <w:lvlJc w:val="right"/>
+      <w:pPr>
+        <w:tabs>
+          <w:tab w:val="num" w:pos="0"/>
+        </w:tabs>
+        <w:ind w:left="4320" w:hanging="180"/>
+      </w:pPr>
+    </w:lvl>
+    <w:lvl w:ilvl="6">
+      <w:start w:val="1"/>
+      <w:numFmt w:val="decimal"/>
+      <w:lvlText w:val="%7."/>
+      <w:lvlJc w:val="left"/>
+      <w:pPr>
+        <w:tabs>
+          <w:tab w:val="num" w:pos="0"/>
+        </w:tabs>
+        <w:ind w:left="5040" w:hanging="360"/>
+      </w:pPr>
+    </w:lvl>
+    <w:lvl w:ilvl="7">
+      <w:start w:val="1"/>
+      <w:numFmt w:val="lowerLetter"/>
+      <w:lvlText w:val="%8."/>
+      <w:lvlJc w:val="left"/>
+      <w:pPr>
+        <w:tabs>
+          <w:tab w:val="num" w:pos="0"/>
+        </w:tabs>
+        <w:ind w:left="5760" w:hanging="360"/>
+      </w:pPr>
+    </w:lvl>
+    <w:lvl w:ilvl="8">
+      <w:start w:val="1"/>
+      <w:numFmt w:val="lowerRoman"/>
+      <w:lvlText w:val="%9."/>
+      <w:lvlJc w:val="right"/>
+      <w:pPr>
+        <w:tabs>
+          <w:tab w:val="num" w:pos="0"/>
+        </w:tabs>
+        <w:ind w:left="6480" w:hanging="180"/>
       </w:pPr>
     </w:lvl>
   </w:abstractNum>
@@ -5820,17 +8613,17 @@
     <w:abstractNumId w:val="1"/>
   </w:num>
   <w:num w:numId="2">
-    <w:abstractNumId w:val="2"/>
+    <w:abstractNumId w:val="0"/>
   </w:num>
 </w:numbering>
 </file>
 
 <file path=word/styles.xml><?xml version="1.0" encoding="utf-8"?>
-<w:styles xmlns:w="http://schemas.openxmlformats.org/wordprocessingml/2006/main" xmlns:w14="http://schemas.microsoft.com/office/word/2010/wordml" xmlns:mc="http://schemas.openxmlformats.org/markup-compatibility/2006" mc:Ignorable="w14">
+<w:styles xmlns:mc="http://schemas.openxmlformats.org/markup-compatibility/2006" xmlns:r="http://schemas.openxmlformats.org/officeDocument/2006/relationships" xmlns:w="http://schemas.openxmlformats.org/wordprocessingml/2006/main" xmlns:w14="http://schemas.microsoft.com/office/word/2010/wordml" xmlns:w15="http://schemas.microsoft.com/office/word/2012/wordml" xmlns:w16cex="http://schemas.microsoft.com/office/word/2018/wordml/cex" xmlns:w16cid="http://schemas.microsoft.com/office/word/2016/wordml/cid" xmlns:w16="http://schemas.microsoft.com/office/word/2018/wordml" xmlns:w16sdtdh="http://schemas.microsoft.com/office/word/2020/wordml/sdtdatahash" xmlns:w16se="http://schemas.microsoft.com/office/word/2015/wordml/symex" mc:Ignorable="w14 w15 w16se w16cid w16 w16cex w16sdtdh">
   <w:docDefaults>
     <w:rPrDefault>
       <w:rPr>
-        <w:rFonts w:ascii="Calibri" w:hAnsi="Calibri" w:eastAsia="Calibri" w:cs="" w:asciiTheme="minorHAnsi" w:cstheme="minorBidi" w:eastAsiaTheme="minorHAnsi" w:hAnsiTheme="minorHAnsi"/>
+        <w:rFonts w:asciiTheme="minorHAnsi" w:eastAsiaTheme="minorHAnsi" w:hAnsiTheme="minorHAnsi" w:cstheme="minorBidi"/>
         <w:sz w:val="22"/>
         <w:szCs w:val="22"/>
         <w:lang w:val="ru-RU" w:eastAsia="en-US" w:bidi="ar-SA"/>
@@ -5838,21 +8631,21 @@
     </w:rPrDefault>
     <w:pPrDefault>
       <w:pPr>
-        <w:suppressAutoHyphens w:val="true"/>
+        <w:suppressAutoHyphens/>
       </w:pPr>
     </w:pPrDefault>
   </w:docDefaults>
   <w:latentStyles w:defLockedState="0" w:defUIPriority="99" w:defSemiHidden="0" w:defUnhideWhenUsed="0" w:defQFormat="0" w:count="376">
     <w:lsdException w:name="Normal" w:uiPriority="0" w:qFormat="1"/>
     <w:lsdException w:name="heading 1" w:uiPriority="9" w:qFormat="1"/>
-    <w:lsdException w:name="heading 2" w:uiPriority="9" w:semiHidden="1" w:unhideWhenUsed="1" w:qFormat="1"/>
-    <w:lsdException w:name="heading 3" w:uiPriority="9" w:semiHidden="1" w:unhideWhenUsed="1" w:qFormat="1"/>
-    <w:lsdException w:name="heading 4" w:uiPriority="9" w:semiHidden="1" w:unhideWhenUsed="1" w:qFormat="1"/>
-    <w:lsdException w:name="heading 5" w:uiPriority="9" w:semiHidden="1" w:unhideWhenUsed="1" w:qFormat="1"/>
-    <w:lsdException w:name="heading 6" w:uiPriority="9" w:semiHidden="1" w:unhideWhenUsed="1" w:qFormat="1"/>
-    <w:lsdException w:name="heading 7" w:uiPriority="9" w:semiHidden="1" w:unhideWhenUsed="1" w:qFormat="1"/>
-    <w:lsdException w:name="heading 8" w:uiPriority="9" w:semiHidden="1" w:unhideWhenUsed="1" w:qFormat="1"/>
-    <w:lsdException w:name="heading 9" w:uiPriority="9" w:semiHidden="1" w:unhideWhenUsed="1" w:qFormat="1"/>
+    <w:lsdException w:name="heading 2" w:semiHidden="1" w:uiPriority="9" w:unhideWhenUsed="1" w:qFormat="1"/>
+    <w:lsdException w:name="heading 3" w:semiHidden="1" w:uiPriority="9" w:unhideWhenUsed="1" w:qFormat="1"/>
+    <w:lsdException w:name="heading 4" w:semiHidden="1" w:uiPriority="9" w:unhideWhenUsed="1" w:qFormat="1"/>
+    <w:lsdException w:name="heading 5" w:semiHidden="1" w:uiPriority="9" w:unhideWhenUsed="1" w:qFormat="1"/>
+    <w:lsdException w:name="heading 6" w:semiHidden="1" w:uiPriority="9" w:unhideWhenUsed="1" w:qFormat="1"/>
+    <w:lsdException w:name="heading 7" w:semiHidden="1" w:uiPriority="9" w:unhideWhenUsed="1" w:qFormat="1"/>
+    <w:lsdException w:name="heading 8" w:semiHidden="1" w:uiPriority="9" w:unhideWhenUsed="1" w:qFormat="1"/>
+    <w:lsdException w:name="heading 9" w:semiHidden="1" w:uiPriority="9" w:unhideWhenUsed="1" w:qFormat="1"/>
     <w:lsdException w:name="index 1" w:semiHidden="1" w:unhideWhenUsed="1"/>
     <w:lsdException w:name="index 2" w:semiHidden="1" w:unhideWhenUsed="1"/>
     <w:lsdException w:name="index 3" w:semiHidden="1" w:unhideWhenUsed="1"/>
@@ -5862,22 +8655,22 @@
     <w:lsdException w:name="index 7" w:semiHidden="1" w:unhideWhenUsed="1"/>
     <w:lsdException w:name="index 8" w:semiHidden="1" w:unhideWhenUsed="1"/>
     <w:lsdException w:name="index 9" w:semiHidden="1" w:unhideWhenUsed="1"/>
-    <w:lsdException w:name="toc 1" w:uiPriority="39" w:semiHidden="1" w:unhideWhenUsed="1"/>
-    <w:lsdException w:name="toc 2" w:uiPriority="39" w:semiHidden="1" w:unhideWhenUsed="1"/>
-    <w:lsdException w:name="toc 3" w:uiPriority="39" w:semiHidden="1" w:unhideWhenUsed="1"/>
-    <w:lsdException w:name="toc 4" w:uiPriority="39" w:semiHidden="1" w:unhideWhenUsed="1"/>
-    <w:lsdException w:name="toc 5" w:uiPriority="39" w:semiHidden="1" w:unhideWhenUsed="1"/>
-    <w:lsdException w:name="toc 6" w:uiPriority="39" w:semiHidden="1" w:unhideWhenUsed="1"/>
-    <w:lsdException w:name="toc 7" w:uiPriority="39" w:semiHidden="1" w:unhideWhenUsed="1"/>
-    <w:lsdException w:name="toc 8" w:uiPriority="39" w:semiHidden="1" w:unhideWhenUsed="1"/>
-    <w:lsdException w:name="toc 9" w:uiPriority="39" w:semiHidden="1" w:unhideWhenUsed="1"/>
+    <w:lsdException w:name="toc 1" w:semiHidden="1" w:uiPriority="39" w:unhideWhenUsed="1"/>
+    <w:lsdException w:name="toc 2" w:semiHidden="1" w:uiPriority="39" w:unhideWhenUsed="1"/>
+    <w:lsdException w:name="toc 3" w:semiHidden="1" w:uiPriority="39" w:unhideWhenUsed="1"/>
+    <w:lsdException w:name="toc 4" w:semiHidden="1" w:uiPriority="39" w:unhideWhenUsed="1"/>
+    <w:lsdException w:name="toc 5" w:semiHidden="1" w:uiPriority="39" w:unhideWhenUsed="1"/>
+    <w:lsdException w:name="toc 6" w:semiHidden="1" w:uiPriority="39" w:unhideWhenUsed="1"/>
+    <w:lsdException w:name="toc 7" w:semiHidden="1" w:uiPriority="39" w:unhideWhenUsed="1"/>
+    <w:lsdException w:name="toc 8" w:semiHidden="1" w:uiPriority="39" w:unhideWhenUsed="1"/>
+    <w:lsdException w:name="toc 9" w:semiHidden="1" w:uiPriority="39" w:unhideWhenUsed="1"/>
     <w:lsdException w:name="Normal Indent" w:semiHidden="1" w:unhideWhenUsed="1"/>
     <w:lsdException w:name="footnote text" w:semiHidden="1" w:unhideWhenUsed="1"/>
     <w:lsdException w:name="annotation text" w:semiHidden="1" w:unhideWhenUsed="1"/>
     <w:lsdException w:name="header" w:semiHidden="1" w:unhideWhenUsed="1"/>
     <w:lsdException w:name="footer" w:semiHidden="1" w:unhideWhenUsed="1"/>
     <w:lsdException w:name="index heading" w:semiHidden="1" w:unhideWhenUsed="1"/>
-    <w:lsdException w:name="caption" w:uiPriority="35" w:semiHidden="1" w:unhideWhenUsed="1" w:qFormat="1"/>
+    <w:lsdException w:name="caption" w:semiHidden="1" w:uiPriority="35" w:unhideWhenUsed="1" w:qFormat="1"/>
     <w:lsdException w:name="table of figures" w:semiHidden="1" w:unhideWhenUsed="1"/>
     <w:lsdException w:name="envelope address" w:semiHidden="1" w:unhideWhenUsed="1"/>
     <w:lsdException w:name="envelope return" w:semiHidden="1" w:unhideWhenUsed="1"/>
@@ -5908,7 +8701,7 @@
     <w:lsdException w:name="Title" w:uiPriority="10" w:qFormat="1"/>
     <w:lsdException w:name="Closing" w:semiHidden="1" w:unhideWhenUsed="1"/>
     <w:lsdException w:name="Signature" w:semiHidden="1" w:unhideWhenUsed="1"/>
-    <w:lsdException w:name="Default Paragraph Font" w:uiPriority="1" w:semiHidden="1" w:unhideWhenUsed="1"/>
+    <w:lsdException w:name="Default Paragraph Font" w:semiHidden="1" w:uiPriority="1" w:unhideWhenUsed="1"/>
     <w:lsdException w:name="Body Text" w:semiHidden="1" w:unhideWhenUsed="1"/>
     <w:lsdException w:name="Body Text Indent" w:semiHidden="1" w:unhideWhenUsed="1"/>
     <w:lsdException w:name="List Continue" w:semiHidden="1" w:unhideWhenUsed="1"/>
@@ -6108,8 +8901,8 @@
     <w:lsdException w:name="Subtle Reference" w:uiPriority="31" w:qFormat="1"/>
     <w:lsdException w:name="Intense Reference" w:uiPriority="32" w:qFormat="1"/>
     <w:lsdException w:name="Book Title" w:uiPriority="33" w:qFormat="1"/>
-    <w:lsdException w:name="Bibliography" w:uiPriority="37" w:semiHidden="1" w:unhideWhenUsed="1"/>
-    <w:lsdException w:name="TOC Heading" w:uiPriority="39" w:semiHidden="1" w:unhideWhenUsed="1" w:qFormat="1"/>
+    <w:lsdException w:name="Bibliography" w:semiHidden="1" w:uiPriority="37" w:unhideWhenUsed="1"/>
+    <w:lsdException w:name="TOC Heading" w:semiHidden="1" w:uiPriority="39" w:unhideWhenUsed="1" w:qFormat="1"/>
     <w:lsdException w:name="Plain Table 1" w:uiPriority="41"/>
     <w:lsdException w:name="Plain Table 2" w:uiPriority="42"/>
     <w:lsdException w:name="Plain Table 3" w:uiPriority="43"/>
@@ -6220,67 +9013,72 @@
     <w:lsdException w:name="Unresolved Mention" w:semiHidden="1" w:unhideWhenUsed="1"/>
     <w:lsdException w:name="Smart Link" w:semiHidden="1" w:unhideWhenUsed="1"/>
   </w:latentStyles>
-  <w:style w:type="paragraph" w:styleId="Normal" w:default="1">
+  <w:style w:type="paragraph" w:default="1" w:styleId="a">
     <w:name w:val="Normal"/>
     <w:qFormat/>
     <w:pPr>
-      <w:widowControl/>
-      <w:suppressAutoHyphens w:val="true"/>
-      <w:bidi w:val="0"/>
-      <w:spacing w:lineRule="auto" w:line="259" w:before="0" w:after="160"/>
-      <w:jc w:val="left"/>
+      <w:spacing w:after="160" w:line="259" w:lineRule="auto"/>
     </w:pPr>
-    <w:rPr>
-      <w:rFonts w:ascii="Calibri" w:hAnsi="Calibri" w:eastAsia="Calibri" w:cs="" w:asciiTheme="minorHAnsi" w:cstheme="minorBidi" w:eastAsiaTheme="minorHAnsi" w:hAnsiTheme="minorHAnsi"/>
-      <w:color w:val="auto"/>
-      <w:kern w:val="0"/>
-      <w:sz w:val="22"/>
-      <w:szCs w:val="22"/>
-      <w:lang w:val="ru-RU" w:eastAsia="en-US" w:bidi="ar-SA"/>
-    </w:rPr>
   </w:style>
-  <w:style w:type="character" w:styleId="DefaultParagraphFont" w:default="1">
+  <w:style w:type="character" w:default="1" w:styleId="a0">
     <w:name w:val="Default Paragraph Font"/>
     <w:uiPriority w:val="1"/>
     <w:semiHidden/>
     <w:unhideWhenUsed/>
-    <w:qFormat/>
-    <w:rPr/>
   </w:style>
-  <w:style w:type="paragraph" w:styleId="Heading">
+  <w:style w:type="table" w:default="1" w:styleId="a1">
+    <w:name w:val="Normal Table"/>
+    <w:uiPriority w:val="99"/>
+    <w:semiHidden/>
+    <w:unhideWhenUsed/>
+    <w:tblPr>
+      <w:tblInd w:w="0" w:type="dxa"/>
+      <w:tblCellMar>
+        <w:top w:w="0" w:type="dxa"/>
+        <w:left w:w="108" w:type="dxa"/>
+        <w:bottom w:w="0" w:type="dxa"/>
+        <w:right w:w="108" w:type="dxa"/>
+      </w:tblCellMar>
+    </w:tblPr>
+  </w:style>
+  <w:style w:type="numbering" w:default="1" w:styleId="a2">
+    <w:name w:val="No List"/>
+    <w:uiPriority w:val="99"/>
+    <w:semiHidden/>
+    <w:unhideWhenUsed/>
+  </w:style>
+  <w:style w:type="paragraph" w:customStyle="1" w:styleId="Heading">
     <w:name w:val="Heading"/>
-    <w:basedOn w:val="Normal"/>
-    <w:next w:val="BodyText"/>
+    <w:basedOn w:val="a"/>
+    <w:next w:val="a3"/>
     <w:qFormat/>
     <w:pPr>
-      <w:keepNext w:val="true"/>
+      <w:keepNext/>
       <w:spacing w:before="240" w:after="120"/>
     </w:pPr>
     <w:rPr>
-      <w:rFonts w:ascii="Liberation Sans" w:hAnsi="Liberation Sans" w:eastAsia="Microsoft YaHei" w:cs="Lucida Sans"/>
+      <w:rFonts w:ascii="Liberation Sans" w:eastAsia="Microsoft YaHei" w:hAnsi="Liberation Sans" w:cs="Lucida Sans"/>
       <w:sz w:val="28"/>
       <w:szCs w:val="28"/>
     </w:rPr>
   </w:style>
-  <w:style w:type="paragraph" w:styleId="BodyText">
+  <w:style w:type="paragraph" w:styleId="a3">
     <w:name w:val="Body Text"/>
-    <w:basedOn w:val="Normal"/>
+    <w:basedOn w:val="a"/>
     <w:pPr>
-      <w:spacing w:lineRule="auto" w:line="276" w:before="0" w:after="140"/>
+      <w:spacing w:after="140" w:line="276" w:lineRule="auto"/>
     </w:pPr>
-    <w:rPr/>
   </w:style>
-  <w:style w:type="paragraph" w:styleId="List">
+  <w:style w:type="paragraph" w:styleId="a4">
     <w:name w:val="List"/>
-    <w:basedOn w:val="BodyText"/>
-    <w:pPr/>
+    <w:basedOn w:val="a3"/>
     <w:rPr>
       <w:rFonts w:cs="Lucida Sans"/>
     </w:rPr>
   </w:style>
-  <w:style w:type="paragraph" w:styleId="Caption">
-    <w:name w:val="Caption"/>
-    <w:basedOn w:val="Normal"/>
+  <w:style w:type="paragraph" w:styleId="a5">
+    <w:name w:val="caption"/>
+    <w:basedOn w:val="a"/>
     <w:qFormat/>
     <w:pPr>
       <w:suppressLineNumbers/>
@@ -6294,9 +9092,9 @@
       <w:szCs w:val="24"/>
     </w:rPr>
   </w:style>
-  <w:style w:type="paragraph" w:styleId="Index">
+  <w:style w:type="paragraph" w:customStyle="1" w:styleId="Index">
     <w:name w:val="Index"/>
-    <w:basedOn w:val="Normal"/>
+    <w:basedOn w:val="a"/>
     <w:qFormat/>
     <w:pPr>
       <w:suppressLineNumbers/>
@@ -6305,92 +9103,69 @@
       <w:rFonts w:cs="Lucida Sans"/>
     </w:rPr>
   </w:style>
-  <w:style w:type="paragraph" w:styleId="ListParagraph">
+  <w:style w:type="paragraph" w:styleId="a6">
     <w:name w:val="List Paragraph"/>
-    <w:basedOn w:val="Normal"/>
+    <w:basedOn w:val="a"/>
     <w:uiPriority w:val="34"/>
     <w:qFormat/>
-    <w:rsid w:val="00bc26cf"/>
+    <w:rsid w:val="00BC26CF"/>
     <w:pPr>
-      <w:spacing w:before="0" w:after="160"/>
       <w:ind w:left="720"/>
       <w:contextualSpacing/>
     </w:pPr>
-    <w:rPr/>
-  </w:style>
-  <w:style w:type="numbering" w:styleId="NoList" w:default="1">
-    <w:name w:val="No List"/>
-    <w:uiPriority w:val="99"/>
-    <w:semiHidden/>
-    <w:unhideWhenUsed/>
-    <w:qFormat/>
-  </w:style>
-  <w:style w:type="table" w:default="1" w:styleId="a1">
-    <w:name w:val="Normal Table"/>
-    <w:uiPriority w:val="99"/>
-    <w:semiHidden/>
-    <w:unhideWhenUsed/>
-    <w:tblPr>
-      <w:tblCellMar>
-        <w:top w:w="0" w:type="dxa"/>
-        <w:left w:w="108" w:type="dxa"/>
-        <w:bottom w:w="0" w:type="dxa"/>
-        <w:right w:w="108" w:type="dxa"/>
-      </w:tblCellMar>
-    </w:tblPr>
   </w:style>
 </w:styles>
 </file>
 
 <file path=word/theme/theme1.xml><?xml version="1.0" encoding="utf-8"?>
-<a:theme xmlns:a="http://schemas.openxmlformats.org/drawingml/2006/main" xmlns:r="http://schemas.openxmlformats.org/officeDocument/2006/relationships" name="Тема Office">
+<a:theme xmlns:a="http://schemas.openxmlformats.org/drawingml/2006/main" name="Тема Office">
   <a:themeElements>
     <a:clrScheme name="Стандартная">
       <a:dk1>
         <a:srgbClr val="000000"/>
       </a:dk1>
       <a:lt1>
-        <a:srgbClr val="ffffff"/>
+        <a:srgbClr val="FFFFFF"/>
       </a:lt1>
       <a:dk2>
-        <a:srgbClr val="44546a"/>
+        <a:srgbClr val="44546A"/>
       </a:dk2>
       <a:lt2>
-        <a:srgbClr val="e7e6e6"/>
+        <a:srgbClr val="E7E6E6"/>
       </a:lt2>
       <a:accent1>
-        <a:srgbClr val="4472c4"/>
+        <a:srgbClr val="4472C4"/>
       </a:accent1>
       <a:accent2>
-        <a:srgbClr val="ed7d31"/>
+        <a:srgbClr val="ED7D31"/>
       </a:accent2>
       <a:accent3>
-        <a:srgbClr val="a5a5a5"/>
+        <a:srgbClr val="A5A5A5"/>
       </a:accent3>
       <a:accent4>
-        <a:srgbClr val="ffc000"/>
+        <a:srgbClr val="FFC000"/>
       </a:accent4>
       <a:accent5>
-        <a:srgbClr val="5b9bd5"/>
+        <a:srgbClr val="5B9BD5"/>
       </a:accent5>
       <a:accent6>
-        <a:srgbClr val="70ad47"/>
+        <a:srgbClr val="70AD47"/>
       </a:accent6>
       <a:hlink>
-        <a:srgbClr val="0563c1"/>
+        <a:srgbClr val="0563C1"/>
       </a:hlink>
       <a:folHlink>
-        <a:srgbClr val="954f72"/>
+        <a:srgbClr val="954F72"/>
       </a:folHlink>
     </a:clrScheme>
     <a:fontScheme name="Стандартная">
       <a:majorFont>
-        <a:latin typeface="Calibri Light" panose="020F0302020204030204" pitchFamily="0" charset="1"/>
+        <a:latin typeface="Calibri Light" panose="020F0302020204030204"/>
         <a:ea typeface=""/>
         <a:cs typeface=""/>
       </a:majorFont>
       <a:minorFont>
-        <a:latin typeface="Calibri" panose="020F0502020204030204" pitchFamily="0" charset="1"/>
+        <a:latin typeface="Calibri" panose="020F0502020204030204"/>
         <a:ea typeface=""/>
         <a:cs typeface=""/>
       </a:minorFont>
@@ -6422,7 +9197,7 @@
             </a:gs>
           </a:gsLst>
           <a:lin ang="5400000" scaled="0"/>
-          <a:tileRect l="0" t="0" r="0" b="0"/>
+          <a:tileRect/>
         </a:gradFill>
         <a:gradFill>
           <a:gsLst>
@@ -6446,7 +9221,7 @@
             </a:gs>
           </a:gsLst>
           <a:lin ang="5400000" scaled="0"/>
-          <a:tileRect l="0" t="0" r="0" b="0"/>
+          <a:tileRect/>
         </a:gradFill>
       </a:fillStyleLst>
       <a:lnStyleLst>
@@ -6506,10 +9281,12 @@
             </a:gs>
           </a:gsLst>
           <a:lin ang="5400000" scaled="0"/>
-          <a:tileRect l="0" t="0" r="0" b="0"/>
+          <a:tileRect/>
         </a:gradFill>
       </a:bgFillStyleLst>
     </a:fmtScheme>
   </a:themeElements>
+  <a:objectDefaults/>
+  <a:extraClrSchemeLst/>
 </a:theme>
 </file>